--- a/5.人员管理/1.流程制度规范类文件/ZGS-05-08-人员绩效考核管理制度.docx
+++ b/5.人员管理/1.流程制度规范类文件/ZGS-05-08-人员绩效考核管理制度.docx
@@ -1,10 +1,11 @@
 
 <file path=word/document.xml><?xml version="1.0" encoding="utf-8"?>
-<w:document xmlns:wpc="http://schemas.microsoft.com/office/word/2010/wordprocessingCanvas" xmlns:mc="http://schemas.openxmlformats.org/markup-compatibility/2006" xmlns:o="urn:schemas-microsoft-com:office:office" xmlns:r="http://schemas.openxmlformats.org/officeDocument/2006/relationships" xmlns:m="http://schemas.openxmlformats.org/officeDocument/2006/math" xmlns:v="urn:schemas-microsoft-com:vml" xmlns:wp14="http://schemas.microsoft.com/office/word/2010/wordprocessingDrawing" xmlns:wp="http://schemas.openxmlformats.org/drawingml/2006/wordprocessingDrawing" xmlns:w="http://schemas.openxmlformats.org/wordprocessingml/2006/main" xmlns:w14="http://schemas.microsoft.com/office/word/2010/wordml" xmlns:w10="urn:schemas-microsoft-com:office:word" xmlns:w15="http://schemas.microsoft.com/office/word/2012/wordml" xmlns:wpg="http://schemas.microsoft.com/office/word/2010/wordprocessingGroup" xmlns:wpi="http://schemas.microsoft.com/office/word/2010/wordprocessingInk" xmlns:wne="http://schemas.microsoft.com/office/word/2006/wordml" xmlns:wps="http://schemas.microsoft.com/office/word/2010/wordprocessingShape" xmlns:wpsCustomData="http://www.wps.cn/officeDocument/2013/wpsCustomData" mc:Ignorable="w14 w15 wp14">
+<w:document xmlns:wpc="http://schemas.microsoft.com/office/word/2010/wordprocessingCanvas" xmlns:mc="http://schemas.openxmlformats.org/markup-compatibility/2006" xmlns:o="urn:schemas-microsoft-com:office:office" xmlns:r="http://schemas.openxmlformats.org/officeDocument/2006/relationships" xmlns:m="http://schemas.openxmlformats.org/officeDocument/2006/math" xmlns:v="urn:schemas-microsoft-com:vml" xmlns:wp14="http://schemas.microsoft.com/office/word/2010/wordprocessingDrawing" xmlns:wp="http://schemas.openxmlformats.org/drawingml/2006/wordprocessingDrawing" xmlns:w10="urn:schemas-microsoft-com:office:word" xmlns:w="http://schemas.openxmlformats.org/wordprocessingml/2006/main" xmlns:w14="http://schemas.microsoft.com/office/word/2010/wordml" xmlns:w15="http://schemas.microsoft.com/office/word/2012/wordml" xmlns:wne="http://schemas.microsoft.com/office/word/2006/wordml" xmlns:wpg="http://schemas.microsoft.com/office/word/2010/wordprocessingGroup" xmlns:wpi="http://schemas.microsoft.com/office/word/2010/wordprocessingInk" xmlns:wps="http://schemas.microsoft.com/office/word/2010/wordprocessingShape" mc:Ignorable="w14 w15 wp14">
+  <!-- Generated by Aspose.Words for .NET 13.3.0.1 -->
   <w:body>
     <w:p>
       <w:pPr>
-        <w:pStyle w:val="24"/>
+        <w:pStyle w:val="a"/>
         <w:keepNext w:val="0"/>
         <w:keepLines w:val="0"/>
         <w:pageBreakBefore w:val="0"/>
@@ -24,7 +25,7 @@
       <w:bookmarkStart w:id="0" w:name="_Toc4303"/>
       <w:r>
         <w:drawing>
-          <wp:anchor distT="0" distB="0" distL="114300" distR="114300" simplePos="0" relativeHeight="251660288" behindDoc="1" locked="0" layoutInCell="1" allowOverlap="1">
+          <wp:anchor distT="0" distB="0" distL="114300" distR="114300" simplePos="0" relativeHeight="251659264" behindDoc="1" locked="0" layoutInCell="1" allowOverlap="1">
             <wp:simplePos x="0" y="0"/>
             <wp:positionH relativeFrom="column">
               <wp:posOffset>0</wp:posOffset>
@@ -49,7 +50,7 @@
                     </pic:cNvPicPr>
                   </pic:nvPicPr>
                   <pic:blipFill>
-                    <a:blip r:embed="rId7"/>
+                    <a:blip xmlns:r="http://schemas.openxmlformats.org/officeDocument/2006/relationships" r:embed="rId4"/>
                     <a:stretch>
                       <a:fillRect/>
                     </a:stretch>
@@ -79,7 +80,7 @@
           <w:lang w:val="en-US" w:eastAsia="zh-CN"/>
         </w:rPr>
         <w:drawing>
-          <wp:anchor distT="0" distB="0" distL="114300" distR="114300" simplePos="0" relativeHeight="251659264" behindDoc="1" locked="0" layoutInCell="1" allowOverlap="1">
+          <wp:anchor distT="0" distB="0" distL="114300" distR="114300" simplePos="0" relativeHeight="251658240" behindDoc="1" locked="0" layoutInCell="1" allowOverlap="1">
             <wp:simplePos x="0" y="0"/>
             <wp:positionH relativeFrom="column">
               <wp:posOffset>635</wp:posOffset>
@@ -104,7 +105,7 @@
                     </pic:cNvPicPr>
                   </pic:nvPicPr>
                   <pic:blipFill>
-                    <a:blip r:embed="rId8">
+                    <a:blip xmlns:r="http://schemas.openxmlformats.org/officeDocument/2006/relationships" r:embed="rId5">
                       <a:alphaModFix amt="58000"/>
                       <a:lum contrast="-52000"/>
                     </a:blip>
@@ -138,7 +139,7 @@
     </w:p>
     <w:p>
       <w:pPr>
-        <w:pStyle w:val="25"/>
+        <w:pStyle w:val="a0"/>
         <w:keepNext w:val="0"/>
         <w:keepLines w:val="0"/>
         <w:pageBreakBefore w:val="0"/>
@@ -185,11 +186,11 @@
         <w:adjustRightInd w:val="0"/>
         <w:snapToGrid w:val="0"/>
         <w:spacing w:after="624" w:afterLines="200" w:line="219" w:lineRule="auto"/>
-        <w:ind w:left="0" w:leftChars="0" w:right="0" w:rightChars="0" w:firstLine="0" w:firstLineChars="0"/>
+        <w:ind w:left="0" w:right="0" w:firstLine="0" w:leftChars="0" w:rightChars="0" w:firstLineChars="0"/>
         <w:jc w:val="center"/>
         <w:textAlignment w:val="baseline"/>
         <w:rPr>
-          <w:rFonts w:hint="eastAsia" w:ascii="宋体" w:hAnsi="宋体" w:eastAsia="宋体" w:cs="宋体"/>
+          <w:rFonts w:ascii="宋体" w:eastAsia="宋体" w:hAnsi="宋体" w:cs="宋体" w:hint="eastAsia"/>
           <w:sz w:val="24"/>
           <w:szCs w:val="24"/>
           <w:lang w:val="en-US" w:eastAsia="zh-CN"/>
@@ -197,7 +198,7 @@
       </w:pPr>
       <w:r>
         <w:rPr>
-          <w:rFonts w:ascii="宋体" w:hAnsi="宋体" w:eastAsia="宋体" w:cs="宋体"/>
+          <w:rFonts w:ascii="宋体" w:eastAsia="宋体" w:hAnsi="宋体" w:cs="宋体"/>
           <w:b/>
           <w:bCs/>
           <w:spacing w:val="-3"/>
@@ -206,74 +207,20 @@
         </w:rPr>
         <w:t>文件编号：ZGS-05-08</w:t>
       </w:r>
-      <w:r>
-        <w:rPr>
-          <w:rFonts w:hint="eastAsia" w:ascii="宋体" w:hAnsi="宋体" w:eastAsia="宋体" w:cs="宋体"/>
-          <w:b/>
-          <w:bCs/>
-          <w:spacing w:val="-3"/>
-          <w:sz w:val="24"/>
-          <w:szCs w:val="24"/>
-          <w:lang w:val="en-US" w:eastAsia="zh-CN"/>
-        </w:rPr>
-      </w:r>
-      <w:r>
-        <w:rPr>
-          <w:rFonts w:ascii="宋体" w:hAnsi="宋体" w:eastAsia="宋体" w:cs="宋体"/>
-          <w:b/>
-          <w:bCs/>
-          <w:spacing w:val="-3"/>
-          <w:sz w:val="24"/>
-          <w:szCs w:val="24"/>
-        </w:rPr>
-      </w:r>
-      <w:r>
-        <w:rPr>
-          <w:rFonts w:hint="eastAsia" w:ascii="宋体" w:hAnsi="宋体" w:eastAsia="宋体" w:cs="宋体"/>
-          <w:b/>
-          <w:bCs/>
-          <w:spacing w:val="-3"/>
-          <w:sz w:val="24"/>
-          <w:szCs w:val="24"/>
-          <w:lang w:val="en-US" w:eastAsia="zh-CN"/>
-        </w:rPr>
-      </w:r>
-      <w:r>
-        <w:rPr>
-          <w:rFonts w:ascii="宋体" w:hAnsi="宋体" w:eastAsia="宋体" w:cs="宋体"/>
-          <w:b/>
-          <w:bCs/>
-          <w:spacing w:val="-3"/>
-          <w:sz w:val="24"/>
-          <w:szCs w:val="24"/>
-        </w:rPr>
-      </w:r>
-      <w:r>
-        <w:rPr>
-          <w:rFonts w:hint="eastAsia" w:ascii="宋体" w:hAnsi="宋体" w:cs="宋体"/>
-          <w:b/>
-          <w:bCs/>
-          <w:spacing w:val="-3"/>
-          <w:sz w:val="24"/>
-          <w:szCs w:val="24"/>
-          <w:lang w:val="en-US" w:eastAsia="zh-CN"/>
-        </w:rPr>
-      </w:r>
     </w:p>
     <w:tbl>
       <w:tblPr>
-        <w:tblStyle w:val="21"/>
+        <w:tblStyle w:val="TableGrid"/>
         <w:tblW w:w="0" w:type="auto"/>
         <w:jc w:val="center"/>
         <w:tblBorders>
-          <w:top w:val="none" w:color="auto" w:sz="0" w:space="0"/>
-          <w:left w:val="none" w:color="auto" w:sz="0" w:space="0"/>
-          <w:bottom w:val="none" w:color="auto" w:sz="0" w:space="0"/>
-          <w:right w:val="none" w:color="auto" w:sz="0" w:space="0"/>
-          <w:insideH w:val="none" w:color="auto" w:sz="0" w:space="0"/>
-          <w:insideV w:val="none" w:color="auto" w:sz="0" w:space="0"/>
+          <w:top w:val="nil"/>
+          <w:left w:val="nil"/>
+          <w:bottom w:val="nil"/>
+          <w:right w:val="nil"/>
+          <w:insideH w:val="nil"/>
+          <w:insideV w:val="nil"/>
         </w:tblBorders>
-        <w:tblLayout w:type="autofit"/>
         <w:tblCellMar>
           <w:top w:w="0" w:type="dxa"/>
           <w:left w:w="108" w:type="dxa"/>
@@ -287,13 +234,15 @@
       </w:tblGrid>
       <w:tr>
         <w:tblPrEx>
+          <w:tblW w:w="0" w:type="auto"/>
+          <w:jc w:val="center"/>
           <w:tblBorders>
-            <w:top w:val="none" w:color="auto" w:sz="0" w:space="0"/>
-            <w:left w:val="none" w:color="auto" w:sz="0" w:space="0"/>
-            <w:bottom w:val="none" w:color="auto" w:sz="0" w:space="0"/>
-            <w:right w:val="none" w:color="auto" w:sz="0" w:space="0"/>
-            <w:insideH w:val="none" w:color="auto" w:sz="0" w:space="0"/>
-            <w:insideV w:val="none" w:color="auto" w:sz="0" w:space="0"/>
+            <w:top w:val="nil"/>
+            <w:left w:val="nil"/>
+            <w:bottom w:val="nil"/>
+            <w:right w:val="nil"/>
+            <w:insideH w:val="nil"/>
+            <w:insideV w:val="nil"/>
           </w:tblBorders>
           <w:tblCellMar>
             <w:top w:w="0" w:type="dxa"/>
@@ -303,7 +252,7 @@
           </w:tblCellMar>
         </w:tblPrEx>
         <w:trPr>
-          <w:trHeight w:val="810" w:hRule="atLeast"/>
+          <w:trHeight w:val="810"/>
           <w:jc w:val="center"/>
         </w:trPr>
         <w:tc>
@@ -339,23 +288,6 @@
               </w:rPr>
               <w:t>编制部门:人力部</w:t>
             </w:r>
-            <w:r>
-              <w:rPr>
-                <w:rFonts w:hint="default" w:asciiTheme="minorAscii" w:hAnsiTheme="minorAscii" w:eastAsiaTheme="minorEastAsia"/>
-                <w:spacing w:val="227"/>
-                <w:sz w:val="21"/>
-                <w:vertAlign w:val="baseline"/>
-                <w:lang w:val="en-US" w:eastAsia="zh-CN"/>
-              </w:rPr>
-            </w:r>
-            <w:r>
-              <w:rPr>
-                <w:rFonts w:hint="eastAsia"/>
-                <w:u w:val="single"/>
-                <w:vertAlign w:val="baseline"/>
-                <w:lang w:val="en-US" w:eastAsia="zh-CN"/>
-              </w:rPr>
-            </w:r>
           </w:p>
         </w:tc>
         <w:tc>
@@ -393,7 +325,7 @@
             </w:r>
             <w:r>
               <w:rPr>
-                <w:rFonts w:hint="eastAsia" w:asciiTheme="minorAscii" w:hAnsiTheme="minorAscii" w:eastAsiaTheme="minorEastAsia"/>
+                <w:rFonts w:asciiTheme="minorAscii" w:eastAsiaTheme="minorEastAsia" w:hAnsiTheme="minorAscii" w:hint="eastAsia"/>
                 <w:spacing w:val="227"/>
                 <w:sz w:val="21"/>
                 <w:vertAlign w:val="baseline"/>
@@ -415,14 +347,8 @@
       </w:tr>
       <w:tr>
         <w:tblPrEx>
-          <w:tblBorders>
-            <w:top w:val="none" w:color="auto" w:sz="0" w:space="0"/>
-            <w:left w:val="none" w:color="auto" w:sz="0" w:space="0"/>
-            <w:bottom w:val="none" w:color="auto" w:sz="0" w:space="0"/>
-            <w:right w:val="none" w:color="auto" w:sz="0" w:space="0"/>
-            <w:insideH w:val="none" w:color="auto" w:sz="0" w:space="0"/>
-            <w:insideV w:val="none" w:color="auto" w:sz="0" w:space="0"/>
-          </w:tblBorders>
+          <w:tblW w:w="0" w:type="auto"/>
+          <w:jc w:val="center"/>
           <w:tblCellMar>
             <w:top w:w="0" w:type="dxa"/>
             <w:left w:w="108" w:type="dxa"/>
@@ -431,7 +357,7 @@
           </w:tblCellMar>
         </w:tblPrEx>
         <w:trPr>
-          <w:trHeight w:val="810" w:hRule="atLeast"/>
+          <w:trHeight w:val="810"/>
           <w:jc w:val="center"/>
         </w:trPr>
         <w:tc>
@@ -455,7 +381,7 @@
               <w:snapToGrid w:val="0"/>
               <w:textAlignment w:val="baseline"/>
               <w:rPr>
-                <w:rFonts w:hint="default" w:ascii="Arial" w:hAnsi="Arial" w:eastAsia="Arial" w:cs="Arial"/>
+                <w:rFonts w:ascii="Arial" w:eastAsia="Arial" w:hAnsi="Arial" w:cs="Arial" w:hint="default"/>
                 <w:snapToGrid w:val="0"/>
                 <w:color w:val="000000"/>
                 <w:kern w:val="0"/>
@@ -487,7 +413,7 @@
             </w:r>
             <w:r>
               <w:rPr>
-                <w:rFonts w:hint="default" w:asciiTheme="minorAscii" w:hAnsiTheme="minorAscii" w:eastAsiaTheme="minorEastAsia"/>
+                <w:rFonts w:asciiTheme="minorAscii" w:eastAsiaTheme="minorEastAsia" w:hAnsiTheme="minorAscii" w:hint="default"/>
                 <w:spacing w:val="227"/>
                 <w:sz w:val="21"/>
                 <w:vertAlign w:val="baseline"/>
@@ -540,7 +466,7 @@
               <w:snapToGrid w:val="0"/>
               <w:textAlignment w:val="baseline"/>
               <w:rPr>
-                <w:rFonts w:hint="default" w:ascii="Arial" w:hAnsi="Arial" w:eastAsia="Arial" w:cs="Arial"/>
+                <w:rFonts w:ascii="Arial" w:eastAsia="Arial" w:hAnsi="Arial" w:cs="Arial" w:hint="default"/>
                 <w:snapToGrid w:val="0"/>
                 <w:color w:val="000000"/>
                 <w:kern w:val="0"/>
@@ -558,8 +484,8 @@
               </w:rPr>
               <w:t>审核</w:t>
             </w:r>
-            <w:bookmarkStart w:id="39" w:name="_GoBack"/>
-            <w:bookmarkEnd w:id="39"/>
+            <w:bookmarkStart w:id="2" w:name="_GoBack"/>
+            <w:bookmarkEnd w:id="2"/>
             <w:r>
               <w:rPr>
                 <w:rFonts w:hint="eastAsia"/>
@@ -570,7 +496,7 @@
             </w:r>
             <w:r>
               <w:rPr>
-                <w:rFonts w:hint="eastAsia" w:asciiTheme="minorAscii" w:hAnsiTheme="minorAscii" w:eastAsiaTheme="minorEastAsia"/>
+                <w:rFonts w:asciiTheme="minorAscii" w:eastAsiaTheme="minorEastAsia" w:hAnsiTheme="minorAscii" w:hint="eastAsia"/>
                 <w:spacing w:val="227"/>
                 <w:sz w:val="21"/>
                 <w:vertAlign w:val="baseline"/>
@@ -592,14 +518,8 @@
       </w:tr>
       <w:tr>
         <w:tblPrEx>
-          <w:tblBorders>
-            <w:top w:val="none" w:color="auto" w:sz="0" w:space="0"/>
-            <w:left w:val="none" w:color="auto" w:sz="0" w:space="0"/>
-            <w:bottom w:val="none" w:color="auto" w:sz="0" w:space="0"/>
-            <w:right w:val="none" w:color="auto" w:sz="0" w:space="0"/>
-            <w:insideH w:val="none" w:color="auto" w:sz="0" w:space="0"/>
-            <w:insideV w:val="none" w:color="auto" w:sz="0" w:space="0"/>
-          </w:tblBorders>
+          <w:tblW w:w="0" w:type="auto"/>
+          <w:jc w:val="center"/>
           <w:tblCellMar>
             <w:top w:w="0" w:type="dxa"/>
             <w:left w:w="108" w:type="dxa"/>
@@ -608,7 +528,7 @@
           </w:tblCellMar>
         </w:tblPrEx>
         <w:trPr>
-          <w:trHeight w:val="635" w:hRule="atLeast"/>
+          <w:trHeight w:val="635"/>
           <w:jc w:val="center"/>
         </w:trPr>
         <w:tc>
@@ -646,31 +566,6 @@
               </w:rPr>
               <w:t>批准人:李文琼</w:t>
             </w:r>
-            <w:r>
-              <w:rPr>
-                <w:rFonts w:hint="eastAsia"/>
-                <w:spacing w:val="1"/>
-                <w:kern w:val="0"/>
-                <w:vertAlign w:val="baseline"/>
-                <w:lang w:val="en-US" w:eastAsia="zh-CN"/>
-              </w:rPr>
-            </w:r>
-            <w:r>
-              <w:rPr>
-                <w:rFonts w:hint="eastAsia" w:asciiTheme="minorAscii" w:hAnsiTheme="minorAscii" w:eastAsiaTheme="minorEastAsia"/>
-                <w:spacing w:val="227"/>
-                <w:sz w:val="21"/>
-                <w:vertAlign w:val="baseline"/>
-                <w:lang w:val="en-US" w:eastAsia="zh-CN"/>
-              </w:rPr>
-            </w:r>
-            <w:r>
-              <w:rPr>
-                <w:rFonts w:hint="eastAsia"/>
-                <w:u w:val="single"/>
-                <w:lang w:val="en-US" w:eastAsia="zh-CN"/>
-              </w:rPr>
-            </w:r>
           </w:p>
         </w:tc>
         <w:tc>
@@ -708,7 +603,7 @@
             </w:r>
             <w:r>
               <w:rPr>
-                <w:rFonts w:hint="eastAsia" w:asciiTheme="minorAscii" w:hAnsiTheme="minorAscii" w:eastAsiaTheme="minorEastAsia"/>
+                <w:rFonts w:asciiTheme="minorAscii" w:eastAsiaTheme="minorEastAsia" w:hAnsiTheme="minorAscii" w:hint="eastAsia"/>
                 <w:spacing w:val="227"/>
                 <w:sz w:val="21"/>
                 <w:vertAlign w:val="baseline"/>
@@ -767,14 +662,14 @@
         <w:ind w:left="3634"/>
         <w:textAlignment w:val="baseline"/>
         <w:rPr>
-          <w:rFonts w:ascii="宋体" w:hAnsi="宋体" w:eastAsia="宋体" w:cs="宋体"/>
+          <w:rFonts w:ascii="宋体" w:eastAsia="宋体" w:hAnsi="宋体" w:cs="宋体"/>
           <w:sz w:val="31"/>
           <w:szCs w:val="31"/>
         </w:rPr>
       </w:pPr>
       <w:r>
         <w:rPr>
-          <w:rFonts w:ascii="宋体" w:hAnsi="宋体" w:eastAsia="宋体" w:cs="宋体"/>
+          <w:rFonts w:ascii="宋体" w:eastAsia="宋体" w:hAnsi="宋体" w:cs="宋体"/>
           <w:b/>
           <w:bCs/>
           <w:spacing w:val="4"/>
@@ -786,16 +681,16 @@
     </w:p>
     <w:tbl>
       <w:tblPr>
-        <w:tblStyle w:val="26"/>
+        <w:tblStyle w:val="TableNormal0"/>
         <w:tblW w:w="7137" w:type="dxa"/>
         <w:jc w:val="center"/>
         <w:tblBorders>
-          <w:top w:val="single" w:color="000000" w:sz="2" w:space="0"/>
-          <w:left w:val="single" w:color="000000" w:sz="2" w:space="0"/>
-          <w:bottom w:val="single" w:color="000000" w:sz="2" w:space="0"/>
-          <w:right w:val="single" w:color="000000" w:sz="2" w:space="0"/>
-          <w:insideH w:val="single" w:color="000000" w:sz="2" w:space="0"/>
-          <w:insideV w:val="single" w:color="000000" w:sz="2" w:space="0"/>
+          <w:top w:val="single" w:sz="2" w:space="0" w:color="000000"/>
+          <w:left w:val="single" w:sz="2" w:space="0" w:color="000000"/>
+          <w:bottom w:val="single" w:sz="2" w:space="0" w:color="000000"/>
+          <w:right w:val="single" w:sz="2" w:space="0" w:color="000000"/>
+          <w:insideH w:val="single" w:sz="2" w:space="0" w:color="000000"/>
+          <w:insideV w:val="single" w:sz="2" w:space="0" w:color="000000"/>
         </w:tblBorders>
         <w:tblLayout w:type="fixed"/>
         <w:tblCellMar>
@@ -813,17 +708,26 @@
       </w:tblGrid>
       <w:tr>
         <w:tblPrEx>
+          <w:tblW w:w="7137" w:type="dxa"/>
+          <w:jc w:val="center"/>
           <w:tblBorders>
-            <w:top w:val="single" w:color="000000" w:sz="2" w:space="0"/>
-            <w:left w:val="single" w:color="000000" w:sz="2" w:space="0"/>
-            <w:bottom w:val="single" w:color="000000" w:sz="2" w:space="0"/>
-            <w:right w:val="single" w:color="000000" w:sz="2" w:space="0"/>
-            <w:insideH w:val="single" w:color="000000" w:sz="2" w:space="0"/>
-            <w:insideV w:val="single" w:color="000000" w:sz="2" w:space="0"/>
+            <w:top w:val="single" w:sz="2" w:space="0" w:color="000000"/>
+            <w:left w:val="single" w:sz="2" w:space="0" w:color="000000"/>
+            <w:bottom w:val="single" w:sz="2" w:space="0" w:color="000000"/>
+            <w:right w:val="single" w:sz="2" w:space="0" w:color="000000"/>
+            <w:insideH w:val="single" w:sz="2" w:space="0" w:color="000000"/>
+            <w:insideV w:val="single" w:sz="2" w:space="0" w:color="000000"/>
           </w:tblBorders>
+          <w:tblLayout w:type="fixed"/>
+          <w:tblCellMar>
+            <w:top w:w="0" w:type="dxa"/>
+            <w:left w:w="0" w:type="dxa"/>
+            <w:bottom w:w="0" w:type="dxa"/>
+            <w:right w:w="0" w:type="dxa"/>
+          </w:tblCellMar>
         </w:tblPrEx>
         <w:trPr>
-          <w:trHeight w:val="593" w:hRule="atLeast"/>
+          <w:trHeight w:val="593"/>
           <w:jc w:val="center"/>
         </w:trPr>
         <w:tc>
@@ -845,18 +749,18 @@
               <w:adjustRightInd w:val="0"/>
               <w:snapToGrid w:val="0"/>
               <w:spacing w:before="176" w:line="228" w:lineRule="auto"/>
-              <w:ind w:left="0" w:leftChars="0" w:right="0" w:rightChars="0" w:firstLine="0" w:firstLineChars="0"/>
+              <w:ind w:left="0" w:right="0" w:firstLine="0" w:leftChars="0" w:rightChars="0" w:firstLineChars="0"/>
               <w:jc w:val="center"/>
               <w:textAlignment w:val="baseline"/>
               <w:rPr>
-                <w:rFonts w:ascii="宋体" w:hAnsi="宋体" w:eastAsia="宋体" w:cs="宋体"/>
+                <w:rFonts w:ascii="宋体" w:eastAsia="宋体" w:hAnsi="宋体" w:cs="宋体"/>
                 <w:sz w:val="20"/>
                 <w:szCs w:val="20"/>
               </w:rPr>
             </w:pPr>
             <w:r>
               <w:rPr>
-                <w:rFonts w:ascii="宋体" w:hAnsi="宋体" w:eastAsia="宋体" w:cs="宋体"/>
+                <w:rFonts w:ascii="宋体" w:eastAsia="宋体" w:hAnsi="宋体" w:cs="宋体"/>
                 <w:spacing w:val="-14"/>
                 <w:sz w:val="20"/>
                 <w:szCs w:val="20"/>
@@ -884,18 +788,18 @@
               <w:adjustRightInd w:val="0"/>
               <w:snapToGrid w:val="0"/>
               <w:spacing w:before="175" w:line="227" w:lineRule="auto"/>
-              <w:ind w:left="0" w:leftChars="0" w:right="0" w:rightChars="0" w:firstLine="0" w:firstLineChars="0"/>
+              <w:ind w:left="0" w:right="0" w:firstLine="0" w:leftChars="0" w:rightChars="0" w:firstLineChars="0"/>
               <w:jc w:val="center"/>
               <w:textAlignment w:val="baseline"/>
               <w:rPr>
-                <w:rFonts w:ascii="宋体" w:hAnsi="宋体" w:eastAsia="宋体" w:cs="宋体"/>
+                <w:rFonts w:ascii="宋体" w:eastAsia="宋体" w:hAnsi="宋体" w:cs="宋体"/>
                 <w:sz w:val="20"/>
                 <w:szCs w:val="20"/>
               </w:rPr>
             </w:pPr>
             <w:r>
               <w:rPr>
-                <w:rFonts w:ascii="宋体" w:hAnsi="宋体" w:eastAsia="宋体" w:cs="宋体"/>
+                <w:rFonts w:ascii="宋体" w:eastAsia="宋体" w:hAnsi="宋体" w:cs="宋体"/>
                 <w:spacing w:val="4"/>
                 <w:sz w:val="20"/>
                 <w:szCs w:val="20"/>
@@ -923,18 +827,18 @@
               <w:adjustRightInd w:val="0"/>
               <w:snapToGrid w:val="0"/>
               <w:spacing w:before="175" w:line="228" w:lineRule="auto"/>
-              <w:ind w:left="0" w:leftChars="0" w:right="0" w:rightChars="0" w:firstLine="0" w:firstLineChars="0"/>
+              <w:ind w:left="0" w:right="0" w:firstLine="0" w:leftChars="0" w:rightChars="0" w:firstLineChars="0"/>
               <w:jc w:val="center"/>
               <w:textAlignment w:val="baseline"/>
               <w:rPr>
-                <w:rFonts w:ascii="宋体" w:hAnsi="宋体" w:eastAsia="宋体" w:cs="宋体"/>
+                <w:rFonts w:ascii="宋体" w:eastAsia="宋体" w:hAnsi="宋体" w:cs="宋体"/>
                 <w:sz w:val="20"/>
                 <w:szCs w:val="20"/>
               </w:rPr>
             </w:pPr>
             <w:r>
               <w:rPr>
-                <w:rFonts w:ascii="宋体" w:hAnsi="宋体" w:eastAsia="宋体" w:cs="宋体"/>
+                <w:rFonts w:ascii="宋体" w:eastAsia="宋体" w:hAnsi="宋体" w:cs="宋体"/>
                 <w:spacing w:val="7"/>
                 <w:sz w:val="20"/>
                 <w:szCs w:val="20"/>
@@ -962,18 +866,18 @@
               <w:adjustRightInd w:val="0"/>
               <w:snapToGrid w:val="0"/>
               <w:spacing w:before="176" w:line="229" w:lineRule="auto"/>
-              <w:ind w:left="0" w:leftChars="0" w:right="0" w:rightChars="0" w:firstLine="0" w:firstLineChars="0"/>
+              <w:ind w:left="0" w:right="0" w:firstLine="0" w:leftChars="0" w:rightChars="0" w:firstLineChars="0"/>
               <w:jc w:val="center"/>
               <w:textAlignment w:val="baseline"/>
               <w:rPr>
-                <w:rFonts w:ascii="宋体" w:hAnsi="宋体" w:eastAsia="宋体" w:cs="宋体"/>
+                <w:rFonts w:ascii="宋体" w:eastAsia="宋体" w:hAnsi="宋体" w:cs="宋体"/>
                 <w:sz w:val="20"/>
                 <w:szCs w:val="20"/>
               </w:rPr>
             </w:pPr>
             <w:r>
               <w:rPr>
-                <w:rFonts w:ascii="宋体" w:hAnsi="宋体" w:eastAsia="宋体" w:cs="宋体"/>
+                <w:rFonts w:ascii="宋体" w:eastAsia="宋体" w:hAnsi="宋体" w:cs="宋体"/>
                 <w:spacing w:val="7"/>
                 <w:sz w:val="20"/>
                 <w:szCs w:val="20"/>
@@ -985,14 +889,9 @@
       </w:tr>
       <w:tr>
         <w:tblPrEx>
-          <w:tblBorders>
-            <w:top w:val="single" w:color="000000" w:sz="2" w:space="0"/>
-            <w:left w:val="single" w:color="000000" w:sz="2" w:space="0"/>
-            <w:bottom w:val="single" w:color="000000" w:sz="2" w:space="0"/>
-            <w:right w:val="single" w:color="000000" w:sz="2" w:space="0"/>
-            <w:insideH w:val="single" w:color="000000" w:sz="2" w:space="0"/>
-            <w:insideV w:val="single" w:color="000000" w:sz="2" w:space="0"/>
-          </w:tblBorders>
+          <w:tblW w:w="7137" w:type="dxa"/>
+          <w:jc w:val="center"/>
+          <w:tblLayout w:type="fixed"/>
           <w:tblCellMar>
             <w:top w:w="0" w:type="dxa"/>
             <w:left w:w="0" w:type="dxa"/>
@@ -1001,7 +900,7 @@
           </w:tblCellMar>
         </w:tblPrEx>
         <w:trPr>
-          <w:trHeight w:val="516" w:hRule="atLeast"/>
+          <w:trHeight w:val="516"/>
           <w:jc w:val="center"/>
         </w:trPr>
         <w:tc>
@@ -1023,11 +922,11 @@
               <w:adjustRightInd w:val="0"/>
               <w:snapToGrid w:val="0"/>
               <w:spacing w:before="173" w:line="267" w:lineRule="exact"/>
-              <w:ind w:left="0" w:leftChars="0" w:right="0" w:rightChars="0" w:firstLine="0" w:firstLineChars="0"/>
+              <w:ind w:left="0" w:right="0" w:firstLine="0" w:leftChars="0" w:rightChars="0" w:firstLineChars="0"/>
               <w:jc w:val="center"/>
               <w:textAlignment w:val="baseline"/>
               <w:rPr>
-                <w:rFonts w:hint="default" w:ascii="宋体" w:hAnsi="宋体" w:eastAsia="宋体" w:cs="宋体"/>
+                <w:rFonts w:ascii="宋体" w:eastAsia="宋体" w:hAnsi="宋体" w:cs="宋体" w:hint="default"/>
                 <w:sz w:val="20"/>
                 <w:szCs w:val="20"/>
                 <w:lang w:val="en-US" w:eastAsia="zh-CN"/>
@@ -1035,7 +934,7 @@
             </w:pPr>
             <w:r>
               <w:rPr>
-                <w:rFonts w:ascii="宋体" w:hAnsi="宋体" w:eastAsia="宋体" w:cs="宋体"/>
+                <w:rFonts w:ascii="宋体" w:eastAsia="宋体" w:hAnsi="宋体" w:cs="宋体"/>
                 <w:spacing w:val="3"/>
                 <w:position w:val="1"/>
                 <w:sz w:val="20"/>
@@ -1045,7 +944,7 @@
             </w:r>
             <w:r>
               <w:rPr>
-                <w:rFonts w:hint="eastAsia" w:ascii="宋体" w:hAnsi="宋体" w:cs="宋体"/>
+                <w:rFonts w:ascii="宋体" w:hAnsi="宋体" w:cs="宋体" w:hint="eastAsia"/>
                 <w:spacing w:val="3"/>
                 <w:position w:val="1"/>
                 <w:sz w:val="20"/>
@@ -1075,18 +974,18 @@
               <w:adjustRightInd w:val="0"/>
               <w:snapToGrid w:val="0"/>
               <w:spacing w:before="173" w:line="267" w:lineRule="exact"/>
-              <w:ind w:left="0" w:leftChars="0" w:right="0" w:rightChars="0" w:firstLine="0" w:firstLineChars="0"/>
+              <w:ind w:left="0" w:right="0" w:firstLine="0" w:leftChars="0" w:rightChars="0" w:firstLineChars="0"/>
               <w:jc w:val="center"/>
               <w:textAlignment w:val="baseline"/>
               <w:rPr>
-                <w:rFonts w:ascii="宋体" w:hAnsi="宋体" w:eastAsia="宋体" w:cs="宋体"/>
+                <w:rFonts w:ascii="宋体" w:eastAsia="宋体" w:hAnsi="宋体" w:cs="宋体"/>
                 <w:sz w:val="20"/>
                 <w:szCs w:val="20"/>
               </w:rPr>
             </w:pPr>
             <w:r>
               <w:rPr>
-                <w:rFonts w:ascii="宋体" w:hAnsi="宋体" w:eastAsia="宋体" w:cs="宋体"/>
+                <w:rFonts w:ascii="宋体" w:eastAsia="宋体" w:hAnsi="宋体" w:cs="宋体"/>
                 <w:spacing w:val="4"/>
                 <w:position w:val="1"/>
                 <w:sz w:val="20"/>
@@ -1115,18 +1014,18 @@
               <w:adjustRightInd w:val="0"/>
               <w:snapToGrid w:val="0"/>
               <w:spacing w:before="172" w:line="228" w:lineRule="auto"/>
-              <w:ind w:left="0" w:leftChars="0" w:right="0" w:rightChars="0" w:firstLine="0" w:firstLineChars="0"/>
+              <w:ind w:left="0" w:right="0" w:firstLine="0" w:leftChars="0" w:rightChars="0" w:firstLineChars="0"/>
               <w:jc w:val="center"/>
               <w:textAlignment w:val="baseline"/>
               <w:rPr>
-                <w:rFonts w:ascii="宋体" w:hAnsi="宋体" w:eastAsia="宋体" w:cs="宋体"/>
+                <w:rFonts w:ascii="宋体" w:eastAsia="宋体" w:hAnsi="宋体" w:cs="宋体"/>
                 <w:sz w:val="20"/>
                 <w:szCs w:val="20"/>
               </w:rPr>
             </w:pPr>
             <w:r>
               <w:rPr>
-                <w:rFonts w:ascii="宋体" w:hAnsi="宋体" w:eastAsia="宋体" w:cs="宋体"/>
+                <w:rFonts w:ascii="宋体" w:eastAsia="宋体" w:hAnsi="宋体" w:cs="宋体"/>
                 <w:spacing w:val="7"/>
                 <w:sz w:val="20"/>
                 <w:szCs w:val="20"/>
@@ -1154,11 +1053,11 @@
               <w:adjustRightInd w:val="0"/>
               <w:snapToGrid w:val="0"/>
               <w:spacing w:before="173" w:line="229" w:lineRule="auto"/>
-              <w:ind w:left="0" w:leftChars="0" w:right="0" w:rightChars="0" w:firstLine="0" w:firstLineChars="0"/>
+              <w:ind w:left="0" w:right="0" w:firstLine="0" w:leftChars="0" w:rightChars="0" w:firstLineChars="0"/>
               <w:jc w:val="center"/>
               <w:textAlignment w:val="baseline"/>
               <w:rPr>
-                <w:rFonts w:ascii="宋体" w:hAnsi="宋体" w:eastAsia="宋体" w:cs="宋体"/>
+                <w:rFonts w:ascii="宋体" w:eastAsia="宋体" w:hAnsi="宋体" w:cs="宋体"/>
                 <w:sz w:val="20"/>
                 <w:szCs w:val="20"/>
               </w:rPr>
@@ -1175,14 +1074,9 @@
       </w:tr>
       <w:tr>
         <w:tblPrEx>
-          <w:tblBorders>
-            <w:top w:val="single" w:color="000000" w:sz="2" w:space="0"/>
-            <w:left w:val="single" w:color="000000" w:sz="2" w:space="0"/>
-            <w:bottom w:val="single" w:color="000000" w:sz="2" w:space="0"/>
-            <w:right w:val="single" w:color="000000" w:sz="2" w:space="0"/>
-            <w:insideH w:val="single" w:color="000000" w:sz="2" w:space="0"/>
-            <w:insideV w:val="single" w:color="000000" w:sz="2" w:space="0"/>
-          </w:tblBorders>
+          <w:tblW w:w="7137" w:type="dxa"/>
+          <w:jc w:val="center"/>
+          <w:tblLayout w:type="fixed"/>
           <w:tblCellMar>
             <w:top w:w="0" w:type="dxa"/>
             <w:left w:w="0" w:type="dxa"/>
@@ -1191,7 +1085,7 @@
           </w:tblCellMar>
         </w:tblPrEx>
         <w:trPr>
-          <w:trHeight w:val="556" w:hRule="atLeast"/>
+          <w:trHeight w:val="556"/>
           <w:jc w:val="center"/>
         </w:trPr>
         <w:tc>
@@ -1200,7 +1094,7 @@
           </w:tcPr>
           <w:p>
             <w:pPr>
-              <w:pStyle w:val="27"/>
+              <w:pStyle w:val="TableText"/>
               <w:keepNext w:val="0"/>
               <w:keepLines w:val="0"/>
               <w:pageBreakBefore w:val="0"/>
@@ -1213,7 +1107,7 @@
               <w:bidi w:val="0"/>
               <w:adjustRightInd w:val="0"/>
               <w:snapToGrid w:val="0"/>
-              <w:ind w:left="0" w:leftChars="0" w:right="0" w:rightChars="0" w:firstLine="0" w:firstLineChars="0"/>
+              <w:ind w:left="0" w:right="0" w:firstLine="0" w:leftChars="0" w:rightChars="0" w:firstLineChars="0"/>
               <w:jc w:val="center"/>
               <w:textAlignment w:val="baseline"/>
             </w:pPr>
@@ -1225,7 +1119,7 @@
           </w:tcPr>
           <w:p>
             <w:pPr>
-              <w:pStyle w:val="27"/>
+              <w:pStyle w:val="TableText"/>
               <w:keepNext w:val="0"/>
               <w:keepLines w:val="0"/>
               <w:pageBreakBefore w:val="0"/>
@@ -1238,7 +1132,7 @@
               <w:bidi w:val="0"/>
               <w:adjustRightInd w:val="0"/>
               <w:snapToGrid w:val="0"/>
-              <w:ind w:left="0" w:leftChars="0" w:right="0" w:rightChars="0" w:firstLine="0" w:firstLineChars="0"/>
+              <w:ind w:left="0" w:right="0" w:firstLine="0" w:leftChars="0" w:rightChars="0" w:firstLineChars="0"/>
               <w:jc w:val="center"/>
               <w:textAlignment w:val="baseline"/>
             </w:pPr>
@@ -1250,7 +1144,7 @@
           </w:tcPr>
           <w:p>
             <w:pPr>
-              <w:pStyle w:val="27"/>
+              <w:pStyle w:val="TableText"/>
               <w:keepNext w:val="0"/>
               <w:keepLines w:val="0"/>
               <w:pageBreakBefore w:val="0"/>
@@ -1263,7 +1157,7 @@
               <w:bidi w:val="0"/>
               <w:adjustRightInd w:val="0"/>
               <w:snapToGrid w:val="0"/>
-              <w:ind w:left="0" w:leftChars="0" w:right="0" w:rightChars="0" w:firstLine="0" w:firstLineChars="0"/>
+              <w:ind w:left="0" w:right="0" w:firstLine="0" w:leftChars="0" w:rightChars="0" w:firstLineChars="0"/>
               <w:jc w:val="center"/>
               <w:textAlignment w:val="baseline"/>
             </w:pPr>
@@ -1275,7 +1169,7 @@
           </w:tcPr>
           <w:p>
             <w:pPr>
-              <w:pStyle w:val="27"/>
+              <w:pStyle w:val="TableText"/>
               <w:keepNext w:val="0"/>
               <w:keepLines w:val="0"/>
               <w:pageBreakBefore w:val="0"/>
@@ -1288,7 +1182,7 @@
               <w:bidi w:val="0"/>
               <w:adjustRightInd w:val="0"/>
               <w:snapToGrid w:val="0"/>
-              <w:ind w:left="0" w:leftChars="0" w:right="0" w:rightChars="0" w:firstLine="0" w:firstLineChars="0"/>
+              <w:ind w:left="0" w:right="0" w:firstLine="0" w:leftChars="0" w:rightChars="0" w:firstLineChars="0"/>
               <w:jc w:val="center"/>
               <w:textAlignment w:val="baseline"/>
             </w:pPr>
@@ -1297,14 +1191,9 @@
       </w:tr>
       <w:tr>
         <w:tblPrEx>
-          <w:tblBorders>
-            <w:top w:val="single" w:color="000000" w:sz="2" w:space="0"/>
-            <w:left w:val="single" w:color="000000" w:sz="2" w:space="0"/>
-            <w:bottom w:val="single" w:color="000000" w:sz="2" w:space="0"/>
-            <w:right w:val="single" w:color="000000" w:sz="2" w:space="0"/>
-            <w:insideH w:val="single" w:color="000000" w:sz="2" w:space="0"/>
-            <w:insideV w:val="single" w:color="000000" w:sz="2" w:space="0"/>
-          </w:tblBorders>
+          <w:tblW w:w="7137" w:type="dxa"/>
+          <w:jc w:val="center"/>
+          <w:tblLayout w:type="fixed"/>
           <w:tblCellMar>
             <w:top w:w="0" w:type="dxa"/>
             <w:left w:w="0" w:type="dxa"/>
@@ -1313,7 +1202,7 @@
           </w:tblCellMar>
         </w:tblPrEx>
         <w:trPr>
-          <w:trHeight w:val="556" w:hRule="atLeast"/>
+          <w:trHeight w:val="556"/>
           <w:jc w:val="center"/>
         </w:trPr>
         <w:tc>
@@ -1322,7 +1211,7 @@
           </w:tcPr>
           <w:p>
             <w:pPr>
-              <w:pStyle w:val="27"/>
+              <w:pStyle w:val="TableText"/>
               <w:keepNext w:val="0"/>
               <w:keepLines w:val="0"/>
               <w:pageBreakBefore w:val="0"/>
@@ -1335,7 +1224,7 @@
               <w:bidi w:val="0"/>
               <w:adjustRightInd w:val="0"/>
               <w:snapToGrid w:val="0"/>
-              <w:ind w:left="0" w:leftChars="0" w:right="0" w:rightChars="0" w:firstLine="0" w:firstLineChars="0"/>
+              <w:ind w:left="0" w:right="0" w:firstLine="0" w:leftChars="0" w:rightChars="0" w:firstLineChars="0"/>
               <w:jc w:val="center"/>
               <w:textAlignment w:val="baseline"/>
             </w:pPr>
@@ -1347,7 +1236,7 @@
           </w:tcPr>
           <w:p>
             <w:pPr>
-              <w:pStyle w:val="27"/>
+              <w:pStyle w:val="TableText"/>
               <w:keepNext w:val="0"/>
               <w:keepLines w:val="0"/>
               <w:pageBreakBefore w:val="0"/>
@@ -1360,7 +1249,7 @@
               <w:bidi w:val="0"/>
               <w:adjustRightInd w:val="0"/>
               <w:snapToGrid w:val="0"/>
-              <w:ind w:left="0" w:leftChars="0" w:right="0" w:rightChars="0" w:firstLine="0" w:firstLineChars="0"/>
+              <w:ind w:left="0" w:right="0" w:firstLine="0" w:leftChars="0" w:rightChars="0" w:firstLineChars="0"/>
               <w:jc w:val="center"/>
               <w:textAlignment w:val="baseline"/>
             </w:pPr>
@@ -1372,7 +1261,7 @@
           </w:tcPr>
           <w:p>
             <w:pPr>
-              <w:pStyle w:val="27"/>
+              <w:pStyle w:val="TableText"/>
               <w:keepNext w:val="0"/>
               <w:keepLines w:val="0"/>
               <w:pageBreakBefore w:val="0"/>
@@ -1385,7 +1274,7 @@
               <w:bidi w:val="0"/>
               <w:adjustRightInd w:val="0"/>
               <w:snapToGrid w:val="0"/>
-              <w:ind w:left="0" w:leftChars="0" w:right="0" w:rightChars="0" w:firstLine="0" w:firstLineChars="0"/>
+              <w:ind w:left="0" w:right="0" w:firstLine="0" w:leftChars="0" w:rightChars="0" w:firstLineChars="0"/>
               <w:jc w:val="center"/>
               <w:textAlignment w:val="baseline"/>
             </w:pPr>
@@ -1397,7 +1286,7 @@
           </w:tcPr>
           <w:p>
             <w:pPr>
-              <w:pStyle w:val="27"/>
+              <w:pStyle w:val="TableText"/>
               <w:keepNext w:val="0"/>
               <w:keepLines w:val="0"/>
               <w:pageBreakBefore w:val="0"/>
@@ -1410,7 +1299,7 @@
               <w:bidi w:val="0"/>
               <w:adjustRightInd w:val="0"/>
               <w:snapToGrid w:val="0"/>
-              <w:ind w:left="0" w:leftChars="0" w:right="0" w:rightChars="0" w:firstLine="0" w:firstLineChars="0"/>
+              <w:ind w:left="0" w:right="0" w:firstLine="0" w:leftChars="0" w:rightChars="0" w:firstLineChars="0"/>
               <w:jc w:val="center"/>
               <w:textAlignment w:val="baseline"/>
             </w:pPr>
@@ -1419,14 +1308,9 @@
       </w:tr>
       <w:tr>
         <w:tblPrEx>
-          <w:tblBorders>
-            <w:top w:val="single" w:color="000000" w:sz="2" w:space="0"/>
-            <w:left w:val="single" w:color="000000" w:sz="2" w:space="0"/>
-            <w:bottom w:val="single" w:color="000000" w:sz="2" w:space="0"/>
-            <w:right w:val="single" w:color="000000" w:sz="2" w:space="0"/>
-            <w:insideH w:val="single" w:color="000000" w:sz="2" w:space="0"/>
-            <w:insideV w:val="single" w:color="000000" w:sz="2" w:space="0"/>
-          </w:tblBorders>
+          <w:tblW w:w="7137" w:type="dxa"/>
+          <w:jc w:val="center"/>
+          <w:tblLayout w:type="fixed"/>
           <w:tblCellMar>
             <w:top w:w="0" w:type="dxa"/>
             <w:left w:w="0" w:type="dxa"/>
@@ -1435,7 +1319,7 @@
           </w:tblCellMar>
         </w:tblPrEx>
         <w:trPr>
-          <w:trHeight w:val="557" w:hRule="atLeast"/>
+          <w:trHeight w:val="557"/>
           <w:jc w:val="center"/>
         </w:trPr>
         <w:tc>
@@ -1444,7 +1328,7 @@
           </w:tcPr>
           <w:p>
             <w:pPr>
-              <w:pStyle w:val="27"/>
+              <w:pStyle w:val="TableText"/>
               <w:keepNext w:val="0"/>
               <w:keepLines w:val="0"/>
               <w:pageBreakBefore w:val="0"/>
@@ -1457,7 +1341,7 @@
               <w:bidi w:val="0"/>
               <w:adjustRightInd w:val="0"/>
               <w:snapToGrid w:val="0"/>
-              <w:ind w:left="0" w:leftChars="0" w:right="0" w:rightChars="0" w:firstLine="0" w:firstLineChars="0"/>
+              <w:ind w:left="0" w:right="0" w:firstLine="0" w:leftChars="0" w:rightChars="0" w:firstLineChars="0"/>
               <w:jc w:val="center"/>
               <w:textAlignment w:val="baseline"/>
             </w:pPr>
@@ -1469,7 +1353,7 @@
           </w:tcPr>
           <w:p>
             <w:pPr>
-              <w:pStyle w:val="27"/>
+              <w:pStyle w:val="TableText"/>
               <w:keepNext w:val="0"/>
               <w:keepLines w:val="0"/>
               <w:pageBreakBefore w:val="0"/>
@@ -1482,7 +1366,7 @@
               <w:bidi w:val="0"/>
               <w:adjustRightInd w:val="0"/>
               <w:snapToGrid w:val="0"/>
-              <w:ind w:left="0" w:leftChars="0" w:right="0" w:rightChars="0" w:firstLine="0" w:firstLineChars="0"/>
+              <w:ind w:left="0" w:right="0" w:firstLine="0" w:leftChars="0" w:rightChars="0" w:firstLineChars="0"/>
               <w:jc w:val="center"/>
               <w:textAlignment w:val="baseline"/>
             </w:pPr>
@@ -1494,7 +1378,7 @@
           </w:tcPr>
           <w:p>
             <w:pPr>
-              <w:pStyle w:val="27"/>
+              <w:pStyle w:val="TableText"/>
               <w:keepNext w:val="0"/>
               <w:keepLines w:val="0"/>
               <w:pageBreakBefore w:val="0"/>
@@ -1507,7 +1391,7 @@
               <w:bidi w:val="0"/>
               <w:adjustRightInd w:val="0"/>
               <w:snapToGrid w:val="0"/>
-              <w:ind w:left="0" w:leftChars="0" w:right="0" w:rightChars="0" w:firstLine="0" w:firstLineChars="0"/>
+              <w:ind w:left="0" w:right="0" w:firstLine="0" w:leftChars="0" w:rightChars="0" w:firstLineChars="0"/>
               <w:jc w:val="center"/>
               <w:textAlignment w:val="baseline"/>
             </w:pPr>
@@ -1519,7 +1403,7 @@
           </w:tcPr>
           <w:p>
             <w:pPr>
-              <w:pStyle w:val="27"/>
+              <w:pStyle w:val="TableText"/>
               <w:keepNext w:val="0"/>
               <w:keepLines w:val="0"/>
               <w:pageBreakBefore w:val="0"/>
@@ -1532,7 +1416,7 @@
               <w:bidi w:val="0"/>
               <w:adjustRightInd w:val="0"/>
               <w:snapToGrid w:val="0"/>
-              <w:ind w:left="0" w:leftChars="0" w:right="0" w:rightChars="0" w:firstLine="0" w:firstLineChars="0"/>
+              <w:ind w:left="0" w:right="0" w:firstLine="0" w:leftChars="0" w:rightChars="0" w:firstLineChars="0"/>
               <w:jc w:val="center"/>
               <w:textAlignment w:val="baseline"/>
             </w:pPr>
@@ -1563,7 +1447,7 @@
     <w:sdt>
       <w:sdtPr>
         <w:rPr>
-          <w:rFonts w:ascii="宋体" w:hAnsi="宋体" w:eastAsia="宋体" w:cs="Arial"/>
+          <w:rFonts w:ascii="宋体" w:eastAsia="宋体" w:hAnsi="宋体" w:cs="Arial"/>
           <w:snapToGrid w:val="0"/>
           <w:color w:val="000000"/>
           <w:kern w:val="0"/>
@@ -1579,7 +1463,7 @@
       </w:sdtPr>
       <w:sdtEndPr>
         <w:rPr>
-          <w:rFonts w:hint="eastAsia" w:ascii="宋体" w:hAnsi="宋体" w:eastAsia="宋体" w:cs="宋体"/>
+          <w:rFonts w:ascii="宋体" w:eastAsia="宋体" w:hAnsi="宋体" w:cs="宋体" w:hint="eastAsia"/>
           <w:snapToGrid w:val="0"/>
           <w:color w:val="000000"/>
           <w:kern w:val="0"/>
@@ -1604,18 +1488,18 @@
             <w:adjustRightInd w:val="0"/>
             <w:snapToGrid w:val="0"/>
             <w:spacing w:before="0" w:beforeLines="0" w:after="0" w:afterLines="0" w:line="240" w:lineRule="auto"/>
-            <w:ind w:left="0" w:leftChars="0" w:right="0" w:rightChars="0" w:firstLine="0" w:firstLineChars="0"/>
+            <w:ind w:left="0" w:right="0" w:firstLine="0" w:leftChars="0" w:rightChars="0" w:firstLineChars="0"/>
             <w:jc w:val="center"/>
             <w:textAlignment w:val="baseline"/>
             <w:rPr>
-              <w:rFonts w:hint="eastAsia" w:ascii="宋体" w:hAnsi="宋体" w:eastAsia="宋体" w:cs="宋体"/>
+              <w:rFonts w:ascii="宋体" w:eastAsia="宋体" w:hAnsi="宋体" w:cs="宋体" w:hint="eastAsia"/>
               <w:sz w:val="24"/>
               <w:szCs w:val="24"/>
             </w:rPr>
           </w:pPr>
           <w:r>
             <w:rPr>
-              <w:rFonts w:hint="eastAsia" w:ascii="宋体" w:hAnsi="宋体" w:eastAsia="宋体" w:cs="宋体"/>
+              <w:rFonts w:ascii="宋体" w:eastAsia="宋体" w:hAnsi="宋体" w:cs="宋体" w:hint="eastAsia"/>
               <w:sz w:val="24"/>
               <w:szCs w:val="24"/>
             </w:rPr>
@@ -1624,14 +1508,14 @@
         </w:p>
         <w:p>
           <w:pPr>
-            <w:pStyle w:val="16"/>
+            <w:pStyle w:val="TOC1"/>
             <w:tabs>
               <w:tab w:val="right" w:leader="dot" w:pos="8306"/>
             </w:tabs>
           </w:pPr>
           <w:r>
             <w:rPr>
-              <w:rFonts w:hint="eastAsia" w:ascii="宋体" w:hAnsi="宋体" w:eastAsia="宋体" w:cs="宋体"/>
+              <w:rFonts w:ascii="宋体" w:eastAsia="宋体" w:hAnsi="宋体" w:cs="宋体" w:hint="eastAsia"/>
               <w:sz w:val="24"/>
               <w:szCs w:val="24"/>
             </w:rPr>
@@ -1639,7 +1523,7 @@
           </w:r>
           <w:r>
             <w:rPr>
-              <w:rFonts w:hint="eastAsia" w:ascii="宋体" w:hAnsi="宋体" w:eastAsia="宋体" w:cs="宋体"/>
+              <w:rFonts w:ascii="宋体" w:eastAsia="宋体" w:hAnsi="宋体" w:cs="宋体" w:hint="eastAsia"/>
               <w:sz w:val="24"/>
               <w:szCs w:val="24"/>
             </w:rPr>
@@ -1647,7 +1531,7 @@
           </w:r>
           <w:r>
             <w:rPr>
-              <w:rFonts w:hint="eastAsia" w:ascii="宋体" w:hAnsi="宋体" w:eastAsia="宋体" w:cs="宋体"/>
+              <w:rFonts w:ascii="宋体" w:eastAsia="宋体" w:hAnsi="宋体" w:cs="宋体" w:hint="eastAsia"/>
               <w:sz w:val="24"/>
               <w:szCs w:val="24"/>
             </w:rPr>
@@ -1655,21 +1539,21 @@
           </w:r>
           <w:r>
             <w:rPr>
-              <w:rFonts w:hint="eastAsia" w:ascii="宋体" w:hAnsi="宋体" w:eastAsia="宋体" w:cs="宋体"/>
+              <w:rFonts w:ascii="宋体" w:eastAsia="宋体" w:hAnsi="宋体" w:cs="宋体" w:hint="eastAsia"/>
               <w:szCs w:val="24"/>
             </w:rPr>
             <w:fldChar w:fldCharType="begin"/>
           </w:r>
           <w:r>
             <w:rPr>
-              <w:rFonts w:hint="eastAsia" w:ascii="宋体" w:hAnsi="宋体" w:eastAsia="宋体" w:cs="宋体"/>
+              <w:rFonts w:ascii="宋体" w:eastAsia="宋体" w:hAnsi="宋体" w:cs="宋体" w:hint="eastAsia"/>
               <w:szCs w:val="24"/>
             </w:rPr>
             <w:instrText xml:space="preserve"> HYPERLINK \l _Toc4303 </w:instrText>
           </w:r>
           <w:r>
             <w:rPr>
-              <w:rFonts w:hint="eastAsia" w:ascii="宋体" w:hAnsi="宋体" w:eastAsia="宋体" w:cs="宋体"/>
+              <w:rFonts w:ascii="宋体" w:eastAsia="宋体" w:hAnsi="宋体" w:cs="宋体" w:hint="eastAsia"/>
               <w:szCs w:val="24"/>
             </w:rPr>
             <w:fldChar w:fldCharType="separate"/>
@@ -1701,7 +1585,7 @@
           </w:r>
           <w:r>
             <w:rPr>
-              <w:rFonts w:hint="eastAsia" w:ascii="宋体" w:hAnsi="宋体" w:eastAsia="宋体" w:cs="宋体"/>
+              <w:rFonts w:ascii="宋体" w:eastAsia="宋体" w:hAnsi="宋体" w:cs="宋体" w:hint="eastAsia"/>
               <w:szCs w:val="24"/>
             </w:rPr>
             <w:fldChar w:fldCharType="end"/>
@@ -1709,28 +1593,28 @@
         </w:p>
         <w:p>
           <w:pPr>
-            <w:pStyle w:val="16"/>
+            <w:pStyle w:val="TOC1"/>
             <w:tabs>
               <w:tab w:val="right" w:leader="dot" w:pos="8306"/>
             </w:tabs>
           </w:pPr>
           <w:r>
             <w:rPr>
-              <w:rFonts w:hint="eastAsia" w:ascii="宋体" w:hAnsi="宋体" w:eastAsia="宋体" w:cs="宋体"/>
+              <w:rFonts w:ascii="宋体" w:eastAsia="宋体" w:hAnsi="宋体" w:cs="宋体" w:hint="eastAsia"/>
               <w:szCs w:val="24"/>
             </w:rPr>
             <w:fldChar w:fldCharType="begin"/>
           </w:r>
           <w:r>
             <w:rPr>
-              <w:rFonts w:hint="eastAsia" w:ascii="宋体" w:hAnsi="宋体" w:eastAsia="宋体" w:cs="宋体"/>
+              <w:rFonts w:ascii="宋体" w:eastAsia="宋体" w:hAnsi="宋体" w:cs="宋体" w:hint="eastAsia"/>
               <w:szCs w:val="24"/>
             </w:rPr>
             <w:instrText xml:space="preserve"> HYPERLINK \l _Toc24225 </w:instrText>
           </w:r>
           <w:r>
             <w:rPr>
-              <w:rFonts w:hint="eastAsia" w:ascii="宋体" w:hAnsi="宋体" w:eastAsia="宋体" w:cs="宋体"/>
+              <w:rFonts w:ascii="宋体" w:eastAsia="宋体" w:hAnsi="宋体" w:cs="宋体" w:hint="eastAsia"/>
               <w:szCs w:val="24"/>
             </w:rPr>
             <w:fldChar w:fldCharType="separate"/>
@@ -1762,7 +1646,7 @@
           </w:r>
           <w:r>
             <w:rPr>
-              <w:rFonts w:hint="eastAsia" w:ascii="宋体" w:hAnsi="宋体" w:eastAsia="宋体" w:cs="宋体"/>
+              <w:rFonts w:ascii="宋体" w:eastAsia="宋体" w:hAnsi="宋体" w:cs="宋体" w:hint="eastAsia"/>
               <w:szCs w:val="24"/>
             </w:rPr>
             <w:fldChar w:fldCharType="end"/>
@@ -1770,28 +1654,28 @@
         </w:p>
         <w:p>
           <w:pPr>
-            <w:pStyle w:val="16"/>
+            <w:pStyle w:val="TOC1"/>
             <w:tabs>
               <w:tab w:val="right" w:leader="dot" w:pos="8306"/>
             </w:tabs>
           </w:pPr>
           <w:r>
             <w:rPr>
-              <w:rFonts w:hint="eastAsia" w:ascii="宋体" w:hAnsi="宋体" w:eastAsia="宋体" w:cs="宋体"/>
+              <w:rFonts w:ascii="宋体" w:eastAsia="宋体" w:hAnsi="宋体" w:cs="宋体" w:hint="eastAsia"/>
               <w:szCs w:val="24"/>
             </w:rPr>
             <w:fldChar w:fldCharType="begin"/>
           </w:r>
           <w:r>
             <w:rPr>
-              <w:rFonts w:hint="eastAsia" w:ascii="宋体" w:hAnsi="宋体" w:eastAsia="宋体" w:cs="宋体"/>
+              <w:rFonts w:ascii="宋体" w:eastAsia="宋体" w:hAnsi="宋体" w:cs="宋体" w:hint="eastAsia"/>
               <w:szCs w:val="24"/>
             </w:rPr>
             <w:instrText xml:space="preserve"> HYPERLINK \l _Toc7276 </w:instrText>
           </w:r>
           <w:r>
             <w:rPr>
-              <w:rFonts w:hint="eastAsia" w:ascii="宋体" w:hAnsi="宋体" w:eastAsia="宋体" w:cs="宋体"/>
+              <w:rFonts w:ascii="宋体" w:eastAsia="宋体" w:hAnsi="宋体" w:cs="宋体" w:hint="eastAsia"/>
               <w:szCs w:val="24"/>
             </w:rPr>
             <w:fldChar w:fldCharType="separate"/>
@@ -1829,7 +1713,7 @@
           </w:r>
           <w:r>
             <w:rPr>
-              <w:rFonts w:hint="eastAsia" w:ascii="宋体" w:hAnsi="宋体" w:eastAsia="宋体" w:cs="宋体"/>
+              <w:rFonts w:ascii="宋体" w:eastAsia="宋体" w:hAnsi="宋体" w:cs="宋体" w:hint="eastAsia"/>
               <w:szCs w:val="24"/>
             </w:rPr>
             <w:fldChar w:fldCharType="end"/>
@@ -1837,28 +1721,28 @@
         </w:p>
         <w:p>
           <w:pPr>
-            <w:pStyle w:val="17"/>
+            <w:pStyle w:val="TOC2"/>
             <w:tabs>
               <w:tab w:val="right" w:leader="dot" w:pos="8306"/>
             </w:tabs>
           </w:pPr>
           <w:r>
             <w:rPr>
-              <w:rFonts w:hint="eastAsia" w:ascii="宋体" w:hAnsi="宋体" w:eastAsia="宋体" w:cs="宋体"/>
+              <w:rFonts w:ascii="宋体" w:eastAsia="宋体" w:hAnsi="宋体" w:cs="宋体" w:hint="eastAsia"/>
               <w:szCs w:val="24"/>
             </w:rPr>
             <w:fldChar w:fldCharType="begin"/>
           </w:r>
           <w:r>
             <w:rPr>
-              <w:rFonts w:hint="eastAsia" w:ascii="宋体" w:hAnsi="宋体" w:eastAsia="宋体" w:cs="宋体"/>
+              <w:rFonts w:ascii="宋体" w:eastAsia="宋体" w:hAnsi="宋体" w:cs="宋体" w:hint="eastAsia"/>
               <w:szCs w:val="24"/>
             </w:rPr>
             <w:instrText xml:space="preserve"> HYPERLINK \l _Toc26034 </w:instrText>
           </w:r>
           <w:r>
             <w:rPr>
-              <w:rFonts w:hint="eastAsia" w:ascii="宋体" w:hAnsi="宋体" w:eastAsia="宋体" w:cs="宋体"/>
+              <w:rFonts w:ascii="宋体" w:eastAsia="宋体" w:hAnsi="宋体" w:cs="宋体" w:hint="eastAsia"/>
               <w:szCs w:val="24"/>
             </w:rPr>
             <w:fldChar w:fldCharType="separate"/>
@@ -1897,7 +1781,7 @@
           </w:r>
           <w:r>
             <w:rPr>
-              <w:rFonts w:hint="eastAsia" w:ascii="宋体" w:hAnsi="宋体" w:eastAsia="宋体" w:cs="宋体"/>
+              <w:rFonts w:ascii="宋体" w:eastAsia="宋体" w:hAnsi="宋体" w:cs="宋体" w:hint="eastAsia"/>
               <w:szCs w:val="24"/>
             </w:rPr>
             <w:fldChar w:fldCharType="end"/>
@@ -1905,28 +1789,28 @@
         </w:p>
         <w:p>
           <w:pPr>
-            <w:pStyle w:val="17"/>
+            <w:pStyle w:val="TOC2"/>
             <w:tabs>
               <w:tab w:val="right" w:leader="dot" w:pos="8306"/>
             </w:tabs>
           </w:pPr>
           <w:r>
             <w:rPr>
-              <w:rFonts w:hint="eastAsia" w:ascii="宋体" w:hAnsi="宋体" w:eastAsia="宋体" w:cs="宋体"/>
+              <w:rFonts w:ascii="宋体" w:eastAsia="宋体" w:hAnsi="宋体" w:cs="宋体" w:hint="eastAsia"/>
               <w:szCs w:val="24"/>
             </w:rPr>
             <w:fldChar w:fldCharType="begin"/>
           </w:r>
           <w:r>
             <w:rPr>
-              <w:rFonts w:hint="eastAsia" w:ascii="宋体" w:hAnsi="宋体" w:eastAsia="宋体" w:cs="宋体"/>
+              <w:rFonts w:ascii="宋体" w:eastAsia="宋体" w:hAnsi="宋体" w:cs="宋体" w:hint="eastAsia"/>
               <w:szCs w:val="24"/>
             </w:rPr>
             <w:instrText xml:space="preserve"> HYPERLINK \l _Toc22687 </w:instrText>
           </w:r>
           <w:r>
             <w:rPr>
-              <w:rFonts w:hint="eastAsia" w:ascii="宋体" w:hAnsi="宋体" w:eastAsia="宋体" w:cs="宋体"/>
+              <w:rFonts w:ascii="宋体" w:eastAsia="宋体" w:hAnsi="宋体" w:cs="宋体" w:hint="eastAsia"/>
               <w:szCs w:val="24"/>
             </w:rPr>
             <w:fldChar w:fldCharType="separate"/>
@@ -1965,7 +1849,7 @@
           </w:r>
           <w:r>
             <w:rPr>
-              <w:rFonts w:hint="eastAsia" w:ascii="宋体" w:hAnsi="宋体" w:eastAsia="宋体" w:cs="宋体"/>
+              <w:rFonts w:ascii="宋体" w:eastAsia="宋体" w:hAnsi="宋体" w:cs="宋体" w:hint="eastAsia"/>
               <w:szCs w:val="24"/>
             </w:rPr>
             <w:fldChar w:fldCharType="end"/>
@@ -1973,28 +1857,28 @@
         </w:p>
         <w:p>
           <w:pPr>
-            <w:pStyle w:val="17"/>
+            <w:pStyle w:val="TOC2"/>
             <w:tabs>
               <w:tab w:val="right" w:leader="dot" w:pos="8306"/>
             </w:tabs>
           </w:pPr>
           <w:r>
             <w:rPr>
-              <w:rFonts w:hint="eastAsia" w:ascii="宋体" w:hAnsi="宋体" w:eastAsia="宋体" w:cs="宋体"/>
+              <w:rFonts w:ascii="宋体" w:eastAsia="宋体" w:hAnsi="宋体" w:cs="宋体" w:hint="eastAsia"/>
               <w:szCs w:val="24"/>
             </w:rPr>
             <w:fldChar w:fldCharType="begin"/>
           </w:r>
           <w:r>
             <w:rPr>
-              <w:rFonts w:hint="eastAsia" w:ascii="宋体" w:hAnsi="宋体" w:eastAsia="宋体" w:cs="宋体"/>
+              <w:rFonts w:ascii="宋体" w:eastAsia="宋体" w:hAnsi="宋体" w:cs="宋体" w:hint="eastAsia"/>
               <w:szCs w:val="24"/>
             </w:rPr>
             <w:instrText xml:space="preserve"> HYPERLINK \l _Toc20365 </w:instrText>
           </w:r>
           <w:r>
             <w:rPr>
-              <w:rFonts w:hint="eastAsia" w:ascii="宋体" w:hAnsi="宋体" w:eastAsia="宋体" w:cs="宋体"/>
+              <w:rFonts w:ascii="宋体" w:eastAsia="宋体" w:hAnsi="宋体" w:cs="宋体" w:hint="eastAsia"/>
               <w:szCs w:val="24"/>
             </w:rPr>
             <w:fldChar w:fldCharType="separate"/>
@@ -2033,7 +1917,7 @@
           </w:r>
           <w:r>
             <w:rPr>
-              <w:rFonts w:hint="eastAsia" w:ascii="宋体" w:hAnsi="宋体" w:eastAsia="宋体" w:cs="宋体"/>
+              <w:rFonts w:ascii="宋体" w:eastAsia="宋体" w:hAnsi="宋体" w:cs="宋体" w:hint="eastAsia"/>
               <w:szCs w:val="24"/>
             </w:rPr>
             <w:fldChar w:fldCharType="end"/>
@@ -2041,28 +1925,28 @@
         </w:p>
         <w:p>
           <w:pPr>
-            <w:pStyle w:val="17"/>
+            <w:pStyle w:val="TOC2"/>
             <w:tabs>
               <w:tab w:val="right" w:leader="dot" w:pos="8306"/>
             </w:tabs>
           </w:pPr>
           <w:r>
             <w:rPr>
-              <w:rFonts w:hint="eastAsia" w:ascii="宋体" w:hAnsi="宋体" w:eastAsia="宋体" w:cs="宋体"/>
+              <w:rFonts w:ascii="宋体" w:eastAsia="宋体" w:hAnsi="宋体" w:cs="宋体" w:hint="eastAsia"/>
               <w:szCs w:val="24"/>
             </w:rPr>
             <w:fldChar w:fldCharType="begin"/>
           </w:r>
           <w:r>
             <w:rPr>
-              <w:rFonts w:hint="eastAsia" w:ascii="宋体" w:hAnsi="宋体" w:eastAsia="宋体" w:cs="宋体"/>
+              <w:rFonts w:ascii="宋体" w:eastAsia="宋体" w:hAnsi="宋体" w:cs="宋体" w:hint="eastAsia"/>
               <w:szCs w:val="24"/>
             </w:rPr>
             <w:instrText xml:space="preserve"> HYPERLINK \l _Toc2002 </w:instrText>
           </w:r>
           <w:r>
             <w:rPr>
-              <w:rFonts w:hint="eastAsia" w:ascii="宋体" w:hAnsi="宋体" w:eastAsia="宋体" w:cs="宋体"/>
+              <w:rFonts w:ascii="宋体" w:eastAsia="宋体" w:hAnsi="宋体" w:cs="宋体" w:hint="eastAsia"/>
               <w:szCs w:val="24"/>
             </w:rPr>
             <w:fldChar w:fldCharType="separate"/>
@@ -2101,7 +1985,7 @@
           </w:r>
           <w:r>
             <w:rPr>
-              <w:rFonts w:hint="eastAsia" w:ascii="宋体" w:hAnsi="宋体" w:eastAsia="宋体" w:cs="宋体"/>
+              <w:rFonts w:ascii="宋体" w:eastAsia="宋体" w:hAnsi="宋体" w:cs="宋体" w:hint="eastAsia"/>
               <w:szCs w:val="24"/>
             </w:rPr>
             <w:fldChar w:fldCharType="end"/>
@@ -2109,28 +1993,28 @@
         </w:p>
         <w:p>
           <w:pPr>
-            <w:pStyle w:val="13"/>
+            <w:pStyle w:val="TOC3"/>
             <w:tabs>
               <w:tab w:val="right" w:leader="dot" w:pos="8306"/>
             </w:tabs>
           </w:pPr>
           <w:r>
             <w:rPr>
-              <w:rFonts w:hint="eastAsia" w:ascii="宋体" w:hAnsi="宋体" w:eastAsia="宋体" w:cs="宋体"/>
+              <w:rFonts w:ascii="宋体" w:eastAsia="宋体" w:hAnsi="宋体" w:cs="宋体" w:hint="eastAsia"/>
               <w:szCs w:val="24"/>
             </w:rPr>
             <w:fldChar w:fldCharType="begin"/>
           </w:r>
           <w:r>
             <w:rPr>
-              <w:rFonts w:hint="eastAsia" w:ascii="宋体" w:hAnsi="宋体" w:eastAsia="宋体" w:cs="宋体"/>
+              <w:rFonts w:ascii="宋体" w:eastAsia="宋体" w:hAnsi="宋体" w:cs="宋体" w:hint="eastAsia"/>
               <w:szCs w:val="24"/>
             </w:rPr>
             <w:instrText xml:space="preserve"> HYPERLINK \l _Toc9027 </w:instrText>
           </w:r>
           <w:r>
             <w:rPr>
-              <w:rFonts w:hint="eastAsia" w:ascii="宋体" w:hAnsi="宋体" w:eastAsia="宋体" w:cs="宋体"/>
+              <w:rFonts w:ascii="宋体" w:eastAsia="宋体" w:hAnsi="宋体" w:cs="宋体" w:hint="eastAsia"/>
               <w:szCs w:val="24"/>
             </w:rPr>
             <w:fldChar w:fldCharType="separate"/>
@@ -2168,7 +2052,7 @@
           </w:r>
           <w:r>
             <w:rPr>
-              <w:rFonts w:hint="eastAsia" w:ascii="宋体" w:hAnsi="宋体" w:eastAsia="宋体" w:cs="宋体"/>
+              <w:rFonts w:ascii="宋体" w:eastAsia="宋体" w:hAnsi="宋体" w:cs="宋体" w:hint="eastAsia"/>
               <w:szCs w:val="24"/>
             </w:rPr>
             <w:fldChar w:fldCharType="end"/>
@@ -2176,28 +2060,28 @@
         </w:p>
         <w:p>
           <w:pPr>
-            <w:pStyle w:val="13"/>
+            <w:pStyle w:val="TOC3"/>
             <w:tabs>
               <w:tab w:val="right" w:leader="dot" w:pos="8306"/>
             </w:tabs>
           </w:pPr>
           <w:r>
             <w:rPr>
-              <w:rFonts w:hint="eastAsia" w:ascii="宋体" w:hAnsi="宋体" w:eastAsia="宋体" w:cs="宋体"/>
+              <w:rFonts w:ascii="宋体" w:eastAsia="宋体" w:hAnsi="宋体" w:cs="宋体" w:hint="eastAsia"/>
               <w:szCs w:val="24"/>
             </w:rPr>
             <w:fldChar w:fldCharType="begin"/>
           </w:r>
           <w:r>
             <w:rPr>
-              <w:rFonts w:hint="eastAsia" w:ascii="宋体" w:hAnsi="宋体" w:eastAsia="宋体" w:cs="宋体"/>
+              <w:rFonts w:ascii="宋体" w:eastAsia="宋体" w:hAnsi="宋体" w:cs="宋体" w:hint="eastAsia"/>
               <w:szCs w:val="24"/>
             </w:rPr>
             <w:instrText xml:space="preserve"> HYPERLINK \l _Toc29153 </w:instrText>
           </w:r>
           <w:r>
             <w:rPr>
-              <w:rFonts w:hint="eastAsia" w:ascii="宋体" w:hAnsi="宋体" w:eastAsia="宋体" w:cs="宋体"/>
+              <w:rFonts w:ascii="宋体" w:eastAsia="宋体" w:hAnsi="宋体" w:cs="宋体" w:hint="eastAsia"/>
               <w:szCs w:val="24"/>
             </w:rPr>
             <w:fldChar w:fldCharType="separate"/>
@@ -2228,7 +2112,7 @@
           </w:r>
           <w:r>
             <w:rPr>
-              <w:rFonts w:hint="eastAsia" w:ascii="宋体" w:hAnsi="宋体" w:eastAsia="宋体" w:cs="宋体"/>
+              <w:rFonts w:ascii="宋体" w:eastAsia="宋体" w:hAnsi="宋体" w:cs="宋体" w:hint="eastAsia"/>
               <w:szCs w:val="24"/>
             </w:rPr>
             <w:fldChar w:fldCharType="end"/>
@@ -2236,28 +2120,28 @@
         </w:p>
         <w:p>
           <w:pPr>
-            <w:pStyle w:val="16"/>
+            <w:pStyle w:val="TOC1"/>
             <w:tabs>
               <w:tab w:val="right" w:leader="dot" w:pos="8306"/>
             </w:tabs>
           </w:pPr>
           <w:r>
             <w:rPr>
-              <w:rFonts w:hint="eastAsia" w:ascii="宋体" w:hAnsi="宋体" w:eastAsia="宋体" w:cs="宋体"/>
+              <w:rFonts w:ascii="宋体" w:eastAsia="宋体" w:hAnsi="宋体" w:cs="宋体" w:hint="eastAsia"/>
               <w:szCs w:val="24"/>
             </w:rPr>
             <w:fldChar w:fldCharType="begin"/>
           </w:r>
           <w:r>
             <w:rPr>
-              <w:rFonts w:hint="eastAsia" w:ascii="宋体" w:hAnsi="宋体" w:eastAsia="宋体" w:cs="宋体"/>
+              <w:rFonts w:ascii="宋体" w:eastAsia="宋体" w:hAnsi="宋体" w:cs="宋体" w:hint="eastAsia"/>
               <w:szCs w:val="24"/>
             </w:rPr>
             <w:instrText xml:space="preserve"> HYPERLINK \l _Toc6693 </w:instrText>
           </w:r>
           <w:r>
             <w:rPr>
-              <w:rFonts w:hint="eastAsia" w:ascii="宋体" w:hAnsi="宋体" w:eastAsia="宋体" w:cs="宋体"/>
+              <w:rFonts w:ascii="宋体" w:eastAsia="宋体" w:hAnsi="宋体" w:cs="宋体" w:hint="eastAsia"/>
               <w:szCs w:val="24"/>
             </w:rPr>
             <w:fldChar w:fldCharType="separate"/>
@@ -2296,7 +2180,7 @@
           </w:r>
           <w:r>
             <w:rPr>
-              <w:rFonts w:hint="eastAsia" w:ascii="宋体" w:hAnsi="宋体" w:eastAsia="宋体" w:cs="宋体"/>
+              <w:rFonts w:ascii="宋体" w:eastAsia="宋体" w:hAnsi="宋体" w:cs="宋体" w:hint="eastAsia"/>
               <w:szCs w:val="24"/>
             </w:rPr>
             <w:fldChar w:fldCharType="end"/>
@@ -2304,28 +2188,28 @@
         </w:p>
         <w:p>
           <w:pPr>
-            <w:pStyle w:val="16"/>
+            <w:pStyle w:val="TOC1"/>
             <w:tabs>
               <w:tab w:val="right" w:leader="dot" w:pos="8306"/>
             </w:tabs>
           </w:pPr>
           <w:r>
             <w:rPr>
-              <w:rFonts w:hint="eastAsia" w:ascii="宋体" w:hAnsi="宋体" w:eastAsia="宋体" w:cs="宋体"/>
+              <w:rFonts w:ascii="宋体" w:eastAsia="宋体" w:hAnsi="宋体" w:cs="宋体" w:hint="eastAsia"/>
               <w:szCs w:val="24"/>
             </w:rPr>
             <w:fldChar w:fldCharType="begin"/>
           </w:r>
           <w:r>
             <w:rPr>
-              <w:rFonts w:hint="eastAsia" w:ascii="宋体" w:hAnsi="宋体" w:eastAsia="宋体" w:cs="宋体"/>
+              <w:rFonts w:ascii="宋体" w:eastAsia="宋体" w:hAnsi="宋体" w:cs="宋体" w:hint="eastAsia"/>
               <w:szCs w:val="24"/>
             </w:rPr>
             <w:instrText xml:space="preserve"> HYPERLINK \l _Toc16432 </w:instrText>
           </w:r>
           <w:r>
             <w:rPr>
-              <w:rFonts w:hint="eastAsia" w:ascii="宋体" w:hAnsi="宋体" w:eastAsia="宋体" w:cs="宋体"/>
+              <w:rFonts w:ascii="宋体" w:eastAsia="宋体" w:hAnsi="宋体" w:cs="宋体" w:hint="eastAsia"/>
               <w:szCs w:val="24"/>
             </w:rPr>
             <w:fldChar w:fldCharType="separate"/>
@@ -2363,7 +2247,7 @@
           </w:r>
           <w:r>
             <w:rPr>
-              <w:rFonts w:hint="eastAsia" w:ascii="宋体" w:hAnsi="宋体" w:eastAsia="宋体" w:cs="宋体"/>
+              <w:rFonts w:ascii="宋体" w:eastAsia="宋体" w:hAnsi="宋体" w:cs="宋体" w:hint="eastAsia"/>
               <w:szCs w:val="24"/>
             </w:rPr>
             <w:fldChar w:fldCharType="end"/>
@@ -2371,28 +2255,28 @@
         </w:p>
         <w:p>
           <w:pPr>
-            <w:pStyle w:val="17"/>
+            <w:pStyle w:val="TOC2"/>
             <w:tabs>
               <w:tab w:val="right" w:leader="dot" w:pos="8306"/>
             </w:tabs>
           </w:pPr>
           <w:r>
             <w:rPr>
-              <w:rFonts w:hint="eastAsia" w:ascii="宋体" w:hAnsi="宋体" w:eastAsia="宋体" w:cs="宋体"/>
+              <w:rFonts w:ascii="宋体" w:eastAsia="宋体" w:hAnsi="宋体" w:cs="宋体" w:hint="eastAsia"/>
               <w:szCs w:val="24"/>
             </w:rPr>
             <w:fldChar w:fldCharType="begin"/>
           </w:r>
           <w:r>
             <w:rPr>
-              <w:rFonts w:hint="eastAsia" w:ascii="宋体" w:hAnsi="宋体" w:eastAsia="宋体" w:cs="宋体"/>
+              <w:rFonts w:ascii="宋体" w:eastAsia="宋体" w:hAnsi="宋体" w:cs="宋体" w:hint="eastAsia"/>
               <w:szCs w:val="24"/>
             </w:rPr>
             <w:instrText xml:space="preserve"> HYPERLINK \l _Toc8182 </w:instrText>
           </w:r>
           <w:r>
             <w:rPr>
-              <w:rFonts w:hint="eastAsia" w:ascii="宋体" w:hAnsi="宋体" w:eastAsia="宋体" w:cs="宋体"/>
+              <w:rFonts w:ascii="宋体" w:eastAsia="宋体" w:hAnsi="宋体" w:cs="宋体" w:hint="eastAsia"/>
               <w:szCs w:val="24"/>
             </w:rPr>
             <w:fldChar w:fldCharType="separate"/>
@@ -2426,7 +2310,7 @@
           </w:r>
           <w:r>
             <w:rPr>
-              <w:rFonts w:hint="eastAsia" w:ascii="宋体" w:hAnsi="宋体" w:eastAsia="宋体" w:cs="宋体"/>
+              <w:rFonts w:ascii="宋体" w:eastAsia="宋体" w:hAnsi="宋体" w:cs="宋体" w:hint="eastAsia"/>
               <w:szCs w:val="24"/>
             </w:rPr>
             <w:fldChar w:fldCharType="end"/>
@@ -2434,28 +2318,28 @@
         </w:p>
         <w:p>
           <w:pPr>
-            <w:pStyle w:val="17"/>
+            <w:pStyle w:val="TOC2"/>
             <w:tabs>
               <w:tab w:val="right" w:leader="dot" w:pos="8306"/>
             </w:tabs>
           </w:pPr>
           <w:r>
             <w:rPr>
-              <w:rFonts w:hint="eastAsia" w:ascii="宋体" w:hAnsi="宋体" w:eastAsia="宋体" w:cs="宋体"/>
+              <w:rFonts w:ascii="宋体" w:eastAsia="宋体" w:hAnsi="宋体" w:cs="宋体" w:hint="eastAsia"/>
               <w:szCs w:val="24"/>
             </w:rPr>
             <w:fldChar w:fldCharType="begin"/>
           </w:r>
           <w:r>
             <w:rPr>
-              <w:rFonts w:hint="eastAsia" w:ascii="宋体" w:hAnsi="宋体" w:eastAsia="宋体" w:cs="宋体"/>
+              <w:rFonts w:ascii="宋体" w:eastAsia="宋体" w:hAnsi="宋体" w:cs="宋体" w:hint="eastAsia"/>
               <w:szCs w:val="24"/>
             </w:rPr>
             <w:instrText xml:space="preserve"> HYPERLINK \l _Toc16292 </w:instrText>
           </w:r>
           <w:r>
             <w:rPr>
-              <w:rFonts w:hint="eastAsia" w:ascii="宋体" w:hAnsi="宋体" w:eastAsia="宋体" w:cs="宋体"/>
+              <w:rFonts w:ascii="宋体" w:eastAsia="宋体" w:hAnsi="宋体" w:cs="宋体" w:hint="eastAsia"/>
               <w:szCs w:val="24"/>
             </w:rPr>
             <w:fldChar w:fldCharType="separate"/>
@@ -2486,7 +2370,7 @@
           </w:r>
           <w:r>
             <w:rPr>
-              <w:rFonts w:hint="eastAsia" w:ascii="宋体" w:hAnsi="宋体" w:eastAsia="宋体" w:cs="宋体"/>
+              <w:rFonts w:ascii="宋体" w:eastAsia="宋体" w:hAnsi="宋体" w:cs="宋体" w:hint="eastAsia"/>
               <w:szCs w:val="24"/>
             </w:rPr>
             <w:fldChar w:fldCharType="end"/>
@@ -2494,28 +2378,28 @@
         </w:p>
         <w:p>
           <w:pPr>
-            <w:pStyle w:val="17"/>
+            <w:pStyle w:val="TOC2"/>
             <w:tabs>
               <w:tab w:val="right" w:leader="dot" w:pos="8306"/>
             </w:tabs>
           </w:pPr>
           <w:r>
             <w:rPr>
-              <w:rFonts w:hint="eastAsia" w:ascii="宋体" w:hAnsi="宋体" w:eastAsia="宋体" w:cs="宋体"/>
+              <w:rFonts w:ascii="宋体" w:eastAsia="宋体" w:hAnsi="宋体" w:cs="宋体" w:hint="eastAsia"/>
               <w:szCs w:val="24"/>
             </w:rPr>
             <w:fldChar w:fldCharType="begin"/>
           </w:r>
           <w:r>
             <w:rPr>
-              <w:rFonts w:hint="eastAsia" w:ascii="宋体" w:hAnsi="宋体" w:eastAsia="宋体" w:cs="宋体"/>
+              <w:rFonts w:ascii="宋体" w:eastAsia="宋体" w:hAnsi="宋体" w:cs="宋体" w:hint="eastAsia"/>
               <w:szCs w:val="24"/>
             </w:rPr>
             <w:instrText xml:space="preserve"> HYPERLINK \l _Toc17803 </w:instrText>
           </w:r>
           <w:r>
             <w:rPr>
-              <w:rFonts w:hint="eastAsia" w:ascii="宋体" w:hAnsi="宋体" w:eastAsia="宋体" w:cs="宋体"/>
+              <w:rFonts w:ascii="宋体" w:eastAsia="宋体" w:hAnsi="宋体" w:cs="宋体" w:hint="eastAsia"/>
               <w:szCs w:val="24"/>
             </w:rPr>
             <w:fldChar w:fldCharType="separate"/>
@@ -2546,7 +2430,7 @@
           </w:r>
           <w:r>
             <w:rPr>
-              <w:rFonts w:hint="eastAsia" w:ascii="宋体" w:hAnsi="宋体" w:eastAsia="宋体" w:cs="宋体"/>
+              <w:rFonts w:ascii="宋体" w:eastAsia="宋体" w:hAnsi="宋体" w:cs="宋体" w:hint="eastAsia"/>
               <w:szCs w:val="24"/>
             </w:rPr>
             <w:fldChar w:fldCharType="end"/>
@@ -2554,28 +2438,28 @@
         </w:p>
         <w:p>
           <w:pPr>
-            <w:pStyle w:val="16"/>
+            <w:pStyle w:val="TOC1"/>
             <w:tabs>
               <w:tab w:val="right" w:leader="dot" w:pos="8306"/>
             </w:tabs>
           </w:pPr>
           <w:r>
             <w:rPr>
-              <w:rFonts w:hint="eastAsia" w:ascii="宋体" w:hAnsi="宋体" w:eastAsia="宋体" w:cs="宋体"/>
+              <w:rFonts w:ascii="宋体" w:eastAsia="宋体" w:hAnsi="宋体" w:cs="宋体" w:hint="eastAsia"/>
               <w:szCs w:val="24"/>
             </w:rPr>
             <w:fldChar w:fldCharType="begin"/>
           </w:r>
           <w:r>
             <w:rPr>
-              <w:rFonts w:hint="eastAsia" w:ascii="宋体" w:hAnsi="宋体" w:eastAsia="宋体" w:cs="宋体"/>
+              <w:rFonts w:ascii="宋体" w:eastAsia="宋体" w:hAnsi="宋体" w:cs="宋体" w:hint="eastAsia"/>
               <w:szCs w:val="24"/>
             </w:rPr>
             <w:instrText xml:space="preserve"> HYPERLINK \l _Toc24372 </w:instrText>
           </w:r>
           <w:r>
             <w:rPr>
-              <w:rFonts w:hint="eastAsia" w:ascii="宋体" w:hAnsi="宋体" w:eastAsia="宋体" w:cs="宋体"/>
+              <w:rFonts w:ascii="宋体" w:eastAsia="宋体" w:hAnsi="宋体" w:cs="宋体" w:hint="eastAsia"/>
               <w:szCs w:val="24"/>
             </w:rPr>
             <w:fldChar w:fldCharType="separate"/>
@@ -2614,7 +2498,7 @@
           </w:r>
           <w:r>
             <w:rPr>
-              <w:rFonts w:hint="eastAsia" w:ascii="宋体" w:hAnsi="宋体" w:eastAsia="宋体" w:cs="宋体"/>
+              <w:rFonts w:ascii="宋体" w:eastAsia="宋体" w:hAnsi="宋体" w:cs="宋体" w:hint="eastAsia"/>
               <w:szCs w:val="24"/>
             </w:rPr>
             <w:fldChar w:fldCharType="end"/>
@@ -2622,28 +2506,28 @@
         </w:p>
         <w:p>
           <w:pPr>
-            <w:pStyle w:val="17"/>
+            <w:pStyle w:val="TOC2"/>
             <w:tabs>
               <w:tab w:val="right" w:leader="dot" w:pos="8306"/>
             </w:tabs>
           </w:pPr>
           <w:r>
             <w:rPr>
-              <w:rFonts w:hint="eastAsia" w:ascii="宋体" w:hAnsi="宋体" w:eastAsia="宋体" w:cs="宋体"/>
+              <w:rFonts w:ascii="宋体" w:eastAsia="宋体" w:hAnsi="宋体" w:cs="宋体" w:hint="eastAsia"/>
               <w:szCs w:val="24"/>
             </w:rPr>
             <w:fldChar w:fldCharType="begin"/>
           </w:r>
           <w:r>
             <w:rPr>
-              <w:rFonts w:hint="eastAsia" w:ascii="宋体" w:hAnsi="宋体" w:eastAsia="宋体" w:cs="宋体"/>
+              <w:rFonts w:ascii="宋体" w:eastAsia="宋体" w:hAnsi="宋体" w:cs="宋体" w:hint="eastAsia"/>
               <w:szCs w:val="24"/>
             </w:rPr>
             <w:instrText xml:space="preserve"> HYPERLINK \l _Toc16782 </w:instrText>
           </w:r>
           <w:r>
             <w:rPr>
-              <w:rFonts w:hint="eastAsia" w:ascii="宋体" w:hAnsi="宋体" w:eastAsia="宋体" w:cs="宋体"/>
+              <w:rFonts w:ascii="宋体" w:eastAsia="宋体" w:hAnsi="宋体" w:cs="宋体" w:hint="eastAsia"/>
               <w:szCs w:val="24"/>
             </w:rPr>
             <w:fldChar w:fldCharType="separate"/>
@@ -2675,7 +2559,7 @@
           </w:r>
           <w:r>
             <w:rPr>
-              <w:rFonts w:hint="eastAsia" w:ascii="宋体" w:hAnsi="宋体" w:eastAsia="宋体" w:cs="宋体"/>
+              <w:rFonts w:ascii="宋体" w:eastAsia="宋体" w:hAnsi="宋体" w:cs="宋体" w:hint="eastAsia"/>
               <w:szCs w:val="24"/>
             </w:rPr>
             <w:fldChar w:fldCharType="end"/>
@@ -2683,28 +2567,28 @@
         </w:p>
         <w:p>
           <w:pPr>
-            <w:pStyle w:val="17"/>
+            <w:pStyle w:val="TOC2"/>
             <w:tabs>
               <w:tab w:val="right" w:leader="dot" w:pos="8306"/>
             </w:tabs>
           </w:pPr>
           <w:r>
             <w:rPr>
-              <w:rFonts w:hint="eastAsia" w:ascii="宋体" w:hAnsi="宋体" w:eastAsia="宋体" w:cs="宋体"/>
+              <w:rFonts w:ascii="宋体" w:eastAsia="宋体" w:hAnsi="宋体" w:cs="宋体" w:hint="eastAsia"/>
               <w:szCs w:val="24"/>
             </w:rPr>
             <w:fldChar w:fldCharType="begin"/>
           </w:r>
           <w:r>
             <w:rPr>
-              <w:rFonts w:hint="eastAsia" w:ascii="宋体" w:hAnsi="宋体" w:eastAsia="宋体" w:cs="宋体"/>
+              <w:rFonts w:ascii="宋体" w:eastAsia="宋体" w:hAnsi="宋体" w:cs="宋体" w:hint="eastAsia"/>
               <w:szCs w:val="24"/>
             </w:rPr>
             <w:instrText xml:space="preserve"> HYPERLINK \l _Toc14379 </w:instrText>
           </w:r>
           <w:r>
             <w:rPr>
-              <w:rFonts w:hint="eastAsia" w:ascii="宋体" w:hAnsi="宋体" w:eastAsia="宋体" w:cs="宋体"/>
+              <w:rFonts w:ascii="宋体" w:eastAsia="宋体" w:hAnsi="宋体" w:cs="宋体" w:hint="eastAsia"/>
               <w:szCs w:val="24"/>
             </w:rPr>
             <w:fldChar w:fldCharType="separate"/>
@@ -2743,7 +2627,7 @@
           </w:r>
           <w:r>
             <w:rPr>
-              <w:rFonts w:hint="eastAsia" w:ascii="宋体" w:hAnsi="宋体" w:eastAsia="宋体" w:cs="宋体"/>
+              <w:rFonts w:ascii="宋体" w:eastAsia="宋体" w:hAnsi="宋体" w:cs="宋体" w:hint="eastAsia"/>
               <w:szCs w:val="24"/>
             </w:rPr>
             <w:fldChar w:fldCharType="end"/>
@@ -2751,28 +2635,28 @@
         </w:p>
         <w:p>
           <w:pPr>
-            <w:pStyle w:val="13"/>
+            <w:pStyle w:val="TOC3"/>
             <w:tabs>
               <w:tab w:val="right" w:leader="dot" w:pos="8306"/>
             </w:tabs>
           </w:pPr>
           <w:r>
             <w:rPr>
-              <w:rFonts w:hint="eastAsia" w:ascii="宋体" w:hAnsi="宋体" w:eastAsia="宋体" w:cs="宋体"/>
+              <w:rFonts w:ascii="宋体" w:eastAsia="宋体" w:hAnsi="宋体" w:cs="宋体" w:hint="eastAsia"/>
               <w:szCs w:val="24"/>
             </w:rPr>
             <w:fldChar w:fldCharType="begin"/>
           </w:r>
           <w:r>
             <w:rPr>
-              <w:rFonts w:hint="eastAsia" w:ascii="宋体" w:hAnsi="宋体" w:eastAsia="宋体" w:cs="宋体"/>
+              <w:rFonts w:ascii="宋体" w:eastAsia="宋体" w:hAnsi="宋体" w:cs="宋体" w:hint="eastAsia"/>
               <w:szCs w:val="24"/>
             </w:rPr>
             <w:instrText xml:space="preserve"> HYPERLINK \l _Toc14406 </w:instrText>
           </w:r>
           <w:r>
             <w:rPr>
-              <w:rFonts w:hint="eastAsia" w:ascii="宋体" w:hAnsi="宋体" w:eastAsia="宋体" w:cs="宋体"/>
+              <w:rFonts w:ascii="宋体" w:eastAsia="宋体" w:hAnsi="宋体" w:cs="宋体" w:hint="eastAsia"/>
               <w:szCs w:val="24"/>
             </w:rPr>
             <w:fldChar w:fldCharType="separate"/>
@@ -2822,7 +2706,7 @@
           </w:r>
           <w:r>
             <w:rPr>
-              <w:rFonts w:hint="eastAsia" w:ascii="宋体" w:hAnsi="宋体" w:eastAsia="宋体" w:cs="宋体"/>
+              <w:rFonts w:ascii="宋体" w:eastAsia="宋体" w:hAnsi="宋体" w:cs="宋体" w:hint="eastAsia"/>
               <w:szCs w:val="24"/>
             </w:rPr>
             <w:fldChar w:fldCharType="end"/>
@@ -2830,28 +2714,28 @@
         </w:p>
         <w:p>
           <w:pPr>
-            <w:pStyle w:val="13"/>
+            <w:pStyle w:val="TOC3"/>
             <w:tabs>
               <w:tab w:val="right" w:leader="dot" w:pos="8306"/>
             </w:tabs>
           </w:pPr>
           <w:r>
             <w:rPr>
-              <w:rFonts w:hint="eastAsia" w:ascii="宋体" w:hAnsi="宋体" w:eastAsia="宋体" w:cs="宋体"/>
+              <w:rFonts w:ascii="宋体" w:eastAsia="宋体" w:hAnsi="宋体" w:cs="宋体" w:hint="eastAsia"/>
               <w:szCs w:val="24"/>
             </w:rPr>
             <w:fldChar w:fldCharType="begin"/>
           </w:r>
           <w:r>
             <w:rPr>
-              <w:rFonts w:hint="eastAsia" w:ascii="宋体" w:hAnsi="宋体" w:eastAsia="宋体" w:cs="宋体"/>
+              <w:rFonts w:ascii="宋体" w:eastAsia="宋体" w:hAnsi="宋体" w:cs="宋体" w:hint="eastAsia"/>
               <w:szCs w:val="24"/>
             </w:rPr>
             <w:instrText xml:space="preserve"> HYPERLINK \l _Toc5458 </w:instrText>
           </w:r>
           <w:r>
             <w:rPr>
-              <w:rFonts w:hint="eastAsia" w:ascii="宋体" w:hAnsi="宋体" w:eastAsia="宋体" w:cs="宋体"/>
+              <w:rFonts w:ascii="宋体" w:eastAsia="宋体" w:hAnsi="宋体" w:cs="宋体" w:hint="eastAsia"/>
               <w:szCs w:val="24"/>
             </w:rPr>
             <w:fldChar w:fldCharType="separate"/>
@@ -2895,7 +2779,7 @@
           </w:r>
           <w:r>
             <w:rPr>
-              <w:rFonts w:hint="eastAsia" w:ascii="宋体" w:hAnsi="宋体" w:eastAsia="宋体" w:cs="宋体"/>
+              <w:rFonts w:ascii="宋体" w:eastAsia="宋体" w:hAnsi="宋体" w:cs="宋体" w:hint="eastAsia"/>
               <w:szCs w:val="24"/>
             </w:rPr>
             <w:fldChar w:fldCharType="end"/>
@@ -2903,28 +2787,28 @@
         </w:p>
         <w:p>
           <w:pPr>
-            <w:pStyle w:val="13"/>
+            <w:pStyle w:val="TOC3"/>
             <w:tabs>
               <w:tab w:val="right" w:leader="dot" w:pos="8306"/>
             </w:tabs>
           </w:pPr>
           <w:r>
             <w:rPr>
-              <w:rFonts w:hint="eastAsia" w:ascii="宋体" w:hAnsi="宋体" w:eastAsia="宋体" w:cs="宋体"/>
+              <w:rFonts w:ascii="宋体" w:eastAsia="宋体" w:hAnsi="宋体" w:cs="宋体" w:hint="eastAsia"/>
               <w:szCs w:val="24"/>
             </w:rPr>
             <w:fldChar w:fldCharType="begin"/>
           </w:r>
           <w:r>
             <w:rPr>
-              <w:rFonts w:hint="eastAsia" w:ascii="宋体" w:hAnsi="宋体" w:eastAsia="宋体" w:cs="宋体"/>
+              <w:rFonts w:ascii="宋体" w:eastAsia="宋体" w:hAnsi="宋体" w:cs="宋体" w:hint="eastAsia"/>
               <w:szCs w:val="24"/>
             </w:rPr>
             <w:instrText xml:space="preserve"> HYPERLINK \l _Toc2693 </w:instrText>
           </w:r>
           <w:r>
             <w:rPr>
-              <w:rFonts w:hint="eastAsia" w:ascii="宋体" w:hAnsi="宋体" w:eastAsia="宋体" w:cs="宋体"/>
+              <w:rFonts w:ascii="宋体" w:eastAsia="宋体" w:hAnsi="宋体" w:cs="宋体" w:hint="eastAsia"/>
               <w:szCs w:val="24"/>
             </w:rPr>
             <w:fldChar w:fldCharType="separate"/>
@@ -2968,7 +2852,7 @@
           </w:r>
           <w:r>
             <w:rPr>
-              <w:rFonts w:hint="eastAsia" w:ascii="宋体" w:hAnsi="宋体" w:eastAsia="宋体" w:cs="宋体"/>
+              <w:rFonts w:ascii="宋体" w:eastAsia="宋体" w:hAnsi="宋体" w:cs="宋体" w:hint="eastAsia"/>
               <w:szCs w:val="24"/>
             </w:rPr>
             <w:fldChar w:fldCharType="end"/>
@@ -2976,28 +2860,28 @@
         </w:p>
         <w:p>
           <w:pPr>
-            <w:pStyle w:val="13"/>
+            <w:pStyle w:val="TOC3"/>
             <w:tabs>
               <w:tab w:val="right" w:leader="dot" w:pos="8306"/>
             </w:tabs>
           </w:pPr>
           <w:r>
             <w:rPr>
-              <w:rFonts w:hint="eastAsia" w:ascii="宋体" w:hAnsi="宋体" w:eastAsia="宋体" w:cs="宋体"/>
+              <w:rFonts w:ascii="宋体" w:eastAsia="宋体" w:hAnsi="宋体" w:cs="宋体" w:hint="eastAsia"/>
               <w:szCs w:val="24"/>
             </w:rPr>
             <w:fldChar w:fldCharType="begin"/>
           </w:r>
           <w:r>
             <w:rPr>
-              <w:rFonts w:hint="eastAsia" w:ascii="宋体" w:hAnsi="宋体" w:eastAsia="宋体" w:cs="宋体"/>
+              <w:rFonts w:ascii="宋体" w:eastAsia="宋体" w:hAnsi="宋体" w:cs="宋体" w:hint="eastAsia"/>
               <w:szCs w:val="24"/>
             </w:rPr>
             <w:instrText xml:space="preserve"> HYPERLINK \l _Toc22685 </w:instrText>
           </w:r>
           <w:r>
             <w:rPr>
-              <w:rFonts w:hint="eastAsia" w:ascii="宋体" w:hAnsi="宋体" w:eastAsia="宋体" w:cs="宋体"/>
+              <w:rFonts w:ascii="宋体" w:eastAsia="宋体" w:hAnsi="宋体" w:cs="宋体" w:hint="eastAsia"/>
               <w:szCs w:val="24"/>
             </w:rPr>
             <w:fldChar w:fldCharType="separate"/>
@@ -3048,7 +2932,7 @@
           </w:r>
           <w:r>
             <w:rPr>
-              <w:rFonts w:hint="eastAsia" w:ascii="宋体" w:hAnsi="宋体" w:eastAsia="宋体" w:cs="宋体"/>
+              <w:rFonts w:ascii="宋体" w:eastAsia="宋体" w:hAnsi="宋体" w:cs="宋体" w:hint="eastAsia"/>
               <w:szCs w:val="24"/>
             </w:rPr>
             <w:fldChar w:fldCharType="end"/>
@@ -3056,28 +2940,28 @@
         </w:p>
         <w:p>
           <w:pPr>
-            <w:pStyle w:val="13"/>
+            <w:pStyle w:val="TOC3"/>
             <w:tabs>
               <w:tab w:val="right" w:leader="dot" w:pos="8306"/>
             </w:tabs>
           </w:pPr>
           <w:r>
             <w:rPr>
-              <w:rFonts w:hint="eastAsia" w:ascii="宋体" w:hAnsi="宋体" w:eastAsia="宋体" w:cs="宋体"/>
+              <w:rFonts w:ascii="宋体" w:eastAsia="宋体" w:hAnsi="宋体" w:cs="宋体" w:hint="eastAsia"/>
               <w:szCs w:val="24"/>
             </w:rPr>
             <w:fldChar w:fldCharType="begin"/>
           </w:r>
           <w:r>
             <w:rPr>
-              <w:rFonts w:hint="eastAsia" w:ascii="宋体" w:hAnsi="宋体" w:eastAsia="宋体" w:cs="宋体"/>
+              <w:rFonts w:ascii="宋体" w:eastAsia="宋体" w:hAnsi="宋体" w:cs="宋体" w:hint="eastAsia"/>
               <w:szCs w:val="24"/>
             </w:rPr>
             <w:instrText xml:space="preserve"> HYPERLINK \l _Toc11568 </w:instrText>
           </w:r>
           <w:r>
             <w:rPr>
-              <w:rFonts w:hint="eastAsia" w:ascii="宋体" w:hAnsi="宋体" w:eastAsia="宋体" w:cs="宋体"/>
+              <w:rFonts w:ascii="宋体" w:eastAsia="宋体" w:hAnsi="宋体" w:cs="宋体" w:hint="eastAsia"/>
               <w:szCs w:val="24"/>
             </w:rPr>
             <w:fldChar w:fldCharType="separate"/>
@@ -3128,7 +3012,7 @@
           </w:r>
           <w:r>
             <w:rPr>
-              <w:rFonts w:hint="eastAsia" w:ascii="宋体" w:hAnsi="宋体" w:eastAsia="宋体" w:cs="宋体"/>
+              <w:rFonts w:ascii="宋体" w:eastAsia="宋体" w:hAnsi="宋体" w:cs="宋体" w:hint="eastAsia"/>
               <w:szCs w:val="24"/>
             </w:rPr>
             <w:fldChar w:fldCharType="end"/>
@@ -3136,28 +3020,28 @@
         </w:p>
         <w:p>
           <w:pPr>
-            <w:pStyle w:val="17"/>
+            <w:pStyle w:val="TOC2"/>
             <w:tabs>
               <w:tab w:val="right" w:leader="dot" w:pos="8306"/>
             </w:tabs>
           </w:pPr>
           <w:r>
             <w:rPr>
-              <w:rFonts w:hint="eastAsia" w:ascii="宋体" w:hAnsi="宋体" w:eastAsia="宋体" w:cs="宋体"/>
+              <w:rFonts w:ascii="宋体" w:eastAsia="宋体" w:hAnsi="宋体" w:cs="宋体" w:hint="eastAsia"/>
               <w:szCs w:val="24"/>
             </w:rPr>
             <w:fldChar w:fldCharType="begin"/>
           </w:r>
           <w:r>
             <w:rPr>
-              <w:rFonts w:hint="eastAsia" w:ascii="宋体" w:hAnsi="宋体" w:eastAsia="宋体" w:cs="宋体"/>
+              <w:rFonts w:ascii="宋体" w:eastAsia="宋体" w:hAnsi="宋体" w:cs="宋体" w:hint="eastAsia"/>
               <w:szCs w:val="24"/>
             </w:rPr>
             <w:instrText xml:space="preserve"> HYPERLINK \l _Toc23315 </w:instrText>
           </w:r>
           <w:r>
             <w:rPr>
-              <w:rFonts w:hint="eastAsia" w:ascii="宋体" w:hAnsi="宋体" w:eastAsia="宋体" w:cs="宋体"/>
+              <w:rFonts w:ascii="宋体" w:eastAsia="宋体" w:hAnsi="宋体" w:cs="宋体" w:hint="eastAsia"/>
               <w:szCs w:val="24"/>
             </w:rPr>
             <w:fldChar w:fldCharType="separate"/>
@@ -3189,7 +3073,7 @@
           </w:r>
           <w:r>
             <w:rPr>
-              <w:rFonts w:hint="eastAsia" w:ascii="宋体" w:hAnsi="宋体" w:eastAsia="宋体" w:cs="宋体"/>
+              <w:rFonts w:ascii="宋体" w:eastAsia="宋体" w:hAnsi="宋体" w:cs="宋体" w:hint="eastAsia"/>
               <w:szCs w:val="24"/>
             </w:rPr>
             <w:fldChar w:fldCharType="end"/>
@@ -3197,28 +3081,28 @@
         </w:p>
         <w:p>
           <w:pPr>
-            <w:pStyle w:val="17"/>
+            <w:pStyle w:val="TOC2"/>
             <w:tabs>
               <w:tab w:val="right" w:leader="dot" w:pos="8306"/>
             </w:tabs>
           </w:pPr>
           <w:r>
             <w:rPr>
-              <w:rFonts w:hint="eastAsia" w:ascii="宋体" w:hAnsi="宋体" w:eastAsia="宋体" w:cs="宋体"/>
+              <w:rFonts w:ascii="宋体" w:eastAsia="宋体" w:hAnsi="宋体" w:cs="宋体" w:hint="eastAsia"/>
               <w:szCs w:val="24"/>
             </w:rPr>
             <w:fldChar w:fldCharType="begin"/>
           </w:r>
           <w:r>
             <w:rPr>
-              <w:rFonts w:hint="eastAsia" w:ascii="宋体" w:hAnsi="宋体" w:eastAsia="宋体" w:cs="宋体"/>
+              <w:rFonts w:ascii="宋体" w:eastAsia="宋体" w:hAnsi="宋体" w:cs="宋体" w:hint="eastAsia"/>
               <w:szCs w:val="24"/>
             </w:rPr>
             <w:instrText xml:space="preserve"> HYPERLINK \l _Toc22024 </w:instrText>
           </w:r>
           <w:r>
             <w:rPr>
-              <w:rFonts w:hint="eastAsia" w:ascii="宋体" w:hAnsi="宋体" w:eastAsia="宋体" w:cs="宋体"/>
+              <w:rFonts w:ascii="宋体" w:eastAsia="宋体" w:hAnsi="宋体" w:cs="宋体" w:hint="eastAsia"/>
               <w:szCs w:val="24"/>
             </w:rPr>
             <w:fldChar w:fldCharType="separate"/>
@@ -3257,7 +3141,7 @@
           </w:r>
           <w:r>
             <w:rPr>
-              <w:rFonts w:hint="eastAsia" w:ascii="宋体" w:hAnsi="宋体" w:eastAsia="宋体" w:cs="宋体"/>
+              <w:rFonts w:ascii="宋体" w:eastAsia="宋体" w:hAnsi="宋体" w:cs="宋体" w:hint="eastAsia"/>
               <w:szCs w:val="24"/>
             </w:rPr>
             <w:fldChar w:fldCharType="end"/>
@@ -3265,28 +3149,28 @@
         </w:p>
         <w:p>
           <w:pPr>
-            <w:pStyle w:val="17"/>
+            <w:pStyle w:val="TOC2"/>
             <w:tabs>
               <w:tab w:val="right" w:leader="dot" w:pos="8306"/>
             </w:tabs>
           </w:pPr>
           <w:r>
             <w:rPr>
-              <w:rFonts w:hint="eastAsia" w:ascii="宋体" w:hAnsi="宋体" w:eastAsia="宋体" w:cs="宋体"/>
+              <w:rFonts w:ascii="宋体" w:eastAsia="宋体" w:hAnsi="宋体" w:cs="宋体" w:hint="eastAsia"/>
               <w:szCs w:val="24"/>
             </w:rPr>
             <w:fldChar w:fldCharType="begin"/>
           </w:r>
           <w:r>
             <w:rPr>
-              <w:rFonts w:hint="eastAsia" w:ascii="宋体" w:hAnsi="宋体" w:eastAsia="宋体" w:cs="宋体"/>
+              <w:rFonts w:ascii="宋体" w:eastAsia="宋体" w:hAnsi="宋体" w:cs="宋体" w:hint="eastAsia"/>
               <w:szCs w:val="24"/>
             </w:rPr>
             <w:instrText xml:space="preserve"> HYPERLINK \l _Toc254 </w:instrText>
           </w:r>
           <w:r>
             <w:rPr>
-              <w:rFonts w:hint="eastAsia" w:ascii="宋体" w:hAnsi="宋体" w:eastAsia="宋体" w:cs="宋体"/>
+              <w:rFonts w:ascii="宋体" w:eastAsia="宋体" w:hAnsi="宋体" w:cs="宋体" w:hint="eastAsia"/>
               <w:szCs w:val="24"/>
             </w:rPr>
             <w:fldChar w:fldCharType="separate"/>
@@ -3325,7 +3209,7 @@
           </w:r>
           <w:r>
             <w:rPr>
-              <w:rFonts w:hint="eastAsia" w:ascii="宋体" w:hAnsi="宋体" w:eastAsia="宋体" w:cs="宋体"/>
+              <w:rFonts w:ascii="宋体" w:eastAsia="宋体" w:hAnsi="宋体" w:cs="宋体" w:hint="eastAsia"/>
               <w:szCs w:val="24"/>
             </w:rPr>
             <w:fldChar w:fldCharType="end"/>
@@ -3333,28 +3217,28 @@
         </w:p>
         <w:p>
           <w:pPr>
-            <w:pStyle w:val="17"/>
+            <w:pStyle w:val="TOC2"/>
             <w:tabs>
               <w:tab w:val="right" w:leader="dot" w:pos="8306"/>
             </w:tabs>
           </w:pPr>
           <w:r>
             <w:rPr>
-              <w:rFonts w:hint="eastAsia" w:ascii="宋体" w:hAnsi="宋体" w:eastAsia="宋体" w:cs="宋体"/>
+              <w:rFonts w:ascii="宋体" w:eastAsia="宋体" w:hAnsi="宋体" w:cs="宋体" w:hint="eastAsia"/>
               <w:szCs w:val="24"/>
             </w:rPr>
             <w:fldChar w:fldCharType="begin"/>
           </w:r>
           <w:r>
             <w:rPr>
-              <w:rFonts w:hint="eastAsia" w:ascii="宋体" w:hAnsi="宋体" w:eastAsia="宋体" w:cs="宋体"/>
+              <w:rFonts w:ascii="宋体" w:eastAsia="宋体" w:hAnsi="宋体" w:cs="宋体" w:hint="eastAsia"/>
               <w:szCs w:val="24"/>
             </w:rPr>
             <w:instrText xml:space="preserve"> HYPERLINK \l _Toc28559 </w:instrText>
           </w:r>
           <w:r>
             <w:rPr>
-              <w:rFonts w:hint="eastAsia" w:ascii="宋体" w:hAnsi="宋体" w:eastAsia="宋体" w:cs="宋体"/>
+              <w:rFonts w:ascii="宋体" w:eastAsia="宋体" w:hAnsi="宋体" w:cs="宋体" w:hint="eastAsia"/>
               <w:szCs w:val="24"/>
             </w:rPr>
             <w:fldChar w:fldCharType="separate"/>
@@ -3393,7 +3277,7 @@
           </w:r>
           <w:r>
             <w:rPr>
-              <w:rFonts w:hint="eastAsia" w:ascii="宋体" w:hAnsi="宋体" w:eastAsia="宋体" w:cs="宋体"/>
+              <w:rFonts w:ascii="宋体" w:eastAsia="宋体" w:hAnsi="宋体" w:cs="宋体" w:hint="eastAsia"/>
               <w:szCs w:val="24"/>
             </w:rPr>
             <w:fldChar w:fldCharType="end"/>
@@ -3401,28 +3285,28 @@
         </w:p>
         <w:p>
           <w:pPr>
-            <w:pStyle w:val="17"/>
+            <w:pStyle w:val="TOC2"/>
             <w:tabs>
               <w:tab w:val="right" w:leader="dot" w:pos="8306"/>
             </w:tabs>
           </w:pPr>
           <w:r>
             <w:rPr>
-              <w:rFonts w:hint="eastAsia" w:ascii="宋体" w:hAnsi="宋体" w:eastAsia="宋体" w:cs="宋体"/>
+              <w:rFonts w:ascii="宋体" w:eastAsia="宋体" w:hAnsi="宋体" w:cs="宋体" w:hint="eastAsia"/>
               <w:szCs w:val="24"/>
             </w:rPr>
             <w:fldChar w:fldCharType="begin"/>
           </w:r>
           <w:r>
             <w:rPr>
-              <w:rFonts w:hint="eastAsia" w:ascii="宋体" w:hAnsi="宋体" w:eastAsia="宋体" w:cs="宋体"/>
+              <w:rFonts w:ascii="宋体" w:eastAsia="宋体" w:hAnsi="宋体" w:cs="宋体" w:hint="eastAsia"/>
               <w:szCs w:val="24"/>
             </w:rPr>
             <w:instrText xml:space="preserve"> HYPERLINK \l _Toc19632 </w:instrText>
           </w:r>
           <w:r>
             <w:rPr>
-              <w:rFonts w:hint="eastAsia" w:ascii="宋体" w:hAnsi="宋体" w:eastAsia="宋体" w:cs="宋体"/>
+              <w:rFonts w:ascii="宋体" w:eastAsia="宋体" w:hAnsi="宋体" w:cs="宋体" w:hint="eastAsia"/>
               <w:szCs w:val="24"/>
             </w:rPr>
             <w:fldChar w:fldCharType="separate"/>
@@ -3461,7 +3345,7 @@
           </w:r>
           <w:r>
             <w:rPr>
-              <w:rFonts w:hint="eastAsia" w:ascii="宋体" w:hAnsi="宋体" w:eastAsia="宋体" w:cs="宋体"/>
+              <w:rFonts w:ascii="宋体" w:eastAsia="宋体" w:hAnsi="宋体" w:cs="宋体" w:hint="eastAsia"/>
               <w:szCs w:val="24"/>
             </w:rPr>
             <w:fldChar w:fldCharType="end"/>
@@ -3469,28 +3353,28 @@
         </w:p>
         <w:p>
           <w:pPr>
-            <w:pStyle w:val="17"/>
+            <w:pStyle w:val="TOC2"/>
             <w:tabs>
               <w:tab w:val="right" w:leader="dot" w:pos="8306"/>
             </w:tabs>
           </w:pPr>
           <w:r>
             <w:rPr>
-              <w:rFonts w:hint="eastAsia" w:ascii="宋体" w:hAnsi="宋体" w:eastAsia="宋体" w:cs="宋体"/>
+              <w:rFonts w:ascii="宋体" w:eastAsia="宋体" w:hAnsi="宋体" w:cs="宋体" w:hint="eastAsia"/>
               <w:szCs w:val="24"/>
             </w:rPr>
             <w:fldChar w:fldCharType="begin"/>
           </w:r>
           <w:r>
             <w:rPr>
-              <w:rFonts w:hint="eastAsia" w:ascii="宋体" w:hAnsi="宋体" w:eastAsia="宋体" w:cs="宋体"/>
+              <w:rFonts w:ascii="宋体" w:eastAsia="宋体" w:hAnsi="宋体" w:cs="宋体" w:hint="eastAsia"/>
               <w:szCs w:val="24"/>
             </w:rPr>
             <w:instrText xml:space="preserve"> HYPERLINK \l _Toc5442 </w:instrText>
           </w:r>
           <w:r>
             <w:rPr>
-              <w:rFonts w:hint="eastAsia" w:ascii="宋体" w:hAnsi="宋体" w:eastAsia="宋体" w:cs="宋体"/>
+              <w:rFonts w:ascii="宋体" w:eastAsia="宋体" w:hAnsi="宋体" w:cs="宋体" w:hint="eastAsia"/>
               <w:szCs w:val="24"/>
             </w:rPr>
             <w:fldChar w:fldCharType="separate"/>
@@ -3529,7 +3413,7 @@
           </w:r>
           <w:r>
             <w:rPr>
-              <w:rFonts w:hint="eastAsia" w:ascii="宋体" w:hAnsi="宋体" w:eastAsia="宋体" w:cs="宋体"/>
+              <w:rFonts w:ascii="宋体" w:eastAsia="宋体" w:hAnsi="宋体" w:cs="宋体" w:hint="eastAsia"/>
               <w:szCs w:val="24"/>
             </w:rPr>
             <w:fldChar w:fldCharType="end"/>
@@ -3537,28 +3421,28 @@
         </w:p>
         <w:p>
           <w:pPr>
-            <w:pStyle w:val="17"/>
+            <w:pStyle w:val="TOC2"/>
             <w:tabs>
               <w:tab w:val="right" w:leader="dot" w:pos="8306"/>
             </w:tabs>
           </w:pPr>
           <w:r>
             <w:rPr>
-              <w:rFonts w:hint="eastAsia" w:ascii="宋体" w:hAnsi="宋体" w:eastAsia="宋体" w:cs="宋体"/>
+              <w:rFonts w:ascii="宋体" w:eastAsia="宋体" w:hAnsi="宋体" w:cs="宋体" w:hint="eastAsia"/>
               <w:szCs w:val="24"/>
             </w:rPr>
             <w:fldChar w:fldCharType="begin"/>
           </w:r>
           <w:r>
             <w:rPr>
-              <w:rFonts w:hint="eastAsia" w:ascii="宋体" w:hAnsi="宋体" w:eastAsia="宋体" w:cs="宋体"/>
+              <w:rFonts w:ascii="宋体" w:eastAsia="宋体" w:hAnsi="宋体" w:cs="宋体" w:hint="eastAsia"/>
               <w:szCs w:val="24"/>
             </w:rPr>
             <w:instrText xml:space="preserve"> HYPERLINK \l _Toc19550 </w:instrText>
           </w:r>
           <w:r>
             <w:rPr>
-              <w:rFonts w:hint="eastAsia" w:ascii="宋体" w:hAnsi="宋体" w:eastAsia="宋体" w:cs="宋体"/>
+              <w:rFonts w:ascii="宋体" w:eastAsia="宋体" w:hAnsi="宋体" w:cs="宋体" w:hint="eastAsia"/>
               <w:szCs w:val="24"/>
             </w:rPr>
             <w:fldChar w:fldCharType="separate"/>
@@ -3597,7 +3481,7 @@
           </w:r>
           <w:r>
             <w:rPr>
-              <w:rFonts w:hint="eastAsia" w:ascii="宋体" w:hAnsi="宋体" w:eastAsia="宋体" w:cs="宋体"/>
+              <w:rFonts w:ascii="宋体" w:eastAsia="宋体" w:hAnsi="宋体" w:cs="宋体" w:hint="eastAsia"/>
               <w:szCs w:val="24"/>
             </w:rPr>
             <w:fldChar w:fldCharType="end"/>
@@ -3605,42 +3489,42 @@
         </w:p>
         <w:p>
           <w:pPr>
-            <w:pStyle w:val="16"/>
+            <w:pStyle w:val="TOC1"/>
             <w:tabs>
               <w:tab w:val="right" w:leader="dot" w:pos="8306"/>
             </w:tabs>
           </w:pPr>
           <w:r>
             <w:rPr>
-              <w:rFonts w:hint="eastAsia" w:ascii="宋体" w:hAnsi="宋体" w:eastAsia="宋体" w:cs="宋体"/>
+              <w:rFonts w:ascii="宋体" w:eastAsia="宋体" w:hAnsi="宋体" w:cs="宋体" w:hint="eastAsia"/>
               <w:szCs w:val="24"/>
             </w:rPr>
             <w:fldChar w:fldCharType="begin"/>
           </w:r>
           <w:r>
             <w:rPr>
-              <w:rFonts w:hint="eastAsia" w:ascii="宋体" w:hAnsi="宋体" w:eastAsia="宋体" w:cs="宋体"/>
+              <w:rFonts w:ascii="宋体" w:eastAsia="宋体" w:hAnsi="宋体" w:cs="宋体" w:hint="eastAsia"/>
               <w:szCs w:val="24"/>
             </w:rPr>
             <w:instrText xml:space="preserve"> HYPERLINK \l _Toc8834 </w:instrText>
           </w:r>
           <w:r>
             <w:rPr>
-              <w:rFonts w:hint="eastAsia" w:ascii="宋体" w:hAnsi="宋体" w:eastAsia="宋体" w:cs="宋体"/>
+              <w:rFonts w:ascii="宋体" w:eastAsia="宋体" w:hAnsi="宋体" w:cs="宋体" w:hint="eastAsia"/>
               <w:szCs w:val="24"/>
             </w:rPr>
             <w:fldChar w:fldCharType="separate"/>
           </w:r>
           <w:r>
             <w:rPr>
-              <w:rFonts w:hint="default" w:eastAsia="宋体"/>
+              <w:rFonts w:eastAsia="宋体" w:hint="default"/>
               <w:lang w:val="en-US" w:eastAsia="zh-CN"/>
             </w:rPr>
             <w:t xml:space="preserve">5. </w:t>
           </w:r>
           <w:r>
             <w:rPr>
-              <w:rFonts w:hint="eastAsia" w:eastAsia="宋体"/>
+              <w:rFonts w:eastAsia="宋体" w:hint="eastAsia"/>
               <w:lang w:val="en-US" w:eastAsia="zh-CN"/>
             </w:rPr>
             <w:t>附则</w:t>
@@ -3665,7 +3549,7 @@
           </w:r>
           <w:r>
             <w:rPr>
-              <w:rFonts w:hint="eastAsia" w:ascii="宋体" w:hAnsi="宋体" w:eastAsia="宋体" w:cs="宋体"/>
+              <w:rFonts w:ascii="宋体" w:eastAsia="宋体" w:hAnsi="宋体" w:cs="宋体" w:hint="eastAsia"/>
               <w:szCs w:val="24"/>
             </w:rPr>
             <w:fldChar w:fldCharType="end"/>
@@ -3673,28 +3557,28 @@
         </w:p>
         <w:p>
           <w:pPr>
-            <w:pStyle w:val="16"/>
+            <w:pStyle w:val="TOC1"/>
             <w:tabs>
               <w:tab w:val="right" w:leader="dot" w:pos="8306"/>
             </w:tabs>
           </w:pPr>
           <w:r>
             <w:rPr>
-              <w:rFonts w:hint="eastAsia" w:ascii="宋体" w:hAnsi="宋体" w:eastAsia="宋体" w:cs="宋体"/>
+              <w:rFonts w:ascii="宋体" w:eastAsia="宋体" w:hAnsi="宋体" w:cs="宋体" w:hint="eastAsia"/>
               <w:szCs w:val="24"/>
             </w:rPr>
             <w:fldChar w:fldCharType="begin"/>
           </w:r>
           <w:r>
             <w:rPr>
-              <w:rFonts w:hint="eastAsia" w:ascii="宋体" w:hAnsi="宋体" w:eastAsia="宋体" w:cs="宋体"/>
+              <w:rFonts w:ascii="宋体" w:eastAsia="宋体" w:hAnsi="宋体" w:cs="宋体" w:hint="eastAsia"/>
               <w:szCs w:val="24"/>
             </w:rPr>
             <w:instrText xml:space="preserve"> HYPERLINK \l _Toc25567 </w:instrText>
           </w:r>
           <w:r>
             <w:rPr>
-              <w:rFonts w:hint="eastAsia" w:ascii="宋体" w:hAnsi="宋体" w:eastAsia="宋体" w:cs="宋体"/>
+              <w:rFonts w:ascii="宋体" w:eastAsia="宋体" w:hAnsi="宋体" w:cs="宋体" w:hint="eastAsia"/>
               <w:szCs w:val="24"/>
             </w:rPr>
             <w:fldChar w:fldCharType="separate"/>
@@ -3733,7 +3617,7 @@
           </w:r>
           <w:r>
             <w:rPr>
-              <w:rFonts w:hint="eastAsia" w:ascii="宋体" w:hAnsi="宋体" w:eastAsia="宋体" w:cs="宋体"/>
+              <w:rFonts w:ascii="宋体" w:eastAsia="宋体" w:hAnsi="宋体" w:cs="宋体" w:hint="eastAsia"/>
               <w:szCs w:val="24"/>
             </w:rPr>
             <w:fldChar w:fldCharType="end"/>
@@ -3741,28 +3625,28 @@
         </w:p>
         <w:p>
           <w:pPr>
-            <w:pStyle w:val="16"/>
+            <w:pStyle w:val="TOC1"/>
             <w:tabs>
               <w:tab w:val="right" w:leader="dot" w:pos="8306"/>
             </w:tabs>
           </w:pPr>
           <w:r>
             <w:rPr>
-              <w:rFonts w:hint="eastAsia" w:ascii="宋体" w:hAnsi="宋体" w:eastAsia="宋体" w:cs="宋体"/>
+              <w:rFonts w:ascii="宋体" w:eastAsia="宋体" w:hAnsi="宋体" w:cs="宋体" w:hint="eastAsia"/>
               <w:szCs w:val="24"/>
             </w:rPr>
             <w:fldChar w:fldCharType="begin"/>
           </w:r>
           <w:r>
             <w:rPr>
-              <w:rFonts w:hint="eastAsia" w:ascii="宋体" w:hAnsi="宋体" w:eastAsia="宋体" w:cs="宋体"/>
+              <w:rFonts w:ascii="宋体" w:eastAsia="宋体" w:hAnsi="宋体" w:cs="宋体" w:hint="eastAsia"/>
               <w:szCs w:val="24"/>
             </w:rPr>
             <w:instrText xml:space="preserve"> HYPERLINK \l _Toc29149 </w:instrText>
           </w:r>
           <w:r>
             <w:rPr>
-              <w:rFonts w:hint="eastAsia" w:ascii="宋体" w:hAnsi="宋体" w:eastAsia="宋体" w:cs="宋体"/>
+              <w:rFonts w:ascii="宋体" w:eastAsia="宋体" w:hAnsi="宋体" w:cs="宋体" w:hint="eastAsia"/>
               <w:szCs w:val="24"/>
             </w:rPr>
             <w:fldChar w:fldCharType="separate"/>
@@ -3801,7 +3685,7 @@
           </w:r>
           <w:r>
             <w:rPr>
-              <w:rFonts w:hint="eastAsia" w:ascii="宋体" w:hAnsi="宋体" w:eastAsia="宋体" w:cs="宋体"/>
+              <w:rFonts w:ascii="宋体" w:eastAsia="宋体" w:hAnsi="宋体" w:cs="宋体" w:hint="eastAsia"/>
               <w:szCs w:val="24"/>
             </w:rPr>
             <w:fldChar w:fldCharType="end"/>
@@ -3823,7 +3707,7 @@
             <w:snapToGrid w:val="0"/>
             <w:textAlignment w:val="baseline"/>
             <w:rPr>
-              <w:rFonts w:hint="eastAsia" w:ascii="宋体" w:hAnsi="宋体" w:eastAsia="宋体" w:cs="宋体"/>
+              <w:rFonts w:ascii="宋体" w:eastAsia="宋体" w:hAnsi="宋体" w:cs="宋体" w:hint="eastAsia"/>
               <w:snapToGrid w:val="0"/>
               <w:color w:val="000000"/>
               <w:kern w:val="0"/>
@@ -3834,7 +3718,7 @@
           </w:pPr>
           <w:r>
             <w:rPr>
-              <w:rFonts w:hint="eastAsia" w:ascii="宋体" w:hAnsi="宋体" w:eastAsia="宋体" w:cs="宋体"/>
+              <w:rFonts w:ascii="宋体" w:eastAsia="宋体" w:hAnsi="宋体" w:cs="宋体" w:hint="eastAsia"/>
               <w:szCs w:val="24"/>
             </w:rPr>
             <w:fldChar w:fldCharType="end"/>
@@ -3858,7 +3742,7 @@
         <w:snapToGrid w:val="0"/>
         <w:textAlignment w:val="baseline"/>
         <w:rPr>
-          <w:rFonts w:ascii="Arial" w:hAnsi="Arial" w:eastAsia="Arial" w:cs="Arial"/>
+          <w:rFonts w:ascii="Arial" w:eastAsia="Arial" w:hAnsi="Arial" w:cs="Arial"/>
           <w:snapToGrid w:val="0"/>
           <w:color w:val="000000"/>
           <w:kern w:val="0"/>
@@ -3869,7 +3753,7 @@
       </w:pPr>
       <w:r>
         <w:rPr>
-          <w:rFonts w:ascii="Arial" w:hAnsi="Arial" w:eastAsia="Arial" w:cs="Arial"/>
+          <w:rFonts w:ascii="Arial" w:eastAsia="Arial" w:hAnsi="Arial" w:cs="Arial"/>
           <w:snapToGrid w:val="0"/>
           <w:color w:val="000000"/>
           <w:kern w:val="0"/>
@@ -3882,7 +3766,7 @@
     </w:p>
     <w:p>
       <w:pPr>
-        <w:pStyle w:val="28"/>
+        <w:pStyle w:val="1"/>
         <w:keepNext w:val="0"/>
         <w:keepLines w:val="0"/>
         <w:pageBreakBefore w:val="0"/>
@@ -3897,7 +3781,7 @@
         <w:snapToGrid w:val="0"/>
         <w:textAlignment w:val="baseline"/>
       </w:pPr>
-      <w:bookmarkStart w:id="2" w:name="_Toc7276"/>
+      <w:bookmarkStart w:id="3" w:name="_Toc7276"/>
       <w:r>
         <w:rPr>
           <w:rFonts w:hint="eastAsia"/>
@@ -3905,11 +3789,11 @@
         </w:rPr>
         <w:t>总则</w:t>
       </w:r>
-      <w:bookmarkEnd w:id="2"/>
+      <w:bookmarkEnd w:id="3"/>
     </w:p>
     <w:p>
       <w:pPr>
-        <w:pStyle w:val="30"/>
+        <w:pStyle w:val="2"/>
         <w:keepNext w:val="0"/>
         <w:keepLines w:val="0"/>
         <w:pageBreakBefore w:val="0"/>
@@ -3928,8 +3812,8 @@
           <w:lang w:val="en-US" w:eastAsia="zh-CN"/>
         </w:rPr>
       </w:pPr>
-      <w:bookmarkStart w:id="3" w:name="_Toc12049"/>
-      <w:bookmarkStart w:id="4" w:name="_Toc26034"/>
+      <w:bookmarkStart w:id="4" w:name="_Toc12049"/>
+      <w:bookmarkStart w:id="5" w:name="_Toc26034"/>
       <w:r>
         <w:rPr>
           <w:rFonts w:hint="eastAsia"/>
@@ -3937,12 +3821,12 @@
         </w:rPr>
         <w:t>目的</w:t>
       </w:r>
-      <w:bookmarkEnd w:id="3"/>
       <w:bookmarkEnd w:id="4"/>
+      <w:bookmarkEnd w:id="5"/>
     </w:p>
     <w:p>
       <w:pPr>
-        <w:pStyle w:val="29"/>
+        <w:pStyle w:val="a1"/>
         <w:keepNext w:val="0"/>
         <w:keepLines w:val="0"/>
         <w:pageBreakBefore w:val="0"/>
@@ -3967,7 +3851,7 @@
     </w:p>
     <w:p>
       <w:pPr>
-        <w:pStyle w:val="30"/>
+        <w:pStyle w:val="2"/>
         <w:keepNext w:val="0"/>
         <w:keepLines w:val="0"/>
         <w:pageBreakBefore w:val="0"/>
@@ -3986,7 +3870,7 @@
           <w:lang w:val="en-US" w:eastAsia="zh-CN"/>
         </w:rPr>
       </w:pPr>
-      <w:bookmarkStart w:id="5" w:name="_Toc22687"/>
+      <w:bookmarkStart w:id="6" w:name="_Toc22687"/>
       <w:r>
         <w:rPr>
           <w:rFonts w:hint="eastAsia"/>
@@ -3994,11 +3878,11 @@
         </w:rPr>
         <w:t>适用范围</w:t>
       </w:r>
-      <w:bookmarkEnd w:id="5"/>
+      <w:bookmarkEnd w:id="6"/>
     </w:p>
     <w:p>
       <w:pPr>
-        <w:pStyle w:val="29"/>
+        <w:pStyle w:val="a1"/>
         <w:keepNext w:val="0"/>
         <w:keepLines w:val="0"/>
         <w:pageBreakBefore w:val="0"/>
@@ -4023,7 +3907,7 @@
     </w:p>
     <w:p>
       <w:pPr>
-        <w:pStyle w:val="30"/>
+        <w:pStyle w:val="2"/>
         <w:keepNext w:val="0"/>
         <w:keepLines w:val="0"/>
         <w:pageBreakBefore w:val="0"/>
@@ -4042,7 +3926,7 @@
           <w:lang w:val="en-US" w:eastAsia="zh-CN"/>
         </w:rPr>
       </w:pPr>
-      <w:bookmarkStart w:id="6" w:name="_Toc20365"/>
+      <w:bookmarkStart w:id="7" w:name="_Toc20365"/>
       <w:r>
         <w:rPr>
           <w:rFonts w:hint="eastAsia"/>
@@ -4050,11 +3934,11 @@
         </w:rPr>
         <w:t>原则</w:t>
       </w:r>
-      <w:bookmarkEnd w:id="6"/>
+      <w:bookmarkEnd w:id="7"/>
     </w:p>
     <w:p>
       <w:pPr>
-        <w:pStyle w:val="29"/>
+        <w:pStyle w:val="a1"/>
         <w:keepNext w:val="0"/>
         <w:keepLines w:val="0"/>
         <w:pageBreakBefore w:val="0"/>
@@ -4078,7 +3962,7 @@
     </w:p>
     <w:p>
       <w:pPr>
-        <w:pStyle w:val="29"/>
+        <w:pStyle w:val="a1"/>
         <w:keepNext w:val="0"/>
         <w:keepLines w:val="0"/>
         <w:pageBreakBefore w:val="0"/>
@@ -4095,7 +3979,7 @@
         <w:bidi w:val="0"/>
         <w:adjustRightInd w:val="0"/>
         <w:snapToGrid w:val="0"/>
-        <w:ind w:left="425" w:leftChars="0" w:hanging="425" w:firstLineChars="0"/>
+        <w:ind w:left="425" w:hanging="425" w:leftChars="0" w:firstLineChars="0"/>
         <w:textAlignment w:val="baseline"/>
       </w:pPr>
       <w:r>
@@ -4107,7 +3991,7 @@
     </w:p>
     <w:p>
       <w:pPr>
-        <w:pStyle w:val="29"/>
+        <w:pStyle w:val="a1"/>
         <w:keepNext w:val="0"/>
         <w:keepLines w:val="0"/>
         <w:pageBreakBefore w:val="0"/>
@@ -4124,7 +4008,7 @@
         <w:bidi w:val="0"/>
         <w:adjustRightInd w:val="0"/>
         <w:snapToGrid w:val="0"/>
-        <w:ind w:left="425" w:leftChars="0" w:hanging="425" w:firstLineChars="0"/>
+        <w:ind w:left="425" w:hanging="425" w:leftChars="0" w:firstLineChars="0"/>
         <w:textAlignment w:val="baseline"/>
       </w:pPr>
       <w:r>
@@ -4136,7 +4020,7 @@
     </w:p>
     <w:p>
       <w:pPr>
-        <w:pStyle w:val="29"/>
+        <w:pStyle w:val="a1"/>
         <w:keepNext w:val="0"/>
         <w:keepLines w:val="0"/>
         <w:pageBreakBefore w:val="0"/>
@@ -4153,7 +4037,7 @@
         <w:bidi w:val="0"/>
         <w:adjustRightInd w:val="0"/>
         <w:snapToGrid w:val="0"/>
-        <w:ind w:left="425" w:leftChars="0" w:hanging="425" w:firstLineChars="0"/>
+        <w:ind w:left="425" w:hanging="425" w:leftChars="0" w:firstLineChars="0"/>
         <w:textAlignment w:val="baseline"/>
       </w:pPr>
       <w:r>
@@ -4165,7 +4049,7 @@
     </w:p>
     <w:p>
       <w:pPr>
-        <w:pStyle w:val="29"/>
+        <w:pStyle w:val="a1"/>
         <w:keepNext w:val="0"/>
         <w:keepLines w:val="0"/>
         <w:pageBreakBefore w:val="0"/>
@@ -4182,7 +4066,7 @@
         <w:bidi w:val="0"/>
         <w:adjustRightInd w:val="0"/>
         <w:snapToGrid w:val="0"/>
-        <w:ind w:left="425" w:leftChars="0" w:hanging="425" w:firstLineChars="0"/>
+        <w:ind w:left="425" w:hanging="425" w:leftChars="0" w:firstLineChars="0"/>
         <w:textAlignment w:val="baseline"/>
       </w:pPr>
       <w:r>
@@ -4194,7 +4078,7 @@
     </w:p>
     <w:p>
       <w:pPr>
-        <w:pStyle w:val="30"/>
+        <w:pStyle w:val="2"/>
         <w:keepNext w:val="0"/>
         <w:keepLines w:val="0"/>
         <w:pageBreakBefore w:val="0"/>
@@ -4213,7 +4097,7 @@
           <w:lang w:val="en-US" w:eastAsia="zh-CN"/>
         </w:rPr>
       </w:pPr>
-      <w:bookmarkStart w:id="7" w:name="_Toc2002"/>
+      <w:bookmarkStart w:id="8" w:name="_Toc2002"/>
       <w:r>
         <w:rPr>
           <w:rFonts w:hint="eastAsia"/>
@@ -4221,11 +4105,11 @@
         </w:rPr>
         <w:t>岗位职责</w:t>
       </w:r>
-      <w:bookmarkEnd w:id="7"/>
+      <w:bookmarkEnd w:id="8"/>
     </w:p>
     <w:p>
       <w:pPr>
-        <w:pStyle w:val="31"/>
+        <w:pStyle w:val="3"/>
         <w:keepNext w:val="0"/>
         <w:keepLines w:val="0"/>
         <w:pageBreakBefore w:val="0"/>
@@ -4240,7 +4124,7 @@
         <w:snapToGrid w:val="0"/>
         <w:textAlignment w:val="baseline"/>
       </w:pPr>
-      <w:bookmarkStart w:id="8" w:name="_Toc9027"/>
+      <w:bookmarkStart w:id="9" w:name="_Toc9027"/>
       <w:r>
         <w:rPr>
           <w:rFonts w:hint="eastAsia"/>
@@ -4248,11 +4132,11 @@
         </w:rPr>
         <w:t>人力部</w:t>
       </w:r>
-      <w:bookmarkEnd w:id="8"/>
+      <w:bookmarkEnd w:id="9"/>
     </w:p>
     <w:p>
       <w:pPr>
-        <w:pStyle w:val="29"/>
+        <w:pStyle w:val="a1"/>
         <w:keepNext w:val="0"/>
         <w:keepLines w:val="0"/>
         <w:pageBreakBefore w:val="0"/>
@@ -4276,7 +4160,7 @@
     </w:p>
     <w:p>
       <w:pPr>
-        <w:pStyle w:val="31"/>
+        <w:pStyle w:val="3"/>
         <w:keepNext w:val="0"/>
         <w:keepLines w:val="0"/>
         <w:pageBreakBefore w:val="0"/>
@@ -4294,18 +4178,18 @@
           <w:rFonts w:hint="default"/>
         </w:rPr>
       </w:pPr>
-      <w:bookmarkStart w:id="9" w:name="_Toc29153"/>
+      <w:bookmarkStart w:id="10" w:name="_Toc29153"/>
       <w:r>
         <w:rPr>
           <w:rFonts w:hint="default"/>
         </w:rPr>
         <w:t>各部门负责人</w:t>
       </w:r>
-      <w:bookmarkEnd w:id="9"/>
+      <w:bookmarkEnd w:id="10"/>
     </w:p>
     <w:p>
       <w:pPr>
-        <w:pStyle w:val="29"/>
+        <w:pStyle w:val="a1"/>
         <w:keepNext w:val="0"/>
         <w:keepLines w:val="0"/>
         <w:pageBreakBefore w:val="0"/>
@@ -4329,7 +4213,7 @@
     </w:p>
     <w:p>
       <w:pPr>
-        <w:pStyle w:val="28"/>
+        <w:pStyle w:val="1"/>
         <w:keepNext w:val="0"/>
         <w:keepLines w:val="0"/>
         <w:pageBreakBefore w:val="0"/>
@@ -4348,7 +4232,7 @@
           <w:lang w:val="en-US" w:eastAsia="zh-CN"/>
         </w:rPr>
       </w:pPr>
-      <w:bookmarkStart w:id="10" w:name="_Toc6693"/>
+      <w:bookmarkStart w:id="11" w:name="_Toc6693"/>
       <w:r>
         <w:rPr>
           <w:rFonts w:hint="eastAsia"/>
@@ -4356,11 +4240,11 @@
         </w:rPr>
         <w:t>引用依据</w:t>
       </w:r>
-      <w:bookmarkEnd w:id="10"/>
+      <w:bookmarkEnd w:id="11"/>
     </w:p>
     <w:p>
       <w:pPr>
-        <w:pStyle w:val="29"/>
+        <w:pStyle w:val="a1"/>
         <w:keepNext w:val="0"/>
         <w:keepLines w:val="0"/>
         <w:pageBreakBefore w:val="0"/>
@@ -4377,7 +4261,7 @@
         <w:bidi w:val="0"/>
         <w:adjustRightInd w:val="0"/>
         <w:snapToGrid w:val="0"/>
-        <w:ind w:left="425" w:leftChars="0" w:hanging="425" w:firstLineChars="0"/>
+        <w:ind w:left="425" w:hanging="425" w:leftChars="0" w:firstLineChars="0"/>
         <w:textAlignment w:val="baseline"/>
         <w:rPr>
           <w:rFonts w:hint="eastAsia"/>
@@ -4394,7 +4278,7 @@
     </w:p>
     <w:p>
       <w:pPr>
-        <w:pStyle w:val="29"/>
+        <w:pStyle w:val="a1"/>
         <w:keepNext w:val="0"/>
         <w:keepLines w:val="0"/>
         <w:pageBreakBefore w:val="0"/>
@@ -4411,7 +4295,7 @@
         <w:bidi w:val="0"/>
         <w:adjustRightInd w:val="0"/>
         <w:snapToGrid w:val="0"/>
-        <w:ind w:left="425" w:leftChars="0" w:hanging="425" w:firstLineChars="0"/>
+        <w:ind w:left="425" w:hanging="425" w:leftChars="0" w:firstLineChars="0"/>
         <w:textAlignment w:val="baseline"/>
         <w:rPr>
           <w:rFonts w:hint="eastAsia"/>
@@ -4428,7 +4312,7 @@
     </w:p>
     <w:p>
       <w:pPr>
-        <w:pStyle w:val="29"/>
+        <w:pStyle w:val="a1"/>
         <w:keepNext w:val="0"/>
         <w:keepLines w:val="0"/>
         <w:pageBreakBefore w:val="0"/>
@@ -4445,7 +4329,7 @@
         <w:bidi w:val="0"/>
         <w:adjustRightInd w:val="0"/>
         <w:snapToGrid w:val="0"/>
-        <w:ind w:left="425" w:leftChars="0" w:hanging="425" w:firstLineChars="0"/>
+        <w:ind w:left="425" w:hanging="425" w:leftChars="0" w:firstLineChars="0"/>
         <w:textAlignment w:val="baseline"/>
         <w:rPr>
           <w:rFonts w:hint="eastAsia"/>
@@ -4462,7 +4346,7 @@
     </w:p>
     <w:p>
       <w:pPr>
-        <w:pStyle w:val="29"/>
+        <w:pStyle w:val="a1"/>
         <w:keepNext w:val="0"/>
         <w:keepLines w:val="0"/>
         <w:pageBreakBefore w:val="0"/>
@@ -4479,7 +4363,7 @@
         <w:bidi w:val="0"/>
         <w:adjustRightInd w:val="0"/>
         <w:snapToGrid w:val="0"/>
-        <w:ind w:left="425" w:leftChars="0" w:hanging="425" w:firstLineChars="0"/>
+        <w:ind w:left="425" w:hanging="425" w:leftChars="0" w:firstLineChars="0"/>
         <w:textAlignment w:val="baseline"/>
         <w:rPr>
           <w:rFonts w:hint="eastAsia"/>
@@ -4496,7 +4380,7 @@
     </w:p>
     <w:p>
       <w:pPr>
-        <w:pStyle w:val="29"/>
+        <w:pStyle w:val="a1"/>
         <w:keepNext w:val="0"/>
         <w:keepLines w:val="0"/>
         <w:pageBreakBefore w:val="0"/>
@@ -4513,7 +4397,7 @@
         <w:bidi w:val="0"/>
         <w:adjustRightInd w:val="0"/>
         <w:snapToGrid w:val="0"/>
-        <w:ind w:left="425" w:leftChars="0" w:hanging="425" w:firstLineChars="0"/>
+        <w:ind w:left="425" w:hanging="425" w:leftChars="0" w:firstLineChars="0"/>
         <w:textAlignment w:val="baseline"/>
         <w:rPr>
           <w:rFonts w:hint="eastAsia"/>
@@ -4530,7 +4414,7 @@
     </w:p>
     <w:p>
       <w:pPr>
-        <w:pStyle w:val="29"/>
+        <w:pStyle w:val="a1"/>
         <w:keepNext w:val="0"/>
         <w:keepLines w:val="0"/>
         <w:pageBreakBefore w:val="0"/>
@@ -4547,7 +4431,7 @@
         <w:bidi w:val="0"/>
         <w:adjustRightInd w:val="0"/>
         <w:snapToGrid w:val="0"/>
-        <w:ind w:left="425" w:leftChars="0" w:hanging="425" w:firstLineChars="0"/>
+        <w:ind w:left="425" w:hanging="425" w:leftChars="0" w:firstLineChars="0"/>
         <w:textAlignment w:val="baseline"/>
         <w:rPr>
           <w:rFonts w:hint="eastAsia"/>
@@ -4564,7 +4448,7 @@
     </w:p>
     <w:p>
       <w:pPr>
-        <w:pStyle w:val="28"/>
+        <w:pStyle w:val="1"/>
         <w:keepNext w:val="0"/>
         <w:keepLines w:val="0"/>
         <w:pageBreakBefore w:val="0"/>
@@ -4579,7 +4463,7 @@
         <w:snapToGrid w:val="0"/>
         <w:textAlignment w:val="baseline"/>
       </w:pPr>
-      <w:bookmarkStart w:id="11" w:name="_Toc16432"/>
+      <w:bookmarkStart w:id="12" w:name="_Toc16432"/>
       <w:r>
         <w:rPr>
           <w:rFonts w:hint="eastAsia"/>
@@ -4587,11 +4471,11 @@
         </w:rPr>
         <w:t>定义与术语</w:t>
       </w:r>
-      <w:bookmarkEnd w:id="11"/>
+      <w:bookmarkEnd w:id="12"/>
     </w:p>
     <w:p>
       <w:pPr>
-        <w:pStyle w:val="30"/>
+        <w:pStyle w:val="2"/>
         <w:keepNext w:val="0"/>
         <w:keepLines w:val="0"/>
         <w:pageBreakBefore w:val="0"/>
@@ -4606,15 +4490,15 @@
         <w:snapToGrid w:val="0"/>
         <w:textAlignment w:val="baseline"/>
       </w:pPr>
-      <w:bookmarkStart w:id="12" w:name="_Toc8182"/>
+      <w:bookmarkStart w:id="13" w:name="_Toc8182"/>
       <w:r>
         <w:t>绩效考核</w:t>
       </w:r>
-      <w:bookmarkEnd w:id="12"/>
+      <w:bookmarkEnd w:id="13"/>
     </w:p>
     <w:p>
       <w:pPr>
-        <w:pStyle w:val="29"/>
+        <w:pStyle w:val="a1"/>
         <w:keepNext w:val="0"/>
         <w:keepLines w:val="0"/>
         <w:pageBreakBefore w:val="0"/>
@@ -4638,7 +4522,7 @@
     </w:p>
     <w:p>
       <w:pPr>
-        <w:pStyle w:val="30"/>
+        <w:pStyle w:val="2"/>
         <w:keepNext w:val="0"/>
         <w:keepLines w:val="0"/>
         <w:pageBreakBefore w:val="0"/>
@@ -4656,18 +4540,18 @@
           <w:rFonts w:hint="default"/>
         </w:rPr>
       </w:pPr>
-      <w:bookmarkStart w:id="13" w:name="_Toc16292"/>
+      <w:bookmarkStart w:id="14" w:name="_Toc16292"/>
       <w:r>
         <w:rPr>
           <w:rFonts w:hint="default"/>
         </w:rPr>
         <w:t>绩效工资</w:t>
       </w:r>
-      <w:bookmarkEnd w:id="13"/>
+      <w:bookmarkEnd w:id="14"/>
     </w:p>
     <w:p>
       <w:pPr>
-        <w:pStyle w:val="29"/>
+        <w:pStyle w:val="a1"/>
         <w:keepNext w:val="0"/>
         <w:keepLines w:val="0"/>
         <w:pageBreakBefore w:val="0"/>
@@ -4691,7 +4575,7 @@
     </w:p>
     <w:p>
       <w:pPr>
-        <w:pStyle w:val="30"/>
+        <w:pStyle w:val="2"/>
         <w:keepNext w:val="0"/>
         <w:keepLines w:val="0"/>
         <w:pageBreakBefore w:val="0"/>
@@ -4709,18 +4593,18 @@
           <w:rFonts w:hint="default"/>
         </w:rPr>
       </w:pPr>
-      <w:bookmarkStart w:id="14" w:name="_Toc17803"/>
+      <w:bookmarkStart w:id="15" w:name="_Toc17803"/>
       <w:r>
         <w:rPr>
           <w:rFonts w:hint="default"/>
         </w:rPr>
         <w:t>强制分布</w:t>
       </w:r>
-      <w:bookmarkEnd w:id="14"/>
+      <w:bookmarkEnd w:id="15"/>
     </w:p>
     <w:p>
       <w:pPr>
-        <w:pStyle w:val="29"/>
+        <w:pStyle w:val="a1"/>
         <w:keepNext w:val="0"/>
         <w:keepLines w:val="0"/>
         <w:pageBreakBefore w:val="0"/>
@@ -4744,7 +4628,7 @@
     </w:p>
     <w:p>
       <w:pPr>
-        <w:pStyle w:val="28"/>
+        <w:pStyle w:val="1"/>
         <w:keepNext w:val="0"/>
         <w:keepLines w:val="0"/>
         <w:pageBreakBefore w:val="0"/>
@@ -4763,7 +4647,7 @@
           <w:lang w:val="en-US" w:eastAsia="zh-CN"/>
         </w:rPr>
       </w:pPr>
-      <w:bookmarkStart w:id="15" w:name="_Toc24372"/>
+      <w:bookmarkStart w:id="16" w:name="_Toc24372"/>
       <w:r>
         <w:rPr>
           <w:rFonts w:hint="eastAsia"/>
@@ -4771,11 +4655,11 @@
         </w:rPr>
         <w:t>管理内容与要求</w:t>
       </w:r>
-      <w:bookmarkEnd w:id="15"/>
+      <w:bookmarkEnd w:id="16"/>
     </w:p>
     <w:p>
       <w:pPr>
-        <w:pStyle w:val="30"/>
+        <w:pStyle w:val="2"/>
         <w:keepNext w:val="0"/>
         <w:keepLines w:val="0"/>
         <w:pageBreakBefore w:val="0"/>
@@ -4794,7 +4678,7 @@
           <w:lang w:val="en-US" w:eastAsia="zh-CN"/>
         </w:rPr>
       </w:pPr>
-      <w:bookmarkStart w:id="16" w:name="_Toc16782"/>
+      <w:bookmarkStart w:id="17" w:name="_Toc16782"/>
       <w:r>
         <w:rPr>
           <w:rFonts w:hint="default"/>
@@ -4802,11 +4686,11 @@
         </w:rPr>
         <w:t>考核周期与方式</w:t>
       </w:r>
-      <w:bookmarkEnd w:id="16"/>
+      <w:bookmarkEnd w:id="17"/>
     </w:p>
     <w:p>
       <w:pPr>
-        <w:pStyle w:val="29"/>
+        <w:pStyle w:val="a1"/>
         <w:keepNext w:val="0"/>
         <w:keepLines w:val="0"/>
         <w:pageBreakBefore w:val="0"/>
@@ -4835,7 +4719,7 @@
     </w:p>
     <w:p>
       <w:pPr>
-        <w:pStyle w:val="29"/>
+        <w:pStyle w:val="a1"/>
         <w:keepNext w:val="0"/>
         <w:keepLines w:val="0"/>
         <w:pageBreakBefore w:val="0"/>
@@ -4864,7 +4748,7 @@
     </w:p>
     <w:p>
       <w:pPr>
-        <w:pStyle w:val="30"/>
+        <w:pStyle w:val="2"/>
         <w:keepNext w:val="0"/>
         <w:keepLines w:val="0"/>
         <w:pageBreakBefore w:val="0"/>
@@ -4883,7 +4767,7 @@
           <w:lang w:val="en-US" w:eastAsia="zh-CN"/>
         </w:rPr>
       </w:pPr>
-      <w:bookmarkStart w:id="17" w:name="_Toc14379"/>
+      <w:bookmarkStart w:id="18" w:name="_Toc14379"/>
       <w:r>
         <w:rPr>
           <w:rFonts w:hint="eastAsia"/>
@@ -4891,11 +4775,11 @@
         </w:rPr>
         <w:t>考核标准</w:t>
       </w:r>
-      <w:bookmarkEnd w:id="17"/>
+      <w:bookmarkEnd w:id="18"/>
     </w:p>
     <w:p>
       <w:pPr>
-        <w:pStyle w:val="31"/>
+        <w:pStyle w:val="3"/>
         <w:keepNext w:val="0"/>
         <w:keepLines w:val="0"/>
         <w:pageBreakBefore w:val="0"/>
@@ -4910,8 +4794,8 @@
         <w:snapToGrid w:val="0"/>
         <w:textAlignment w:val="baseline"/>
       </w:pPr>
-      <w:bookmarkStart w:id="18" w:name="_Toc14406"/>
-      <w:bookmarkStart w:id="19" w:name="_Toc32759"/>
+      <w:bookmarkStart w:id="19" w:name="_Toc14406"/>
+      <w:bookmarkStart w:id="20" w:name="_Toc32759"/>
       <w:r>
         <w:rPr>
           <w:rFonts w:hint="eastAsia"/>
@@ -4931,12 +4815,12 @@
         </w:rPr>
         <w:t>考评</w:t>
       </w:r>
-      <w:bookmarkEnd w:id="18"/>
       <w:bookmarkEnd w:id="19"/>
+      <w:bookmarkEnd w:id="20"/>
     </w:p>
     <w:p>
       <w:pPr>
-        <w:pStyle w:val="29"/>
+        <w:pStyle w:val="a1"/>
         <w:keepNext w:val="0"/>
         <w:keepLines w:val="0"/>
         <w:pageBreakBefore w:val="0"/>
@@ -4973,7 +4857,7 @@
     </w:p>
     <w:p>
       <w:pPr>
-        <w:pStyle w:val="29"/>
+        <w:pStyle w:val="a1"/>
         <w:keepNext w:val="0"/>
         <w:keepLines w:val="0"/>
         <w:pageBreakBefore w:val="0"/>
@@ -4990,7 +4874,7 @@
         <w:bidi w:val="0"/>
         <w:adjustRightInd w:val="0"/>
         <w:snapToGrid w:val="0"/>
-        <w:ind w:left="425" w:leftChars="0" w:hanging="425" w:firstLineChars="0"/>
+        <w:ind w:left="425" w:hanging="425" w:leftChars="0" w:firstLineChars="0"/>
         <w:textAlignment w:val="baseline"/>
       </w:pPr>
       <w:r>
@@ -5002,7 +4886,7 @@
     </w:p>
     <w:p>
       <w:pPr>
-        <w:pStyle w:val="29"/>
+        <w:pStyle w:val="a1"/>
         <w:keepNext w:val="0"/>
         <w:keepLines w:val="0"/>
         <w:pageBreakBefore w:val="0"/>
@@ -5026,7 +4910,7 @@
     </w:p>
     <w:p>
       <w:pPr>
-        <w:pStyle w:val="29"/>
+        <w:pStyle w:val="a1"/>
         <w:keepNext w:val="0"/>
         <w:keepLines w:val="0"/>
         <w:pageBreakBefore w:val="0"/>
@@ -5043,7 +4927,7 @@
         <w:bidi w:val="0"/>
         <w:adjustRightInd w:val="0"/>
         <w:snapToGrid w:val="0"/>
-        <w:ind w:left="425" w:leftChars="0" w:hanging="425" w:firstLineChars="0"/>
+        <w:ind w:left="425" w:hanging="425" w:leftChars="0" w:firstLineChars="0"/>
         <w:textAlignment w:val="baseline"/>
       </w:pPr>
       <w:r>
@@ -5055,7 +4939,7 @@
     </w:p>
     <w:p>
       <w:pPr>
-        <w:pStyle w:val="29"/>
+        <w:pStyle w:val="a1"/>
         <w:keepNext w:val="0"/>
         <w:keepLines w:val="0"/>
         <w:pageBreakBefore w:val="0"/>
@@ -5072,7 +4956,7 @@
         <w:bidi w:val="0"/>
         <w:adjustRightInd w:val="0"/>
         <w:snapToGrid w:val="0"/>
-        <w:ind w:left="425" w:leftChars="0" w:hanging="425" w:firstLineChars="0"/>
+        <w:ind w:left="425" w:hanging="425" w:leftChars="0" w:firstLineChars="0"/>
         <w:textAlignment w:val="baseline"/>
       </w:pPr>
       <w:r>
@@ -5084,7 +4968,7 @@
     </w:p>
     <w:p>
       <w:pPr>
-        <w:pStyle w:val="29"/>
+        <w:pStyle w:val="a1"/>
         <w:keepNext w:val="0"/>
         <w:keepLines w:val="0"/>
         <w:pageBreakBefore w:val="0"/>
@@ -5108,7 +4992,7 @@
     </w:p>
     <w:p>
       <w:pPr>
-        <w:pStyle w:val="29"/>
+        <w:pStyle w:val="a1"/>
         <w:keepNext w:val="0"/>
         <w:keepLines w:val="0"/>
         <w:pageBreakBefore w:val="0"/>
@@ -5132,7 +5016,7 @@
     </w:p>
     <w:p>
       <w:pPr>
-        <w:pStyle w:val="29"/>
+        <w:pStyle w:val="a1"/>
         <w:keepNext w:val="0"/>
         <w:keepLines w:val="0"/>
         <w:pageBreakBefore w:val="0"/>
@@ -5149,7 +5033,7 @@
         <w:bidi w:val="0"/>
         <w:adjustRightInd w:val="0"/>
         <w:snapToGrid w:val="0"/>
-        <w:ind w:left="425" w:leftChars="0" w:hanging="425" w:firstLineChars="0"/>
+        <w:ind w:left="425" w:hanging="425" w:leftChars="0" w:firstLineChars="0"/>
         <w:textAlignment w:val="baseline"/>
       </w:pPr>
       <w:r>
@@ -5161,7 +5045,7 @@
     </w:p>
     <w:p>
       <w:pPr>
-        <w:pStyle w:val="29"/>
+        <w:pStyle w:val="a1"/>
         <w:keepNext w:val="0"/>
         <w:keepLines w:val="0"/>
         <w:pageBreakBefore w:val="0"/>
@@ -5185,7 +5069,7 @@
     </w:p>
     <w:p>
       <w:pPr>
-        <w:pStyle w:val="29"/>
+        <w:pStyle w:val="a1"/>
         <w:keepNext w:val="0"/>
         <w:keepLines w:val="0"/>
         <w:pageBreakBefore w:val="0"/>
@@ -5209,7 +5093,7 @@
     </w:p>
     <w:p>
       <w:pPr>
-        <w:pStyle w:val="29"/>
+        <w:pStyle w:val="a1"/>
         <w:keepNext w:val="0"/>
         <w:keepLines w:val="0"/>
         <w:pageBreakBefore w:val="0"/>
@@ -5226,7 +5110,7 @@
         <w:bidi w:val="0"/>
         <w:adjustRightInd w:val="0"/>
         <w:snapToGrid w:val="0"/>
-        <w:ind w:left="425" w:leftChars="0" w:hanging="425" w:firstLineChars="0"/>
+        <w:ind w:left="425" w:hanging="425" w:leftChars="0" w:firstLineChars="0"/>
         <w:textAlignment w:val="baseline"/>
       </w:pPr>
       <w:r>
@@ -5238,7 +5122,7 @@
     </w:p>
     <w:p>
       <w:pPr>
-        <w:pStyle w:val="29"/>
+        <w:pStyle w:val="a1"/>
         <w:keepNext w:val="0"/>
         <w:keepLines w:val="0"/>
         <w:pageBreakBefore w:val="0"/>
@@ -5262,7 +5146,7 @@
     </w:p>
     <w:p>
       <w:pPr>
-        <w:pStyle w:val="29"/>
+        <w:pStyle w:val="a1"/>
         <w:keepNext w:val="0"/>
         <w:keepLines w:val="0"/>
         <w:pageBreakBefore w:val="0"/>
@@ -5286,7 +5170,7 @@
     </w:p>
     <w:p>
       <w:pPr>
-        <w:pStyle w:val="29"/>
+        <w:pStyle w:val="a1"/>
         <w:keepNext w:val="0"/>
         <w:keepLines w:val="0"/>
         <w:pageBreakBefore w:val="0"/>
@@ -5313,7 +5197,7 @@
     </w:p>
     <w:p>
       <w:pPr>
-        <w:pStyle w:val="31"/>
+        <w:pStyle w:val="3"/>
         <w:keepNext w:val="0"/>
         <w:keepLines w:val="0"/>
         <w:pageBreakBefore w:val="0"/>
@@ -5328,8 +5212,8 @@
         <w:snapToGrid w:val="0"/>
         <w:textAlignment w:val="baseline"/>
       </w:pPr>
-      <w:bookmarkStart w:id="20" w:name="_Toc5458"/>
-      <w:bookmarkStart w:id="21" w:name="_Toc13697"/>
+      <w:bookmarkStart w:id="21" w:name="_Toc5458"/>
+      <w:bookmarkStart w:id="22" w:name="_Toc13697"/>
       <w:r>
         <w:rPr>
           <w:rFonts w:hint="eastAsia"/>
@@ -5343,8 +5227,8 @@
         </w:rPr>
         <w:t>考评</w:t>
       </w:r>
-      <w:bookmarkEnd w:id="20"/>
       <w:bookmarkEnd w:id="21"/>
+      <w:bookmarkEnd w:id="22"/>
     </w:p>
     <w:p>
       <w:pPr>
@@ -5361,7 +5245,7 @@
         <w:adjustRightInd w:val="0"/>
         <w:snapToGrid w:val="0"/>
         <w:spacing w:line="360" w:lineRule="auto"/>
-        <w:ind w:firstLine="480" w:firstLineChars="200"/>
+        <w:ind w:firstLine="420" w:firstLineChars="200"/>
         <w:textAlignment w:val="baseline"/>
         <w:rPr>
           <w:sz w:val="24"/>
@@ -5409,7 +5293,7 @@
         <w:adjustRightInd w:val="0"/>
         <w:snapToGrid w:val="0"/>
         <w:spacing w:line="360" w:lineRule="auto"/>
-        <w:ind w:left="425" w:leftChars="0" w:hanging="425" w:firstLineChars="0"/>
+        <w:ind w:left="425" w:hanging="425" w:leftChars="0" w:firstLineChars="0"/>
         <w:textAlignment w:val="baseline"/>
         <w:rPr>
           <w:sz w:val="24"/>
@@ -5438,7 +5322,7 @@
         <w:adjustRightInd w:val="0"/>
         <w:snapToGrid w:val="0"/>
         <w:spacing w:line="360" w:lineRule="auto"/>
-        <w:ind w:firstLine="480" w:firstLineChars="200"/>
+        <w:ind w:firstLine="420" w:firstLineChars="200"/>
         <w:textAlignment w:val="baseline"/>
         <w:rPr>
           <w:sz w:val="24"/>
@@ -5471,7 +5355,7 @@
         <w:adjustRightInd w:val="0"/>
         <w:snapToGrid w:val="0"/>
         <w:spacing w:line="360" w:lineRule="auto"/>
-        <w:ind w:left="425" w:leftChars="0" w:hanging="425" w:firstLineChars="0"/>
+        <w:ind w:left="425" w:hanging="425" w:leftChars="0" w:firstLineChars="0"/>
         <w:textAlignment w:val="baseline"/>
         <w:rPr>
           <w:sz w:val="24"/>
@@ -5504,7 +5388,7 @@
         <w:adjustRightInd w:val="0"/>
         <w:snapToGrid w:val="0"/>
         <w:spacing w:line="360" w:lineRule="auto"/>
-        <w:ind w:left="425" w:leftChars="0" w:hanging="425" w:firstLineChars="0"/>
+        <w:ind w:left="425" w:hanging="425" w:leftChars="0" w:firstLineChars="0"/>
         <w:textAlignment w:val="baseline"/>
         <w:rPr>
           <w:sz w:val="24"/>
@@ -5533,7 +5417,7 @@
         <w:adjustRightInd w:val="0"/>
         <w:snapToGrid w:val="0"/>
         <w:spacing w:line="360" w:lineRule="auto"/>
-        <w:ind w:firstLine="480" w:firstLineChars="200"/>
+        <w:ind w:firstLine="420" w:firstLineChars="200"/>
         <w:textAlignment w:val="baseline"/>
         <w:rPr>
           <w:sz w:val="24"/>
@@ -5562,7 +5446,7 @@
         <w:adjustRightInd w:val="0"/>
         <w:snapToGrid w:val="0"/>
         <w:spacing w:line="360" w:lineRule="auto"/>
-        <w:ind w:firstLine="480" w:firstLineChars="200"/>
+        <w:ind w:firstLine="420" w:firstLineChars="200"/>
         <w:textAlignment w:val="baseline"/>
         <w:rPr>
           <w:sz w:val="24"/>
@@ -5595,7 +5479,7 @@
         <w:adjustRightInd w:val="0"/>
         <w:snapToGrid w:val="0"/>
         <w:spacing w:line="360" w:lineRule="auto"/>
-        <w:ind w:left="425" w:leftChars="0" w:hanging="425" w:firstLineChars="0"/>
+        <w:ind w:left="425" w:hanging="425" w:leftChars="0" w:firstLineChars="0"/>
         <w:textAlignment w:val="baseline"/>
         <w:rPr>
           <w:sz w:val="24"/>
@@ -5624,7 +5508,7 @@
         <w:adjustRightInd w:val="0"/>
         <w:snapToGrid w:val="0"/>
         <w:spacing w:line="360" w:lineRule="auto"/>
-        <w:ind w:firstLine="480" w:firstLineChars="200"/>
+        <w:ind w:firstLine="420" w:firstLineChars="200"/>
         <w:textAlignment w:val="baseline"/>
         <w:rPr>
           <w:sz w:val="24"/>
@@ -5657,7 +5541,7 @@
         <w:adjustRightInd w:val="0"/>
         <w:snapToGrid w:val="0"/>
         <w:spacing w:line="360" w:lineRule="auto"/>
-        <w:ind w:left="425" w:leftChars="0" w:hanging="425" w:firstLineChars="0"/>
+        <w:ind w:left="425" w:hanging="425" w:leftChars="0" w:firstLineChars="0"/>
         <w:textAlignment w:val="baseline"/>
         <w:rPr>
           <w:sz w:val="24"/>
@@ -5686,7 +5570,7 @@
         <w:adjustRightInd w:val="0"/>
         <w:snapToGrid w:val="0"/>
         <w:spacing w:line="360" w:lineRule="auto"/>
-        <w:ind w:firstLine="480" w:firstLineChars="200"/>
+        <w:ind w:firstLine="420" w:firstLineChars="200"/>
         <w:textAlignment w:val="baseline"/>
         <w:rPr>
           <w:sz w:val="24"/>
@@ -5715,7 +5599,7 @@
         <w:adjustRightInd w:val="0"/>
         <w:snapToGrid w:val="0"/>
         <w:spacing w:line="360" w:lineRule="auto"/>
-        <w:ind w:firstLine="480" w:firstLineChars="200"/>
+        <w:ind w:firstLine="420" w:firstLineChars="200"/>
         <w:textAlignment w:val="baseline"/>
         <w:rPr>
           <w:sz w:val="24"/>
@@ -5731,7 +5615,7 @@
     </w:p>
     <w:p>
       <w:pPr>
-        <w:pStyle w:val="31"/>
+        <w:pStyle w:val="3"/>
         <w:keepNext w:val="0"/>
         <w:keepLines w:val="0"/>
         <w:pageBreakBefore w:val="0"/>
@@ -5749,8 +5633,8 @@
           <w:rFonts w:hint="eastAsia"/>
         </w:rPr>
       </w:pPr>
-      <w:bookmarkStart w:id="22" w:name="_Toc32277"/>
-      <w:bookmarkStart w:id="23" w:name="_Toc2693"/>
+      <w:bookmarkStart w:id="23" w:name="_Toc32277"/>
+      <w:bookmarkStart w:id="24" w:name="_Toc2693"/>
       <w:r>
         <w:rPr>
           <w:rFonts w:hint="eastAsia"/>
@@ -5764,12 +5648,12 @@
         </w:rPr>
         <w:t>考评</w:t>
       </w:r>
-      <w:bookmarkEnd w:id="22"/>
       <w:bookmarkEnd w:id="23"/>
+      <w:bookmarkEnd w:id="24"/>
     </w:p>
     <w:p>
       <w:pPr>
-        <w:pStyle w:val="29"/>
+        <w:pStyle w:val="a1"/>
         <w:keepNext w:val="0"/>
         <w:keepLines w:val="0"/>
         <w:pageBreakBefore w:val="0"/>
@@ -5782,7 +5666,7 @@
         <w:bidi w:val="0"/>
         <w:adjustRightInd w:val="0"/>
         <w:snapToGrid w:val="0"/>
-        <w:ind w:left="0" w:leftChars="0" w:firstLine="0" w:firstLineChars="0"/>
+        <w:ind w:left="0" w:firstLine="0" w:leftChars="0" w:firstLineChars="0"/>
         <w:textAlignment w:val="baseline"/>
         <w:rPr>
           <w:rFonts w:hint="eastAsia"/>
@@ -5799,7 +5683,7 @@
     </w:p>
     <w:p>
       <w:pPr>
-        <w:pStyle w:val="29"/>
+        <w:pStyle w:val="a1"/>
         <w:keepNext w:val="0"/>
         <w:keepLines w:val="0"/>
         <w:pageBreakBefore w:val="0"/>
@@ -5816,7 +5700,7 @@
         <w:bidi w:val="0"/>
         <w:adjustRightInd w:val="0"/>
         <w:snapToGrid w:val="0"/>
-        <w:ind w:left="425" w:leftChars="0" w:hanging="425" w:firstLineChars="0"/>
+        <w:ind w:left="425" w:hanging="425" w:leftChars="0" w:firstLineChars="0"/>
         <w:textAlignment w:val="baseline"/>
         <w:rPr>
           <w:rFonts w:hint="eastAsia"/>
@@ -5833,7 +5717,7 @@
     </w:p>
     <w:p>
       <w:pPr>
-        <w:pStyle w:val="29"/>
+        <w:pStyle w:val="a1"/>
         <w:keepNext w:val="0"/>
         <w:keepLines w:val="0"/>
         <w:pageBreakBefore w:val="0"/>
@@ -5868,7 +5752,7 @@
     </w:p>
     <w:p>
       <w:pPr>
-        <w:pStyle w:val="29"/>
+        <w:pStyle w:val="a1"/>
         <w:keepNext w:val="0"/>
         <w:keepLines w:val="0"/>
         <w:pageBreakBefore w:val="0"/>
@@ -5885,7 +5769,7 @@
         <w:bidi w:val="0"/>
         <w:adjustRightInd w:val="0"/>
         <w:snapToGrid w:val="0"/>
-        <w:ind w:left="425" w:leftChars="0" w:hanging="425" w:firstLineChars="0"/>
+        <w:ind w:left="425" w:hanging="425" w:leftChars="0" w:firstLineChars="0"/>
         <w:textAlignment w:val="baseline"/>
         <w:rPr>
           <w:rFonts w:hint="default"/>
@@ -5902,7 +5786,7 @@
     </w:p>
     <w:p>
       <w:pPr>
-        <w:pStyle w:val="29"/>
+        <w:pStyle w:val="a1"/>
         <w:keepNext w:val="0"/>
         <w:keepLines w:val="0"/>
         <w:pageBreakBefore w:val="0"/>
@@ -5919,7 +5803,7 @@
         <w:bidi w:val="0"/>
         <w:adjustRightInd w:val="0"/>
         <w:snapToGrid w:val="0"/>
-        <w:ind w:left="425" w:leftChars="0" w:hanging="425" w:firstLineChars="0"/>
+        <w:ind w:left="425" w:hanging="425" w:leftChars="0" w:firstLineChars="0"/>
         <w:textAlignment w:val="baseline"/>
         <w:rPr>
           <w:rFonts w:hint="eastAsia"/>
@@ -5936,7 +5820,7 @@
     </w:p>
     <w:p>
       <w:pPr>
-        <w:pStyle w:val="29"/>
+        <w:pStyle w:val="a1"/>
         <w:keepNext w:val="0"/>
         <w:keepLines w:val="0"/>
         <w:pageBreakBefore w:val="0"/>
@@ -5970,7 +5854,7 @@
     </w:p>
     <w:p>
       <w:pPr>
-        <w:pStyle w:val="29"/>
+        <w:pStyle w:val="a1"/>
         <w:keepNext w:val="0"/>
         <w:keepLines w:val="0"/>
         <w:pageBreakBefore w:val="0"/>
@@ -6004,7 +5888,7 @@
     </w:p>
     <w:p>
       <w:pPr>
-        <w:pStyle w:val="29"/>
+        <w:pStyle w:val="a1"/>
         <w:keepNext w:val="0"/>
         <w:keepLines w:val="0"/>
         <w:pageBreakBefore w:val="0"/>
@@ -6038,7 +5922,7 @@
     </w:p>
     <w:p>
       <w:pPr>
-        <w:pStyle w:val="29"/>
+        <w:pStyle w:val="a1"/>
         <w:keepNext w:val="0"/>
         <w:keepLines w:val="0"/>
         <w:pageBreakBefore w:val="0"/>
@@ -6072,7 +5956,7 @@
     </w:p>
     <w:p>
       <w:pPr>
-        <w:pStyle w:val="29"/>
+        <w:pStyle w:val="a1"/>
         <w:keepNext w:val="0"/>
         <w:keepLines w:val="0"/>
         <w:pageBreakBefore w:val="0"/>
@@ -6106,7 +5990,7 @@
     </w:p>
     <w:p>
       <w:pPr>
-        <w:pStyle w:val="29"/>
+        <w:pStyle w:val="a1"/>
         <w:keepNext w:val="0"/>
         <w:keepLines w:val="0"/>
         <w:pageBreakBefore w:val="0"/>
@@ -6140,7 +6024,7 @@
     </w:p>
     <w:p>
       <w:pPr>
-        <w:pStyle w:val="29"/>
+        <w:pStyle w:val="a1"/>
         <w:keepNext w:val="0"/>
         <w:keepLines w:val="0"/>
         <w:pageBreakBefore w:val="0"/>
@@ -6174,7 +6058,7 @@
     </w:p>
     <w:p>
       <w:pPr>
-        <w:pStyle w:val="29"/>
+        <w:pStyle w:val="a1"/>
         <w:keepNext w:val="0"/>
         <w:keepLines w:val="0"/>
         <w:pageBreakBefore w:val="0"/>
@@ -6191,7 +6075,7 @@
         <w:bidi w:val="0"/>
         <w:adjustRightInd w:val="0"/>
         <w:snapToGrid w:val="0"/>
-        <w:ind w:left="425" w:leftChars="0" w:hanging="425" w:firstLineChars="0"/>
+        <w:ind w:left="425" w:hanging="425" w:leftChars="0" w:firstLineChars="0"/>
         <w:textAlignment w:val="baseline"/>
         <w:rPr>
           <w:rFonts w:hint="eastAsia"/>
@@ -6208,7 +6092,7 @@
     </w:p>
     <w:p>
       <w:pPr>
-        <w:pStyle w:val="29"/>
+        <w:pStyle w:val="a1"/>
         <w:keepNext w:val="0"/>
         <w:keepLines w:val="0"/>
         <w:pageBreakBefore w:val="0"/>
@@ -6242,7 +6126,7 @@
     </w:p>
     <w:p>
       <w:pPr>
-        <w:pStyle w:val="29"/>
+        <w:pStyle w:val="a1"/>
         <w:keepNext w:val="0"/>
         <w:keepLines w:val="0"/>
         <w:pageBreakBefore w:val="0"/>
@@ -6276,7 +6160,7 @@
     </w:p>
     <w:p>
       <w:pPr>
-        <w:pStyle w:val="29"/>
+        <w:pStyle w:val="a1"/>
         <w:keepNext w:val="0"/>
         <w:keepLines w:val="0"/>
         <w:pageBreakBefore w:val="0"/>
@@ -6310,7 +6194,7 @@
     </w:p>
     <w:p>
       <w:pPr>
-        <w:pStyle w:val="31"/>
+        <w:pStyle w:val="3"/>
         <w:keepNext w:val="0"/>
         <w:keepLines w:val="0"/>
         <w:pageBreakBefore w:val="0"/>
@@ -6328,7 +6212,7 @@
           <w:rFonts w:hint="eastAsia"/>
         </w:rPr>
       </w:pPr>
-      <w:bookmarkStart w:id="24" w:name="_Toc22685"/>
+      <w:bookmarkStart w:id="25" w:name="_Toc22685"/>
       <w:r>
         <w:rPr>
           <w:rFonts w:hint="eastAsia"/>
@@ -6349,11 +6233,11 @@
         </w:rPr>
         <w:t>标准</w:t>
       </w:r>
-      <w:bookmarkEnd w:id="24"/>
+      <w:bookmarkEnd w:id="25"/>
     </w:p>
     <w:p>
       <w:pPr>
-        <w:pStyle w:val="43"/>
+        <w:pStyle w:val="ListParagraph"/>
         <w:keepNext w:val="0"/>
         <w:keepLines w:val="0"/>
         <w:pageBreakBefore w:val="0"/>
@@ -6370,13 +6254,13 @@
         <w:ind w:firstLine="480"/>
         <w:textAlignment w:val="baseline"/>
         <w:rPr>
-          <w:rFonts w:hint="eastAsia" w:ascii="宋体" w:hAnsi="宋体" w:cs="宋体"/>
+          <w:rFonts w:ascii="宋体" w:hAnsi="宋体" w:cs="宋体" w:hint="eastAsia"/>
           <w:sz w:val="24"/>
         </w:rPr>
       </w:pPr>
       <w:r>
         <w:rPr>
-          <w:rFonts w:hint="eastAsia" w:ascii="宋体" w:hAnsi="宋体" w:cs="宋体"/>
+          <w:rFonts w:ascii="宋体" w:hAnsi="宋体" w:cs="宋体" w:hint="eastAsia"/>
           <w:sz w:val="24"/>
         </w:rPr>
         <w:t>A.员工完成的工作数量评价。</w:t>
@@ -6384,16 +6268,16 @@
     </w:p>
     <w:tbl>
       <w:tblPr>
-        <w:tblStyle w:val="20"/>
+        <w:tblStyle w:val="TableNormal"/>
         <w:tblW w:w="0" w:type="auto"/>
         <w:jc w:val="center"/>
         <w:tblBorders>
-          <w:top w:val="single" w:color="auto" w:sz="4" w:space="0"/>
-          <w:left w:val="single" w:color="auto" w:sz="4" w:space="0"/>
-          <w:bottom w:val="single" w:color="auto" w:sz="4" w:space="0"/>
-          <w:right w:val="single" w:color="auto" w:sz="4" w:space="0"/>
-          <w:insideH w:val="single" w:color="auto" w:sz="4" w:space="0"/>
-          <w:insideV w:val="single" w:color="auto" w:sz="4" w:space="0"/>
+          <w:top w:val="single" w:sz="4" w:space="0" w:color="auto"/>
+          <w:left w:val="single" w:sz="4" w:space="0" w:color="auto"/>
+          <w:bottom w:val="single" w:sz="4" w:space="0" w:color="auto"/>
+          <w:right w:val="single" w:sz="4" w:space="0" w:color="auto"/>
+          <w:insideH w:val="single" w:sz="4" w:space="0" w:color="auto"/>
+          <w:insideV w:val="single" w:sz="4" w:space="0" w:color="auto"/>
         </w:tblBorders>
         <w:tblLayout w:type="fixed"/>
         <w:tblCellMar>
@@ -6411,14 +6295,17 @@
       </w:tblGrid>
       <w:tr>
         <w:tblPrEx>
+          <w:tblW w:w="0" w:type="auto"/>
+          <w:jc w:val="center"/>
           <w:tblBorders>
-            <w:top w:val="single" w:color="auto" w:sz="4" w:space="0"/>
-            <w:left w:val="single" w:color="auto" w:sz="4" w:space="0"/>
-            <w:bottom w:val="single" w:color="auto" w:sz="4" w:space="0"/>
-            <w:right w:val="single" w:color="auto" w:sz="4" w:space="0"/>
-            <w:insideH w:val="single" w:color="auto" w:sz="4" w:space="0"/>
-            <w:insideV w:val="single" w:color="auto" w:sz="4" w:space="0"/>
+            <w:top w:val="single" w:sz="4" w:space="0" w:color="auto"/>
+            <w:left w:val="single" w:sz="4" w:space="0" w:color="auto"/>
+            <w:bottom w:val="single" w:sz="4" w:space="0" w:color="auto"/>
+            <w:right w:val="single" w:sz="4" w:space="0" w:color="auto"/>
+            <w:insideH w:val="single" w:sz="4" w:space="0" w:color="auto"/>
+            <w:insideV w:val="single" w:sz="4" w:space="0" w:color="auto"/>
           </w:tblBorders>
+          <w:tblLayout w:type="fixed"/>
           <w:tblCellMar>
             <w:top w:w="0" w:type="dxa"/>
             <w:left w:w="108" w:type="dxa"/>
@@ -6427,7 +6314,7 @@
           </w:tblCellMar>
         </w:tblPrEx>
         <w:trPr>
-          <w:trHeight w:val="404" w:hRule="atLeast"/>
+          <w:trHeight w:val="404"/>
           <w:jc w:val="center"/>
         </w:trPr>
         <w:tc>
@@ -6436,7 +6323,7 @@
           </w:tcPr>
           <w:p>
             <w:pPr>
-              <w:pStyle w:val="43"/>
+              <w:pStyle w:val="ListParagraph"/>
               <w:keepNext w:val="0"/>
               <w:keepLines w:val="0"/>
               <w:pageBreakBefore w:val="0"/>
@@ -6454,7 +6341,7 @@
               <w:jc w:val="center"/>
               <w:textAlignment w:val="baseline"/>
               <w:rPr>
-                <w:rFonts w:hint="eastAsia" w:ascii="宋体" w:hAnsi="宋体" w:cs="宋体"/>
+                <w:rFonts w:ascii="宋体" w:hAnsi="宋体" w:cs="宋体" w:hint="eastAsia"/>
                 <w:b/>
                 <w:bCs/>
                 <w:szCs w:val="21"/>
@@ -6462,7 +6349,7 @@
             </w:pPr>
             <w:r>
               <w:rPr>
-                <w:rFonts w:hint="eastAsia" w:ascii="宋体" w:hAnsi="宋体" w:cs="宋体"/>
+                <w:rFonts w:ascii="宋体" w:hAnsi="宋体" w:cs="宋体" w:hint="eastAsia"/>
                 <w:b/>
                 <w:bCs/>
                 <w:szCs w:val="21"/>
@@ -6477,7 +6364,7 @@
           </w:tcPr>
           <w:p>
             <w:pPr>
-              <w:pStyle w:val="43"/>
+              <w:pStyle w:val="ListParagraph"/>
               <w:keepNext w:val="0"/>
               <w:keepLines w:val="0"/>
               <w:pageBreakBefore w:val="0"/>
@@ -6495,7 +6382,7 @@
               <w:jc w:val="center"/>
               <w:textAlignment w:val="baseline"/>
               <w:rPr>
-                <w:rFonts w:hint="eastAsia" w:ascii="宋体" w:hAnsi="宋体" w:cs="宋体"/>
+                <w:rFonts w:ascii="宋体" w:hAnsi="宋体" w:cs="宋体" w:hint="eastAsia"/>
                 <w:b/>
                 <w:bCs/>
                 <w:szCs w:val="21"/>
@@ -6503,7 +6390,7 @@
             </w:pPr>
             <w:r>
               <w:rPr>
-                <w:rFonts w:hint="eastAsia" w:ascii="宋体" w:hAnsi="宋体" w:cs="宋体"/>
+                <w:rFonts w:ascii="宋体" w:hAnsi="宋体" w:cs="宋体" w:hint="eastAsia"/>
                 <w:b/>
                 <w:bCs/>
                 <w:szCs w:val="21"/>
@@ -6518,7 +6405,7 @@
           </w:tcPr>
           <w:p>
             <w:pPr>
-              <w:pStyle w:val="43"/>
+              <w:pStyle w:val="ListParagraph"/>
               <w:keepNext w:val="0"/>
               <w:keepLines w:val="0"/>
               <w:pageBreakBefore w:val="0"/>
@@ -6536,7 +6423,7 @@
               <w:jc w:val="center"/>
               <w:textAlignment w:val="baseline"/>
               <w:rPr>
-                <w:rFonts w:hint="eastAsia" w:ascii="宋体" w:hAnsi="宋体" w:cs="宋体"/>
+                <w:rFonts w:ascii="宋体" w:hAnsi="宋体" w:cs="宋体" w:hint="eastAsia"/>
                 <w:b/>
                 <w:bCs/>
                 <w:szCs w:val="21"/>
@@ -6544,7 +6431,7 @@
             </w:pPr>
             <w:r>
               <w:rPr>
-                <w:rFonts w:hint="eastAsia" w:ascii="宋体" w:hAnsi="宋体" w:cs="宋体"/>
+                <w:rFonts w:ascii="宋体" w:hAnsi="宋体" w:cs="宋体" w:hint="eastAsia"/>
                 <w:b/>
                 <w:bCs/>
                 <w:szCs w:val="21"/>
@@ -6559,7 +6446,7 @@
           </w:tcPr>
           <w:p>
             <w:pPr>
-              <w:pStyle w:val="43"/>
+              <w:pStyle w:val="ListParagraph"/>
               <w:keepNext w:val="0"/>
               <w:keepLines w:val="0"/>
               <w:pageBreakBefore w:val="0"/>
@@ -6577,7 +6464,7 @@
               <w:jc w:val="center"/>
               <w:textAlignment w:val="baseline"/>
               <w:rPr>
-                <w:rFonts w:hint="eastAsia" w:ascii="宋体" w:hAnsi="宋体" w:cs="宋体"/>
+                <w:rFonts w:ascii="宋体" w:hAnsi="宋体" w:cs="宋体" w:hint="eastAsia"/>
                 <w:b/>
                 <w:bCs/>
                 <w:szCs w:val="21"/>
@@ -6585,7 +6472,7 @@
             </w:pPr>
             <w:r>
               <w:rPr>
-                <w:rFonts w:hint="eastAsia" w:ascii="宋体" w:hAnsi="宋体" w:cs="宋体"/>
+                <w:rFonts w:ascii="宋体" w:hAnsi="宋体" w:cs="宋体" w:hint="eastAsia"/>
                 <w:b/>
                 <w:bCs/>
                 <w:szCs w:val="21"/>
@@ -6597,14 +6484,9 @@
       </w:tr>
       <w:tr>
         <w:tblPrEx>
-          <w:tblBorders>
-            <w:top w:val="single" w:color="auto" w:sz="4" w:space="0"/>
-            <w:left w:val="single" w:color="auto" w:sz="4" w:space="0"/>
-            <w:bottom w:val="single" w:color="auto" w:sz="4" w:space="0"/>
-            <w:right w:val="single" w:color="auto" w:sz="4" w:space="0"/>
-            <w:insideH w:val="single" w:color="auto" w:sz="4" w:space="0"/>
-            <w:insideV w:val="single" w:color="auto" w:sz="4" w:space="0"/>
-          </w:tblBorders>
+          <w:tblW w:w="0" w:type="auto"/>
+          <w:jc w:val="center"/>
+          <w:tblLayout w:type="fixed"/>
           <w:tblCellMar>
             <w:top w:w="0" w:type="dxa"/>
             <w:left w:w="108" w:type="dxa"/>
@@ -6613,7 +6495,7 @@
           </w:tblCellMar>
         </w:tblPrEx>
         <w:trPr>
-          <w:trHeight w:val="1194" w:hRule="atLeast"/>
+          <w:trHeight w:val="1194"/>
           <w:jc w:val="center"/>
         </w:trPr>
         <w:tc>
@@ -6636,13 +6518,13 @@
               <w:snapToGrid w:val="0"/>
               <w:textAlignment w:val="baseline"/>
               <w:rPr>
-                <w:rFonts w:hint="eastAsia" w:ascii="宋体" w:hAnsi="宋体" w:cs="宋体"/>
+                <w:rFonts w:ascii="宋体" w:hAnsi="宋体" w:cs="宋体" w:hint="eastAsia"/>
                 <w:szCs w:val="21"/>
               </w:rPr>
             </w:pPr>
             <w:r>
               <w:rPr>
-                <w:rFonts w:hint="eastAsia" w:ascii="宋体" w:hAnsi="宋体" w:cs="宋体"/>
+                <w:rFonts w:ascii="宋体" w:hAnsi="宋体" w:cs="宋体" w:hint="eastAsia"/>
                 <w:szCs w:val="21"/>
               </w:rPr>
               <w:t>轻松承担高强度、高密度工作。</w:t>
@@ -6669,13 +6551,13 @@
               <w:snapToGrid w:val="0"/>
               <w:textAlignment w:val="baseline"/>
               <w:rPr>
-                <w:rFonts w:hint="eastAsia" w:ascii="宋体" w:hAnsi="宋体" w:cs="宋体"/>
+                <w:rFonts w:ascii="宋体" w:hAnsi="宋体" w:cs="宋体" w:hint="eastAsia"/>
                 <w:szCs w:val="21"/>
               </w:rPr>
             </w:pPr>
             <w:r>
               <w:rPr>
-                <w:rFonts w:hint="eastAsia" w:ascii="宋体" w:hAnsi="宋体" w:cs="宋体"/>
+                <w:rFonts w:ascii="宋体" w:hAnsi="宋体" w:cs="宋体" w:hint="eastAsia"/>
                 <w:szCs w:val="21"/>
               </w:rPr>
               <w:t>可以承担高强度、高密度工作。</w:t>
@@ -6702,13 +6584,13 @@
               <w:snapToGrid w:val="0"/>
               <w:textAlignment w:val="baseline"/>
               <w:rPr>
-                <w:rFonts w:hint="eastAsia" w:ascii="宋体" w:hAnsi="宋体" w:cs="宋体"/>
+                <w:rFonts w:ascii="宋体" w:hAnsi="宋体" w:cs="宋体" w:hint="eastAsia"/>
                 <w:szCs w:val="21"/>
               </w:rPr>
             </w:pPr>
             <w:r>
               <w:rPr>
-                <w:rFonts w:hint="eastAsia" w:ascii="宋体" w:hAnsi="宋体" w:cs="宋体"/>
+                <w:rFonts w:ascii="宋体" w:hAnsi="宋体" w:cs="宋体" w:hint="eastAsia"/>
                 <w:szCs w:val="21"/>
               </w:rPr>
               <w:t>能够完成工作量。</w:t>
@@ -6735,13 +6617,13 @@
               <w:snapToGrid w:val="0"/>
               <w:textAlignment w:val="baseline"/>
               <w:rPr>
-                <w:rFonts w:hint="eastAsia" w:ascii="宋体" w:hAnsi="宋体" w:cs="宋体"/>
+                <w:rFonts w:ascii="宋体" w:hAnsi="宋体" w:cs="宋体" w:hint="eastAsia"/>
                 <w:szCs w:val="21"/>
               </w:rPr>
             </w:pPr>
             <w:r>
               <w:rPr>
-                <w:rFonts w:hint="eastAsia" w:ascii="宋体" w:hAnsi="宋体" w:cs="宋体"/>
+                <w:rFonts w:ascii="宋体" w:hAnsi="宋体" w:cs="宋体" w:hint="eastAsia"/>
                 <w:szCs w:val="21"/>
               </w:rPr>
               <w:t>考核期内无正当理由累计2次未完成工作量。</w:t>
@@ -6752,7 +6634,7 @@
     </w:tbl>
     <w:p>
       <w:pPr>
-        <w:pStyle w:val="43"/>
+        <w:pStyle w:val="ListParagraph"/>
         <w:keepNext w:val="0"/>
         <w:keepLines w:val="0"/>
         <w:pageBreakBefore w:val="0"/>
@@ -6769,13 +6651,13 @@
         <w:ind w:firstLine="480"/>
         <w:textAlignment w:val="baseline"/>
         <w:rPr>
-          <w:rFonts w:hint="eastAsia" w:ascii="宋体" w:hAnsi="宋体" w:cs="宋体"/>
+          <w:rFonts w:ascii="宋体" w:hAnsi="宋体" w:cs="宋体" w:hint="eastAsia"/>
           <w:sz w:val="24"/>
         </w:rPr>
       </w:pPr>
       <w:r>
         <w:rPr>
-          <w:rFonts w:hint="eastAsia" w:ascii="宋体" w:hAnsi="宋体" w:cs="宋体"/>
+          <w:rFonts w:ascii="宋体" w:hAnsi="宋体" w:cs="宋体" w:hint="eastAsia"/>
           <w:sz w:val="24"/>
         </w:rPr>
         <w:t>B.员工完成的工作所用时效。</w:t>
@@ -6783,16 +6665,16 @@
     </w:p>
     <w:tbl>
       <w:tblPr>
-        <w:tblStyle w:val="20"/>
+        <w:tblStyle w:val="TableNormal"/>
         <w:tblW w:w="0" w:type="auto"/>
         <w:jc w:val="center"/>
         <w:tblBorders>
-          <w:top w:val="single" w:color="auto" w:sz="4" w:space="0"/>
-          <w:left w:val="single" w:color="auto" w:sz="4" w:space="0"/>
-          <w:bottom w:val="single" w:color="auto" w:sz="4" w:space="0"/>
-          <w:right w:val="single" w:color="auto" w:sz="4" w:space="0"/>
-          <w:insideH w:val="single" w:color="auto" w:sz="4" w:space="0"/>
-          <w:insideV w:val="single" w:color="auto" w:sz="4" w:space="0"/>
+          <w:top w:val="single" w:sz="4" w:space="0" w:color="auto"/>
+          <w:left w:val="single" w:sz="4" w:space="0" w:color="auto"/>
+          <w:bottom w:val="single" w:sz="4" w:space="0" w:color="auto"/>
+          <w:right w:val="single" w:sz="4" w:space="0" w:color="auto"/>
+          <w:insideH w:val="single" w:sz="4" w:space="0" w:color="auto"/>
+          <w:insideV w:val="single" w:sz="4" w:space="0" w:color="auto"/>
         </w:tblBorders>
         <w:tblLayout w:type="fixed"/>
         <w:tblCellMar>
@@ -6810,14 +6692,17 @@
       </w:tblGrid>
       <w:tr>
         <w:tblPrEx>
+          <w:tblW w:w="0" w:type="auto"/>
+          <w:jc w:val="center"/>
           <w:tblBorders>
-            <w:top w:val="single" w:color="auto" w:sz="4" w:space="0"/>
-            <w:left w:val="single" w:color="auto" w:sz="4" w:space="0"/>
-            <w:bottom w:val="single" w:color="auto" w:sz="4" w:space="0"/>
-            <w:right w:val="single" w:color="auto" w:sz="4" w:space="0"/>
-            <w:insideH w:val="single" w:color="auto" w:sz="4" w:space="0"/>
-            <w:insideV w:val="single" w:color="auto" w:sz="4" w:space="0"/>
+            <w:top w:val="single" w:sz="4" w:space="0" w:color="auto"/>
+            <w:left w:val="single" w:sz="4" w:space="0" w:color="auto"/>
+            <w:bottom w:val="single" w:sz="4" w:space="0" w:color="auto"/>
+            <w:right w:val="single" w:sz="4" w:space="0" w:color="auto"/>
+            <w:insideH w:val="single" w:sz="4" w:space="0" w:color="auto"/>
+            <w:insideV w:val="single" w:sz="4" w:space="0" w:color="auto"/>
           </w:tblBorders>
+          <w:tblLayout w:type="fixed"/>
           <w:tblCellMar>
             <w:top w:w="0" w:type="dxa"/>
             <w:left w:w="108" w:type="dxa"/>
@@ -6826,7 +6711,7 @@
           </w:tblCellMar>
         </w:tblPrEx>
         <w:trPr>
-          <w:trHeight w:val="427" w:hRule="atLeast"/>
+          <w:trHeight w:val="427"/>
           <w:jc w:val="center"/>
         </w:trPr>
         <w:tc>
@@ -6835,7 +6720,7 @@
           </w:tcPr>
           <w:p>
             <w:pPr>
-              <w:pStyle w:val="43"/>
+              <w:pStyle w:val="ListParagraph"/>
               <w:keepNext w:val="0"/>
               <w:keepLines w:val="0"/>
               <w:pageBreakBefore w:val="0"/>
@@ -6853,7 +6738,7 @@
               <w:jc w:val="center"/>
               <w:textAlignment w:val="baseline"/>
               <w:rPr>
-                <w:rFonts w:hint="eastAsia" w:ascii="宋体" w:hAnsi="宋体" w:cs="宋体"/>
+                <w:rFonts w:ascii="宋体" w:hAnsi="宋体" w:cs="宋体" w:hint="eastAsia"/>
                 <w:b/>
                 <w:bCs/>
                 <w:szCs w:val="21"/>
@@ -6861,7 +6746,7 @@
             </w:pPr>
             <w:r>
               <w:rPr>
-                <w:rFonts w:hint="eastAsia" w:ascii="宋体" w:hAnsi="宋体" w:cs="宋体"/>
+                <w:rFonts w:ascii="宋体" w:hAnsi="宋体" w:cs="宋体" w:hint="eastAsia"/>
                 <w:b/>
                 <w:bCs/>
                 <w:szCs w:val="21"/>
@@ -6876,7 +6761,7 @@
           </w:tcPr>
           <w:p>
             <w:pPr>
-              <w:pStyle w:val="43"/>
+              <w:pStyle w:val="ListParagraph"/>
               <w:keepNext w:val="0"/>
               <w:keepLines w:val="0"/>
               <w:pageBreakBefore w:val="0"/>
@@ -6894,7 +6779,7 @@
               <w:jc w:val="center"/>
               <w:textAlignment w:val="baseline"/>
               <w:rPr>
-                <w:rFonts w:hint="eastAsia" w:ascii="宋体" w:hAnsi="宋体" w:cs="宋体"/>
+                <w:rFonts w:ascii="宋体" w:hAnsi="宋体" w:cs="宋体" w:hint="eastAsia"/>
                 <w:b/>
                 <w:bCs/>
                 <w:szCs w:val="21"/>
@@ -6902,7 +6787,7 @@
             </w:pPr>
             <w:r>
               <w:rPr>
-                <w:rFonts w:hint="eastAsia" w:ascii="宋体" w:hAnsi="宋体" w:cs="宋体"/>
+                <w:rFonts w:ascii="宋体" w:hAnsi="宋体" w:cs="宋体" w:hint="eastAsia"/>
                 <w:b/>
                 <w:bCs/>
                 <w:szCs w:val="21"/>
@@ -6917,7 +6802,7 @@
           </w:tcPr>
           <w:p>
             <w:pPr>
-              <w:pStyle w:val="43"/>
+              <w:pStyle w:val="ListParagraph"/>
               <w:keepNext w:val="0"/>
               <w:keepLines w:val="0"/>
               <w:pageBreakBefore w:val="0"/>
@@ -6935,7 +6820,7 @@
               <w:jc w:val="center"/>
               <w:textAlignment w:val="baseline"/>
               <w:rPr>
-                <w:rFonts w:hint="eastAsia" w:ascii="宋体" w:hAnsi="宋体" w:cs="宋体"/>
+                <w:rFonts w:ascii="宋体" w:hAnsi="宋体" w:cs="宋体" w:hint="eastAsia"/>
                 <w:b/>
                 <w:bCs/>
                 <w:szCs w:val="21"/>
@@ -6943,7 +6828,7 @@
             </w:pPr>
             <w:r>
               <w:rPr>
-                <w:rFonts w:hint="eastAsia" w:ascii="宋体" w:hAnsi="宋体" w:cs="宋体"/>
+                <w:rFonts w:ascii="宋体" w:hAnsi="宋体" w:cs="宋体" w:hint="eastAsia"/>
                 <w:b/>
                 <w:bCs/>
                 <w:szCs w:val="21"/>
@@ -6958,7 +6843,7 @@
           </w:tcPr>
           <w:p>
             <w:pPr>
-              <w:pStyle w:val="43"/>
+              <w:pStyle w:val="ListParagraph"/>
               <w:keepNext w:val="0"/>
               <w:keepLines w:val="0"/>
               <w:pageBreakBefore w:val="0"/>
@@ -6976,7 +6861,7 @@
               <w:jc w:val="center"/>
               <w:textAlignment w:val="baseline"/>
               <w:rPr>
-                <w:rFonts w:hint="eastAsia" w:ascii="宋体" w:hAnsi="宋体" w:cs="宋体"/>
+                <w:rFonts w:ascii="宋体" w:hAnsi="宋体" w:cs="宋体" w:hint="eastAsia"/>
                 <w:b/>
                 <w:bCs/>
                 <w:szCs w:val="21"/>
@@ -6984,7 +6869,7 @@
             </w:pPr>
             <w:r>
               <w:rPr>
-                <w:rFonts w:hint="eastAsia" w:ascii="宋体" w:hAnsi="宋体" w:cs="宋体"/>
+                <w:rFonts w:ascii="宋体" w:hAnsi="宋体" w:cs="宋体" w:hint="eastAsia"/>
                 <w:b/>
                 <w:bCs/>
                 <w:szCs w:val="21"/>
@@ -6996,14 +6881,9 @@
       </w:tr>
       <w:tr>
         <w:tblPrEx>
-          <w:tblBorders>
-            <w:top w:val="single" w:color="auto" w:sz="4" w:space="0"/>
-            <w:left w:val="single" w:color="auto" w:sz="4" w:space="0"/>
-            <w:bottom w:val="single" w:color="auto" w:sz="4" w:space="0"/>
-            <w:right w:val="single" w:color="auto" w:sz="4" w:space="0"/>
-            <w:insideH w:val="single" w:color="auto" w:sz="4" w:space="0"/>
-            <w:insideV w:val="single" w:color="auto" w:sz="4" w:space="0"/>
-          </w:tblBorders>
+          <w:tblW w:w="0" w:type="auto"/>
+          <w:jc w:val="center"/>
+          <w:tblLayout w:type="fixed"/>
           <w:tblCellMar>
             <w:top w:w="0" w:type="dxa"/>
             <w:left w:w="108" w:type="dxa"/>
@@ -7012,7 +6892,7 @@
           </w:tblCellMar>
         </w:tblPrEx>
         <w:trPr>
-          <w:trHeight w:val="964" w:hRule="atLeast"/>
+          <w:trHeight w:val="964"/>
           <w:jc w:val="center"/>
         </w:trPr>
         <w:tc>
@@ -7035,13 +6915,13 @@
               <w:snapToGrid w:val="0"/>
               <w:textAlignment w:val="baseline"/>
               <w:rPr>
-                <w:rFonts w:hint="eastAsia" w:ascii="宋体" w:hAnsi="宋体" w:cs="宋体"/>
+                <w:rFonts w:ascii="宋体" w:hAnsi="宋体" w:cs="宋体" w:hint="eastAsia"/>
                 <w:szCs w:val="21"/>
               </w:rPr>
             </w:pPr>
             <w:r>
               <w:rPr>
-                <w:rFonts w:hint="eastAsia" w:ascii="宋体" w:hAnsi="宋体" w:cs="宋体"/>
+                <w:rFonts w:ascii="宋体" w:hAnsi="宋体" w:cs="宋体" w:hint="eastAsia"/>
                 <w:szCs w:val="21"/>
               </w:rPr>
               <w:t>总能提前完成。</w:t>
@@ -7068,13 +6948,13 @@
               <w:snapToGrid w:val="0"/>
               <w:textAlignment w:val="baseline"/>
               <w:rPr>
-                <w:rFonts w:hint="eastAsia" w:ascii="宋体" w:hAnsi="宋体" w:cs="宋体"/>
+                <w:rFonts w:ascii="宋体" w:hAnsi="宋体" w:cs="宋体" w:hint="eastAsia"/>
                 <w:szCs w:val="21"/>
               </w:rPr>
             </w:pPr>
             <w:r>
               <w:rPr>
-                <w:rFonts w:hint="eastAsia" w:ascii="宋体" w:hAnsi="宋体" w:cs="宋体"/>
+                <w:rFonts w:ascii="宋体" w:hAnsi="宋体" w:cs="宋体" w:hint="eastAsia"/>
                 <w:szCs w:val="21"/>
               </w:rPr>
               <w:t>能保证按时完成，偶有提前。</w:t>
@@ -7101,13 +6981,13 @@
               <w:snapToGrid w:val="0"/>
               <w:textAlignment w:val="baseline"/>
               <w:rPr>
-                <w:rFonts w:hint="eastAsia" w:ascii="宋体" w:hAnsi="宋体" w:cs="宋体"/>
+                <w:rFonts w:ascii="宋体" w:hAnsi="宋体" w:cs="宋体" w:hint="eastAsia"/>
                 <w:szCs w:val="21"/>
               </w:rPr>
             </w:pPr>
             <w:r>
               <w:rPr>
-                <w:rFonts w:hint="eastAsia" w:ascii="宋体" w:hAnsi="宋体" w:cs="宋体"/>
+                <w:rFonts w:ascii="宋体" w:hAnsi="宋体" w:cs="宋体" w:hint="eastAsia"/>
                 <w:szCs w:val="21"/>
               </w:rPr>
               <w:t>基本能够按时完成。</w:t>
@@ -7134,13 +7014,13 @@
               <w:snapToGrid w:val="0"/>
               <w:textAlignment w:val="baseline"/>
               <w:rPr>
-                <w:rFonts w:hint="eastAsia" w:ascii="宋体" w:hAnsi="宋体" w:cs="宋体"/>
+                <w:rFonts w:ascii="宋体" w:hAnsi="宋体" w:cs="宋体" w:hint="eastAsia"/>
                 <w:szCs w:val="21"/>
               </w:rPr>
             </w:pPr>
             <w:r>
               <w:rPr>
-                <w:rFonts w:hint="eastAsia" w:ascii="宋体" w:hAnsi="宋体" w:cs="宋体"/>
+                <w:rFonts w:ascii="宋体" w:hAnsi="宋体" w:cs="宋体" w:hint="eastAsia"/>
                 <w:szCs w:val="21"/>
               </w:rPr>
               <w:t>考核期内无正当理由累计2次未按时完成工作。</w:t>
@@ -7151,7 +7031,7 @@
     </w:tbl>
     <w:p>
       <w:pPr>
-        <w:pStyle w:val="43"/>
+        <w:pStyle w:val="ListParagraph"/>
         <w:keepNext w:val="0"/>
         <w:keepLines w:val="0"/>
         <w:pageBreakBefore w:val="0"/>
@@ -7168,13 +7048,13 @@
         <w:ind w:firstLine="480"/>
         <w:textAlignment w:val="baseline"/>
         <w:rPr>
-          <w:rFonts w:hint="eastAsia" w:ascii="宋体" w:hAnsi="宋体" w:cs="宋体"/>
+          <w:rFonts w:ascii="宋体" w:hAnsi="宋体" w:cs="宋体" w:hint="eastAsia"/>
           <w:sz w:val="24"/>
         </w:rPr>
       </w:pPr>
       <w:r>
         <w:rPr>
-          <w:rFonts w:hint="eastAsia" w:ascii="宋体" w:hAnsi="宋体" w:cs="宋体"/>
+          <w:rFonts w:ascii="宋体" w:hAnsi="宋体" w:cs="宋体" w:hint="eastAsia"/>
           <w:sz w:val="24"/>
         </w:rPr>
         <w:t>C.员工的工作质量。</w:t>
@@ -7182,16 +7062,16 @@
     </w:p>
     <w:tbl>
       <w:tblPr>
-        <w:tblStyle w:val="20"/>
+        <w:tblStyle w:val="TableNormal"/>
         <w:tblW w:w="0" w:type="auto"/>
         <w:jc w:val="center"/>
         <w:tblBorders>
-          <w:top w:val="single" w:color="auto" w:sz="4" w:space="0"/>
-          <w:left w:val="single" w:color="auto" w:sz="4" w:space="0"/>
-          <w:bottom w:val="single" w:color="auto" w:sz="4" w:space="0"/>
-          <w:right w:val="single" w:color="auto" w:sz="4" w:space="0"/>
-          <w:insideH w:val="single" w:color="auto" w:sz="4" w:space="0"/>
-          <w:insideV w:val="single" w:color="auto" w:sz="4" w:space="0"/>
+          <w:top w:val="single" w:sz="4" w:space="0" w:color="auto"/>
+          <w:left w:val="single" w:sz="4" w:space="0" w:color="auto"/>
+          <w:bottom w:val="single" w:sz="4" w:space="0" w:color="auto"/>
+          <w:right w:val="single" w:sz="4" w:space="0" w:color="auto"/>
+          <w:insideH w:val="single" w:sz="4" w:space="0" w:color="auto"/>
+          <w:insideV w:val="single" w:sz="4" w:space="0" w:color="auto"/>
         </w:tblBorders>
         <w:tblLayout w:type="fixed"/>
         <w:tblCellMar>
@@ -7209,14 +7089,17 @@
       </w:tblGrid>
       <w:tr>
         <w:tblPrEx>
+          <w:tblW w:w="0" w:type="auto"/>
+          <w:jc w:val="center"/>
           <w:tblBorders>
-            <w:top w:val="single" w:color="auto" w:sz="4" w:space="0"/>
-            <w:left w:val="single" w:color="auto" w:sz="4" w:space="0"/>
-            <w:bottom w:val="single" w:color="auto" w:sz="4" w:space="0"/>
-            <w:right w:val="single" w:color="auto" w:sz="4" w:space="0"/>
-            <w:insideH w:val="single" w:color="auto" w:sz="4" w:space="0"/>
-            <w:insideV w:val="single" w:color="auto" w:sz="4" w:space="0"/>
+            <w:top w:val="single" w:sz="4" w:space="0" w:color="auto"/>
+            <w:left w:val="single" w:sz="4" w:space="0" w:color="auto"/>
+            <w:bottom w:val="single" w:sz="4" w:space="0" w:color="auto"/>
+            <w:right w:val="single" w:sz="4" w:space="0" w:color="auto"/>
+            <w:insideH w:val="single" w:sz="4" w:space="0" w:color="auto"/>
+            <w:insideV w:val="single" w:sz="4" w:space="0" w:color="auto"/>
           </w:tblBorders>
+          <w:tblLayout w:type="fixed"/>
           <w:tblCellMar>
             <w:top w:w="0" w:type="dxa"/>
             <w:left w:w="108" w:type="dxa"/>
@@ -7225,7 +7108,7 @@
           </w:tblCellMar>
         </w:tblPrEx>
         <w:trPr>
-          <w:trHeight w:val="290" w:hRule="atLeast"/>
+          <w:trHeight w:val="290"/>
           <w:jc w:val="center"/>
         </w:trPr>
         <w:tc>
@@ -7234,7 +7117,7 @@
           </w:tcPr>
           <w:p>
             <w:pPr>
-              <w:pStyle w:val="43"/>
+              <w:pStyle w:val="ListParagraph"/>
               <w:keepNext w:val="0"/>
               <w:keepLines w:val="0"/>
               <w:pageBreakBefore w:val="0"/>
@@ -7252,7 +7135,7 @@
               <w:jc w:val="center"/>
               <w:textAlignment w:val="baseline"/>
               <w:rPr>
-                <w:rFonts w:hint="eastAsia" w:ascii="宋体" w:hAnsi="宋体" w:cs="宋体"/>
+                <w:rFonts w:ascii="宋体" w:hAnsi="宋体" w:cs="宋体" w:hint="eastAsia"/>
                 <w:b/>
                 <w:bCs/>
                 <w:szCs w:val="21"/>
@@ -7260,7 +7143,7 @@
             </w:pPr>
             <w:r>
               <w:rPr>
-                <w:rFonts w:hint="eastAsia" w:ascii="宋体" w:hAnsi="宋体" w:cs="宋体"/>
+                <w:rFonts w:ascii="宋体" w:hAnsi="宋体" w:cs="宋体" w:hint="eastAsia"/>
                 <w:b/>
                 <w:bCs/>
                 <w:szCs w:val="21"/>
@@ -7275,7 +7158,7 @@
           </w:tcPr>
           <w:p>
             <w:pPr>
-              <w:pStyle w:val="43"/>
+              <w:pStyle w:val="ListParagraph"/>
               <w:keepNext w:val="0"/>
               <w:keepLines w:val="0"/>
               <w:pageBreakBefore w:val="0"/>
@@ -7293,7 +7176,7 @@
               <w:jc w:val="center"/>
               <w:textAlignment w:val="baseline"/>
               <w:rPr>
-                <w:rFonts w:hint="eastAsia" w:ascii="宋体" w:hAnsi="宋体" w:cs="宋体"/>
+                <w:rFonts w:ascii="宋体" w:hAnsi="宋体" w:cs="宋体" w:hint="eastAsia"/>
                 <w:b/>
                 <w:bCs/>
                 <w:szCs w:val="21"/>
@@ -7301,7 +7184,7 @@
             </w:pPr>
             <w:r>
               <w:rPr>
-                <w:rFonts w:hint="eastAsia" w:ascii="宋体" w:hAnsi="宋体" w:cs="宋体"/>
+                <w:rFonts w:ascii="宋体" w:hAnsi="宋体" w:cs="宋体" w:hint="eastAsia"/>
                 <w:b/>
                 <w:bCs/>
                 <w:szCs w:val="21"/>
@@ -7316,7 +7199,7 @@
           </w:tcPr>
           <w:p>
             <w:pPr>
-              <w:pStyle w:val="43"/>
+              <w:pStyle w:val="ListParagraph"/>
               <w:keepNext w:val="0"/>
               <w:keepLines w:val="0"/>
               <w:pageBreakBefore w:val="0"/>
@@ -7334,7 +7217,7 @@
               <w:jc w:val="center"/>
               <w:textAlignment w:val="baseline"/>
               <w:rPr>
-                <w:rFonts w:hint="eastAsia" w:ascii="宋体" w:hAnsi="宋体" w:cs="宋体"/>
+                <w:rFonts w:ascii="宋体" w:hAnsi="宋体" w:cs="宋体" w:hint="eastAsia"/>
                 <w:b/>
                 <w:bCs/>
                 <w:szCs w:val="21"/>
@@ -7342,7 +7225,7 @@
             </w:pPr>
             <w:r>
               <w:rPr>
-                <w:rFonts w:hint="eastAsia" w:ascii="宋体" w:hAnsi="宋体" w:cs="宋体"/>
+                <w:rFonts w:ascii="宋体" w:hAnsi="宋体" w:cs="宋体" w:hint="eastAsia"/>
                 <w:b/>
                 <w:bCs/>
                 <w:szCs w:val="21"/>
@@ -7357,7 +7240,7 @@
           </w:tcPr>
           <w:p>
             <w:pPr>
-              <w:pStyle w:val="43"/>
+              <w:pStyle w:val="ListParagraph"/>
               <w:keepNext w:val="0"/>
               <w:keepLines w:val="0"/>
               <w:pageBreakBefore w:val="0"/>
@@ -7375,7 +7258,7 @@
               <w:jc w:val="center"/>
               <w:textAlignment w:val="baseline"/>
               <w:rPr>
-                <w:rFonts w:hint="eastAsia" w:ascii="宋体" w:hAnsi="宋体" w:cs="宋体"/>
+                <w:rFonts w:ascii="宋体" w:hAnsi="宋体" w:cs="宋体" w:hint="eastAsia"/>
                 <w:b/>
                 <w:bCs/>
                 <w:szCs w:val="21"/>
@@ -7383,7 +7266,7 @@
             </w:pPr>
             <w:r>
               <w:rPr>
-                <w:rFonts w:hint="eastAsia" w:ascii="宋体" w:hAnsi="宋体" w:cs="宋体"/>
+                <w:rFonts w:ascii="宋体" w:hAnsi="宋体" w:cs="宋体" w:hint="eastAsia"/>
                 <w:b/>
                 <w:bCs/>
                 <w:szCs w:val="21"/>
@@ -7395,14 +7278,9 @@
       </w:tr>
       <w:tr>
         <w:tblPrEx>
-          <w:tblBorders>
-            <w:top w:val="single" w:color="auto" w:sz="4" w:space="0"/>
-            <w:left w:val="single" w:color="auto" w:sz="4" w:space="0"/>
-            <w:bottom w:val="single" w:color="auto" w:sz="4" w:space="0"/>
-            <w:right w:val="single" w:color="auto" w:sz="4" w:space="0"/>
-            <w:insideH w:val="single" w:color="auto" w:sz="4" w:space="0"/>
-            <w:insideV w:val="single" w:color="auto" w:sz="4" w:space="0"/>
-          </w:tblBorders>
+          <w:tblW w:w="0" w:type="auto"/>
+          <w:jc w:val="center"/>
+          <w:tblLayout w:type="fixed"/>
           <w:tblCellMar>
             <w:top w:w="0" w:type="dxa"/>
             <w:left w:w="108" w:type="dxa"/>
@@ -7411,7 +7289,7 @@
           </w:tblCellMar>
         </w:tblPrEx>
         <w:trPr>
-          <w:trHeight w:val="1001" w:hRule="atLeast"/>
+          <w:trHeight w:val="1001"/>
           <w:jc w:val="center"/>
         </w:trPr>
         <w:tc>
@@ -7434,13 +7312,13 @@
               <w:snapToGrid w:val="0"/>
               <w:textAlignment w:val="baseline"/>
               <w:rPr>
-                <w:rFonts w:hint="eastAsia" w:ascii="宋体" w:hAnsi="宋体" w:cs="宋体"/>
+                <w:rFonts w:ascii="宋体" w:hAnsi="宋体" w:cs="宋体" w:hint="eastAsia"/>
                 <w:szCs w:val="21"/>
               </w:rPr>
             </w:pPr>
             <w:r>
               <w:rPr>
-                <w:rFonts w:hint="eastAsia" w:ascii="宋体" w:hAnsi="宋体" w:cs="宋体"/>
+                <w:rFonts w:ascii="宋体" w:hAnsi="宋体" w:cs="宋体" w:hint="eastAsia"/>
                 <w:szCs w:val="21"/>
               </w:rPr>
               <w:t>质量极高。</w:t>
@@ -7467,13 +7345,13 @@
               <w:snapToGrid w:val="0"/>
               <w:textAlignment w:val="baseline"/>
               <w:rPr>
-                <w:rFonts w:hint="eastAsia" w:ascii="宋体" w:hAnsi="宋体" w:cs="宋体"/>
+                <w:rFonts w:ascii="宋体" w:hAnsi="宋体" w:cs="宋体" w:hint="eastAsia"/>
                 <w:szCs w:val="21"/>
               </w:rPr>
             </w:pPr>
             <w:r>
               <w:rPr>
-                <w:rFonts w:hint="eastAsia" w:ascii="宋体" w:hAnsi="宋体" w:cs="宋体"/>
+                <w:rFonts w:ascii="宋体" w:hAnsi="宋体" w:cs="宋体" w:hint="eastAsia"/>
                 <w:szCs w:val="21"/>
               </w:rPr>
               <w:t>质量超出基本要求。</w:t>
@@ -7500,13 +7378,13 @@
               <w:snapToGrid w:val="0"/>
               <w:textAlignment w:val="baseline"/>
               <w:rPr>
-                <w:rFonts w:hint="eastAsia" w:ascii="宋体" w:hAnsi="宋体" w:cs="宋体"/>
+                <w:rFonts w:ascii="宋体" w:hAnsi="宋体" w:cs="宋体" w:hint="eastAsia"/>
                 <w:szCs w:val="21"/>
               </w:rPr>
             </w:pPr>
             <w:r>
               <w:rPr>
-                <w:rFonts w:hint="eastAsia" w:ascii="宋体" w:hAnsi="宋体" w:cs="宋体"/>
+                <w:rFonts w:ascii="宋体" w:hAnsi="宋体" w:cs="宋体" w:hint="eastAsia"/>
                 <w:szCs w:val="21"/>
               </w:rPr>
               <w:t>质量符合基本要求。</w:t>
@@ -7533,13 +7411,13 @@
               <w:snapToGrid w:val="0"/>
               <w:textAlignment w:val="baseline"/>
               <w:rPr>
-                <w:rFonts w:hint="eastAsia" w:ascii="宋体" w:hAnsi="宋体" w:cs="宋体"/>
+                <w:rFonts w:ascii="宋体" w:hAnsi="宋体" w:cs="宋体" w:hint="eastAsia"/>
                 <w:szCs w:val="21"/>
               </w:rPr>
             </w:pPr>
             <w:r>
               <w:rPr>
-                <w:rFonts w:hint="eastAsia" w:ascii="宋体" w:hAnsi="宋体" w:cs="宋体"/>
+                <w:rFonts w:ascii="宋体" w:hAnsi="宋体" w:cs="宋体" w:hint="eastAsia"/>
                 <w:szCs w:val="21"/>
               </w:rPr>
               <w:t>考核期内无正当理由累计2次工作质量不符合要求。</w:t>
@@ -7550,7 +7428,7 @@
     </w:tbl>
     <w:p>
       <w:pPr>
-        <w:pStyle w:val="43"/>
+        <w:pStyle w:val="ListParagraph"/>
         <w:keepNext w:val="0"/>
         <w:keepLines w:val="0"/>
         <w:pageBreakBefore w:val="0"/>
@@ -7567,13 +7445,13 @@
         <w:ind w:firstLine="480"/>
         <w:textAlignment w:val="baseline"/>
         <w:rPr>
-          <w:rFonts w:hint="eastAsia" w:ascii="宋体" w:hAnsi="宋体" w:cs="宋体"/>
+          <w:rFonts w:ascii="宋体" w:hAnsi="宋体" w:cs="宋体" w:hint="eastAsia"/>
           <w:sz w:val="24"/>
         </w:rPr>
       </w:pPr>
       <w:r>
         <w:rPr>
-          <w:rFonts w:hint="eastAsia" w:ascii="宋体" w:hAnsi="宋体" w:cs="宋体"/>
+          <w:rFonts w:ascii="宋体" w:hAnsi="宋体" w:cs="宋体" w:hint="eastAsia"/>
           <w:sz w:val="24"/>
           <w:lang w:val="en-US" w:eastAsia="zh-CN"/>
         </w:rPr>
@@ -7581,14 +7459,14 @@
       </w:r>
       <w:r>
         <w:rPr>
-          <w:rFonts w:hint="eastAsia" w:ascii="宋体" w:hAnsi="宋体" w:cs="宋体"/>
+          <w:rFonts w:ascii="宋体" w:hAnsi="宋体" w:cs="宋体" w:hint="eastAsia"/>
           <w:sz w:val="24"/>
         </w:rPr>
         <w:t>.员工</w:t>
       </w:r>
       <w:r>
         <w:rPr>
-          <w:rFonts w:hint="eastAsia" w:ascii="宋体" w:hAnsi="宋体" w:cs="宋体"/>
+          <w:rFonts w:ascii="宋体" w:hAnsi="宋体" w:cs="宋体" w:hint="eastAsia"/>
           <w:sz w:val="24"/>
           <w:lang w:val="en-US" w:eastAsia="zh-CN"/>
         </w:rPr>
@@ -7596,14 +7474,14 @@
       </w:r>
       <w:r>
         <w:rPr>
-          <w:rFonts w:hint="eastAsia" w:ascii="宋体" w:hAnsi="宋体" w:cs="宋体"/>
+          <w:rFonts w:ascii="宋体" w:hAnsi="宋体" w:cs="宋体" w:hint="eastAsia"/>
           <w:sz w:val="24"/>
         </w:rPr>
         <w:t>的</w:t>
       </w:r>
       <w:r>
         <w:rPr>
-          <w:rFonts w:hint="eastAsia" w:ascii="宋体" w:hAnsi="宋体" w:cs="宋体"/>
+          <w:rFonts w:ascii="宋体" w:hAnsi="宋体" w:cs="宋体" w:hint="eastAsia"/>
           <w:sz w:val="24"/>
           <w:lang w:val="en-US" w:eastAsia="zh-CN"/>
         </w:rPr>
@@ -7611,7 +7489,7 @@
       </w:r>
       <w:r>
         <w:rPr>
-          <w:rFonts w:hint="eastAsia" w:ascii="宋体" w:hAnsi="宋体" w:cs="宋体"/>
+          <w:rFonts w:ascii="宋体" w:hAnsi="宋体" w:cs="宋体" w:hint="eastAsia"/>
           <w:sz w:val="24"/>
         </w:rPr>
         <w:t>。</w:t>
@@ -7619,16 +7497,16 @@
     </w:p>
     <w:tbl>
       <w:tblPr>
-        <w:tblStyle w:val="20"/>
+        <w:tblStyle w:val="TableNormal"/>
         <w:tblW w:w="0" w:type="auto"/>
         <w:jc w:val="center"/>
         <w:tblBorders>
-          <w:top w:val="single" w:color="auto" w:sz="4" w:space="0"/>
-          <w:left w:val="single" w:color="auto" w:sz="4" w:space="0"/>
-          <w:bottom w:val="single" w:color="auto" w:sz="4" w:space="0"/>
-          <w:right w:val="single" w:color="auto" w:sz="4" w:space="0"/>
-          <w:insideH w:val="single" w:color="auto" w:sz="4" w:space="0"/>
-          <w:insideV w:val="single" w:color="auto" w:sz="4" w:space="0"/>
+          <w:top w:val="single" w:sz="4" w:space="0" w:color="auto"/>
+          <w:left w:val="single" w:sz="4" w:space="0" w:color="auto"/>
+          <w:bottom w:val="single" w:sz="4" w:space="0" w:color="auto"/>
+          <w:right w:val="single" w:sz="4" w:space="0" w:color="auto"/>
+          <w:insideH w:val="single" w:sz="4" w:space="0" w:color="auto"/>
+          <w:insideV w:val="single" w:sz="4" w:space="0" w:color="auto"/>
         </w:tblBorders>
         <w:tblLayout w:type="fixed"/>
         <w:tblCellMar>
@@ -7646,14 +7524,17 @@
       </w:tblGrid>
       <w:tr>
         <w:tblPrEx>
+          <w:tblW w:w="0" w:type="auto"/>
+          <w:jc w:val="center"/>
           <w:tblBorders>
-            <w:top w:val="single" w:color="auto" w:sz="4" w:space="0"/>
-            <w:left w:val="single" w:color="auto" w:sz="4" w:space="0"/>
-            <w:bottom w:val="single" w:color="auto" w:sz="4" w:space="0"/>
-            <w:right w:val="single" w:color="auto" w:sz="4" w:space="0"/>
-            <w:insideH w:val="single" w:color="auto" w:sz="4" w:space="0"/>
-            <w:insideV w:val="single" w:color="auto" w:sz="4" w:space="0"/>
+            <w:top w:val="single" w:sz="4" w:space="0" w:color="auto"/>
+            <w:left w:val="single" w:sz="4" w:space="0" w:color="auto"/>
+            <w:bottom w:val="single" w:sz="4" w:space="0" w:color="auto"/>
+            <w:right w:val="single" w:sz="4" w:space="0" w:color="auto"/>
+            <w:insideH w:val="single" w:sz="4" w:space="0" w:color="auto"/>
+            <w:insideV w:val="single" w:sz="4" w:space="0" w:color="auto"/>
           </w:tblBorders>
+          <w:tblLayout w:type="fixed"/>
           <w:tblCellMar>
             <w:top w:w="0" w:type="dxa"/>
             <w:left w:w="108" w:type="dxa"/>
@@ -7662,7 +7543,7 @@
           </w:tblCellMar>
         </w:tblPrEx>
         <w:trPr>
-          <w:trHeight w:val="290" w:hRule="atLeast"/>
+          <w:trHeight w:val="290"/>
           <w:jc w:val="center"/>
         </w:trPr>
         <w:tc>
@@ -7671,7 +7552,7 @@
           </w:tcPr>
           <w:p>
             <w:pPr>
-              <w:pStyle w:val="43"/>
+              <w:pStyle w:val="ListParagraph"/>
               <w:keepNext w:val="0"/>
               <w:keepLines w:val="0"/>
               <w:pageBreakBefore w:val="0"/>
@@ -7689,7 +7570,7 @@
               <w:jc w:val="center"/>
               <w:textAlignment w:val="baseline"/>
               <w:rPr>
-                <w:rFonts w:hint="eastAsia" w:ascii="宋体" w:hAnsi="宋体" w:cs="宋体"/>
+                <w:rFonts w:ascii="宋体" w:hAnsi="宋体" w:cs="宋体" w:hint="eastAsia"/>
                 <w:b/>
                 <w:bCs/>
                 <w:szCs w:val="21"/>
@@ -7697,7 +7578,7 @@
             </w:pPr>
             <w:r>
               <w:rPr>
-                <w:rFonts w:hint="eastAsia" w:ascii="宋体" w:hAnsi="宋体" w:cs="宋体"/>
+                <w:rFonts w:ascii="宋体" w:hAnsi="宋体" w:cs="宋体" w:hint="eastAsia"/>
                 <w:b/>
                 <w:bCs/>
                 <w:szCs w:val="21"/>
@@ -7712,7 +7593,7 @@
           </w:tcPr>
           <w:p>
             <w:pPr>
-              <w:pStyle w:val="43"/>
+              <w:pStyle w:val="ListParagraph"/>
               <w:keepNext w:val="0"/>
               <w:keepLines w:val="0"/>
               <w:pageBreakBefore w:val="0"/>
@@ -7730,7 +7611,7 @@
               <w:jc w:val="center"/>
               <w:textAlignment w:val="baseline"/>
               <w:rPr>
-                <w:rFonts w:hint="eastAsia" w:ascii="宋体" w:hAnsi="宋体" w:cs="宋体"/>
+                <w:rFonts w:ascii="宋体" w:hAnsi="宋体" w:cs="宋体" w:hint="eastAsia"/>
                 <w:b/>
                 <w:bCs/>
                 <w:szCs w:val="21"/>
@@ -7738,7 +7619,7 @@
             </w:pPr>
             <w:r>
               <w:rPr>
-                <w:rFonts w:hint="eastAsia" w:ascii="宋体" w:hAnsi="宋体" w:cs="宋体"/>
+                <w:rFonts w:ascii="宋体" w:hAnsi="宋体" w:cs="宋体" w:hint="eastAsia"/>
                 <w:b/>
                 <w:bCs/>
                 <w:szCs w:val="21"/>
@@ -7753,7 +7634,7 @@
           </w:tcPr>
           <w:p>
             <w:pPr>
-              <w:pStyle w:val="43"/>
+              <w:pStyle w:val="ListParagraph"/>
               <w:keepNext w:val="0"/>
               <w:keepLines w:val="0"/>
               <w:pageBreakBefore w:val="0"/>
@@ -7771,7 +7652,7 @@
               <w:jc w:val="center"/>
               <w:textAlignment w:val="baseline"/>
               <w:rPr>
-                <w:rFonts w:hint="eastAsia" w:ascii="宋体" w:hAnsi="宋体" w:cs="宋体"/>
+                <w:rFonts w:ascii="宋体" w:hAnsi="宋体" w:cs="宋体" w:hint="eastAsia"/>
                 <w:b/>
                 <w:bCs/>
                 <w:szCs w:val="21"/>
@@ -7779,7 +7660,7 @@
             </w:pPr>
             <w:r>
               <w:rPr>
-                <w:rFonts w:hint="eastAsia" w:ascii="宋体" w:hAnsi="宋体" w:cs="宋体"/>
+                <w:rFonts w:ascii="宋体" w:hAnsi="宋体" w:cs="宋体" w:hint="eastAsia"/>
                 <w:b/>
                 <w:bCs/>
                 <w:szCs w:val="21"/>
@@ -7794,7 +7675,7 @@
           </w:tcPr>
           <w:p>
             <w:pPr>
-              <w:pStyle w:val="43"/>
+              <w:pStyle w:val="ListParagraph"/>
               <w:keepNext w:val="0"/>
               <w:keepLines w:val="0"/>
               <w:pageBreakBefore w:val="0"/>
@@ -7812,7 +7693,7 @@
               <w:jc w:val="center"/>
               <w:textAlignment w:val="baseline"/>
               <w:rPr>
-                <w:rFonts w:hint="eastAsia" w:ascii="宋体" w:hAnsi="宋体" w:cs="宋体"/>
+                <w:rFonts w:ascii="宋体" w:hAnsi="宋体" w:cs="宋体" w:hint="eastAsia"/>
                 <w:b/>
                 <w:bCs/>
                 <w:szCs w:val="21"/>
@@ -7820,7 +7701,7 @@
             </w:pPr>
             <w:r>
               <w:rPr>
-                <w:rFonts w:hint="eastAsia" w:ascii="宋体" w:hAnsi="宋体" w:cs="宋体"/>
+                <w:rFonts w:ascii="宋体" w:hAnsi="宋体" w:cs="宋体" w:hint="eastAsia"/>
                 <w:b/>
                 <w:bCs/>
                 <w:szCs w:val="21"/>
@@ -7832,14 +7713,9 @@
       </w:tr>
       <w:tr>
         <w:tblPrEx>
-          <w:tblBorders>
-            <w:top w:val="single" w:color="auto" w:sz="4" w:space="0"/>
-            <w:left w:val="single" w:color="auto" w:sz="4" w:space="0"/>
-            <w:bottom w:val="single" w:color="auto" w:sz="4" w:space="0"/>
-            <w:right w:val="single" w:color="auto" w:sz="4" w:space="0"/>
-            <w:insideH w:val="single" w:color="auto" w:sz="4" w:space="0"/>
-            <w:insideV w:val="single" w:color="auto" w:sz="4" w:space="0"/>
-          </w:tblBorders>
+          <w:tblW w:w="0" w:type="auto"/>
+          <w:jc w:val="center"/>
+          <w:tblLayout w:type="fixed"/>
           <w:tblCellMar>
             <w:top w:w="0" w:type="dxa"/>
             <w:left w:w="108" w:type="dxa"/>
@@ -7848,7 +7724,7 @@
           </w:tblCellMar>
         </w:tblPrEx>
         <w:trPr>
-          <w:trHeight w:val="1001" w:hRule="atLeast"/>
+          <w:trHeight w:val="1001"/>
           <w:jc w:val="center"/>
         </w:trPr>
         <w:tc>
@@ -7871,13 +7747,13 @@
               <w:snapToGrid w:val="0"/>
               <w:textAlignment w:val="baseline"/>
               <w:rPr>
-                <w:rFonts w:hint="eastAsia" w:ascii="宋体" w:hAnsi="宋体" w:cs="宋体"/>
+                <w:rFonts w:ascii="宋体" w:hAnsi="宋体" w:cs="宋体" w:hint="eastAsia"/>
                 <w:szCs w:val="21"/>
               </w:rPr>
             </w:pPr>
             <w:r>
               <w:rPr>
-                <w:rFonts w:hint="eastAsia" w:ascii="宋体" w:hAnsi="宋体" w:cs="宋体"/>
+                <w:rFonts w:ascii="宋体" w:hAnsi="宋体" w:cs="宋体" w:hint="eastAsia"/>
                 <w:szCs w:val="21"/>
                 <w:lang w:val="en-US" w:eastAsia="zh-CN"/>
               </w:rPr>
@@ -7885,7 +7761,7 @@
             </w:r>
             <w:r>
               <w:rPr>
-                <w:rFonts w:hint="eastAsia" w:ascii="宋体" w:hAnsi="宋体" w:cs="宋体"/>
+                <w:rFonts w:ascii="宋体" w:hAnsi="宋体" w:cs="宋体" w:hint="eastAsia"/>
                 <w:szCs w:val="21"/>
               </w:rPr>
               <w:t>极高。</w:t>
@@ -7912,13 +7788,13 @@
               <w:snapToGrid w:val="0"/>
               <w:textAlignment w:val="baseline"/>
               <w:rPr>
-                <w:rFonts w:hint="eastAsia" w:ascii="宋体" w:hAnsi="宋体" w:cs="宋体"/>
+                <w:rFonts w:ascii="宋体" w:hAnsi="宋体" w:cs="宋体" w:hint="eastAsia"/>
                 <w:szCs w:val="21"/>
               </w:rPr>
             </w:pPr>
             <w:r>
               <w:rPr>
-                <w:rFonts w:hint="eastAsia" w:ascii="宋体" w:hAnsi="宋体" w:cs="宋体"/>
+                <w:rFonts w:ascii="宋体" w:hAnsi="宋体" w:cs="宋体" w:hint="eastAsia"/>
                 <w:szCs w:val="21"/>
                 <w:lang w:val="en-US" w:eastAsia="zh-CN"/>
               </w:rPr>
@@ -7926,7 +7802,7 @@
             </w:r>
             <w:r>
               <w:rPr>
-                <w:rFonts w:hint="eastAsia" w:ascii="宋体" w:hAnsi="宋体" w:cs="宋体"/>
+                <w:rFonts w:ascii="宋体" w:hAnsi="宋体" w:cs="宋体" w:hint="eastAsia"/>
                 <w:szCs w:val="21"/>
               </w:rPr>
               <w:t>超出基本要求。</w:t>
@@ -7953,13 +7829,13 @@
               <w:snapToGrid w:val="0"/>
               <w:textAlignment w:val="baseline"/>
               <w:rPr>
-                <w:rFonts w:hint="eastAsia" w:ascii="宋体" w:hAnsi="宋体" w:cs="宋体"/>
+                <w:rFonts w:ascii="宋体" w:hAnsi="宋体" w:cs="宋体" w:hint="eastAsia"/>
                 <w:szCs w:val="21"/>
               </w:rPr>
             </w:pPr>
             <w:r>
               <w:rPr>
-                <w:rFonts w:hint="eastAsia" w:ascii="宋体" w:hAnsi="宋体" w:cs="宋体"/>
+                <w:rFonts w:ascii="宋体" w:hAnsi="宋体" w:cs="宋体" w:hint="eastAsia"/>
                 <w:szCs w:val="21"/>
                 <w:lang w:val="en-US" w:eastAsia="zh-CN"/>
               </w:rPr>
@@ -7967,7 +7843,7 @@
             </w:r>
             <w:r>
               <w:rPr>
-                <w:rFonts w:hint="eastAsia" w:ascii="宋体" w:hAnsi="宋体" w:cs="宋体"/>
+                <w:rFonts w:ascii="宋体" w:hAnsi="宋体" w:cs="宋体" w:hint="eastAsia"/>
                 <w:szCs w:val="21"/>
               </w:rPr>
               <w:t>符合基本要求。</w:t>
@@ -7994,14 +7870,14 @@
               <w:snapToGrid w:val="0"/>
               <w:textAlignment w:val="baseline"/>
               <w:rPr>
-                <w:rFonts w:hint="default" w:ascii="宋体" w:hAnsi="宋体" w:eastAsia="宋体" w:cs="宋体"/>
+                <w:rFonts w:ascii="宋体" w:eastAsia="宋体" w:hAnsi="宋体" w:cs="宋体" w:hint="default"/>
                 <w:szCs w:val="21"/>
                 <w:lang w:val="en-US" w:eastAsia="zh-CN"/>
               </w:rPr>
             </w:pPr>
             <w:r>
               <w:rPr>
-                <w:rFonts w:hint="eastAsia" w:ascii="宋体" w:hAnsi="宋体" w:cs="宋体"/>
+                <w:rFonts w:ascii="宋体" w:hAnsi="宋体" w:cs="宋体" w:hint="eastAsia"/>
                 <w:szCs w:val="21"/>
                 <w:lang w:val="en-US" w:eastAsia="zh-CN"/>
               </w:rPr>
@@ -8013,7 +7889,7 @@
     </w:tbl>
     <w:p>
       <w:pPr>
-        <w:pStyle w:val="43"/>
+        <w:pStyle w:val="ListParagraph"/>
         <w:keepNext w:val="0"/>
         <w:keepLines w:val="0"/>
         <w:pageBreakBefore w:val="0"/>
@@ -8030,13 +7906,13 @@
         <w:ind w:firstLine="480"/>
         <w:textAlignment w:val="baseline"/>
         <w:rPr>
-          <w:rFonts w:hint="eastAsia" w:ascii="宋体" w:hAnsi="宋体" w:cs="宋体"/>
+          <w:rFonts w:ascii="宋体" w:hAnsi="宋体" w:cs="宋体" w:hint="eastAsia"/>
           <w:sz w:val="24"/>
         </w:rPr>
       </w:pPr>
       <w:r>
         <w:rPr>
-          <w:rFonts w:hint="eastAsia" w:ascii="宋体" w:hAnsi="宋体" w:cs="宋体"/>
+          <w:rFonts w:ascii="宋体" w:hAnsi="宋体" w:cs="宋体" w:hint="eastAsia"/>
           <w:sz w:val="24"/>
           <w:lang w:val="en-US" w:eastAsia="zh-CN"/>
         </w:rPr>
@@ -8044,14 +7920,14 @@
       </w:r>
       <w:r>
         <w:rPr>
-          <w:rFonts w:hint="eastAsia" w:ascii="宋体" w:hAnsi="宋体" w:cs="宋体"/>
+          <w:rFonts w:ascii="宋体" w:hAnsi="宋体" w:cs="宋体" w:hint="eastAsia"/>
           <w:sz w:val="24"/>
         </w:rPr>
         <w:t>.员工</w:t>
       </w:r>
       <w:r>
         <w:rPr>
-          <w:rFonts w:hint="eastAsia" w:ascii="宋体" w:hAnsi="宋体" w:cs="宋体"/>
+          <w:rFonts w:ascii="宋体" w:hAnsi="宋体" w:cs="宋体" w:hint="eastAsia"/>
           <w:sz w:val="24"/>
           <w:lang w:val="en-US" w:eastAsia="zh-CN"/>
         </w:rPr>
@@ -8059,7 +7935,7 @@
       </w:r>
       <w:r>
         <w:rPr>
-          <w:rFonts w:hint="eastAsia" w:ascii="宋体" w:hAnsi="宋体" w:cs="宋体"/>
+          <w:rFonts w:ascii="宋体" w:hAnsi="宋体" w:cs="宋体" w:hint="eastAsia"/>
           <w:sz w:val="24"/>
         </w:rPr>
         <w:t>。</w:t>
@@ -8067,16 +7943,16 @@
     </w:p>
     <w:tbl>
       <w:tblPr>
-        <w:tblStyle w:val="20"/>
+        <w:tblStyle w:val="TableNormal"/>
         <w:tblW w:w="8760" w:type="dxa"/>
         <w:jc w:val="center"/>
         <w:tblBorders>
-          <w:top w:val="single" w:color="auto" w:sz="4" w:space="0"/>
-          <w:left w:val="single" w:color="auto" w:sz="4" w:space="0"/>
-          <w:bottom w:val="single" w:color="auto" w:sz="4" w:space="0"/>
-          <w:right w:val="single" w:color="auto" w:sz="4" w:space="0"/>
-          <w:insideH w:val="single" w:color="auto" w:sz="4" w:space="0"/>
-          <w:insideV w:val="single" w:color="auto" w:sz="4" w:space="0"/>
+          <w:top w:val="single" w:sz="4" w:space="0" w:color="auto"/>
+          <w:left w:val="single" w:sz="4" w:space="0" w:color="auto"/>
+          <w:bottom w:val="single" w:sz="4" w:space="0" w:color="auto"/>
+          <w:right w:val="single" w:sz="4" w:space="0" w:color="auto"/>
+          <w:insideH w:val="single" w:sz="4" w:space="0" w:color="auto"/>
+          <w:insideV w:val="single" w:sz="4" w:space="0" w:color="auto"/>
         </w:tblBorders>
         <w:tblLayout w:type="fixed"/>
         <w:tblCellMar>
@@ -8094,14 +7970,17 @@
       </w:tblGrid>
       <w:tr>
         <w:tblPrEx>
+          <w:tblW w:w="8760" w:type="dxa"/>
+          <w:jc w:val="center"/>
           <w:tblBorders>
-            <w:top w:val="single" w:color="auto" w:sz="4" w:space="0"/>
-            <w:left w:val="single" w:color="auto" w:sz="4" w:space="0"/>
-            <w:bottom w:val="single" w:color="auto" w:sz="4" w:space="0"/>
-            <w:right w:val="single" w:color="auto" w:sz="4" w:space="0"/>
-            <w:insideH w:val="single" w:color="auto" w:sz="4" w:space="0"/>
-            <w:insideV w:val="single" w:color="auto" w:sz="4" w:space="0"/>
+            <w:top w:val="single" w:sz="4" w:space="0" w:color="auto"/>
+            <w:left w:val="single" w:sz="4" w:space="0" w:color="auto"/>
+            <w:bottom w:val="single" w:sz="4" w:space="0" w:color="auto"/>
+            <w:right w:val="single" w:sz="4" w:space="0" w:color="auto"/>
+            <w:insideH w:val="single" w:sz="4" w:space="0" w:color="auto"/>
+            <w:insideV w:val="single" w:sz="4" w:space="0" w:color="auto"/>
           </w:tblBorders>
+          <w:tblLayout w:type="fixed"/>
           <w:tblCellMar>
             <w:top w:w="0" w:type="dxa"/>
             <w:left w:w="108" w:type="dxa"/>
@@ -8110,7 +7989,7 @@
           </w:tblCellMar>
         </w:tblPrEx>
         <w:trPr>
-          <w:trHeight w:val="290" w:hRule="atLeast"/>
+          <w:trHeight w:val="290"/>
           <w:jc w:val="center"/>
         </w:trPr>
         <w:tc>
@@ -8119,7 +7998,7 @@
           </w:tcPr>
           <w:p>
             <w:pPr>
-              <w:pStyle w:val="43"/>
+              <w:pStyle w:val="ListParagraph"/>
               <w:keepNext w:val="0"/>
               <w:keepLines w:val="0"/>
               <w:pageBreakBefore w:val="0"/>
@@ -8137,7 +8016,7 @@
               <w:jc w:val="center"/>
               <w:textAlignment w:val="baseline"/>
               <w:rPr>
-                <w:rFonts w:hint="eastAsia" w:ascii="宋体" w:hAnsi="宋体" w:cs="宋体"/>
+                <w:rFonts w:ascii="宋体" w:hAnsi="宋体" w:cs="宋体" w:hint="eastAsia"/>
                 <w:b/>
                 <w:bCs/>
                 <w:szCs w:val="21"/>
@@ -8145,7 +8024,7 @@
             </w:pPr>
             <w:r>
               <w:rPr>
-                <w:rFonts w:hint="eastAsia" w:ascii="宋体" w:hAnsi="宋体" w:cs="宋体"/>
+                <w:rFonts w:ascii="宋体" w:hAnsi="宋体" w:cs="宋体" w:hint="eastAsia"/>
                 <w:b/>
                 <w:bCs/>
                 <w:szCs w:val="21"/>
@@ -8155,7 +8034,7 @@
             </w:r>
             <w:r>
               <w:rPr>
-                <w:rFonts w:hint="eastAsia" w:ascii="宋体" w:hAnsi="宋体" w:cs="宋体"/>
+                <w:rFonts w:ascii="宋体" w:hAnsi="宋体" w:cs="宋体" w:hint="eastAsia"/>
                 <w:b/>
                 <w:bCs/>
                 <w:szCs w:val="21"/>
@@ -8170,7 +8049,7 @@
           </w:tcPr>
           <w:p>
             <w:pPr>
-              <w:pStyle w:val="43"/>
+              <w:pStyle w:val="ListParagraph"/>
               <w:keepNext w:val="0"/>
               <w:keepLines w:val="0"/>
               <w:pageBreakBefore w:val="0"/>
@@ -8188,7 +8067,7 @@
               <w:jc w:val="center"/>
               <w:textAlignment w:val="baseline"/>
               <w:rPr>
-                <w:rFonts w:hint="eastAsia" w:ascii="宋体" w:hAnsi="宋体" w:cs="宋体"/>
+                <w:rFonts w:ascii="宋体" w:hAnsi="宋体" w:cs="宋体" w:hint="eastAsia"/>
                 <w:b/>
                 <w:bCs/>
                 <w:szCs w:val="21"/>
@@ -8196,7 +8075,7 @@
             </w:pPr>
             <w:r>
               <w:rPr>
-                <w:rFonts w:hint="eastAsia" w:ascii="宋体" w:hAnsi="宋体" w:cs="宋体"/>
+                <w:rFonts w:ascii="宋体" w:hAnsi="宋体" w:cs="宋体" w:hint="eastAsia"/>
                 <w:b/>
                 <w:bCs/>
                 <w:szCs w:val="21"/>
@@ -8211,7 +8090,7 @@
           </w:tcPr>
           <w:p>
             <w:pPr>
-              <w:pStyle w:val="43"/>
+              <w:pStyle w:val="ListParagraph"/>
               <w:keepNext w:val="0"/>
               <w:keepLines w:val="0"/>
               <w:pageBreakBefore w:val="0"/>
@@ -8229,7 +8108,7 @@
               <w:jc w:val="center"/>
               <w:textAlignment w:val="baseline"/>
               <w:rPr>
-                <w:rFonts w:hint="eastAsia" w:ascii="宋体" w:hAnsi="宋体" w:cs="宋体"/>
+                <w:rFonts w:ascii="宋体" w:hAnsi="宋体" w:cs="宋体" w:hint="eastAsia"/>
                 <w:b/>
                 <w:bCs/>
                 <w:szCs w:val="21"/>
@@ -8237,7 +8116,7 @@
             </w:pPr>
             <w:r>
               <w:rPr>
-                <w:rFonts w:hint="eastAsia" w:ascii="宋体" w:hAnsi="宋体" w:cs="宋体"/>
+                <w:rFonts w:ascii="宋体" w:hAnsi="宋体" w:cs="宋体" w:hint="eastAsia"/>
                 <w:b/>
                 <w:bCs/>
                 <w:szCs w:val="21"/>
@@ -8252,7 +8131,7 @@
           </w:tcPr>
           <w:p>
             <w:pPr>
-              <w:pStyle w:val="43"/>
+              <w:pStyle w:val="ListParagraph"/>
               <w:keepNext w:val="0"/>
               <w:keepLines w:val="0"/>
               <w:pageBreakBefore w:val="0"/>
@@ -8270,7 +8149,7 @@
               <w:jc w:val="center"/>
               <w:textAlignment w:val="baseline"/>
               <w:rPr>
-                <w:rFonts w:hint="eastAsia" w:ascii="宋体" w:hAnsi="宋体" w:cs="宋体"/>
+                <w:rFonts w:ascii="宋体" w:hAnsi="宋体" w:cs="宋体" w:hint="eastAsia"/>
                 <w:b/>
                 <w:bCs/>
                 <w:szCs w:val="21"/>
@@ -8278,7 +8157,7 @@
             </w:pPr>
             <w:r>
               <w:rPr>
-                <w:rFonts w:hint="eastAsia" w:ascii="宋体" w:hAnsi="宋体" w:cs="宋体"/>
+                <w:rFonts w:ascii="宋体" w:hAnsi="宋体" w:cs="宋体" w:hint="eastAsia"/>
                 <w:b/>
                 <w:bCs/>
                 <w:szCs w:val="21"/>
@@ -8290,14 +8169,9 @@
       </w:tr>
       <w:tr>
         <w:tblPrEx>
-          <w:tblBorders>
-            <w:top w:val="single" w:color="auto" w:sz="4" w:space="0"/>
-            <w:left w:val="single" w:color="auto" w:sz="4" w:space="0"/>
-            <w:bottom w:val="single" w:color="auto" w:sz="4" w:space="0"/>
-            <w:right w:val="single" w:color="auto" w:sz="4" w:space="0"/>
-            <w:insideH w:val="single" w:color="auto" w:sz="4" w:space="0"/>
-            <w:insideV w:val="single" w:color="auto" w:sz="4" w:space="0"/>
-          </w:tblBorders>
+          <w:tblW w:w="8760" w:type="dxa"/>
+          <w:jc w:val="center"/>
+          <w:tblLayout w:type="fixed"/>
           <w:tblCellMar>
             <w:top w:w="0" w:type="dxa"/>
             <w:left w:w="108" w:type="dxa"/>
@@ -8306,7 +8180,7 @@
           </w:tblCellMar>
         </w:tblPrEx>
         <w:trPr>
-          <w:trHeight w:val="497" w:hRule="atLeast"/>
+          <w:trHeight w:val="497"/>
           <w:jc w:val="center"/>
         </w:trPr>
         <w:tc>
@@ -8329,14 +8203,14 @@
               <w:snapToGrid w:val="0"/>
               <w:textAlignment w:val="baseline"/>
               <w:rPr>
-                <w:rFonts w:hint="default" w:ascii="宋体" w:hAnsi="宋体" w:cs="宋体"/>
+                <w:rFonts w:ascii="宋体" w:hAnsi="宋体" w:cs="宋体" w:hint="default"/>
                 <w:szCs w:val="21"/>
                 <w:lang w:val="en-US"/>
               </w:rPr>
             </w:pPr>
             <w:r>
               <w:rPr>
-                <w:rFonts w:hint="eastAsia" w:ascii="宋体" w:hAnsi="宋体" w:cs="宋体"/>
+                <w:rFonts w:ascii="宋体" w:hAnsi="宋体" w:cs="宋体" w:hint="eastAsia"/>
                 <w:szCs w:val="21"/>
                 <w:lang w:val="en-US" w:eastAsia="zh-CN"/>
               </w:rPr>
@@ -8364,14 +8238,14 @@
               <w:snapToGrid w:val="0"/>
               <w:textAlignment w:val="baseline"/>
               <w:rPr>
-                <w:rFonts w:hint="default" w:ascii="宋体" w:hAnsi="宋体" w:cs="宋体"/>
+                <w:rFonts w:ascii="宋体" w:hAnsi="宋体" w:cs="宋体" w:hint="default"/>
                 <w:szCs w:val="21"/>
                 <w:lang w:val="en-US"/>
               </w:rPr>
             </w:pPr>
             <w:r>
               <w:rPr>
-                <w:rFonts w:hint="eastAsia" w:ascii="宋体" w:hAnsi="宋体" w:cs="宋体"/>
+                <w:rFonts w:ascii="宋体" w:hAnsi="宋体" w:cs="宋体" w:hint="eastAsia"/>
                 <w:szCs w:val="21"/>
                 <w:lang w:val="en-US" w:eastAsia="zh-CN"/>
               </w:rPr>
@@ -8399,13 +8273,13 @@
               <w:snapToGrid w:val="0"/>
               <w:textAlignment w:val="baseline"/>
               <w:rPr>
-                <w:rFonts w:hint="eastAsia" w:ascii="宋体" w:hAnsi="宋体" w:cs="宋体"/>
+                <w:rFonts w:ascii="宋体" w:hAnsi="宋体" w:cs="宋体" w:hint="eastAsia"/>
                 <w:szCs w:val="21"/>
               </w:rPr>
             </w:pPr>
             <w:r>
               <w:rPr>
-                <w:rFonts w:hint="eastAsia" w:ascii="宋体" w:hAnsi="宋体" w:cs="宋体"/>
+                <w:rFonts w:ascii="宋体" w:hAnsi="宋体" w:cs="宋体" w:hint="eastAsia"/>
                 <w:szCs w:val="21"/>
                 <w:lang w:val="en-US" w:eastAsia="zh-CN"/>
               </w:rPr>
@@ -8413,7 +8287,7 @@
             </w:r>
             <w:r>
               <w:rPr>
-                <w:rFonts w:hint="eastAsia" w:ascii="宋体" w:hAnsi="宋体" w:cs="宋体"/>
+                <w:rFonts w:ascii="宋体" w:hAnsi="宋体" w:cs="宋体" w:hint="eastAsia"/>
                 <w:szCs w:val="21"/>
               </w:rPr>
               <w:t>符合基本要求。</w:t>
@@ -8440,14 +8314,14 @@
               <w:snapToGrid w:val="0"/>
               <w:textAlignment w:val="baseline"/>
               <w:rPr>
-                <w:rFonts w:hint="default" w:ascii="宋体" w:hAnsi="宋体" w:eastAsia="宋体" w:cs="宋体"/>
+                <w:rFonts w:ascii="宋体" w:eastAsia="宋体" w:hAnsi="宋体" w:cs="宋体" w:hint="default"/>
                 <w:szCs w:val="21"/>
                 <w:lang w:val="en-US" w:eastAsia="zh-CN"/>
               </w:rPr>
             </w:pPr>
             <w:r>
               <w:rPr>
-                <w:rFonts w:hint="eastAsia" w:ascii="宋体" w:hAnsi="宋体" w:cs="宋体"/>
+                <w:rFonts w:ascii="宋体" w:hAnsi="宋体" w:cs="宋体" w:hint="eastAsia"/>
                 <w:szCs w:val="21"/>
                 <w:lang w:val="en-US" w:eastAsia="zh-CN"/>
               </w:rPr>
@@ -8459,7 +8333,7 @@
     </w:tbl>
     <w:p>
       <w:pPr>
-        <w:pStyle w:val="31"/>
+        <w:pStyle w:val="3"/>
         <w:keepNext w:val="0"/>
         <w:keepLines w:val="0"/>
         <w:pageBreakBefore w:val="0"/>
@@ -8477,7 +8351,7 @@
           <w:rFonts w:hint="eastAsia"/>
         </w:rPr>
       </w:pPr>
-      <w:bookmarkStart w:id="25" w:name="_Toc11568"/>
+      <w:bookmarkStart w:id="26" w:name="_Toc11568"/>
       <w:r>
         <w:rPr>
           <w:rFonts w:hint="eastAsia"/>
@@ -8498,11 +8372,11 @@
         </w:rPr>
         <w:t>标准</w:t>
       </w:r>
-      <w:bookmarkEnd w:id="25"/>
+      <w:bookmarkEnd w:id="26"/>
     </w:p>
     <w:p>
       <w:pPr>
-        <w:pStyle w:val="43"/>
+        <w:pStyle w:val="ListParagraph"/>
         <w:keepNext w:val="0"/>
         <w:keepLines w:val="0"/>
         <w:pageBreakBefore w:val="0"/>
@@ -8523,13 +8397,13 @@
         <w:ind w:firstLine="480"/>
         <w:textAlignment w:val="baseline"/>
         <w:rPr>
-          <w:rFonts w:hint="eastAsia" w:ascii="宋体" w:hAnsi="宋体" w:cs="宋体"/>
+          <w:rFonts w:ascii="宋体" w:hAnsi="宋体" w:cs="宋体" w:hint="eastAsia"/>
           <w:sz w:val="24"/>
         </w:rPr>
       </w:pPr>
       <w:r>
         <w:rPr>
-          <w:rFonts w:hint="eastAsia" w:ascii="宋体" w:hAnsi="宋体" w:cs="宋体"/>
+          <w:rFonts w:ascii="宋体" w:hAnsi="宋体" w:cs="宋体" w:hint="eastAsia"/>
           <w:sz w:val="24"/>
         </w:rPr>
         <w:t>所具备的专业知识程度。</w:t>
@@ -8537,16 +8411,16 @@
     </w:p>
     <w:tbl>
       <w:tblPr>
-        <w:tblStyle w:val="20"/>
+        <w:tblStyle w:val="TableNormal"/>
         <w:tblW w:w="0" w:type="auto"/>
         <w:jc w:val="center"/>
         <w:tblBorders>
-          <w:top w:val="single" w:color="auto" w:sz="4" w:space="0"/>
-          <w:left w:val="single" w:color="auto" w:sz="4" w:space="0"/>
-          <w:bottom w:val="single" w:color="auto" w:sz="4" w:space="0"/>
-          <w:right w:val="single" w:color="auto" w:sz="4" w:space="0"/>
-          <w:insideH w:val="single" w:color="auto" w:sz="4" w:space="0"/>
-          <w:insideV w:val="single" w:color="auto" w:sz="4" w:space="0"/>
+          <w:top w:val="single" w:sz="4" w:space="0" w:color="auto"/>
+          <w:left w:val="single" w:sz="4" w:space="0" w:color="auto"/>
+          <w:bottom w:val="single" w:sz="4" w:space="0" w:color="auto"/>
+          <w:right w:val="single" w:sz="4" w:space="0" w:color="auto"/>
+          <w:insideH w:val="single" w:sz="4" w:space="0" w:color="auto"/>
+          <w:insideV w:val="single" w:sz="4" w:space="0" w:color="auto"/>
         </w:tblBorders>
         <w:tblLayout w:type="fixed"/>
         <w:tblCellMar>
@@ -8564,14 +8438,17 @@
       </w:tblGrid>
       <w:tr>
         <w:tblPrEx>
+          <w:tblW w:w="0" w:type="auto"/>
+          <w:jc w:val="center"/>
           <w:tblBorders>
-            <w:top w:val="single" w:color="auto" w:sz="4" w:space="0"/>
-            <w:left w:val="single" w:color="auto" w:sz="4" w:space="0"/>
-            <w:bottom w:val="single" w:color="auto" w:sz="4" w:space="0"/>
-            <w:right w:val="single" w:color="auto" w:sz="4" w:space="0"/>
-            <w:insideH w:val="single" w:color="auto" w:sz="4" w:space="0"/>
-            <w:insideV w:val="single" w:color="auto" w:sz="4" w:space="0"/>
+            <w:top w:val="single" w:sz="4" w:space="0" w:color="auto"/>
+            <w:left w:val="single" w:sz="4" w:space="0" w:color="auto"/>
+            <w:bottom w:val="single" w:sz="4" w:space="0" w:color="auto"/>
+            <w:right w:val="single" w:sz="4" w:space="0" w:color="auto"/>
+            <w:insideH w:val="single" w:sz="4" w:space="0" w:color="auto"/>
+            <w:insideV w:val="single" w:sz="4" w:space="0" w:color="auto"/>
           </w:tblBorders>
+          <w:tblLayout w:type="fixed"/>
           <w:tblCellMar>
             <w:top w:w="0" w:type="dxa"/>
             <w:left w:w="108" w:type="dxa"/>
@@ -8580,7 +8457,7 @@
           </w:tblCellMar>
         </w:tblPrEx>
         <w:trPr>
-          <w:trHeight w:val="143" w:hRule="atLeast"/>
+          <w:trHeight w:val="143"/>
           <w:jc w:val="center"/>
         </w:trPr>
         <w:tc>
@@ -8589,7 +8466,7 @@
           </w:tcPr>
           <w:p>
             <w:pPr>
-              <w:pStyle w:val="43"/>
+              <w:pStyle w:val="ListParagraph"/>
               <w:keepNext w:val="0"/>
               <w:keepLines w:val="0"/>
               <w:pageBreakBefore w:val="0"/>
@@ -8607,7 +8484,7 @@
               <w:jc w:val="center"/>
               <w:textAlignment w:val="baseline"/>
               <w:rPr>
-                <w:rFonts w:hint="eastAsia" w:ascii="宋体" w:hAnsi="宋体" w:cs="宋体"/>
+                <w:rFonts w:ascii="宋体" w:hAnsi="宋体" w:cs="宋体" w:hint="eastAsia"/>
                 <w:b/>
                 <w:bCs/>
                 <w:szCs w:val="21"/>
@@ -8615,7 +8492,7 @@
             </w:pPr>
             <w:r>
               <w:rPr>
-                <w:rFonts w:hint="eastAsia" w:ascii="宋体" w:hAnsi="宋体" w:cs="宋体"/>
+                <w:rFonts w:ascii="宋体" w:hAnsi="宋体" w:cs="宋体" w:hint="eastAsia"/>
                 <w:b/>
                 <w:bCs/>
                 <w:szCs w:val="21"/>
@@ -8625,7 +8502,7 @@
             </w:r>
             <w:r>
               <w:rPr>
-                <w:rFonts w:hint="eastAsia" w:ascii="宋体" w:hAnsi="宋体" w:cs="宋体"/>
+                <w:rFonts w:ascii="宋体" w:hAnsi="宋体" w:cs="宋体" w:hint="eastAsia"/>
                 <w:b/>
                 <w:bCs/>
                 <w:szCs w:val="21"/>
@@ -8640,7 +8517,7 @@
           </w:tcPr>
           <w:p>
             <w:pPr>
-              <w:pStyle w:val="43"/>
+              <w:pStyle w:val="ListParagraph"/>
               <w:keepNext w:val="0"/>
               <w:keepLines w:val="0"/>
               <w:pageBreakBefore w:val="0"/>
@@ -8658,7 +8535,7 @@
               <w:jc w:val="center"/>
               <w:textAlignment w:val="baseline"/>
               <w:rPr>
-                <w:rFonts w:hint="eastAsia" w:ascii="宋体" w:hAnsi="宋体" w:cs="宋体"/>
+                <w:rFonts w:ascii="宋体" w:hAnsi="宋体" w:cs="宋体" w:hint="eastAsia"/>
                 <w:b/>
                 <w:bCs/>
                 <w:szCs w:val="21"/>
@@ -8666,7 +8543,7 @@
             </w:pPr>
             <w:r>
               <w:rPr>
-                <w:rFonts w:hint="eastAsia" w:ascii="宋体" w:hAnsi="宋体" w:cs="宋体"/>
+                <w:rFonts w:ascii="宋体" w:hAnsi="宋体" w:cs="宋体" w:hint="eastAsia"/>
                 <w:b/>
                 <w:bCs/>
                 <w:szCs w:val="21"/>
@@ -8676,7 +8553,7 @@
             </w:r>
             <w:r>
               <w:rPr>
-                <w:rFonts w:hint="eastAsia" w:ascii="宋体" w:hAnsi="宋体" w:cs="宋体"/>
+                <w:rFonts w:ascii="宋体" w:hAnsi="宋体" w:cs="宋体" w:hint="eastAsia"/>
                 <w:b/>
                 <w:bCs/>
                 <w:szCs w:val="21"/>
@@ -8691,7 +8568,7 @@
           </w:tcPr>
           <w:p>
             <w:pPr>
-              <w:pStyle w:val="43"/>
+              <w:pStyle w:val="ListParagraph"/>
               <w:keepNext w:val="0"/>
               <w:keepLines w:val="0"/>
               <w:pageBreakBefore w:val="0"/>
@@ -8709,7 +8586,7 @@
               <w:jc w:val="center"/>
               <w:textAlignment w:val="baseline"/>
               <w:rPr>
-                <w:rFonts w:hint="eastAsia" w:ascii="宋体" w:hAnsi="宋体" w:cs="宋体"/>
+                <w:rFonts w:ascii="宋体" w:hAnsi="宋体" w:cs="宋体" w:hint="eastAsia"/>
                 <w:b/>
                 <w:bCs/>
                 <w:szCs w:val="21"/>
@@ -8717,7 +8594,7 @@
             </w:pPr>
             <w:r>
               <w:rPr>
-                <w:rFonts w:hint="eastAsia" w:ascii="宋体" w:hAnsi="宋体" w:cs="宋体"/>
+                <w:rFonts w:ascii="宋体" w:hAnsi="宋体" w:cs="宋体" w:hint="eastAsia"/>
                 <w:b/>
                 <w:bCs/>
                 <w:szCs w:val="21"/>
@@ -8727,7 +8604,7 @@
             </w:r>
             <w:r>
               <w:rPr>
-                <w:rFonts w:hint="eastAsia" w:ascii="宋体" w:hAnsi="宋体" w:cs="宋体"/>
+                <w:rFonts w:ascii="宋体" w:hAnsi="宋体" w:cs="宋体" w:hint="eastAsia"/>
                 <w:b/>
                 <w:bCs/>
                 <w:szCs w:val="21"/>
@@ -8742,7 +8619,7 @@
           </w:tcPr>
           <w:p>
             <w:pPr>
-              <w:pStyle w:val="43"/>
+              <w:pStyle w:val="ListParagraph"/>
               <w:keepNext w:val="0"/>
               <w:keepLines w:val="0"/>
               <w:pageBreakBefore w:val="0"/>
@@ -8760,7 +8637,7 @@
               <w:jc w:val="center"/>
               <w:textAlignment w:val="baseline"/>
               <w:rPr>
-                <w:rFonts w:hint="eastAsia" w:ascii="宋体" w:hAnsi="宋体" w:cs="宋体"/>
+                <w:rFonts w:ascii="宋体" w:hAnsi="宋体" w:cs="宋体" w:hint="eastAsia"/>
                 <w:b/>
                 <w:bCs/>
                 <w:szCs w:val="21"/>
@@ -8768,7 +8645,7 @@
             </w:pPr>
             <w:r>
               <w:rPr>
-                <w:rFonts w:hint="eastAsia" w:ascii="宋体" w:hAnsi="宋体" w:cs="宋体"/>
+                <w:rFonts w:ascii="宋体" w:hAnsi="宋体" w:cs="宋体" w:hint="eastAsia"/>
                 <w:b/>
                 <w:bCs/>
                 <w:szCs w:val="21"/>
@@ -8778,7 +8655,7 @@
             </w:r>
             <w:r>
               <w:rPr>
-                <w:rFonts w:hint="eastAsia" w:ascii="宋体" w:hAnsi="宋体" w:cs="宋体"/>
+                <w:rFonts w:ascii="宋体" w:hAnsi="宋体" w:cs="宋体" w:hint="eastAsia"/>
                 <w:b/>
                 <w:bCs/>
                 <w:szCs w:val="21"/>
@@ -8790,14 +8667,9 @@
       </w:tr>
       <w:tr>
         <w:tblPrEx>
-          <w:tblBorders>
-            <w:top w:val="single" w:color="auto" w:sz="4" w:space="0"/>
-            <w:left w:val="single" w:color="auto" w:sz="4" w:space="0"/>
-            <w:bottom w:val="single" w:color="auto" w:sz="4" w:space="0"/>
-            <w:right w:val="single" w:color="auto" w:sz="4" w:space="0"/>
-            <w:insideH w:val="single" w:color="auto" w:sz="4" w:space="0"/>
-            <w:insideV w:val="single" w:color="auto" w:sz="4" w:space="0"/>
-          </w:tblBorders>
+          <w:tblW w:w="0" w:type="auto"/>
+          <w:jc w:val="center"/>
+          <w:tblLayout w:type="fixed"/>
           <w:tblCellMar>
             <w:top w:w="0" w:type="dxa"/>
             <w:left w:w="108" w:type="dxa"/>
@@ -8806,7 +8678,7 @@
           </w:tblCellMar>
         </w:tblPrEx>
         <w:trPr>
-          <w:trHeight w:val="1409" w:hRule="atLeast"/>
+          <w:trHeight w:val="1409"/>
           <w:jc w:val="center"/>
         </w:trPr>
         <w:tc>
@@ -8829,13 +8701,13 @@
               <w:snapToGrid w:val="0"/>
               <w:textAlignment w:val="baseline"/>
               <w:rPr>
-                <w:rFonts w:hint="eastAsia" w:ascii="宋体" w:hAnsi="宋体" w:cs="宋体"/>
+                <w:rFonts w:ascii="宋体" w:hAnsi="宋体" w:cs="宋体" w:hint="eastAsia"/>
                 <w:szCs w:val="21"/>
               </w:rPr>
             </w:pPr>
             <w:r>
               <w:rPr>
-                <w:rFonts w:hint="eastAsia" w:ascii="宋体" w:hAnsi="宋体" w:cs="宋体"/>
+                <w:rFonts w:ascii="宋体" w:hAnsi="宋体" w:cs="宋体" w:hint="eastAsia"/>
                 <w:szCs w:val="21"/>
               </w:rPr>
               <w:t>专业知识非常丰富，理论结合实践能力强。能够熟练运用专业知识高效解决实际工作问题。</w:t>
@@ -8862,13 +8734,13 @@
               <w:snapToGrid w:val="0"/>
               <w:textAlignment w:val="baseline"/>
               <w:rPr>
-                <w:rFonts w:hint="eastAsia" w:ascii="宋体" w:hAnsi="宋体" w:cs="宋体"/>
+                <w:rFonts w:ascii="宋体" w:hAnsi="宋体" w:cs="宋体" w:hint="eastAsia"/>
                 <w:szCs w:val="21"/>
               </w:rPr>
             </w:pPr>
             <w:r>
               <w:rPr>
-                <w:rFonts w:hint="eastAsia" w:ascii="宋体" w:hAnsi="宋体" w:cs="宋体"/>
+                <w:rFonts w:ascii="宋体" w:hAnsi="宋体" w:cs="宋体" w:hint="eastAsia"/>
                 <w:szCs w:val="21"/>
               </w:rPr>
               <w:t>专业知识较丰富，能够利用所学专业知识有效解决工作中面临的实际问题。</w:t>
@@ -8895,13 +8767,13 @@
               <w:snapToGrid w:val="0"/>
               <w:textAlignment w:val="baseline"/>
               <w:rPr>
-                <w:rFonts w:hint="eastAsia" w:ascii="宋体" w:hAnsi="宋体" w:cs="宋体"/>
+                <w:rFonts w:ascii="宋体" w:hAnsi="宋体" w:cs="宋体" w:hint="eastAsia"/>
                 <w:szCs w:val="21"/>
               </w:rPr>
             </w:pPr>
             <w:r>
               <w:rPr>
-                <w:rFonts w:hint="eastAsia" w:ascii="宋体" w:hAnsi="宋体" w:cs="宋体"/>
+                <w:rFonts w:ascii="宋体" w:hAnsi="宋体" w:cs="宋体" w:hint="eastAsia"/>
                 <w:szCs w:val="21"/>
               </w:rPr>
               <w:t>专业知识虽有欠缺，基本能够满足工作需要。</w:t>
@@ -8928,13 +8800,13 @@
               <w:snapToGrid w:val="0"/>
               <w:textAlignment w:val="baseline"/>
               <w:rPr>
-                <w:rFonts w:hint="eastAsia" w:ascii="宋体" w:hAnsi="宋体" w:cs="宋体"/>
+                <w:rFonts w:ascii="宋体" w:hAnsi="宋体" w:cs="宋体" w:hint="eastAsia"/>
                 <w:szCs w:val="21"/>
               </w:rPr>
             </w:pPr>
             <w:r>
               <w:rPr>
-                <w:rFonts w:hint="eastAsia" w:ascii="宋体" w:hAnsi="宋体" w:cs="宋体"/>
+                <w:rFonts w:ascii="宋体" w:hAnsi="宋体" w:cs="宋体" w:hint="eastAsia"/>
                 <w:szCs w:val="21"/>
               </w:rPr>
               <w:t>专业知识严重不足，无法满足实际工作需要。</w:t>
@@ -8945,7 +8817,7 @@
     </w:tbl>
     <w:p>
       <w:pPr>
-        <w:pStyle w:val="43"/>
+        <w:pStyle w:val="ListParagraph"/>
         <w:keepNext w:val="0"/>
         <w:keepLines w:val="0"/>
         <w:pageBreakBefore w:val="0"/>
@@ -8966,13 +8838,13 @@
         <w:ind w:firstLine="480"/>
         <w:textAlignment w:val="baseline"/>
         <w:rPr>
-          <w:rFonts w:hint="eastAsia" w:ascii="宋体" w:hAnsi="宋体" w:cs="宋体"/>
+          <w:rFonts w:ascii="宋体" w:hAnsi="宋体" w:cs="宋体" w:hint="eastAsia"/>
           <w:sz w:val="24"/>
         </w:rPr>
       </w:pPr>
       <w:r>
         <w:rPr>
-          <w:rFonts w:hint="eastAsia" w:ascii="宋体" w:hAnsi="宋体" w:cs="宋体"/>
+          <w:rFonts w:ascii="宋体" w:hAnsi="宋体" w:cs="宋体" w:hint="eastAsia"/>
           <w:sz w:val="24"/>
           <w:lang w:val="en-US" w:eastAsia="zh-CN"/>
         </w:rPr>
@@ -8980,7 +8852,7 @@
       </w:r>
       <w:r>
         <w:rPr>
-          <w:rFonts w:hint="eastAsia" w:ascii="宋体" w:hAnsi="宋体" w:cs="宋体"/>
+          <w:rFonts w:ascii="宋体" w:hAnsi="宋体" w:cs="宋体" w:hint="eastAsia"/>
           <w:sz w:val="24"/>
         </w:rPr>
         <w:t>。</w:t>
@@ -8988,16 +8860,16 @@
     </w:p>
     <w:tbl>
       <w:tblPr>
-        <w:tblStyle w:val="20"/>
+        <w:tblStyle w:val="TableNormal"/>
         <w:tblW w:w="0" w:type="auto"/>
         <w:jc w:val="center"/>
         <w:tblBorders>
-          <w:top w:val="single" w:color="auto" w:sz="4" w:space="0"/>
-          <w:left w:val="single" w:color="auto" w:sz="4" w:space="0"/>
-          <w:bottom w:val="single" w:color="auto" w:sz="4" w:space="0"/>
-          <w:right w:val="single" w:color="auto" w:sz="4" w:space="0"/>
-          <w:insideH w:val="single" w:color="auto" w:sz="4" w:space="0"/>
-          <w:insideV w:val="single" w:color="auto" w:sz="4" w:space="0"/>
+          <w:top w:val="single" w:sz="4" w:space="0" w:color="auto"/>
+          <w:left w:val="single" w:sz="4" w:space="0" w:color="auto"/>
+          <w:bottom w:val="single" w:sz="4" w:space="0" w:color="auto"/>
+          <w:right w:val="single" w:sz="4" w:space="0" w:color="auto"/>
+          <w:insideH w:val="single" w:sz="4" w:space="0" w:color="auto"/>
+          <w:insideV w:val="single" w:sz="4" w:space="0" w:color="auto"/>
         </w:tblBorders>
         <w:tblLayout w:type="fixed"/>
         <w:tblCellMar>
@@ -9015,14 +8887,17 @@
       </w:tblGrid>
       <w:tr>
         <w:tblPrEx>
+          <w:tblW w:w="0" w:type="auto"/>
+          <w:jc w:val="center"/>
           <w:tblBorders>
-            <w:top w:val="single" w:color="auto" w:sz="4" w:space="0"/>
-            <w:left w:val="single" w:color="auto" w:sz="4" w:space="0"/>
-            <w:bottom w:val="single" w:color="auto" w:sz="4" w:space="0"/>
-            <w:right w:val="single" w:color="auto" w:sz="4" w:space="0"/>
-            <w:insideH w:val="single" w:color="auto" w:sz="4" w:space="0"/>
-            <w:insideV w:val="single" w:color="auto" w:sz="4" w:space="0"/>
+            <w:top w:val="single" w:sz="4" w:space="0" w:color="auto"/>
+            <w:left w:val="single" w:sz="4" w:space="0" w:color="auto"/>
+            <w:bottom w:val="single" w:sz="4" w:space="0" w:color="auto"/>
+            <w:right w:val="single" w:sz="4" w:space="0" w:color="auto"/>
+            <w:insideH w:val="single" w:sz="4" w:space="0" w:color="auto"/>
+            <w:insideV w:val="single" w:sz="4" w:space="0" w:color="auto"/>
           </w:tblBorders>
+          <w:tblLayout w:type="fixed"/>
           <w:tblCellMar>
             <w:top w:w="0" w:type="dxa"/>
             <w:left w:w="108" w:type="dxa"/>
@@ -9031,7 +8906,7 @@
           </w:tblCellMar>
         </w:tblPrEx>
         <w:trPr>
-          <w:trHeight w:val="143" w:hRule="atLeast"/>
+          <w:trHeight w:val="143"/>
           <w:jc w:val="center"/>
         </w:trPr>
         <w:tc>
@@ -9040,7 +8915,7 @@
           </w:tcPr>
           <w:p>
             <w:pPr>
-              <w:pStyle w:val="43"/>
+              <w:pStyle w:val="ListParagraph"/>
               <w:keepNext w:val="0"/>
               <w:keepLines w:val="0"/>
               <w:pageBreakBefore w:val="0"/>
@@ -9058,7 +8933,7 @@
               <w:jc w:val="center"/>
               <w:textAlignment w:val="baseline"/>
               <w:rPr>
-                <w:rFonts w:hint="eastAsia" w:ascii="宋体" w:hAnsi="宋体" w:cs="宋体"/>
+                <w:rFonts w:ascii="宋体" w:hAnsi="宋体" w:cs="宋体" w:hint="eastAsia"/>
                 <w:b/>
                 <w:bCs/>
                 <w:szCs w:val="21"/>
@@ -9066,7 +8941,7 @@
             </w:pPr>
             <w:r>
               <w:rPr>
-                <w:rFonts w:hint="eastAsia" w:ascii="宋体" w:hAnsi="宋体" w:cs="宋体"/>
+                <w:rFonts w:ascii="宋体" w:hAnsi="宋体" w:cs="宋体" w:hint="eastAsia"/>
                 <w:b/>
                 <w:bCs/>
                 <w:szCs w:val="21"/>
@@ -9076,7 +8951,7 @@
             </w:r>
             <w:r>
               <w:rPr>
-                <w:rFonts w:hint="eastAsia" w:ascii="宋体" w:hAnsi="宋体" w:cs="宋体"/>
+                <w:rFonts w:ascii="宋体" w:hAnsi="宋体" w:cs="宋体" w:hint="eastAsia"/>
                 <w:b/>
                 <w:bCs/>
                 <w:szCs w:val="21"/>
@@ -9091,7 +8966,7 @@
           </w:tcPr>
           <w:p>
             <w:pPr>
-              <w:pStyle w:val="43"/>
+              <w:pStyle w:val="ListParagraph"/>
               <w:keepNext w:val="0"/>
               <w:keepLines w:val="0"/>
               <w:pageBreakBefore w:val="0"/>
@@ -9109,7 +8984,7 @@
               <w:jc w:val="center"/>
               <w:textAlignment w:val="baseline"/>
               <w:rPr>
-                <w:rFonts w:hint="eastAsia" w:ascii="宋体" w:hAnsi="宋体" w:cs="宋体"/>
+                <w:rFonts w:ascii="宋体" w:hAnsi="宋体" w:cs="宋体" w:hint="eastAsia"/>
                 <w:b/>
                 <w:bCs/>
                 <w:szCs w:val="21"/>
@@ -9117,7 +8992,7 @@
             </w:pPr>
             <w:r>
               <w:rPr>
-                <w:rFonts w:hint="eastAsia" w:ascii="宋体" w:hAnsi="宋体" w:cs="宋体"/>
+                <w:rFonts w:ascii="宋体" w:hAnsi="宋体" w:cs="宋体" w:hint="eastAsia"/>
                 <w:b/>
                 <w:bCs/>
                 <w:szCs w:val="21"/>
@@ -9127,7 +9002,7 @@
             </w:r>
             <w:r>
               <w:rPr>
-                <w:rFonts w:hint="eastAsia" w:ascii="宋体" w:hAnsi="宋体" w:cs="宋体"/>
+                <w:rFonts w:ascii="宋体" w:hAnsi="宋体" w:cs="宋体" w:hint="eastAsia"/>
                 <w:b/>
                 <w:bCs/>
                 <w:szCs w:val="21"/>
@@ -9142,7 +9017,7 @@
           </w:tcPr>
           <w:p>
             <w:pPr>
-              <w:pStyle w:val="43"/>
+              <w:pStyle w:val="ListParagraph"/>
               <w:keepNext w:val="0"/>
               <w:keepLines w:val="0"/>
               <w:pageBreakBefore w:val="0"/>
@@ -9160,7 +9035,7 @@
               <w:jc w:val="center"/>
               <w:textAlignment w:val="baseline"/>
               <w:rPr>
-                <w:rFonts w:hint="eastAsia" w:ascii="宋体" w:hAnsi="宋体" w:cs="宋体"/>
+                <w:rFonts w:ascii="宋体" w:hAnsi="宋体" w:cs="宋体" w:hint="eastAsia"/>
                 <w:b/>
                 <w:bCs/>
                 <w:szCs w:val="21"/>
@@ -9168,7 +9043,7 @@
             </w:pPr>
             <w:r>
               <w:rPr>
-                <w:rFonts w:hint="eastAsia" w:ascii="宋体" w:hAnsi="宋体" w:cs="宋体"/>
+                <w:rFonts w:ascii="宋体" w:hAnsi="宋体" w:cs="宋体" w:hint="eastAsia"/>
                 <w:b/>
                 <w:bCs/>
                 <w:szCs w:val="21"/>
@@ -9178,7 +9053,7 @@
             </w:r>
             <w:r>
               <w:rPr>
-                <w:rFonts w:hint="eastAsia" w:ascii="宋体" w:hAnsi="宋体" w:cs="宋体"/>
+                <w:rFonts w:ascii="宋体" w:hAnsi="宋体" w:cs="宋体" w:hint="eastAsia"/>
                 <w:b/>
                 <w:bCs/>
                 <w:szCs w:val="21"/>
@@ -9193,7 +9068,7 @@
           </w:tcPr>
           <w:p>
             <w:pPr>
-              <w:pStyle w:val="43"/>
+              <w:pStyle w:val="ListParagraph"/>
               <w:keepNext w:val="0"/>
               <w:keepLines w:val="0"/>
               <w:pageBreakBefore w:val="0"/>
@@ -9211,7 +9086,7 @@
               <w:jc w:val="center"/>
               <w:textAlignment w:val="baseline"/>
               <w:rPr>
-                <w:rFonts w:hint="eastAsia" w:ascii="宋体" w:hAnsi="宋体" w:cs="宋体"/>
+                <w:rFonts w:ascii="宋体" w:hAnsi="宋体" w:cs="宋体" w:hint="eastAsia"/>
                 <w:b/>
                 <w:bCs/>
                 <w:szCs w:val="21"/>
@@ -9219,7 +9094,7 @@
             </w:pPr>
             <w:r>
               <w:rPr>
-                <w:rFonts w:hint="eastAsia" w:ascii="宋体" w:hAnsi="宋体" w:cs="宋体"/>
+                <w:rFonts w:ascii="宋体" w:hAnsi="宋体" w:cs="宋体" w:hint="eastAsia"/>
                 <w:b/>
                 <w:bCs/>
                 <w:szCs w:val="21"/>
@@ -9229,7 +9104,7 @@
             </w:r>
             <w:r>
               <w:rPr>
-                <w:rFonts w:hint="eastAsia" w:ascii="宋体" w:hAnsi="宋体" w:cs="宋体"/>
+                <w:rFonts w:ascii="宋体" w:hAnsi="宋体" w:cs="宋体" w:hint="eastAsia"/>
                 <w:b/>
                 <w:bCs/>
                 <w:szCs w:val="21"/>
@@ -9241,14 +9116,9 @@
       </w:tr>
       <w:tr>
         <w:tblPrEx>
-          <w:tblBorders>
-            <w:top w:val="single" w:color="auto" w:sz="4" w:space="0"/>
-            <w:left w:val="single" w:color="auto" w:sz="4" w:space="0"/>
-            <w:bottom w:val="single" w:color="auto" w:sz="4" w:space="0"/>
-            <w:right w:val="single" w:color="auto" w:sz="4" w:space="0"/>
-            <w:insideH w:val="single" w:color="auto" w:sz="4" w:space="0"/>
-            <w:insideV w:val="single" w:color="auto" w:sz="4" w:space="0"/>
-          </w:tblBorders>
+          <w:tblW w:w="0" w:type="auto"/>
+          <w:jc w:val="center"/>
+          <w:tblLayout w:type="fixed"/>
           <w:tblCellMar>
             <w:top w:w="0" w:type="dxa"/>
             <w:left w:w="108" w:type="dxa"/>
@@ -9257,7 +9127,7 @@
           </w:tblCellMar>
         </w:tblPrEx>
         <w:trPr>
-          <w:trHeight w:val="944" w:hRule="atLeast"/>
+          <w:trHeight w:val="944"/>
           <w:jc w:val="center"/>
         </w:trPr>
         <w:tc>
@@ -9280,14 +9150,14 @@
               <w:snapToGrid w:val="0"/>
               <w:textAlignment w:val="baseline"/>
               <w:rPr>
-                <w:rFonts w:hint="default" w:ascii="宋体" w:hAnsi="宋体" w:eastAsia="宋体" w:cs="宋体"/>
+                <w:rFonts w:ascii="宋体" w:eastAsia="宋体" w:hAnsi="宋体" w:cs="宋体" w:hint="default"/>
                 <w:szCs w:val="21"/>
                 <w:lang w:val="en-US" w:eastAsia="zh-CN"/>
               </w:rPr>
             </w:pPr>
             <w:r>
               <w:rPr>
-                <w:rFonts w:hint="eastAsia" w:ascii="宋体" w:hAnsi="宋体" w:cs="宋体"/>
+                <w:rFonts w:ascii="宋体" w:hAnsi="宋体" w:cs="宋体" w:hint="eastAsia"/>
                 <w:lang w:val="en-US" w:eastAsia="zh-CN"/>
               </w:rPr>
               <w:t>完全胜任管理工作</w:t>
@@ -9314,14 +9184,14 @@
               <w:snapToGrid w:val="0"/>
               <w:textAlignment w:val="baseline"/>
               <w:rPr>
-                <w:rFonts w:hint="default" w:ascii="宋体" w:hAnsi="宋体" w:eastAsia="宋体" w:cs="宋体"/>
+                <w:rFonts w:ascii="宋体" w:eastAsia="宋体" w:hAnsi="宋体" w:cs="宋体" w:hint="default"/>
                 <w:szCs w:val="21"/>
                 <w:lang w:val="en-US" w:eastAsia="zh-CN"/>
               </w:rPr>
             </w:pPr>
             <w:r>
               <w:rPr>
-                <w:rFonts w:hint="eastAsia" w:ascii="宋体" w:hAnsi="宋体" w:cs="宋体"/>
+                <w:rFonts w:ascii="宋体" w:hAnsi="宋体" w:cs="宋体" w:hint="eastAsia"/>
                 <w:szCs w:val="21"/>
                 <w:lang w:val="en-US" w:eastAsia="zh-CN"/>
               </w:rPr>
@@ -9349,14 +9219,14 @@
               <w:snapToGrid w:val="0"/>
               <w:textAlignment w:val="baseline"/>
               <w:rPr>
-                <w:rFonts w:hint="default" w:ascii="宋体" w:hAnsi="宋体" w:eastAsia="宋体" w:cs="宋体"/>
+                <w:rFonts w:ascii="宋体" w:eastAsia="宋体" w:hAnsi="宋体" w:cs="宋体" w:hint="default"/>
                 <w:szCs w:val="21"/>
                 <w:lang w:val="en-US" w:eastAsia="zh-CN"/>
               </w:rPr>
             </w:pPr>
             <w:r>
               <w:rPr>
-                <w:rFonts w:hint="eastAsia" w:ascii="宋体" w:hAnsi="宋体" w:cs="宋体"/>
+                <w:rFonts w:ascii="宋体" w:hAnsi="宋体" w:cs="宋体" w:hint="eastAsia"/>
                 <w:lang w:val="en-US" w:eastAsia="zh-CN"/>
               </w:rPr>
               <w:t>基本满足管理工作要求</w:t>
@@ -9383,14 +9253,14 @@
               <w:snapToGrid w:val="0"/>
               <w:textAlignment w:val="baseline"/>
               <w:rPr>
-                <w:rFonts w:hint="default" w:ascii="宋体" w:hAnsi="宋体" w:eastAsia="宋体" w:cs="宋体"/>
+                <w:rFonts w:ascii="宋体" w:eastAsia="宋体" w:hAnsi="宋体" w:cs="宋体" w:hint="default"/>
                 <w:szCs w:val="21"/>
                 <w:lang w:val="en-US" w:eastAsia="zh-CN"/>
               </w:rPr>
             </w:pPr>
             <w:r>
               <w:rPr>
-                <w:rFonts w:hint="eastAsia" w:ascii="宋体" w:hAnsi="宋体" w:cs="宋体"/>
+                <w:rFonts w:ascii="宋体" w:hAnsi="宋体" w:cs="宋体" w:hint="eastAsia"/>
                 <w:lang w:val="en-US" w:eastAsia="zh-CN"/>
               </w:rPr>
               <w:t>不胜任管理工作</w:t>
@@ -9401,7 +9271,7 @@
     </w:tbl>
     <w:p>
       <w:pPr>
-        <w:pStyle w:val="43"/>
+        <w:pStyle w:val="ListParagraph"/>
         <w:keepNext w:val="0"/>
         <w:keepLines w:val="0"/>
         <w:pageBreakBefore w:val="0"/>
@@ -9422,13 +9292,13 @@
         <w:ind w:firstLine="480"/>
         <w:textAlignment w:val="baseline"/>
         <w:rPr>
-          <w:rFonts w:hint="eastAsia" w:ascii="宋体" w:hAnsi="宋体" w:cs="宋体"/>
+          <w:rFonts w:ascii="宋体" w:hAnsi="宋体" w:cs="宋体" w:hint="eastAsia"/>
           <w:sz w:val="24"/>
         </w:rPr>
       </w:pPr>
       <w:r>
         <w:rPr>
-          <w:rFonts w:hint="eastAsia" w:ascii="宋体" w:hAnsi="宋体" w:cs="宋体"/>
+          <w:rFonts w:ascii="宋体" w:hAnsi="宋体" w:cs="宋体" w:hint="eastAsia"/>
           <w:sz w:val="24"/>
         </w:rPr>
         <w:t>所具备的职业道德。</w:t>
@@ -9436,16 +9306,16 @@
     </w:p>
     <w:tbl>
       <w:tblPr>
-        <w:tblStyle w:val="20"/>
+        <w:tblStyle w:val="TableNormal"/>
         <w:tblW w:w="0" w:type="auto"/>
         <w:jc w:val="center"/>
         <w:tblBorders>
-          <w:top w:val="single" w:color="auto" w:sz="4" w:space="0"/>
-          <w:left w:val="single" w:color="auto" w:sz="4" w:space="0"/>
-          <w:bottom w:val="single" w:color="auto" w:sz="4" w:space="0"/>
-          <w:right w:val="single" w:color="auto" w:sz="4" w:space="0"/>
-          <w:insideH w:val="single" w:color="auto" w:sz="4" w:space="0"/>
-          <w:insideV w:val="single" w:color="auto" w:sz="4" w:space="0"/>
+          <w:top w:val="single" w:sz="4" w:space="0" w:color="auto"/>
+          <w:left w:val="single" w:sz="4" w:space="0" w:color="auto"/>
+          <w:bottom w:val="single" w:sz="4" w:space="0" w:color="auto"/>
+          <w:right w:val="single" w:sz="4" w:space="0" w:color="auto"/>
+          <w:insideH w:val="single" w:sz="4" w:space="0" w:color="auto"/>
+          <w:insideV w:val="single" w:sz="4" w:space="0" w:color="auto"/>
         </w:tblBorders>
         <w:tblLayout w:type="fixed"/>
         <w:tblCellMar>
@@ -9463,14 +9333,17 @@
       </w:tblGrid>
       <w:tr>
         <w:tblPrEx>
+          <w:tblW w:w="0" w:type="auto"/>
+          <w:jc w:val="center"/>
           <w:tblBorders>
-            <w:top w:val="single" w:color="auto" w:sz="4" w:space="0"/>
-            <w:left w:val="single" w:color="auto" w:sz="4" w:space="0"/>
-            <w:bottom w:val="single" w:color="auto" w:sz="4" w:space="0"/>
-            <w:right w:val="single" w:color="auto" w:sz="4" w:space="0"/>
-            <w:insideH w:val="single" w:color="auto" w:sz="4" w:space="0"/>
-            <w:insideV w:val="single" w:color="auto" w:sz="4" w:space="0"/>
+            <w:top w:val="single" w:sz="4" w:space="0" w:color="auto"/>
+            <w:left w:val="single" w:sz="4" w:space="0" w:color="auto"/>
+            <w:bottom w:val="single" w:sz="4" w:space="0" w:color="auto"/>
+            <w:right w:val="single" w:sz="4" w:space="0" w:color="auto"/>
+            <w:insideH w:val="single" w:sz="4" w:space="0" w:color="auto"/>
+            <w:insideV w:val="single" w:sz="4" w:space="0" w:color="auto"/>
           </w:tblBorders>
+          <w:tblLayout w:type="fixed"/>
           <w:tblCellMar>
             <w:top w:w="0" w:type="dxa"/>
             <w:left w:w="108" w:type="dxa"/>
@@ -9479,7 +9352,7 @@
           </w:tblCellMar>
         </w:tblPrEx>
         <w:trPr>
-          <w:trHeight w:val="143" w:hRule="atLeast"/>
+          <w:trHeight w:val="143"/>
           <w:jc w:val="center"/>
         </w:trPr>
         <w:tc>
@@ -9488,7 +9361,7 @@
           </w:tcPr>
           <w:p>
             <w:pPr>
-              <w:pStyle w:val="43"/>
+              <w:pStyle w:val="ListParagraph"/>
               <w:keepNext w:val="0"/>
               <w:keepLines w:val="0"/>
               <w:pageBreakBefore w:val="0"/>
@@ -9506,7 +9379,7 @@
               <w:jc w:val="center"/>
               <w:textAlignment w:val="baseline"/>
               <w:rPr>
-                <w:rFonts w:hint="eastAsia" w:ascii="宋体" w:hAnsi="宋体" w:cs="宋体"/>
+                <w:rFonts w:ascii="宋体" w:hAnsi="宋体" w:cs="宋体" w:hint="eastAsia"/>
                 <w:b/>
                 <w:bCs/>
                 <w:szCs w:val="21"/>
@@ -9514,7 +9387,7 @@
             </w:pPr>
             <w:r>
               <w:rPr>
-                <w:rFonts w:hint="eastAsia" w:ascii="宋体" w:hAnsi="宋体" w:cs="宋体"/>
+                <w:rFonts w:ascii="宋体" w:hAnsi="宋体" w:cs="宋体" w:hint="eastAsia"/>
                 <w:b/>
                 <w:bCs/>
                 <w:szCs w:val="21"/>
@@ -9524,7 +9397,7 @@
             </w:r>
             <w:r>
               <w:rPr>
-                <w:rFonts w:hint="eastAsia" w:ascii="宋体" w:hAnsi="宋体" w:cs="宋体"/>
+                <w:rFonts w:ascii="宋体" w:hAnsi="宋体" w:cs="宋体" w:hint="eastAsia"/>
                 <w:b/>
                 <w:bCs/>
                 <w:szCs w:val="21"/>
@@ -9539,7 +9412,7 @@
           </w:tcPr>
           <w:p>
             <w:pPr>
-              <w:pStyle w:val="43"/>
+              <w:pStyle w:val="ListParagraph"/>
               <w:keepNext w:val="0"/>
               <w:keepLines w:val="0"/>
               <w:pageBreakBefore w:val="0"/>
@@ -9557,7 +9430,7 @@
               <w:jc w:val="center"/>
               <w:textAlignment w:val="baseline"/>
               <w:rPr>
-                <w:rFonts w:hint="eastAsia" w:ascii="宋体" w:hAnsi="宋体" w:cs="宋体"/>
+                <w:rFonts w:ascii="宋体" w:hAnsi="宋体" w:cs="宋体" w:hint="eastAsia"/>
                 <w:b/>
                 <w:bCs/>
                 <w:szCs w:val="21"/>
@@ -9565,7 +9438,7 @@
             </w:pPr>
             <w:r>
               <w:rPr>
-                <w:rFonts w:hint="eastAsia" w:ascii="宋体" w:hAnsi="宋体" w:cs="宋体"/>
+                <w:rFonts w:ascii="宋体" w:hAnsi="宋体" w:cs="宋体" w:hint="eastAsia"/>
                 <w:b/>
                 <w:bCs/>
                 <w:szCs w:val="21"/>
@@ -9575,7 +9448,7 @@
             </w:r>
             <w:r>
               <w:rPr>
-                <w:rFonts w:hint="eastAsia" w:ascii="宋体" w:hAnsi="宋体" w:cs="宋体"/>
+                <w:rFonts w:ascii="宋体" w:hAnsi="宋体" w:cs="宋体" w:hint="eastAsia"/>
                 <w:b/>
                 <w:bCs/>
                 <w:szCs w:val="21"/>
@@ -9590,7 +9463,7 @@
           </w:tcPr>
           <w:p>
             <w:pPr>
-              <w:pStyle w:val="43"/>
+              <w:pStyle w:val="ListParagraph"/>
               <w:keepNext w:val="0"/>
               <w:keepLines w:val="0"/>
               <w:pageBreakBefore w:val="0"/>
@@ -9608,7 +9481,7 @@
               <w:jc w:val="center"/>
               <w:textAlignment w:val="baseline"/>
               <w:rPr>
-                <w:rFonts w:hint="eastAsia" w:ascii="宋体" w:hAnsi="宋体" w:cs="宋体"/>
+                <w:rFonts w:ascii="宋体" w:hAnsi="宋体" w:cs="宋体" w:hint="eastAsia"/>
                 <w:b/>
                 <w:bCs/>
                 <w:szCs w:val="21"/>
@@ -9616,7 +9489,7 @@
             </w:pPr>
             <w:r>
               <w:rPr>
-                <w:rFonts w:hint="eastAsia" w:ascii="宋体" w:hAnsi="宋体" w:cs="宋体"/>
+                <w:rFonts w:ascii="宋体" w:hAnsi="宋体" w:cs="宋体" w:hint="eastAsia"/>
                 <w:b/>
                 <w:bCs/>
                 <w:szCs w:val="21"/>
@@ -9626,7 +9499,7 @@
             </w:r>
             <w:r>
               <w:rPr>
-                <w:rFonts w:hint="eastAsia" w:ascii="宋体" w:hAnsi="宋体" w:cs="宋体"/>
+                <w:rFonts w:ascii="宋体" w:hAnsi="宋体" w:cs="宋体" w:hint="eastAsia"/>
                 <w:b/>
                 <w:bCs/>
                 <w:szCs w:val="21"/>
@@ -9641,7 +9514,7 @@
           </w:tcPr>
           <w:p>
             <w:pPr>
-              <w:pStyle w:val="43"/>
+              <w:pStyle w:val="ListParagraph"/>
               <w:keepNext w:val="0"/>
               <w:keepLines w:val="0"/>
               <w:pageBreakBefore w:val="0"/>
@@ -9659,7 +9532,7 @@
               <w:jc w:val="center"/>
               <w:textAlignment w:val="baseline"/>
               <w:rPr>
-                <w:rFonts w:hint="eastAsia" w:ascii="宋体" w:hAnsi="宋体" w:cs="宋体"/>
+                <w:rFonts w:ascii="宋体" w:hAnsi="宋体" w:cs="宋体" w:hint="eastAsia"/>
                 <w:b/>
                 <w:bCs/>
                 <w:szCs w:val="21"/>
@@ -9667,7 +9540,7 @@
             </w:pPr>
             <w:r>
               <w:rPr>
-                <w:rFonts w:hint="eastAsia" w:ascii="宋体" w:hAnsi="宋体" w:cs="宋体"/>
+                <w:rFonts w:ascii="宋体" w:hAnsi="宋体" w:cs="宋体" w:hint="eastAsia"/>
                 <w:b/>
                 <w:bCs/>
                 <w:szCs w:val="21"/>
@@ -9677,7 +9550,7 @@
             </w:r>
             <w:r>
               <w:rPr>
-                <w:rFonts w:hint="eastAsia" w:ascii="宋体" w:hAnsi="宋体" w:cs="宋体"/>
+                <w:rFonts w:ascii="宋体" w:hAnsi="宋体" w:cs="宋体" w:hint="eastAsia"/>
                 <w:b/>
                 <w:bCs/>
                 <w:szCs w:val="21"/>
@@ -9689,14 +9562,9 @@
       </w:tr>
       <w:tr>
         <w:tblPrEx>
-          <w:tblBorders>
-            <w:top w:val="single" w:color="auto" w:sz="4" w:space="0"/>
-            <w:left w:val="single" w:color="auto" w:sz="4" w:space="0"/>
-            <w:bottom w:val="single" w:color="auto" w:sz="4" w:space="0"/>
-            <w:right w:val="single" w:color="auto" w:sz="4" w:space="0"/>
-            <w:insideH w:val="single" w:color="auto" w:sz="4" w:space="0"/>
-            <w:insideV w:val="single" w:color="auto" w:sz="4" w:space="0"/>
-          </w:tblBorders>
+          <w:tblW w:w="0" w:type="auto"/>
+          <w:jc w:val="center"/>
+          <w:tblLayout w:type="fixed"/>
           <w:tblCellMar>
             <w:top w:w="0" w:type="dxa"/>
             <w:left w:w="108" w:type="dxa"/>
@@ -9705,7 +9573,7 @@
           </w:tblCellMar>
         </w:tblPrEx>
         <w:trPr>
-          <w:trHeight w:val="1466" w:hRule="atLeast"/>
+          <w:trHeight w:val="1466"/>
           <w:jc w:val="center"/>
         </w:trPr>
         <w:tc>
@@ -9728,13 +9596,13 @@
               <w:snapToGrid w:val="0"/>
               <w:textAlignment w:val="baseline"/>
               <w:rPr>
-                <w:rFonts w:hint="eastAsia" w:ascii="宋体" w:hAnsi="宋体" w:cs="宋体"/>
+                <w:rFonts w:ascii="宋体" w:hAnsi="宋体" w:cs="宋体" w:hint="eastAsia"/>
                 <w:szCs w:val="21"/>
               </w:rPr>
             </w:pPr>
             <w:r>
               <w:rPr>
-                <w:rFonts w:hint="eastAsia" w:ascii="宋体" w:hAnsi="宋体" w:cs="宋体"/>
+                <w:rFonts w:ascii="宋体" w:hAnsi="宋体" w:cs="宋体" w:hint="eastAsia"/>
               </w:rPr>
               <w:t>自觉严格遵守内部规章制度；高度的责任心和优良的团队合作精神；勤学肯干，绝对服从大局。</w:t>
             </w:r>
@@ -9760,13 +9628,13 @@
               <w:snapToGrid w:val="0"/>
               <w:textAlignment w:val="baseline"/>
               <w:rPr>
-                <w:rFonts w:hint="eastAsia" w:ascii="宋体" w:hAnsi="宋体" w:cs="宋体"/>
+                <w:rFonts w:ascii="宋体" w:hAnsi="宋体" w:cs="宋体" w:hint="eastAsia"/>
                 <w:szCs w:val="21"/>
               </w:rPr>
             </w:pPr>
             <w:r>
               <w:rPr>
-                <w:rFonts w:hint="eastAsia" w:ascii="宋体" w:hAnsi="宋体" w:cs="宋体"/>
+                <w:rFonts w:ascii="宋体" w:hAnsi="宋体" w:cs="宋体" w:hint="eastAsia"/>
               </w:rPr>
               <w:t>自觉遵守内部规章制度；责任心和团队合作精神较好；勤学肯干，服从领导和大局。</w:t>
             </w:r>
@@ -9792,13 +9660,13 @@
               <w:snapToGrid w:val="0"/>
               <w:textAlignment w:val="baseline"/>
               <w:rPr>
-                <w:rFonts w:hint="eastAsia" w:ascii="宋体" w:hAnsi="宋体" w:cs="宋体"/>
+                <w:rFonts w:ascii="宋体" w:hAnsi="宋体" w:cs="宋体" w:hint="eastAsia"/>
                 <w:szCs w:val="21"/>
               </w:rPr>
             </w:pPr>
             <w:r>
               <w:rPr>
-                <w:rFonts w:hint="eastAsia" w:ascii="宋体" w:hAnsi="宋体" w:cs="宋体"/>
+                <w:rFonts w:ascii="宋体" w:hAnsi="宋体" w:cs="宋体" w:hint="eastAsia"/>
               </w:rPr>
               <w:t>遵守内部规章制度；有一定的责任心和团队合作精神；有一定的大局观。</w:t>
             </w:r>
@@ -9824,13 +9692,13 @@
               <w:snapToGrid w:val="0"/>
               <w:textAlignment w:val="baseline"/>
               <w:rPr>
-                <w:rFonts w:hint="eastAsia" w:ascii="宋体" w:hAnsi="宋体" w:cs="宋体"/>
+                <w:rFonts w:ascii="宋体" w:hAnsi="宋体" w:cs="宋体" w:hint="eastAsia"/>
                 <w:szCs w:val="21"/>
               </w:rPr>
             </w:pPr>
             <w:r>
               <w:rPr>
-                <w:rFonts w:hint="eastAsia" w:ascii="宋体" w:hAnsi="宋体" w:cs="宋体"/>
+                <w:rFonts w:ascii="宋体" w:hAnsi="宋体" w:cs="宋体" w:hint="eastAsia"/>
               </w:rPr>
               <w:t>不遵守内部制度责任心较差，协作精神差，无大局观不服从领导。</w:t>
             </w:r>
@@ -9840,7 +9708,7 @@
     </w:tbl>
     <w:p>
       <w:pPr>
-        <w:pStyle w:val="43"/>
+        <w:pStyle w:val="ListParagraph"/>
         <w:keepNext w:val="0"/>
         <w:keepLines w:val="0"/>
         <w:pageBreakBefore w:val="0"/>
@@ -9861,13 +9729,13 @@
         <w:ind w:firstLine="480"/>
         <w:textAlignment w:val="baseline"/>
         <w:rPr>
-          <w:rFonts w:hint="eastAsia" w:ascii="宋体" w:hAnsi="宋体" w:cs="宋体"/>
+          <w:rFonts w:ascii="宋体" w:hAnsi="宋体" w:cs="宋体" w:hint="eastAsia"/>
           <w:sz w:val="24"/>
         </w:rPr>
       </w:pPr>
       <w:r>
         <w:rPr>
-          <w:rFonts w:hint="eastAsia" w:ascii="宋体" w:hAnsi="宋体" w:cs="宋体"/>
+          <w:rFonts w:ascii="宋体" w:hAnsi="宋体" w:cs="宋体" w:hint="eastAsia"/>
           <w:sz w:val="24"/>
         </w:rPr>
         <w:t>所具备的学习能力。</w:t>
@@ -9875,16 +9743,16 @@
     </w:p>
     <w:tbl>
       <w:tblPr>
-        <w:tblStyle w:val="20"/>
+        <w:tblStyle w:val="TableNormal"/>
         <w:tblW w:w="8760" w:type="dxa"/>
         <w:jc w:val="center"/>
         <w:tblBorders>
-          <w:top w:val="single" w:color="auto" w:sz="4" w:space="0"/>
-          <w:left w:val="single" w:color="auto" w:sz="4" w:space="0"/>
-          <w:bottom w:val="single" w:color="auto" w:sz="4" w:space="0"/>
-          <w:right w:val="single" w:color="auto" w:sz="4" w:space="0"/>
-          <w:insideH w:val="single" w:color="auto" w:sz="4" w:space="0"/>
-          <w:insideV w:val="single" w:color="auto" w:sz="4" w:space="0"/>
+          <w:top w:val="single" w:sz="4" w:space="0" w:color="auto"/>
+          <w:left w:val="single" w:sz="4" w:space="0" w:color="auto"/>
+          <w:bottom w:val="single" w:sz="4" w:space="0" w:color="auto"/>
+          <w:right w:val="single" w:sz="4" w:space="0" w:color="auto"/>
+          <w:insideH w:val="single" w:sz="4" w:space="0" w:color="auto"/>
+          <w:insideV w:val="single" w:sz="4" w:space="0" w:color="auto"/>
         </w:tblBorders>
         <w:tblLayout w:type="fixed"/>
         <w:tblCellMar>
@@ -9902,14 +9770,17 @@
       </w:tblGrid>
       <w:tr>
         <w:tblPrEx>
+          <w:tblW w:w="8760" w:type="dxa"/>
+          <w:jc w:val="center"/>
           <w:tblBorders>
-            <w:top w:val="single" w:color="auto" w:sz="4" w:space="0"/>
-            <w:left w:val="single" w:color="auto" w:sz="4" w:space="0"/>
-            <w:bottom w:val="single" w:color="auto" w:sz="4" w:space="0"/>
-            <w:right w:val="single" w:color="auto" w:sz="4" w:space="0"/>
-            <w:insideH w:val="single" w:color="auto" w:sz="4" w:space="0"/>
-            <w:insideV w:val="single" w:color="auto" w:sz="4" w:space="0"/>
+            <w:top w:val="single" w:sz="4" w:space="0" w:color="auto"/>
+            <w:left w:val="single" w:sz="4" w:space="0" w:color="auto"/>
+            <w:bottom w:val="single" w:sz="4" w:space="0" w:color="auto"/>
+            <w:right w:val="single" w:sz="4" w:space="0" w:color="auto"/>
+            <w:insideH w:val="single" w:sz="4" w:space="0" w:color="auto"/>
+            <w:insideV w:val="single" w:sz="4" w:space="0" w:color="auto"/>
           </w:tblBorders>
+          <w:tblLayout w:type="fixed"/>
           <w:tblCellMar>
             <w:top w:w="0" w:type="dxa"/>
             <w:left w:w="108" w:type="dxa"/>
@@ -9918,7 +9789,7 @@
           </w:tblCellMar>
         </w:tblPrEx>
         <w:trPr>
-          <w:trHeight w:val="143" w:hRule="atLeast"/>
+          <w:trHeight w:val="143"/>
           <w:jc w:val="center"/>
         </w:trPr>
         <w:tc>
@@ -9927,7 +9798,7 @@
           </w:tcPr>
           <w:p>
             <w:pPr>
-              <w:pStyle w:val="43"/>
+              <w:pStyle w:val="ListParagraph"/>
               <w:keepNext w:val="0"/>
               <w:keepLines w:val="0"/>
               <w:pageBreakBefore w:val="0"/>
@@ -9945,7 +9816,7 @@
               <w:jc w:val="center"/>
               <w:textAlignment w:val="baseline"/>
               <w:rPr>
-                <w:rFonts w:hint="eastAsia" w:ascii="宋体" w:hAnsi="宋体" w:cs="宋体"/>
+                <w:rFonts w:ascii="宋体" w:hAnsi="宋体" w:cs="宋体" w:hint="eastAsia"/>
                 <w:b/>
                 <w:bCs/>
                 <w:szCs w:val="21"/>
@@ -9953,7 +9824,7 @@
             </w:pPr>
             <w:r>
               <w:rPr>
-                <w:rFonts w:hint="eastAsia" w:ascii="宋体" w:hAnsi="宋体" w:cs="宋体"/>
+                <w:rFonts w:ascii="宋体" w:hAnsi="宋体" w:cs="宋体" w:hint="eastAsia"/>
                 <w:b/>
                 <w:bCs/>
                 <w:szCs w:val="21"/>
@@ -9963,7 +9834,7 @@
             </w:r>
             <w:r>
               <w:rPr>
-                <w:rFonts w:hint="eastAsia" w:ascii="宋体" w:hAnsi="宋体" w:cs="宋体"/>
+                <w:rFonts w:ascii="宋体" w:hAnsi="宋体" w:cs="宋体" w:hint="eastAsia"/>
                 <w:b/>
                 <w:bCs/>
                 <w:szCs w:val="21"/>
@@ -9979,7 +9850,7 @@
           </w:tcPr>
           <w:p>
             <w:pPr>
-              <w:pStyle w:val="43"/>
+              <w:pStyle w:val="ListParagraph"/>
               <w:keepNext w:val="0"/>
               <w:keepLines w:val="0"/>
               <w:pageBreakBefore w:val="0"/>
@@ -9997,7 +9868,7 @@
               <w:jc w:val="center"/>
               <w:textAlignment w:val="baseline"/>
               <w:rPr>
-                <w:rFonts w:hint="eastAsia" w:ascii="宋体" w:hAnsi="宋体" w:eastAsia="宋体" w:cs="宋体"/>
+                <w:rFonts w:ascii="宋体" w:eastAsia="宋体" w:hAnsi="宋体" w:cs="宋体" w:hint="eastAsia"/>
                 <w:b/>
                 <w:bCs/>
                 <w:snapToGrid w:val="0"/>
@@ -10010,7 +9881,7 @@
             </w:pPr>
             <w:r>
               <w:rPr>
-                <w:rFonts w:hint="eastAsia" w:ascii="宋体" w:hAnsi="宋体" w:cs="宋体"/>
+                <w:rFonts w:ascii="宋体" w:hAnsi="宋体" w:cs="宋体" w:hint="eastAsia"/>
                 <w:b/>
                 <w:bCs/>
                 <w:szCs w:val="21"/>
@@ -10020,7 +9891,7 @@
             </w:r>
             <w:r>
               <w:rPr>
-                <w:rFonts w:hint="eastAsia" w:ascii="宋体" w:hAnsi="宋体" w:cs="宋体"/>
+                <w:rFonts w:ascii="宋体" w:hAnsi="宋体" w:cs="宋体" w:hint="eastAsia"/>
                 <w:b/>
                 <w:bCs/>
                 <w:szCs w:val="21"/>
@@ -10036,7 +9907,7 @@
           </w:tcPr>
           <w:p>
             <w:pPr>
-              <w:pStyle w:val="43"/>
+              <w:pStyle w:val="ListParagraph"/>
               <w:keepNext w:val="0"/>
               <w:keepLines w:val="0"/>
               <w:pageBreakBefore w:val="0"/>
@@ -10054,7 +9925,7 @@
               <w:jc w:val="center"/>
               <w:textAlignment w:val="baseline"/>
               <w:rPr>
-                <w:rFonts w:hint="eastAsia" w:ascii="宋体" w:hAnsi="宋体" w:eastAsia="宋体" w:cs="宋体"/>
+                <w:rFonts w:ascii="宋体" w:eastAsia="宋体" w:hAnsi="宋体" w:cs="宋体" w:hint="eastAsia"/>
                 <w:b/>
                 <w:bCs/>
                 <w:snapToGrid w:val="0"/>
@@ -10067,7 +9938,7 @@
             </w:pPr>
             <w:r>
               <w:rPr>
-                <w:rFonts w:hint="eastAsia" w:ascii="宋体" w:hAnsi="宋体" w:cs="宋体"/>
+                <w:rFonts w:ascii="宋体" w:hAnsi="宋体" w:cs="宋体" w:hint="eastAsia"/>
                 <w:b/>
                 <w:bCs/>
                 <w:szCs w:val="21"/>
@@ -10077,7 +9948,7 @@
             </w:r>
             <w:r>
               <w:rPr>
-                <w:rFonts w:hint="eastAsia" w:ascii="宋体" w:hAnsi="宋体" w:cs="宋体"/>
+                <w:rFonts w:ascii="宋体" w:hAnsi="宋体" w:cs="宋体" w:hint="eastAsia"/>
                 <w:b/>
                 <w:bCs/>
                 <w:szCs w:val="21"/>
@@ -10093,7 +9964,7 @@
           </w:tcPr>
           <w:p>
             <w:pPr>
-              <w:pStyle w:val="43"/>
+              <w:pStyle w:val="ListParagraph"/>
               <w:keepNext w:val="0"/>
               <w:keepLines w:val="0"/>
               <w:pageBreakBefore w:val="0"/>
@@ -10111,7 +9982,7 @@
               <w:jc w:val="center"/>
               <w:textAlignment w:val="baseline"/>
               <w:rPr>
-                <w:rFonts w:hint="eastAsia" w:ascii="宋体" w:hAnsi="宋体" w:eastAsia="宋体" w:cs="宋体"/>
+                <w:rFonts w:ascii="宋体" w:eastAsia="宋体" w:hAnsi="宋体" w:cs="宋体" w:hint="eastAsia"/>
                 <w:b/>
                 <w:bCs/>
                 <w:snapToGrid w:val="0"/>
@@ -10124,7 +9995,7 @@
             </w:pPr>
             <w:r>
               <w:rPr>
-                <w:rFonts w:hint="eastAsia" w:ascii="宋体" w:hAnsi="宋体" w:cs="宋体"/>
+                <w:rFonts w:ascii="宋体" w:hAnsi="宋体" w:cs="宋体" w:hint="eastAsia"/>
                 <w:b/>
                 <w:bCs/>
                 <w:szCs w:val="21"/>
@@ -10134,7 +10005,7 @@
             </w:r>
             <w:r>
               <w:rPr>
-                <w:rFonts w:hint="eastAsia" w:ascii="宋体" w:hAnsi="宋体" w:cs="宋体"/>
+                <w:rFonts w:ascii="宋体" w:hAnsi="宋体" w:cs="宋体" w:hint="eastAsia"/>
                 <w:b/>
                 <w:bCs/>
                 <w:szCs w:val="21"/>
@@ -10146,14 +10017,9 @@
       </w:tr>
       <w:tr>
         <w:tblPrEx>
-          <w:tblBorders>
-            <w:top w:val="single" w:color="auto" w:sz="4" w:space="0"/>
-            <w:left w:val="single" w:color="auto" w:sz="4" w:space="0"/>
-            <w:bottom w:val="single" w:color="auto" w:sz="4" w:space="0"/>
-            <w:right w:val="single" w:color="auto" w:sz="4" w:space="0"/>
-            <w:insideH w:val="single" w:color="auto" w:sz="4" w:space="0"/>
-            <w:insideV w:val="single" w:color="auto" w:sz="4" w:space="0"/>
-          </w:tblBorders>
+          <w:tblW w:w="8760" w:type="dxa"/>
+          <w:jc w:val="center"/>
+          <w:tblLayout w:type="fixed"/>
           <w:tblCellMar>
             <w:top w:w="0" w:type="dxa"/>
             <w:left w:w="108" w:type="dxa"/>
@@ -10162,7 +10028,7 @@
           </w:tblCellMar>
         </w:tblPrEx>
         <w:trPr>
-          <w:trHeight w:val="1224" w:hRule="atLeast"/>
+          <w:trHeight w:val="1224"/>
           <w:jc w:val="center"/>
         </w:trPr>
         <w:tc>
@@ -10185,13 +10051,13 @@
               <w:snapToGrid w:val="0"/>
               <w:textAlignment w:val="baseline"/>
               <w:rPr>
-                <w:rFonts w:hint="eastAsia" w:ascii="宋体" w:hAnsi="宋体" w:cs="宋体"/>
+                <w:rFonts w:ascii="宋体" w:hAnsi="宋体" w:cs="宋体" w:hint="eastAsia"/>
                 <w:szCs w:val="21"/>
               </w:rPr>
             </w:pPr>
             <w:r>
               <w:rPr>
-                <w:rFonts w:hint="eastAsia" w:ascii="宋体" w:hAnsi="宋体" w:cs="宋体"/>
+                <w:rFonts w:ascii="宋体" w:hAnsi="宋体" w:cs="宋体" w:hint="eastAsia"/>
               </w:rPr>
               <w:t>主动学习积极进取；掌握的知识和技能很快运用到实际工作中；培养潜力巨大。</w:t>
             </w:r>
@@ -10217,13 +10083,13 @@
               <w:snapToGrid w:val="0"/>
               <w:textAlignment w:val="baseline"/>
               <w:rPr>
-                <w:rFonts w:hint="eastAsia" w:ascii="宋体" w:hAnsi="宋体" w:cs="宋体"/>
+                <w:rFonts w:ascii="宋体" w:hAnsi="宋体" w:cs="宋体" w:hint="eastAsia"/>
                 <w:szCs w:val="21"/>
               </w:rPr>
             </w:pPr>
             <w:r>
               <w:rPr>
-                <w:rFonts w:hint="eastAsia" w:ascii="宋体" w:hAnsi="宋体" w:cs="宋体"/>
+                <w:rFonts w:ascii="宋体" w:hAnsi="宋体" w:cs="宋体" w:hint="eastAsia"/>
               </w:rPr>
               <w:t>学习进取能力较强；掌握的知识和技能较好运用于实际工作；有培养潜力。</w:t>
             </w:r>
@@ -10249,13 +10115,13 @@
               <w:snapToGrid w:val="0"/>
               <w:textAlignment w:val="baseline"/>
               <w:rPr>
-                <w:rFonts w:hint="eastAsia" w:ascii="宋体" w:hAnsi="宋体" w:cs="宋体"/>
+                <w:rFonts w:ascii="宋体" w:hAnsi="宋体" w:cs="宋体" w:hint="eastAsia"/>
                 <w:szCs w:val="21"/>
               </w:rPr>
             </w:pPr>
             <w:r>
               <w:rPr>
-                <w:rFonts w:hint="eastAsia" w:ascii="宋体" w:hAnsi="宋体" w:cs="宋体"/>
+                <w:rFonts w:ascii="宋体" w:hAnsi="宋体" w:cs="宋体" w:hint="eastAsia"/>
               </w:rPr>
               <w:t>能够学习与工作相关的知识；掌握的知识和技能可以对实际工作有促进作用。</w:t>
             </w:r>
@@ -10281,13 +10147,13 @@
               <w:snapToGrid w:val="0"/>
               <w:textAlignment w:val="baseline"/>
               <w:rPr>
-                <w:rFonts w:hint="eastAsia" w:ascii="宋体" w:hAnsi="宋体" w:cs="宋体"/>
+                <w:rFonts w:ascii="宋体" w:hAnsi="宋体" w:cs="宋体" w:hint="eastAsia"/>
                 <w:szCs w:val="21"/>
               </w:rPr>
             </w:pPr>
             <w:r>
               <w:rPr>
-                <w:rFonts w:hint="eastAsia" w:ascii="宋体" w:hAnsi="宋体" w:cs="宋体"/>
+                <w:rFonts w:ascii="宋体" w:hAnsi="宋体" w:cs="宋体" w:hint="eastAsia"/>
               </w:rPr>
               <w:t>不主动学习，不思进取</w:t>
             </w:r>
@@ -10297,7 +10163,7 @@
     </w:tbl>
     <w:p>
       <w:pPr>
-        <w:pStyle w:val="30"/>
+        <w:pStyle w:val="2"/>
         <w:keepNext w:val="0"/>
         <w:keepLines w:val="0"/>
         <w:pageBreakBefore w:val="0"/>
@@ -10316,7 +10182,7 @@
           <w:lang w:val="en-US" w:eastAsia="zh-CN"/>
         </w:rPr>
       </w:pPr>
-      <w:bookmarkStart w:id="26" w:name="_Toc23315"/>
+      <w:bookmarkStart w:id="27" w:name="_Toc23315"/>
       <w:r>
         <w:rPr>
           <w:rFonts w:hint="default"/>
@@ -10324,11 +10190,11 @@
         </w:rPr>
         <w:t>考核等级与系数</w:t>
       </w:r>
-      <w:bookmarkEnd w:id="26"/>
+      <w:bookmarkEnd w:id="27"/>
     </w:p>
     <w:p>
       <w:pPr>
-        <w:pStyle w:val="29"/>
+        <w:pStyle w:val="a1"/>
         <w:keepNext w:val="0"/>
         <w:keepLines w:val="0"/>
         <w:pageBreakBefore w:val="0"/>
@@ -10364,7 +10230,7 @@
     </w:p>
     <w:p>
       <w:pPr>
-        <w:pStyle w:val="29"/>
+        <w:pStyle w:val="a1"/>
         <w:keepNext w:val="0"/>
         <w:keepLines w:val="0"/>
         <w:pageBreakBefore w:val="0"/>
@@ -10377,7 +10243,7 @@
         <w:bidi w:val="0"/>
         <w:adjustRightInd w:val="0"/>
         <w:snapToGrid w:val="0"/>
-        <w:ind w:left="0" w:leftChars="0" w:right="0" w:rightChars="0" w:firstLine="0" w:firstLineChars="0"/>
+        <w:ind w:left="0" w:right="0" w:firstLine="0" w:leftChars="0" w:rightChars="0" w:firstLineChars="0"/>
         <w:jc w:val="center"/>
         <w:textAlignment w:val="baseline"/>
         <w:rPr>
@@ -10479,18 +10345,17 @@
     </w:p>
     <w:tbl>
       <w:tblPr>
-        <w:tblStyle w:val="21"/>
+        <w:tblStyle w:val="TableGrid"/>
         <w:tblW w:w="0" w:type="auto"/>
         <w:tblInd w:w="0" w:type="dxa"/>
         <w:tblBorders>
-          <w:top w:val="single" w:color="auto" w:sz="4" w:space="0"/>
-          <w:left w:val="single" w:color="auto" w:sz="4" w:space="0"/>
-          <w:bottom w:val="single" w:color="auto" w:sz="4" w:space="0"/>
-          <w:right w:val="single" w:color="auto" w:sz="4" w:space="0"/>
-          <w:insideH w:val="single" w:color="auto" w:sz="4" w:space="0"/>
-          <w:insideV w:val="single" w:color="auto" w:sz="4" w:space="0"/>
+          <w:top w:val="single" w:sz="4" w:space="0" w:color="auto"/>
+          <w:left w:val="single" w:sz="4" w:space="0" w:color="auto"/>
+          <w:bottom w:val="single" w:sz="4" w:space="0" w:color="auto"/>
+          <w:right w:val="single" w:sz="4" w:space="0" w:color="auto"/>
+          <w:insideH w:val="single" w:sz="4" w:space="0" w:color="auto"/>
+          <w:insideV w:val="single" w:sz="4" w:space="0" w:color="auto"/>
         </w:tblBorders>
-        <w:tblLayout w:type="autofit"/>
         <w:tblCellMar>
           <w:top w:w="0" w:type="dxa"/>
           <w:left w:w="108" w:type="dxa"/>
@@ -10506,13 +10371,15 @@
       </w:tblGrid>
       <w:tr>
         <w:tblPrEx>
+          <w:tblW w:w="0" w:type="auto"/>
+          <w:tblInd w:w="0" w:type="dxa"/>
           <w:tblBorders>
-            <w:top w:val="single" w:color="auto" w:sz="4" w:space="0"/>
-            <w:left w:val="single" w:color="auto" w:sz="4" w:space="0"/>
-            <w:bottom w:val="single" w:color="auto" w:sz="4" w:space="0"/>
-            <w:right w:val="single" w:color="auto" w:sz="4" w:space="0"/>
-            <w:insideH w:val="single" w:color="auto" w:sz="4" w:space="0"/>
-            <w:insideV w:val="single" w:color="auto" w:sz="4" w:space="0"/>
+            <w:top w:val="single" w:sz="4" w:space="0" w:color="auto"/>
+            <w:left w:val="single" w:sz="4" w:space="0" w:color="auto"/>
+            <w:bottom w:val="single" w:sz="4" w:space="0" w:color="auto"/>
+            <w:right w:val="single" w:sz="4" w:space="0" w:color="auto"/>
+            <w:insideH w:val="single" w:sz="4" w:space="0" w:color="auto"/>
+            <w:insideV w:val="single" w:sz="4" w:space="0" w:color="auto"/>
           </w:tblBorders>
           <w:tblCellMar>
             <w:top w:w="0" w:type="dxa"/>
@@ -10540,7 +10407,7 @@
               <w:bidi w:val="0"/>
               <w:adjustRightInd w:val="0"/>
               <w:snapToGrid w:val="0"/>
-              <w:ind w:left="0" w:leftChars="0" w:right="0" w:rightChars="0" w:firstLine="0" w:firstLineChars="0"/>
+              <w:ind w:left="0" w:right="0" w:firstLine="0" w:leftChars="0" w:rightChars="0" w:firstLineChars="0"/>
               <w:jc w:val="center"/>
               <w:textAlignment w:val="baseline"/>
               <w:rPr>
@@ -10551,7 +10418,7 @@
             </w:pPr>
             <w:r>
               <w:rPr>
-                <w:rFonts w:ascii="MicrosoftYaHei-Bold" w:hAnsi="MicrosoftYaHei-Bold" w:eastAsia="MicrosoftYaHei-Bold" w:cs="MicrosoftYaHei-Bold"/>
+                <w:rFonts w:ascii="MicrosoftYaHei-Bold" w:eastAsia="MicrosoftYaHei-Bold" w:hAnsi="MicrosoftYaHei-Bold" w:cs="MicrosoftYaHei-Bold"/>
                 <w:b/>
                 <w:bCs/>
                 <w:snapToGrid w:val="0"/>
@@ -10571,7 +10438,7 @@
           </w:tcPr>
           <w:p>
             <w:pPr>
-              <w:pStyle w:val="29"/>
+              <w:pStyle w:val="a1"/>
               <w:keepNext w:val="0"/>
               <w:keepLines w:val="0"/>
               <w:pageBreakBefore w:val="0"/>
@@ -10584,7 +10451,7 @@
               <w:bidi w:val="0"/>
               <w:adjustRightInd w:val="0"/>
               <w:snapToGrid w:val="0"/>
-              <w:ind w:left="0" w:leftChars="0" w:right="0" w:rightChars="0" w:firstLine="0" w:firstLineChars="0"/>
+              <w:ind w:left="0" w:right="0" w:firstLine="0" w:leftChars="0" w:rightChars="0" w:firstLineChars="0"/>
               <w:jc w:val="center"/>
               <w:textAlignment w:val="baseline"/>
               <w:rPr>
@@ -10595,7 +10462,7 @@
             </w:pPr>
             <w:r>
               <w:rPr>
-                <w:rFonts w:hint="default" w:ascii="MicrosoftYaHei-Bold" w:hAnsi="MicrosoftYaHei-Bold" w:eastAsia="MicrosoftYaHei-Bold" w:cs="MicrosoftYaHei-Bold"/>
+                <w:rFonts w:ascii="MicrosoftYaHei-Bold" w:eastAsia="MicrosoftYaHei-Bold" w:hAnsi="MicrosoftYaHei-Bold" w:cs="MicrosoftYaHei-Bold" w:hint="default"/>
                 <w:b/>
                 <w:bCs/>
                 <w:snapToGrid w:val="0"/>
@@ -10615,7 +10482,7 @@
           </w:tcPr>
           <w:p>
             <w:pPr>
-              <w:pStyle w:val="29"/>
+              <w:pStyle w:val="a1"/>
               <w:keepNext w:val="0"/>
               <w:keepLines w:val="0"/>
               <w:pageBreakBefore w:val="0"/>
@@ -10628,7 +10495,7 @@
               <w:bidi w:val="0"/>
               <w:adjustRightInd w:val="0"/>
               <w:snapToGrid w:val="0"/>
-              <w:ind w:left="0" w:leftChars="0" w:right="0" w:rightChars="0" w:firstLine="0" w:firstLineChars="0"/>
+              <w:ind w:left="0" w:right="0" w:firstLine="0" w:leftChars="0" w:rightChars="0" w:firstLineChars="0"/>
               <w:jc w:val="center"/>
               <w:textAlignment w:val="baseline"/>
               <w:rPr>
@@ -10639,7 +10506,7 @@
             </w:pPr>
             <w:r>
               <w:rPr>
-                <w:rFonts w:hint="default" w:ascii="MicrosoftYaHei-Bold" w:hAnsi="MicrosoftYaHei-Bold" w:eastAsia="MicrosoftYaHei-Bold" w:cs="MicrosoftYaHei-Bold"/>
+                <w:rFonts w:ascii="MicrosoftYaHei-Bold" w:eastAsia="MicrosoftYaHei-Bold" w:hAnsi="MicrosoftYaHei-Bold" w:cs="MicrosoftYaHei-Bold" w:hint="default"/>
                 <w:b/>
                 <w:bCs/>
                 <w:snapToGrid w:val="0"/>
@@ -10672,7 +10539,7 @@
               <w:bidi w:val="0"/>
               <w:adjustRightInd w:val="0"/>
               <w:snapToGrid w:val="0"/>
-              <w:ind w:left="0" w:leftChars="0" w:right="0" w:rightChars="0" w:firstLine="0" w:firstLineChars="0"/>
+              <w:ind w:left="0" w:right="0" w:firstLine="0" w:leftChars="0" w:rightChars="0" w:firstLineChars="0"/>
               <w:jc w:val="center"/>
               <w:textAlignment w:val="baseline"/>
               <w:rPr>
@@ -10683,7 +10550,7 @@
             </w:pPr>
             <w:r>
               <w:rPr>
-                <w:rFonts w:hint="default" w:ascii="MicrosoftYaHei-Bold" w:hAnsi="MicrosoftYaHei-Bold" w:eastAsia="MicrosoftYaHei-Bold" w:cs="MicrosoftYaHei-Bold"/>
+                <w:rFonts w:ascii="MicrosoftYaHei-Bold" w:eastAsia="MicrosoftYaHei-Bold" w:hAnsi="MicrosoftYaHei-Bold" w:cs="MicrosoftYaHei-Bold" w:hint="default"/>
                 <w:b/>
                 <w:bCs/>
                 <w:snapToGrid w:val="0"/>
@@ -10700,14 +10567,8 @@
       </w:tr>
       <w:tr>
         <w:tblPrEx>
-          <w:tblBorders>
-            <w:top w:val="single" w:color="auto" w:sz="4" w:space="0"/>
-            <w:left w:val="single" w:color="auto" w:sz="4" w:space="0"/>
-            <w:bottom w:val="single" w:color="auto" w:sz="4" w:space="0"/>
-            <w:right w:val="single" w:color="auto" w:sz="4" w:space="0"/>
-            <w:insideH w:val="single" w:color="auto" w:sz="4" w:space="0"/>
-            <w:insideV w:val="single" w:color="auto" w:sz="4" w:space="0"/>
-          </w:tblBorders>
+          <w:tblW w:w="0" w:type="auto"/>
+          <w:tblInd w:w="0" w:type="dxa"/>
           <w:tblCellMar>
             <w:top w:w="0" w:type="dxa"/>
             <w:left w:w="108" w:type="dxa"/>
@@ -10721,7 +10582,7 @@
           </w:tcPr>
           <w:p>
             <w:pPr>
-              <w:pStyle w:val="29"/>
+              <w:pStyle w:val="a1"/>
               <w:keepNext w:val="0"/>
               <w:keepLines w:val="0"/>
               <w:pageBreakBefore w:val="0"/>
@@ -10734,7 +10595,7 @@
               <w:bidi w:val="0"/>
               <w:adjustRightInd w:val="0"/>
               <w:snapToGrid w:val="0"/>
-              <w:ind w:left="0" w:leftChars="0" w:right="0" w:rightChars="0" w:firstLine="0" w:firstLineChars="0"/>
+              <w:ind w:left="0" w:right="0" w:firstLine="0" w:leftChars="0" w:rightChars="0" w:firstLineChars="0"/>
               <w:jc w:val="center"/>
               <w:textAlignment w:val="baseline"/>
               <w:rPr>
@@ -10759,7 +10620,7 @@
           </w:tcPr>
           <w:p>
             <w:pPr>
-              <w:pStyle w:val="29"/>
+              <w:pStyle w:val="a1"/>
               <w:keepNext w:val="0"/>
               <w:keepLines w:val="0"/>
               <w:pageBreakBefore w:val="0"/>
@@ -10772,7 +10633,7 @@
               <w:bidi w:val="0"/>
               <w:adjustRightInd w:val="0"/>
               <w:snapToGrid w:val="0"/>
-              <w:ind w:left="0" w:leftChars="0" w:right="0" w:rightChars="0" w:firstLine="0" w:firstLineChars="0"/>
+              <w:ind w:left="0" w:right="0" w:firstLine="0" w:leftChars="0" w:rightChars="0" w:firstLineChars="0"/>
               <w:jc w:val="center"/>
               <w:textAlignment w:val="baseline"/>
               <w:rPr>
@@ -10797,7 +10658,7 @@
           </w:tcPr>
           <w:p>
             <w:pPr>
-              <w:pStyle w:val="29"/>
+              <w:pStyle w:val="a1"/>
               <w:keepNext w:val="0"/>
               <w:keepLines w:val="0"/>
               <w:pageBreakBefore w:val="0"/>
@@ -10810,18 +10671,18 @@
               <w:bidi w:val="0"/>
               <w:adjustRightInd w:val="0"/>
               <w:snapToGrid w:val="0"/>
-              <w:ind w:left="0" w:leftChars="0" w:right="0" w:rightChars="0" w:firstLine="0" w:firstLineChars="0"/>
+              <w:ind w:left="0" w:right="0" w:firstLine="0" w:leftChars="0" w:rightChars="0" w:firstLineChars="0"/>
               <w:jc w:val="center"/>
               <w:textAlignment w:val="baseline"/>
               <w:rPr>
-                <w:rFonts w:hint="default" w:eastAsia="宋体"/>
+                <w:rFonts w:eastAsia="宋体" w:hint="default"/>
                 <w:vertAlign w:val="baseline"/>
                 <w:lang w:val="en-US" w:eastAsia="zh-CN"/>
               </w:rPr>
             </w:pPr>
             <w:r>
               <w:rPr>
-                <w:rFonts w:ascii="宋体" w:hAnsi="宋体" w:eastAsia="宋体" w:cs="宋体"/>
+                <w:rFonts w:ascii="宋体" w:eastAsia="宋体" w:hAnsi="宋体" w:cs="宋体"/>
                 <w:spacing w:val="-2"/>
                 <w:sz w:val="24"/>
                 <w:szCs w:val="24"/>
@@ -10830,7 +10691,7 @@
             </w:r>
             <w:r>
               <w:rPr>
-                <w:rFonts w:hint="eastAsia" w:ascii="宋体" w:hAnsi="宋体" w:cs="宋体"/>
+                <w:rFonts w:ascii="宋体" w:hAnsi="宋体" w:cs="宋体" w:hint="eastAsia"/>
                 <w:spacing w:val="-2"/>
                 <w:sz w:val="24"/>
                 <w:szCs w:val="24"/>
@@ -10846,7 +10707,7 @@
           </w:tcPr>
           <w:p>
             <w:pPr>
-              <w:pStyle w:val="29"/>
+              <w:pStyle w:val="a1"/>
               <w:keepNext w:val="0"/>
               <w:keepLines w:val="0"/>
               <w:pageBreakBefore w:val="0"/>
@@ -10859,7 +10720,7 @@
               <w:bidi w:val="0"/>
               <w:adjustRightInd w:val="0"/>
               <w:snapToGrid w:val="0"/>
-              <w:ind w:left="0" w:leftChars="0" w:right="0" w:rightChars="0" w:firstLine="0" w:firstLineChars="0"/>
+              <w:ind w:left="0" w:right="0" w:firstLine="0" w:leftChars="0" w:rightChars="0" w:firstLineChars="0"/>
               <w:jc w:val="center"/>
               <w:textAlignment w:val="baseline"/>
               <w:rPr>
@@ -10881,14 +10742,8 @@
       </w:tr>
       <w:tr>
         <w:tblPrEx>
-          <w:tblBorders>
-            <w:top w:val="single" w:color="auto" w:sz="4" w:space="0"/>
-            <w:left w:val="single" w:color="auto" w:sz="4" w:space="0"/>
-            <w:bottom w:val="single" w:color="auto" w:sz="4" w:space="0"/>
-            <w:right w:val="single" w:color="auto" w:sz="4" w:space="0"/>
-            <w:insideH w:val="single" w:color="auto" w:sz="4" w:space="0"/>
-            <w:insideV w:val="single" w:color="auto" w:sz="4" w:space="0"/>
-          </w:tblBorders>
+          <w:tblW w:w="0" w:type="auto"/>
+          <w:tblInd w:w="0" w:type="dxa"/>
           <w:tblCellMar>
             <w:top w:w="0" w:type="dxa"/>
             <w:left w:w="108" w:type="dxa"/>
@@ -10902,7 +10757,7 @@
           </w:tcPr>
           <w:p>
             <w:pPr>
-              <w:pStyle w:val="29"/>
+              <w:pStyle w:val="a1"/>
               <w:keepNext w:val="0"/>
               <w:keepLines w:val="0"/>
               <w:pageBreakBefore w:val="0"/>
@@ -10915,7 +10770,7 @@
               <w:bidi w:val="0"/>
               <w:adjustRightInd w:val="0"/>
               <w:snapToGrid w:val="0"/>
-              <w:ind w:left="0" w:leftChars="0" w:right="0" w:rightChars="0" w:firstLine="0" w:firstLineChars="0"/>
+              <w:ind w:left="0" w:right="0" w:firstLine="0" w:leftChars="0" w:rightChars="0" w:firstLineChars="0"/>
               <w:jc w:val="center"/>
               <w:textAlignment w:val="baseline"/>
               <w:rPr>
@@ -10940,7 +10795,7 @@
           </w:tcPr>
           <w:p>
             <w:pPr>
-              <w:pStyle w:val="29"/>
+              <w:pStyle w:val="a1"/>
               <w:keepNext w:val="0"/>
               <w:keepLines w:val="0"/>
               <w:pageBreakBefore w:val="0"/>
@@ -10953,7 +10808,7 @@
               <w:bidi w:val="0"/>
               <w:adjustRightInd w:val="0"/>
               <w:snapToGrid w:val="0"/>
-              <w:ind w:left="0" w:leftChars="0" w:right="0" w:rightChars="0" w:firstLine="0" w:firstLineChars="0"/>
+              <w:ind w:left="0" w:right="0" w:firstLine="0" w:leftChars="0" w:rightChars="0" w:firstLineChars="0"/>
               <w:jc w:val="center"/>
               <w:textAlignment w:val="baseline"/>
               <w:rPr>
@@ -10978,7 +10833,7 @@
           </w:tcPr>
           <w:p>
             <w:pPr>
-              <w:pStyle w:val="29"/>
+              <w:pStyle w:val="a1"/>
               <w:keepNext w:val="0"/>
               <w:keepLines w:val="0"/>
               <w:pageBreakBefore w:val="0"/>
@@ -10991,18 +10846,18 @@
               <w:bidi w:val="0"/>
               <w:adjustRightInd w:val="0"/>
               <w:snapToGrid w:val="0"/>
-              <w:ind w:left="0" w:leftChars="0" w:right="0" w:rightChars="0" w:firstLine="0" w:firstLineChars="0"/>
+              <w:ind w:left="0" w:right="0" w:firstLine="0" w:leftChars="0" w:rightChars="0" w:firstLineChars="0"/>
               <w:jc w:val="center"/>
               <w:textAlignment w:val="baseline"/>
               <w:rPr>
-                <w:rFonts w:hint="default" w:eastAsia="宋体"/>
+                <w:rFonts w:eastAsia="宋体" w:hint="default"/>
                 <w:vertAlign w:val="baseline"/>
                 <w:lang w:val="en-US" w:eastAsia="zh-CN"/>
               </w:rPr>
             </w:pPr>
             <w:r>
               <w:rPr>
-                <w:rFonts w:hint="eastAsia" w:ascii="宋体" w:hAnsi="宋体" w:cs="宋体"/>
+                <w:rFonts w:ascii="宋体" w:hAnsi="宋体" w:cs="宋体" w:hint="eastAsia"/>
                 <w:spacing w:val="-3"/>
                 <w:sz w:val="24"/>
                 <w:szCs w:val="24"/>
@@ -11012,7 +10867,7 @@
             </w:r>
             <w:r>
               <w:rPr>
-                <w:rFonts w:ascii="宋体" w:hAnsi="宋体" w:eastAsia="宋体" w:cs="宋体"/>
+                <w:rFonts w:ascii="宋体" w:eastAsia="宋体" w:hAnsi="宋体" w:cs="宋体"/>
                 <w:spacing w:val="-3"/>
                 <w:sz w:val="24"/>
                 <w:szCs w:val="24"/>
@@ -11021,7 +10876,7 @@
             </w:r>
             <w:r>
               <w:rPr>
-                <w:rFonts w:hint="eastAsia" w:ascii="宋体" w:hAnsi="宋体" w:cs="宋体"/>
+                <w:rFonts w:ascii="宋体" w:hAnsi="宋体" w:cs="宋体" w:hint="eastAsia"/>
                 <w:spacing w:val="-3"/>
                 <w:sz w:val="24"/>
                 <w:szCs w:val="24"/>
@@ -11037,7 +10892,7 @@
           </w:tcPr>
           <w:p>
             <w:pPr>
-              <w:pStyle w:val="29"/>
+              <w:pStyle w:val="a1"/>
               <w:keepNext w:val="0"/>
               <w:keepLines w:val="0"/>
               <w:pageBreakBefore w:val="0"/>
@@ -11050,7 +10905,7 @@
               <w:bidi w:val="0"/>
               <w:adjustRightInd w:val="0"/>
               <w:snapToGrid w:val="0"/>
-              <w:ind w:left="0" w:leftChars="0" w:right="0" w:rightChars="0" w:firstLine="0" w:firstLineChars="0"/>
+              <w:ind w:left="0" w:right="0" w:firstLine="0" w:leftChars="0" w:rightChars="0" w:firstLineChars="0"/>
               <w:jc w:val="center"/>
               <w:textAlignment w:val="baseline"/>
               <w:rPr>
@@ -11072,14 +10927,8 @@
       </w:tr>
       <w:tr>
         <w:tblPrEx>
-          <w:tblBorders>
-            <w:top w:val="single" w:color="auto" w:sz="4" w:space="0"/>
-            <w:left w:val="single" w:color="auto" w:sz="4" w:space="0"/>
-            <w:bottom w:val="single" w:color="auto" w:sz="4" w:space="0"/>
-            <w:right w:val="single" w:color="auto" w:sz="4" w:space="0"/>
-            <w:insideH w:val="single" w:color="auto" w:sz="4" w:space="0"/>
-            <w:insideV w:val="single" w:color="auto" w:sz="4" w:space="0"/>
-          </w:tblBorders>
+          <w:tblW w:w="0" w:type="auto"/>
+          <w:tblInd w:w="0" w:type="dxa"/>
           <w:tblCellMar>
             <w:top w:w="0" w:type="dxa"/>
             <w:left w:w="108" w:type="dxa"/>
@@ -11093,7 +10942,7 @@
           </w:tcPr>
           <w:p>
             <w:pPr>
-              <w:pStyle w:val="29"/>
+              <w:pStyle w:val="a1"/>
               <w:keepNext w:val="0"/>
               <w:keepLines w:val="0"/>
               <w:pageBreakBefore w:val="0"/>
@@ -11106,7 +10955,7 @@
               <w:bidi w:val="0"/>
               <w:adjustRightInd w:val="0"/>
               <w:snapToGrid w:val="0"/>
-              <w:ind w:left="0" w:leftChars="0" w:right="0" w:rightChars="0" w:firstLine="0" w:firstLineChars="0"/>
+              <w:ind w:left="0" w:right="0" w:firstLine="0" w:leftChars="0" w:rightChars="0" w:firstLineChars="0"/>
               <w:jc w:val="center"/>
               <w:textAlignment w:val="baseline"/>
               <w:rPr>
@@ -11131,7 +10980,7 @@
           </w:tcPr>
           <w:p>
             <w:pPr>
-              <w:pStyle w:val="29"/>
+              <w:pStyle w:val="a1"/>
               <w:keepNext w:val="0"/>
               <w:keepLines w:val="0"/>
               <w:pageBreakBefore w:val="0"/>
@@ -11144,7 +10993,7 @@
               <w:bidi w:val="0"/>
               <w:adjustRightInd w:val="0"/>
               <w:snapToGrid w:val="0"/>
-              <w:ind w:left="0" w:leftChars="0" w:right="0" w:rightChars="0" w:firstLine="0" w:firstLineChars="0"/>
+              <w:ind w:left="0" w:right="0" w:firstLine="0" w:leftChars="0" w:rightChars="0" w:firstLineChars="0"/>
               <w:jc w:val="center"/>
               <w:textAlignment w:val="baseline"/>
               <w:rPr>
@@ -11169,7 +11018,7 @@
           </w:tcPr>
           <w:p>
             <w:pPr>
-              <w:pStyle w:val="29"/>
+              <w:pStyle w:val="a1"/>
               <w:keepNext w:val="0"/>
               <w:keepLines w:val="0"/>
               <w:pageBreakBefore w:val="0"/>
@@ -11182,18 +11031,18 @@
               <w:bidi w:val="0"/>
               <w:adjustRightInd w:val="0"/>
               <w:snapToGrid w:val="0"/>
-              <w:ind w:left="0" w:leftChars="0" w:right="0" w:rightChars="0" w:firstLine="0" w:firstLineChars="0"/>
+              <w:ind w:left="0" w:right="0" w:firstLine="0" w:leftChars="0" w:rightChars="0" w:firstLineChars="0"/>
               <w:jc w:val="center"/>
               <w:textAlignment w:val="baseline"/>
               <w:rPr>
-                <w:rFonts w:hint="default" w:eastAsia="宋体"/>
+                <w:rFonts w:eastAsia="宋体" w:hint="default"/>
                 <w:vertAlign w:val="baseline"/>
                 <w:lang w:val="en-US" w:eastAsia="zh-CN"/>
               </w:rPr>
             </w:pPr>
             <w:r>
               <w:rPr>
-                <w:rFonts w:hint="eastAsia" w:ascii="宋体" w:hAnsi="宋体" w:cs="宋体"/>
+                <w:rFonts w:ascii="宋体" w:hAnsi="宋体" w:cs="宋体" w:hint="eastAsia"/>
                 <w:spacing w:val="-1"/>
                 <w:sz w:val="24"/>
                 <w:szCs w:val="24"/>
@@ -11203,7 +11052,7 @@
             </w:r>
             <w:r>
               <w:rPr>
-                <w:rFonts w:ascii="宋体" w:hAnsi="宋体" w:eastAsia="宋体" w:cs="宋体"/>
+                <w:rFonts w:ascii="宋体" w:eastAsia="宋体" w:hAnsi="宋体" w:cs="宋体"/>
                 <w:spacing w:val="-1"/>
                 <w:sz w:val="24"/>
                 <w:szCs w:val="24"/>
@@ -11212,7 +11061,7 @@
             </w:r>
             <w:r>
               <w:rPr>
-                <w:rFonts w:hint="eastAsia" w:ascii="宋体" w:hAnsi="宋体" w:cs="宋体"/>
+                <w:rFonts w:ascii="宋体" w:hAnsi="宋体" w:cs="宋体" w:hint="eastAsia"/>
                 <w:spacing w:val="-1"/>
                 <w:sz w:val="24"/>
                 <w:szCs w:val="24"/>
@@ -11228,7 +11077,7 @@
           </w:tcPr>
           <w:p>
             <w:pPr>
-              <w:pStyle w:val="29"/>
+              <w:pStyle w:val="a1"/>
               <w:keepNext w:val="0"/>
               <w:keepLines w:val="0"/>
               <w:pageBreakBefore w:val="0"/>
@@ -11241,7 +11090,7 @@
               <w:bidi w:val="0"/>
               <w:adjustRightInd w:val="0"/>
               <w:snapToGrid w:val="0"/>
-              <w:ind w:left="0" w:leftChars="0" w:right="0" w:rightChars="0" w:firstLine="0" w:firstLineChars="0"/>
+              <w:ind w:left="0" w:right="0" w:firstLine="0" w:leftChars="0" w:rightChars="0" w:firstLineChars="0"/>
               <w:jc w:val="center"/>
               <w:textAlignment w:val="baseline"/>
               <w:rPr>
@@ -11263,14 +11112,8 @@
       </w:tr>
       <w:tr>
         <w:tblPrEx>
-          <w:tblBorders>
-            <w:top w:val="single" w:color="auto" w:sz="4" w:space="0"/>
-            <w:left w:val="single" w:color="auto" w:sz="4" w:space="0"/>
-            <w:bottom w:val="single" w:color="auto" w:sz="4" w:space="0"/>
-            <w:right w:val="single" w:color="auto" w:sz="4" w:space="0"/>
-            <w:insideH w:val="single" w:color="auto" w:sz="4" w:space="0"/>
-            <w:insideV w:val="single" w:color="auto" w:sz="4" w:space="0"/>
-          </w:tblBorders>
+          <w:tblW w:w="0" w:type="auto"/>
+          <w:tblInd w:w="0" w:type="dxa"/>
           <w:tblCellMar>
             <w:top w:w="0" w:type="dxa"/>
             <w:left w:w="108" w:type="dxa"/>
@@ -11284,7 +11127,7 @@
           </w:tcPr>
           <w:p>
             <w:pPr>
-              <w:pStyle w:val="29"/>
+              <w:pStyle w:val="a1"/>
               <w:keepNext w:val="0"/>
               <w:keepLines w:val="0"/>
               <w:pageBreakBefore w:val="0"/>
@@ -11297,7 +11140,7 @@
               <w:bidi w:val="0"/>
               <w:adjustRightInd w:val="0"/>
               <w:snapToGrid w:val="0"/>
-              <w:ind w:left="0" w:leftChars="0" w:right="0" w:rightChars="0" w:firstLine="0" w:firstLineChars="0"/>
+              <w:ind w:left="0" w:right="0" w:firstLine="0" w:leftChars="0" w:rightChars="0" w:firstLineChars="0"/>
               <w:jc w:val="center"/>
               <w:textAlignment w:val="baseline"/>
               <w:rPr>
@@ -11322,7 +11165,7 @@
           </w:tcPr>
           <w:p>
             <w:pPr>
-              <w:pStyle w:val="29"/>
+              <w:pStyle w:val="a1"/>
               <w:keepNext w:val="0"/>
               <w:keepLines w:val="0"/>
               <w:pageBreakBefore w:val="0"/>
@@ -11335,7 +11178,7 @@
               <w:bidi w:val="0"/>
               <w:adjustRightInd w:val="0"/>
               <w:snapToGrid w:val="0"/>
-              <w:ind w:left="0" w:leftChars="0" w:right="0" w:rightChars="0" w:firstLine="0" w:firstLineChars="0"/>
+              <w:ind w:left="0" w:right="0" w:firstLine="0" w:leftChars="0" w:rightChars="0" w:firstLineChars="0"/>
               <w:jc w:val="center"/>
               <w:textAlignment w:val="baseline"/>
               <w:rPr>
@@ -11360,7 +11203,7 @@
           </w:tcPr>
           <w:p>
             <w:pPr>
-              <w:pStyle w:val="29"/>
+              <w:pStyle w:val="a1"/>
               <w:keepNext w:val="0"/>
               <w:keepLines w:val="0"/>
               <w:pageBreakBefore w:val="0"/>
@@ -11373,7 +11216,7 @@
               <w:bidi w:val="0"/>
               <w:adjustRightInd w:val="0"/>
               <w:snapToGrid w:val="0"/>
-              <w:ind w:left="0" w:leftChars="0" w:right="0" w:rightChars="0" w:firstLine="0" w:firstLineChars="0"/>
+              <w:ind w:left="0" w:right="0" w:firstLine="0" w:leftChars="0" w:rightChars="0" w:firstLineChars="0"/>
               <w:jc w:val="center"/>
               <w:textAlignment w:val="baseline"/>
               <w:rPr>
@@ -11384,7 +11227,7 @@
             </w:pPr>
             <w:r>
               <w:rPr>
-                <w:rFonts w:ascii="宋体" w:hAnsi="宋体" w:eastAsia="宋体" w:cs="宋体"/>
+                <w:rFonts w:ascii="宋体" w:eastAsia="宋体" w:hAnsi="宋体" w:cs="宋体"/>
                 <w:spacing w:val="-2"/>
                 <w:sz w:val="24"/>
                 <w:szCs w:val="24"/>
@@ -11393,7 +11236,7 @@
             </w:r>
             <w:r>
               <w:rPr>
-                <w:rFonts w:ascii="宋体" w:hAnsi="宋体" w:eastAsia="宋体" w:cs="宋体"/>
+                <w:rFonts w:ascii="宋体" w:eastAsia="宋体" w:hAnsi="宋体" w:cs="宋体"/>
                 <w:color w:val="333333"/>
                 <w:spacing w:val="-2"/>
                 <w:sz w:val="24"/>
@@ -11403,7 +11246,7 @@
             </w:r>
             <w:r>
               <w:rPr>
-                <w:rFonts w:ascii="宋体" w:hAnsi="宋体" w:eastAsia="宋体" w:cs="宋体"/>
+                <w:rFonts w:ascii="宋体" w:eastAsia="宋体" w:hAnsi="宋体" w:cs="宋体"/>
                 <w:spacing w:val="-2"/>
                 <w:sz w:val="24"/>
                 <w:szCs w:val="24"/>
@@ -11412,7 +11255,7 @@
             </w:r>
             <w:r>
               <w:rPr>
-                <w:rFonts w:ascii="宋体" w:hAnsi="宋体" w:eastAsia="宋体" w:cs="宋体"/>
+                <w:rFonts w:ascii="宋体" w:eastAsia="宋体" w:hAnsi="宋体" w:cs="宋体"/>
                 <w:color w:val="333333"/>
                 <w:spacing w:val="-2"/>
                 <w:sz w:val="24"/>
@@ -11422,7 +11265,7 @@
             </w:r>
             <w:r>
               <w:rPr>
-                <w:rFonts w:hint="eastAsia" w:ascii="宋体" w:hAnsi="宋体" w:cs="宋体"/>
+                <w:rFonts w:ascii="宋体" w:hAnsi="宋体" w:cs="宋体" w:hint="eastAsia"/>
                 <w:spacing w:val="-1"/>
                 <w:sz w:val="24"/>
                 <w:szCs w:val="24"/>
@@ -11438,7 +11281,7 @@
           </w:tcPr>
           <w:p>
             <w:pPr>
-              <w:pStyle w:val="29"/>
+              <w:pStyle w:val="a1"/>
               <w:keepNext w:val="0"/>
               <w:keepLines w:val="0"/>
               <w:pageBreakBefore w:val="0"/>
@@ -11451,7 +11294,7 @@
               <w:bidi w:val="0"/>
               <w:adjustRightInd w:val="0"/>
               <w:snapToGrid w:val="0"/>
-              <w:ind w:left="0" w:leftChars="0" w:right="0" w:rightChars="0" w:firstLine="0" w:firstLineChars="0"/>
+              <w:ind w:left="0" w:right="0" w:firstLine="0" w:leftChars="0" w:rightChars="0" w:firstLineChars="0"/>
               <w:jc w:val="center"/>
               <w:textAlignment w:val="baseline"/>
               <w:rPr>
@@ -11473,14 +11316,8 @@
       </w:tr>
       <w:tr>
         <w:tblPrEx>
-          <w:tblBorders>
-            <w:top w:val="single" w:color="auto" w:sz="4" w:space="0"/>
-            <w:left w:val="single" w:color="auto" w:sz="4" w:space="0"/>
-            <w:bottom w:val="single" w:color="auto" w:sz="4" w:space="0"/>
-            <w:right w:val="single" w:color="auto" w:sz="4" w:space="0"/>
-            <w:insideH w:val="single" w:color="auto" w:sz="4" w:space="0"/>
-            <w:insideV w:val="single" w:color="auto" w:sz="4" w:space="0"/>
-          </w:tblBorders>
+          <w:tblW w:w="0" w:type="auto"/>
+          <w:tblInd w:w="0" w:type="dxa"/>
           <w:tblCellMar>
             <w:top w:w="0" w:type="dxa"/>
             <w:left w:w="108" w:type="dxa"/>
@@ -11494,7 +11331,7 @@
           </w:tcPr>
           <w:p>
             <w:pPr>
-              <w:pStyle w:val="29"/>
+              <w:pStyle w:val="a1"/>
               <w:keepNext w:val="0"/>
               <w:keepLines w:val="0"/>
               <w:pageBreakBefore w:val="0"/>
@@ -11507,7 +11344,7 @@
               <w:bidi w:val="0"/>
               <w:adjustRightInd w:val="0"/>
               <w:snapToGrid w:val="0"/>
-              <w:ind w:left="0" w:leftChars="0" w:right="0" w:rightChars="0" w:firstLine="0" w:firstLineChars="0"/>
+              <w:ind w:left="0" w:right="0" w:firstLine="0" w:leftChars="0" w:rightChars="0" w:firstLineChars="0"/>
               <w:jc w:val="center"/>
               <w:textAlignment w:val="baseline"/>
               <w:rPr>
@@ -11532,7 +11369,7 @@
           </w:tcPr>
           <w:p>
             <w:pPr>
-              <w:pStyle w:val="29"/>
+              <w:pStyle w:val="a1"/>
               <w:keepNext w:val="0"/>
               <w:keepLines w:val="0"/>
               <w:pageBreakBefore w:val="0"/>
@@ -11545,7 +11382,7 @@
               <w:bidi w:val="0"/>
               <w:adjustRightInd w:val="0"/>
               <w:snapToGrid w:val="0"/>
-              <w:ind w:left="0" w:leftChars="0" w:right="0" w:rightChars="0" w:firstLine="0" w:firstLineChars="0"/>
+              <w:ind w:left="0" w:right="0" w:firstLine="0" w:leftChars="0" w:rightChars="0" w:firstLineChars="0"/>
               <w:jc w:val="center"/>
               <w:textAlignment w:val="baseline"/>
               <w:rPr>
@@ -11570,7 +11407,7 @@
           </w:tcPr>
           <w:p>
             <w:pPr>
-              <w:pStyle w:val="29"/>
+              <w:pStyle w:val="a1"/>
               <w:keepNext w:val="0"/>
               <w:keepLines w:val="0"/>
               <w:pageBreakBefore w:val="0"/>
@@ -11583,7 +11420,7 @@
               <w:bidi w:val="0"/>
               <w:adjustRightInd w:val="0"/>
               <w:snapToGrid w:val="0"/>
-              <w:ind w:left="0" w:leftChars="0" w:right="0" w:rightChars="0" w:firstLine="0" w:firstLineChars="0"/>
+              <w:ind w:left="0" w:right="0" w:firstLine="0" w:leftChars="0" w:rightChars="0" w:firstLineChars="0"/>
               <w:jc w:val="center"/>
               <w:textAlignment w:val="baseline"/>
               <w:rPr>
@@ -11594,7 +11431,7 @@
             </w:pPr>
             <w:r>
               <w:rPr>
-                <w:rFonts w:ascii="宋体" w:hAnsi="宋体" w:eastAsia="宋体" w:cs="宋体"/>
+                <w:rFonts w:ascii="宋体" w:eastAsia="宋体" w:hAnsi="宋体" w:cs="宋体"/>
                 <w:spacing w:val="-2"/>
                 <w:sz w:val="24"/>
                 <w:szCs w:val="24"/>
@@ -11603,7 +11440,7 @@
             </w:r>
             <w:r>
               <w:rPr>
-                <w:rFonts w:ascii="宋体" w:hAnsi="宋体" w:eastAsia="宋体" w:cs="宋体"/>
+                <w:rFonts w:ascii="宋体" w:eastAsia="宋体" w:hAnsi="宋体" w:cs="宋体"/>
                 <w:color w:val="333333"/>
                 <w:spacing w:val="-2"/>
                 <w:sz w:val="24"/>
@@ -11613,7 +11450,7 @@
             </w:r>
             <w:r>
               <w:rPr>
-                <w:rFonts w:ascii="宋体" w:hAnsi="宋体" w:eastAsia="宋体" w:cs="宋体"/>
+                <w:rFonts w:ascii="宋体" w:eastAsia="宋体" w:hAnsi="宋体" w:cs="宋体"/>
                 <w:spacing w:val="-2"/>
                 <w:sz w:val="24"/>
                 <w:szCs w:val="24"/>
@@ -11622,7 +11459,7 @@
             </w:r>
             <w:r>
               <w:rPr>
-                <w:rFonts w:ascii="宋体" w:hAnsi="宋体" w:eastAsia="宋体" w:cs="宋体"/>
+                <w:rFonts w:ascii="宋体" w:eastAsia="宋体" w:hAnsi="宋体" w:cs="宋体"/>
                 <w:color w:val="333333"/>
                 <w:spacing w:val="-2"/>
                 <w:sz w:val="24"/>
@@ -11632,7 +11469,7 @@
             </w:r>
             <w:r>
               <w:rPr>
-                <w:rFonts w:ascii="宋体" w:hAnsi="宋体" w:eastAsia="宋体" w:cs="宋体"/>
+                <w:rFonts w:ascii="宋体" w:eastAsia="宋体" w:hAnsi="宋体" w:cs="宋体"/>
                 <w:spacing w:val="-2"/>
                 <w:sz w:val="24"/>
                 <w:szCs w:val="24"/>
@@ -11647,7 +11484,7 @@
           </w:tcPr>
           <w:p>
             <w:pPr>
-              <w:pStyle w:val="29"/>
+              <w:pStyle w:val="a1"/>
               <w:keepNext w:val="0"/>
               <w:keepLines w:val="0"/>
               <w:pageBreakBefore w:val="0"/>
@@ -11660,7 +11497,7 @@
               <w:bidi w:val="0"/>
               <w:adjustRightInd w:val="0"/>
               <w:snapToGrid w:val="0"/>
-              <w:ind w:left="0" w:leftChars="0" w:right="0" w:rightChars="0" w:firstLine="0" w:firstLineChars="0"/>
+              <w:ind w:left="0" w:right="0" w:firstLine="0" w:leftChars="0" w:rightChars="0" w:firstLineChars="0"/>
               <w:jc w:val="center"/>
               <w:textAlignment w:val="baseline"/>
               <w:rPr>
@@ -11682,14 +11519,8 @@
       </w:tr>
       <w:tr>
         <w:tblPrEx>
-          <w:tblBorders>
-            <w:top w:val="single" w:color="auto" w:sz="4" w:space="0"/>
-            <w:left w:val="single" w:color="auto" w:sz="4" w:space="0"/>
-            <w:bottom w:val="single" w:color="auto" w:sz="4" w:space="0"/>
-            <w:right w:val="single" w:color="auto" w:sz="4" w:space="0"/>
-            <w:insideH w:val="single" w:color="auto" w:sz="4" w:space="0"/>
-            <w:insideV w:val="single" w:color="auto" w:sz="4" w:space="0"/>
-          </w:tblBorders>
+          <w:tblW w:w="0" w:type="auto"/>
+          <w:tblInd w:w="0" w:type="dxa"/>
           <w:tblCellMar>
             <w:top w:w="0" w:type="dxa"/>
             <w:left w:w="108" w:type="dxa"/>
@@ -11703,7 +11534,7 @@
           </w:tcPr>
           <w:p>
             <w:pPr>
-              <w:pStyle w:val="29"/>
+              <w:pStyle w:val="a1"/>
               <w:keepNext w:val="0"/>
               <w:keepLines w:val="0"/>
               <w:pageBreakBefore w:val="0"/>
@@ -11716,7 +11547,7 @@
               <w:bidi w:val="0"/>
               <w:adjustRightInd w:val="0"/>
               <w:snapToGrid w:val="0"/>
-              <w:ind w:left="0" w:leftChars="0" w:right="0" w:rightChars="0" w:firstLine="0" w:firstLineChars="0"/>
+              <w:ind w:left="0" w:right="0" w:firstLine="0" w:leftChars="0" w:rightChars="0" w:firstLineChars="0"/>
               <w:jc w:val="center"/>
               <w:textAlignment w:val="baseline"/>
               <w:rPr>
@@ -11741,7 +11572,7 @@
           </w:tcPr>
           <w:p>
             <w:pPr>
-              <w:pStyle w:val="29"/>
+              <w:pStyle w:val="a1"/>
               <w:keepNext w:val="0"/>
               <w:keepLines w:val="0"/>
               <w:pageBreakBefore w:val="0"/>
@@ -11754,7 +11585,7 @@
               <w:bidi w:val="0"/>
               <w:adjustRightInd w:val="0"/>
               <w:snapToGrid w:val="0"/>
-              <w:ind w:left="0" w:leftChars="0" w:right="0" w:rightChars="0" w:firstLine="0" w:firstLineChars="0"/>
+              <w:ind w:left="0" w:right="0" w:firstLine="0" w:leftChars="0" w:rightChars="0" w:firstLineChars="0"/>
               <w:jc w:val="center"/>
               <w:textAlignment w:val="baseline"/>
               <w:rPr>
@@ -11779,7 +11610,7 @@
           </w:tcPr>
           <w:p>
             <w:pPr>
-              <w:pStyle w:val="29"/>
+              <w:pStyle w:val="a1"/>
               <w:keepNext w:val="0"/>
               <w:keepLines w:val="0"/>
               <w:pageBreakBefore w:val="0"/>
@@ -11792,7 +11623,7 @@
               <w:bidi w:val="0"/>
               <w:adjustRightInd w:val="0"/>
               <w:snapToGrid w:val="0"/>
-              <w:ind w:left="0" w:leftChars="0" w:right="0" w:rightChars="0" w:firstLine="0" w:firstLineChars="0"/>
+              <w:ind w:left="0" w:right="0" w:firstLine="0" w:leftChars="0" w:rightChars="0" w:firstLineChars="0"/>
               <w:jc w:val="center"/>
               <w:textAlignment w:val="baseline"/>
               <w:rPr>
@@ -11803,7 +11634,7 @@
             </w:pPr>
             <w:r>
               <w:rPr>
-                <w:rFonts w:ascii="宋体" w:hAnsi="宋体" w:eastAsia="宋体" w:cs="宋体"/>
+                <w:rFonts w:ascii="宋体" w:eastAsia="宋体" w:hAnsi="宋体" w:cs="宋体"/>
                 <w:spacing w:val="-2"/>
                 <w:sz w:val="24"/>
                 <w:szCs w:val="24"/>
@@ -11812,7 +11643,7 @@
             </w:r>
             <w:r>
               <w:rPr>
-                <w:rFonts w:ascii="宋体" w:hAnsi="宋体" w:eastAsia="宋体" w:cs="宋体"/>
+                <w:rFonts w:ascii="宋体" w:eastAsia="宋体" w:hAnsi="宋体" w:cs="宋体"/>
                 <w:color w:val="333333"/>
                 <w:spacing w:val="-2"/>
                 <w:sz w:val="24"/>
@@ -11822,7 +11653,7 @@
             </w:r>
             <w:r>
               <w:rPr>
-                <w:rFonts w:ascii="宋体" w:hAnsi="宋体" w:eastAsia="宋体" w:cs="宋体"/>
+                <w:rFonts w:ascii="宋体" w:eastAsia="宋体" w:hAnsi="宋体" w:cs="宋体"/>
                 <w:spacing w:val="-2"/>
                 <w:sz w:val="24"/>
                 <w:szCs w:val="24"/>
@@ -11837,7 +11668,7 @@
           </w:tcPr>
           <w:p>
             <w:pPr>
-              <w:pStyle w:val="29"/>
+              <w:pStyle w:val="a1"/>
               <w:keepNext w:val="0"/>
               <w:keepLines w:val="0"/>
               <w:pageBreakBefore w:val="0"/>
@@ -11850,7 +11681,7 @@
               <w:bidi w:val="0"/>
               <w:adjustRightInd w:val="0"/>
               <w:snapToGrid w:val="0"/>
-              <w:ind w:left="0" w:leftChars="0" w:right="0" w:rightChars="0" w:firstLine="0" w:firstLineChars="0"/>
+              <w:ind w:left="0" w:right="0" w:firstLine="0" w:leftChars="0" w:rightChars="0" w:firstLineChars="0"/>
               <w:jc w:val="center"/>
               <w:textAlignment w:val="baseline"/>
               <w:rPr>
@@ -11873,7 +11704,7 @@
     </w:tbl>
     <w:p>
       <w:pPr>
-        <w:pStyle w:val="29"/>
+        <w:pStyle w:val="a1"/>
         <w:keepNext w:val="0"/>
         <w:keepLines w:val="0"/>
         <w:pageBreakBefore w:val="0"/>
@@ -11905,7 +11736,7 @@
     </w:p>
     <w:p>
       <w:pPr>
-        <w:pStyle w:val="30"/>
+        <w:pStyle w:val="2"/>
         <w:keepNext w:val="0"/>
         <w:keepLines w:val="0"/>
         <w:pageBreakBefore w:val="0"/>
@@ -11924,7 +11755,7 @@
           <w:lang w:val="en-US" w:eastAsia="zh-CN"/>
         </w:rPr>
       </w:pPr>
-      <w:bookmarkStart w:id="27" w:name="_Toc22024"/>
+      <w:bookmarkStart w:id="28" w:name="_Toc22024"/>
       <w:r>
         <w:rPr>
           <w:rFonts w:hint="eastAsia"/>
@@ -11932,11 +11763,11 @@
         </w:rPr>
         <w:t>绩效工资核算</w:t>
       </w:r>
-      <w:bookmarkEnd w:id="27"/>
+      <w:bookmarkEnd w:id="28"/>
     </w:p>
     <w:p>
       <w:pPr>
-        <w:pStyle w:val="29"/>
+        <w:pStyle w:val="a1"/>
         <w:keepNext w:val="0"/>
         <w:keepLines w:val="0"/>
         <w:pageBreakBefore w:val="0"/>
@@ -11965,7 +11796,7 @@
     </w:p>
     <w:p>
       <w:pPr>
-        <w:pStyle w:val="29"/>
+        <w:pStyle w:val="a1"/>
         <w:keepNext w:val="0"/>
         <w:keepLines w:val="0"/>
         <w:pageBreakBefore w:val="0"/>
@@ -11994,7 +11825,7 @@
     </w:p>
     <w:p>
       <w:pPr>
-        <w:pStyle w:val="30"/>
+        <w:pStyle w:val="2"/>
         <w:keepNext w:val="0"/>
         <w:keepLines w:val="0"/>
         <w:pageBreakBefore w:val="0"/>
@@ -12013,7 +11844,7 @@
           <w:lang w:val="en-US" w:eastAsia="zh-CN"/>
         </w:rPr>
       </w:pPr>
-      <w:bookmarkStart w:id="28" w:name="_Toc254"/>
+      <w:bookmarkStart w:id="29" w:name="_Toc254"/>
       <w:r>
         <w:rPr>
           <w:rFonts w:hint="eastAsia"/>
@@ -12021,11 +11852,11 @@
         </w:rPr>
         <w:t>考核流程</w:t>
       </w:r>
-      <w:bookmarkEnd w:id="28"/>
+      <w:bookmarkEnd w:id="29"/>
     </w:p>
     <w:p>
       <w:pPr>
-        <w:pStyle w:val="29"/>
+        <w:pStyle w:val="a1"/>
         <w:keepNext w:val="0"/>
         <w:keepLines w:val="0"/>
         <w:pageBreakBefore w:val="0"/>
@@ -12054,7 +11885,7 @@
     </w:p>
     <w:p>
       <w:pPr>
-        <w:pStyle w:val="29"/>
+        <w:pStyle w:val="a1"/>
         <w:keepNext w:val="0"/>
         <w:keepLines w:val="0"/>
         <w:pageBreakBefore w:val="0"/>
@@ -12083,7 +11914,7 @@
     </w:p>
     <w:p>
       <w:pPr>
-        <w:pStyle w:val="29"/>
+        <w:pStyle w:val="a1"/>
         <w:keepNext w:val="0"/>
         <w:keepLines w:val="0"/>
         <w:pageBreakBefore w:val="0"/>
@@ -12112,7 +11943,7 @@
     </w:p>
     <w:p>
       <w:pPr>
-        <w:pStyle w:val="30"/>
+        <w:pStyle w:val="2"/>
         <w:keepNext w:val="0"/>
         <w:keepLines w:val="0"/>
         <w:pageBreakBefore w:val="0"/>
@@ -12131,7 +11962,7 @@
           <w:lang w:val="en-US" w:eastAsia="zh-CN"/>
         </w:rPr>
       </w:pPr>
-      <w:bookmarkStart w:id="29" w:name="_Toc28559"/>
+      <w:bookmarkStart w:id="30" w:name="_Toc28559"/>
       <w:r>
         <w:rPr>
           <w:rFonts w:hint="eastAsia"/>
@@ -12139,11 +11970,11 @@
         </w:rPr>
         <w:t>绩效面谈与改进</w:t>
       </w:r>
-      <w:bookmarkEnd w:id="29"/>
+      <w:bookmarkEnd w:id="30"/>
     </w:p>
     <w:p>
       <w:pPr>
-        <w:pStyle w:val="29"/>
+        <w:pStyle w:val="a1"/>
         <w:keepNext w:val="0"/>
         <w:keepLines w:val="0"/>
         <w:pageBreakBefore w:val="0"/>
@@ -12172,7 +12003,7 @@
     </w:p>
     <w:p>
       <w:pPr>
-        <w:pStyle w:val="29"/>
+        <w:pStyle w:val="a1"/>
         <w:keepNext w:val="0"/>
         <w:keepLines w:val="0"/>
         <w:pageBreakBefore w:val="0"/>
@@ -12201,7 +12032,7 @@
     </w:p>
     <w:p>
       <w:pPr>
-        <w:pStyle w:val="29"/>
+        <w:pStyle w:val="a1"/>
         <w:keepNext w:val="0"/>
         <w:keepLines w:val="0"/>
         <w:pageBreakBefore w:val="0"/>
@@ -12230,7 +12061,7 @@
     </w:p>
     <w:p>
       <w:pPr>
-        <w:pStyle w:val="30"/>
+        <w:pStyle w:val="2"/>
         <w:keepNext w:val="0"/>
         <w:keepLines w:val="0"/>
         <w:pageBreakBefore w:val="0"/>
@@ -12249,7 +12080,7 @@
           <w:lang w:val="en-US" w:eastAsia="zh-CN"/>
         </w:rPr>
       </w:pPr>
-      <w:bookmarkStart w:id="30" w:name="_Toc19632"/>
+      <w:bookmarkStart w:id="31" w:name="_Toc19632"/>
       <w:r>
         <w:rPr>
           <w:rFonts w:hint="eastAsia"/>
@@ -12257,11 +12088,11 @@
         </w:rPr>
         <w:t>考核结果应用</w:t>
       </w:r>
-      <w:bookmarkEnd w:id="30"/>
+      <w:bookmarkEnd w:id="31"/>
     </w:p>
     <w:p>
       <w:pPr>
-        <w:pStyle w:val="29"/>
+        <w:pStyle w:val="a1"/>
         <w:keepNext w:val="0"/>
         <w:keepLines w:val="0"/>
         <w:pageBreakBefore w:val="0"/>
@@ -12290,7 +12121,7 @@
     </w:p>
     <w:p>
       <w:pPr>
-        <w:pStyle w:val="29"/>
+        <w:pStyle w:val="a1"/>
         <w:keepNext w:val="0"/>
         <w:keepLines w:val="0"/>
         <w:pageBreakBefore w:val="0"/>
@@ -12307,7 +12138,7 @@
         <w:bidi w:val="0"/>
         <w:adjustRightInd w:val="0"/>
         <w:snapToGrid w:val="0"/>
-        <w:ind w:left="425" w:leftChars="0" w:hanging="425" w:firstLineChars="0"/>
+        <w:ind w:left="425" w:hanging="425" w:leftChars="0" w:firstLineChars="0"/>
         <w:textAlignment w:val="baseline"/>
         <w:rPr>
           <w:rFonts w:hint="eastAsia"/>
@@ -12324,7 +12155,7 @@
     </w:p>
     <w:p>
       <w:pPr>
-        <w:pStyle w:val="29"/>
+        <w:pStyle w:val="a1"/>
         <w:keepNext w:val="0"/>
         <w:keepLines w:val="0"/>
         <w:pageBreakBefore w:val="0"/>
@@ -12341,7 +12172,7 @@
         <w:bidi w:val="0"/>
         <w:adjustRightInd w:val="0"/>
         <w:snapToGrid w:val="0"/>
-        <w:ind w:left="425" w:leftChars="0" w:hanging="425" w:firstLineChars="0"/>
+        <w:ind w:left="425" w:hanging="425" w:leftChars="0" w:firstLineChars="0"/>
         <w:textAlignment w:val="baseline"/>
         <w:rPr>
           <w:rFonts w:hint="eastAsia"/>
@@ -12358,7 +12189,7 @@
     </w:p>
     <w:p>
       <w:pPr>
-        <w:pStyle w:val="29"/>
+        <w:pStyle w:val="a1"/>
         <w:keepNext w:val="0"/>
         <w:keepLines w:val="0"/>
         <w:pageBreakBefore w:val="0"/>
@@ -12375,7 +12206,7 @@
         <w:bidi w:val="0"/>
         <w:adjustRightInd w:val="0"/>
         <w:snapToGrid w:val="0"/>
-        <w:ind w:left="425" w:leftChars="0" w:hanging="425" w:firstLineChars="0"/>
+        <w:ind w:left="425" w:hanging="425" w:leftChars="0" w:firstLineChars="0"/>
         <w:textAlignment w:val="baseline"/>
         <w:rPr>
           <w:rFonts w:hint="eastAsia"/>
@@ -12392,7 +12223,7 @@
     </w:p>
     <w:p>
       <w:pPr>
-        <w:pStyle w:val="29"/>
+        <w:pStyle w:val="a1"/>
         <w:keepNext w:val="0"/>
         <w:keepLines w:val="0"/>
         <w:pageBreakBefore w:val="0"/>
@@ -12409,7 +12240,7 @@
         <w:bidi w:val="0"/>
         <w:adjustRightInd w:val="0"/>
         <w:snapToGrid w:val="0"/>
-        <w:ind w:left="425" w:leftChars="0" w:hanging="425" w:firstLineChars="0"/>
+        <w:ind w:left="425" w:hanging="425" w:leftChars="0" w:firstLineChars="0"/>
         <w:textAlignment w:val="baseline"/>
         <w:rPr>
           <w:rFonts w:hint="eastAsia"/>
@@ -12426,7 +12257,7 @@
     </w:p>
     <w:p>
       <w:pPr>
-        <w:pStyle w:val="30"/>
+        <w:pStyle w:val="2"/>
         <w:keepNext w:val="0"/>
         <w:keepLines w:val="0"/>
         <w:pageBreakBefore w:val="0"/>
@@ -12445,7 +12276,7 @@
           <w:lang w:val="en-US" w:eastAsia="zh-CN"/>
         </w:rPr>
       </w:pPr>
-      <w:bookmarkStart w:id="31" w:name="_Toc5442"/>
+      <w:bookmarkStart w:id="32" w:name="_Toc5442"/>
       <w:r>
         <w:rPr>
           <w:rFonts w:hint="eastAsia"/>
@@ -12453,11 +12284,11 @@
         </w:rPr>
         <w:t>绩效考核申诉</w:t>
       </w:r>
-      <w:bookmarkEnd w:id="31"/>
+      <w:bookmarkEnd w:id="32"/>
     </w:p>
     <w:p>
       <w:pPr>
-        <w:pStyle w:val="29"/>
+        <w:pStyle w:val="a1"/>
         <w:keepNext w:val="0"/>
         <w:keepLines w:val="0"/>
         <w:pageBreakBefore w:val="0"/>
@@ -12486,7 +12317,7 @@
     </w:p>
     <w:p>
       <w:pPr>
-        <w:pStyle w:val="29"/>
+        <w:pStyle w:val="a1"/>
         <w:keepNext w:val="0"/>
         <w:keepLines w:val="0"/>
         <w:pageBreakBefore w:val="0"/>
@@ -12515,7 +12346,7 @@
     </w:p>
     <w:p>
       <w:pPr>
-        <w:pStyle w:val="30"/>
+        <w:pStyle w:val="2"/>
         <w:keepNext w:val="0"/>
         <w:keepLines w:val="0"/>
         <w:pageBreakBefore w:val="0"/>
@@ -12534,7 +12365,7 @@
           <w:lang w:val="en-US" w:eastAsia="zh-CN"/>
         </w:rPr>
       </w:pPr>
-      <w:bookmarkStart w:id="32" w:name="_Toc19550"/>
+      <w:bookmarkStart w:id="33" w:name="_Toc19550"/>
       <w:r>
         <w:rPr>
           <w:rFonts w:hint="eastAsia"/>
@@ -12542,11 +12373,11 @@
         </w:rPr>
         <w:t>考核指标</w:t>
       </w:r>
-      <w:bookmarkEnd w:id="32"/>
+      <w:bookmarkEnd w:id="33"/>
     </w:p>
     <w:p>
       <w:pPr>
-        <w:pStyle w:val="29"/>
+        <w:pStyle w:val="a1"/>
         <w:keepNext w:val="0"/>
         <w:keepLines w:val="0"/>
         <w:pageBreakBefore w:val="0"/>
@@ -12559,11 +12390,11 @@
         <w:bidi w:val="0"/>
         <w:adjustRightInd w:val="0"/>
         <w:snapToGrid w:val="0"/>
-        <w:ind w:left="0" w:leftChars="0" w:right="0" w:rightChars="0" w:firstLine="0" w:firstLineChars="0"/>
+        <w:ind w:left="0" w:right="0" w:firstLine="0" w:leftChars="0" w:rightChars="0" w:firstLineChars="0"/>
         <w:jc w:val="center"/>
         <w:textAlignment w:val="baseline"/>
         <w:rPr>
-          <w:rFonts w:hint="default" w:eastAsia="宋体"/>
+          <w:rFonts w:eastAsia="宋体" w:hint="default"/>
           <w:lang w:val="en-US" w:eastAsia="zh-CN"/>
         </w:rPr>
       </w:pPr>
@@ -12661,18 +12492,17 @@
     </w:p>
     <w:tbl>
       <w:tblPr>
-        <w:tblStyle w:val="21"/>
+        <w:tblStyle w:val="TableGrid"/>
         <w:tblW w:w="0" w:type="auto"/>
         <w:jc w:val="center"/>
         <w:tblBorders>
-          <w:top w:val="single" w:color="auto" w:sz="4" w:space="0"/>
-          <w:left w:val="single" w:color="auto" w:sz="4" w:space="0"/>
-          <w:bottom w:val="single" w:color="auto" w:sz="4" w:space="0"/>
-          <w:right w:val="single" w:color="auto" w:sz="4" w:space="0"/>
-          <w:insideH w:val="single" w:color="auto" w:sz="4" w:space="0"/>
-          <w:insideV w:val="single" w:color="auto" w:sz="4" w:space="0"/>
+          <w:top w:val="single" w:sz="4" w:space="0" w:color="auto"/>
+          <w:left w:val="single" w:sz="4" w:space="0" w:color="auto"/>
+          <w:bottom w:val="single" w:sz="4" w:space="0" w:color="auto"/>
+          <w:right w:val="single" w:sz="4" w:space="0" w:color="auto"/>
+          <w:insideH w:val="single" w:sz="4" w:space="0" w:color="auto"/>
+          <w:insideV w:val="single" w:sz="4" w:space="0" w:color="auto"/>
         </w:tblBorders>
-        <w:tblLayout w:type="autofit"/>
         <w:tblCellMar>
           <w:top w:w="0" w:type="dxa"/>
           <w:left w:w="108" w:type="dxa"/>
@@ -12689,13 +12519,15 @@
       </w:tblGrid>
       <w:tr>
         <w:tblPrEx>
+          <w:tblW w:w="0" w:type="auto"/>
+          <w:jc w:val="center"/>
           <w:tblBorders>
-            <w:top w:val="single" w:color="auto" w:sz="4" w:space="0"/>
-            <w:left w:val="single" w:color="auto" w:sz="4" w:space="0"/>
-            <w:bottom w:val="single" w:color="auto" w:sz="4" w:space="0"/>
-            <w:right w:val="single" w:color="auto" w:sz="4" w:space="0"/>
-            <w:insideH w:val="single" w:color="auto" w:sz="4" w:space="0"/>
-            <w:insideV w:val="single" w:color="auto" w:sz="4" w:space="0"/>
+            <w:top w:val="single" w:sz="4" w:space="0" w:color="auto"/>
+            <w:left w:val="single" w:sz="4" w:space="0" w:color="auto"/>
+            <w:bottom w:val="single" w:sz="4" w:space="0" w:color="auto"/>
+            <w:right w:val="single" w:sz="4" w:space="0" w:color="auto"/>
+            <w:insideH w:val="single" w:sz="4" w:space="0" w:color="auto"/>
+            <w:insideV w:val="single" w:sz="4" w:space="0" w:color="auto"/>
           </w:tblBorders>
           <w:tblCellMar>
             <w:top w:w="0" w:type="dxa"/>
@@ -12726,7 +12558,7 @@
               <w:bidi w:val="0"/>
               <w:adjustRightInd w:val="0"/>
               <w:snapToGrid w:val="0"/>
-              <w:ind w:left="0" w:leftChars="0" w:right="0" w:rightChars="0" w:firstLine="0" w:firstLineChars="0"/>
+              <w:ind w:left="0" w:right="0" w:firstLine="0" w:leftChars="0" w:rightChars="0" w:firstLineChars="0"/>
               <w:jc w:val="center"/>
               <w:textAlignment w:val="baseline"/>
               <w:rPr>
@@ -12766,7 +12598,7 @@
               <w:bidi w:val="0"/>
               <w:adjustRightInd w:val="0"/>
               <w:snapToGrid w:val="0"/>
-              <w:ind w:left="0" w:leftChars="0" w:right="0" w:rightChars="0" w:firstLine="0" w:firstLineChars="0"/>
+              <w:ind w:left="0" w:right="0" w:firstLine="0" w:leftChars="0" w:rightChars="0" w:firstLineChars="0"/>
               <w:jc w:val="center"/>
               <w:textAlignment w:val="baseline"/>
               <w:rPr>
@@ -12806,7 +12638,7 @@
               <w:bidi w:val="0"/>
               <w:adjustRightInd w:val="0"/>
               <w:snapToGrid w:val="0"/>
-              <w:ind w:left="0" w:leftChars="0" w:right="0" w:rightChars="0" w:firstLine="0" w:firstLineChars="0"/>
+              <w:ind w:left="0" w:right="0" w:firstLine="0" w:leftChars="0" w:rightChars="0" w:firstLineChars="0"/>
               <w:jc w:val="center"/>
               <w:textAlignment w:val="baseline"/>
               <w:rPr>
@@ -12846,7 +12678,7 @@
               <w:bidi w:val="0"/>
               <w:adjustRightInd w:val="0"/>
               <w:snapToGrid w:val="0"/>
-              <w:ind w:left="0" w:leftChars="0" w:right="0" w:rightChars="0" w:firstLine="0" w:firstLineChars="0"/>
+              <w:ind w:left="0" w:right="0" w:firstLine="0" w:leftChars="0" w:rightChars="0" w:firstLineChars="0"/>
               <w:jc w:val="center"/>
               <w:textAlignment w:val="baseline"/>
               <w:rPr>
@@ -12886,7 +12718,7 @@
               <w:bidi w:val="0"/>
               <w:adjustRightInd w:val="0"/>
               <w:snapToGrid w:val="0"/>
-              <w:ind w:left="0" w:leftChars="0" w:right="0" w:rightChars="0" w:firstLine="0" w:firstLineChars="0"/>
+              <w:ind w:left="0" w:right="0" w:firstLine="0" w:leftChars="0" w:rightChars="0" w:firstLineChars="0"/>
               <w:jc w:val="center"/>
               <w:textAlignment w:val="baseline"/>
               <w:rPr>
@@ -12910,14 +12742,8 @@
       </w:tr>
       <w:tr>
         <w:tblPrEx>
-          <w:tblBorders>
-            <w:top w:val="single" w:color="auto" w:sz="4" w:space="0"/>
-            <w:left w:val="single" w:color="auto" w:sz="4" w:space="0"/>
-            <w:bottom w:val="single" w:color="auto" w:sz="4" w:space="0"/>
-            <w:right w:val="single" w:color="auto" w:sz="4" w:space="0"/>
-            <w:insideH w:val="single" w:color="auto" w:sz="4" w:space="0"/>
-            <w:insideV w:val="single" w:color="auto" w:sz="4" w:space="0"/>
-          </w:tblBorders>
+          <w:tblW w:w="0" w:type="auto"/>
+          <w:jc w:val="center"/>
           <w:tblCellMar>
             <w:top w:w="0" w:type="dxa"/>
             <w:left w:w="108" w:type="dxa"/>
@@ -12934,7 +12760,7 @@
           </w:tcPr>
           <w:p>
             <w:pPr>
-              <w:pStyle w:val="29"/>
+              <w:pStyle w:val="a1"/>
               <w:keepNext w:val="0"/>
               <w:keepLines w:val="0"/>
               <w:pageBreakBefore w:val="0"/>
@@ -12948,11 +12774,11 @@
               <w:bidi w:val="0"/>
               <w:adjustRightInd w:val="0"/>
               <w:snapToGrid w:val="0"/>
-              <w:ind w:left="0" w:leftChars="0" w:right="0" w:rightChars="0" w:firstLine="0" w:firstLineChars="0"/>
+              <w:ind w:left="0" w:right="0" w:firstLine="0" w:leftChars="0" w:rightChars="0" w:firstLineChars="0"/>
               <w:jc w:val="center"/>
               <w:textAlignment w:val="baseline"/>
               <w:rPr>
-                <w:rFonts w:hint="eastAsia" w:ascii="宋体" w:hAnsi="宋体" w:eastAsia="宋体" w:cs="宋体"/>
+                <w:rFonts w:ascii="宋体" w:eastAsia="宋体" w:hAnsi="宋体" w:cs="宋体" w:hint="eastAsia"/>
                 <w:sz w:val="21"/>
                 <w:szCs w:val="21"/>
                 <w:vertAlign w:val="baseline"/>
@@ -12961,7 +12787,7 @@
             </w:pPr>
             <w:r>
               <w:rPr>
-                <w:rFonts w:hint="eastAsia" w:ascii="宋体" w:hAnsi="宋体" w:eastAsia="宋体" w:cs="宋体"/>
+                <w:rFonts w:ascii="宋体" w:eastAsia="宋体" w:hAnsi="宋体" w:cs="宋体" w:hint="eastAsia"/>
                 <w:sz w:val="21"/>
                 <w:szCs w:val="21"/>
                 <w:vertAlign w:val="baseline"/>
@@ -12977,7 +12803,7 @@
           </w:tcPr>
           <w:p>
             <w:pPr>
-              <w:pStyle w:val="29"/>
+              <w:pStyle w:val="a1"/>
               <w:keepNext w:val="0"/>
               <w:keepLines w:val="0"/>
               <w:pageBreakBefore w:val="0"/>
@@ -12991,11 +12817,11 @@
               <w:bidi w:val="0"/>
               <w:adjustRightInd w:val="0"/>
               <w:snapToGrid w:val="0"/>
-              <w:ind w:left="0" w:leftChars="0" w:right="0" w:rightChars="0" w:firstLine="0" w:firstLineChars="0"/>
+              <w:ind w:left="0" w:right="0" w:firstLine="0" w:leftChars="0" w:rightChars="0" w:firstLineChars="0"/>
               <w:jc w:val="center"/>
               <w:textAlignment w:val="baseline"/>
               <w:rPr>
-                <w:rFonts w:hint="default" w:ascii="宋体" w:hAnsi="宋体" w:eastAsia="宋体" w:cs="宋体"/>
+                <w:rFonts w:ascii="宋体" w:eastAsia="宋体" w:hAnsi="宋体" w:cs="宋体" w:hint="default"/>
                 <w:sz w:val="21"/>
                 <w:szCs w:val="21"/>
                 <w:vertAlign w:val="baseline"/>
@@ -13004,7 +12830,7 @@
             </w:pPr>
             <w:r>
               <w:rPr>
-                <w:rFonts w:hint="eastAsia" w:ascii="宋体" w:hAnsi="宋体" w:cs="宋体"/>
+                <w:rFonts w:ascii="宋体" w:hAnsi="宋体" w:cs="宋体" w:hint="eastAsia"/>
                 <w:sz w:val="21"/>
                 <w:szCs w:val="21"/>
                 <w:lang w:val="en-US" w:eastAsia="zh-CN"/>
@@ -13019,7 +12845,7 @@
           </w:tcPr>
           <w:p>
             <w:pPr>
-              <w:pStyle w:val="29"/>
+              <w:pStyle w:val="a1"/>
               <w:keepNext w:val="0"/>
               <w:keepLines w:val="0"/>
               <w:pageBreakBefore w:val="0"/>
@@ -13032,11 +12858,11 @@
               <w:bidi w:val="0"/>
               <w:adjustRightInd w:val="0"/>
               <w:snapToGrid w:val="0"/>
-              <w:ind w:left="0" w:leftChars="0" w:firstLine="0" w:firstLineChars="0"/>
+              <w:ind w:left="0" w:firstLine="0" w:leftChars="0" w:firstLineChars="0"/>
               <w:jc w:val="left"/>
               <w:textAlignment w:val="baseline"/>
               <w:rPr>
-                <w:rFonts w:hint="eastAsia" w:ascii="宋体" w:hAnsi="宋体" w:eastAsia="宋体" w:cs="宋体"/>
+                <w:rFonts w:ascii="宋体" w:eastAsia="宋体" w:hAnsi="宋体" w:cs="宋体" w:hint="eastAsia"/>
                 <w:sz w:val="21"/>
                 <w:szCs w:val="21"/>
                 <w:vertAlign w:val="baseline"/>
@@ -13045,7 +12871,7 @@
             </w:pPr>
             <w:r>
               <w:rPr>
-                <w:rFonts w:hint="eastAsia" w:ascii="宋体" w:hAnsi="宋体" w:eastAsia="宋体" w:cs="宋体"/>
+                <w:rFonts w:ascii="宋体" w:eastAsia="宋体" w:hAnsi="宋体" w:cs="宋体" w:hint="eastAsia"/>
                 <w:sz w:val="21"/>
                 <w:szCs w:val="21"/>
                 <w:vertAlign w:val="baseline"/>
@@ -13055,7 +12881,7 @@
             </w:r>
             <w:r>
               <w:rPr>
-                <w:rFonts w:hint="eastAsia" w:ascii="宋体" w:hAnsi="宋体" w:cs="宋体"/>
+                <w:rFonts w:ascii="宋体" w:hAnsi="宋体" w:cs="宋体" w:hint="eastAsia"/>
                 <w:sz w:val="21"/>
                 <w:szCs w:val="21"/>
                 <w:vertAlign w:val="baseline"/>
@@ -13065,7 +12891,7 @@
             </w:r>
             <w:r>
               <w:rPr>
-                <w:rFonts w:hint="eastAsia" w:ascii="宋体" w:hAnsi="宋体" w:eastAsia="宋体" w:cs="宋体"/>
+                <w:rFonts w:ascii="宋体" w:eastAsia="宋体" w:hAnsi="宋体" w:cs="宋体" w:hint="eastAsia"/>
                 <w:sz w:val="21"/>
                 <w:szCs w:val="21"/>
                 <w:vertAlign w:val="baseline"/>
@@ -13075,7 +12901,7 @@
             </w:r>
             <w:r>
               <w:rPr>
-                <w:rFonts w:hint="eastAsia" w:ascii="宋体" w:hAnsi="宋体" w:cs="宋体"/>
+                <w:rFonts w:ascii="宋体" w:hAnsi="宋体" w:cs="宋体" w:hint="eastAsia"/>
                 <w:sz w:val="21"/>
                 <w:szCs w:val="21"/>
                 <w:vertAlign w:val="baseline"/>
@@ -13085,7 +12911,7 @@
             </w:r>
             <w:r>
               <w:rPr>
-                <w:rFonts w:hint="eastAsia" w:ascii="宋体" w:hAnsi="宋体" w:eastAsia="宋体" w:cs="宋体"/>
+                <w:rFonts w:ascii="宋体" w:eastAsia="宋体" w:hAnsi="宋体" w:cs="宋体" w:hint="eastAsia"/>
                 <w:sz w:val="21"/>
                 <w:szCs w:val="21"/>
                 <w:vertAlign w:val="baseline"/>
@@ -13101,7 +12927,7 @@
           </w:tcPr>
           <w:p>
             <w:pPr>
-              <w:pStyle w:val="29"/>
+              <w:pStyle w:val="a1"/>
               <w:keepNext w:val="0"/>
               <w:keepLines w:val="0"/>
               <w:pageBreakBefore w:val="0"/>
@@ -13115,11 +12941,11 @@
               <w:bidi w:val="0"/>
               <w:adjustRightInd w:val="0"/>
               <w:snapToGrid w:val="0"/>
-              <w:ind w:left="0" w:leftChars="0" w:right="0" w:rightChars="0" w:firstLine="0" w:firstLineChars="0"/>
+              <w:ind w:left="0" w:right="0" w:firstLine="0" w:leftChars="0" w:rightChars="0" w:firstLineChars="0"/>
               <w:jc w:val="center"/>
               <w:textAlignment w:val="baseline"/>
               <w:rPr>
-                <w:rFonts w:hint="eastAsia" w:ascii="宋体" w:hAnsi="宋体" w:eastAsia="宋体" w:cs="宋体"/>
+                <w:rFonts w:ascii="宋体" w:eastAsia="宋体" w:hAnsi="宋体" w:cs="宋体" w:hint="eastAsia"/>
                 <w:sz w:val="21"/>
                 <w:szCs w:val="21"/>
                 <w:vertAlign w:val="baseline"/>
@@ -13128,7 +12954,7 @@
             </w:pPr>
             <w:r>
               <w:rPr>
-                <w:rFonts w:hint="eastAsia" w:ascii="宋体" w:hAnsi="宋体" w:cs="宋体"/>
+                <w:rFonts w:ascii="宋体" w:hAnsi="宋体" w:cs="宋体" w:hint="eastAsia"/>
                 <w:sz w:val="21"/>
                 <w:szCs w:val="21"/>
                 <w:vertAlign w:val="baseline"/>
@@ -13144,7 +12970,7 @@
           </w:tcPr>
           <w:p>
             <w:pPr>
-              <w:pStyle w:val="29"/>
+              <w:pStyle w:val="a1"/>
               <w:keepNext w:val="0"/>
               <w:keepLines w:val="0"/>
               <w:pageBreakBefore w:val="0"/>
@@ -13158,11 +12984,11 @@
               <w:bidi w:val="0"/>
               <w:adjustRightInd w:val="0"/>
               <w:snapToGrid w:val="0"/>
-              <w:ind w:left="0" w:leftChars="0" w:right="0" w:rightChars="0" w:firstLine="0" w:firstLineChars="0"/>
+              <w:ind w:left="0" w:right="0" w:firstLine="0" w:leftChars="0" w:rightChars="0" w:firstLineChars="0"/>
               <w:jc w:val="center"/>
               <w:textAlignment w:val="baseline"/>
               <w:rPr>
-                <w:rFonts w:hint="eastAsia" w:ascii="宋体" w:hAnsi="宋体" w:eastAsia="宋体" w:cs="宋体"/>
+                <w:rFonts w:ascii="宋体" w:eastAsia="宋体" w:hAnsi="宋体" w:cs="宋体" w:hint="eastAsia"/>
                 <w:sz w:val="21"/>
                 <w:szCs w:val="21"/>
                 <w:vertAlign w:val="baseline"/>
@@ -13171,7 +12997,7 @@
             </w:pPr>
             <w:r>
               <w:rPr>
-                <w:rFonts w:hint="eastAsia" w:ascii="宋体" w:hAnsi="宋体" w:eastAsia="宋体" w:cs="宋体"/>
+                <w:rFonts w:ascii="宋体" w:eastAsia="宋体" w:hAnsi="宋体" w:cs="宋体" w:hint="eastAsia"/>
                 <w:sz w:val="21"/>
                 <w:szCs w:val="21"/>
                 <w:vertAlign w:val="baseline"/>
@@ -13185,7 +13011,7 @@
     </w:tbl>
     <w:p>
       <w:pPr>
-        <w:pStyle w:val="28"/>
+        <w:pStyle w:val="1"/>
         <w:keepNext w:val="0"/>
         <w:keepLines w:val="0"/>
         <w:pageBreakBefore w:val="0"/>
@@ -13200,25 +13026,25 @@
         <w:snapToGrid w:val="0"/>
         <w:textAlignment w:val="baseline"/>
         <w:rPr>
-          <w:rStyle w:val="38"/>
-          <w:rFonts w:hint="default" w:eastAsia="宋体"/>
-          <w:lang w:val="en-US" w:eastAsia="zh-CN"/>
-        </w:rPr>
-      </w:pPr>
-      <w:bookmarkStart w:id="33" w:name="bookmark3"/>
-      <w:bookmarkEnd w:id="33"/>
-      <w:bookmarkStart w:id="34" w:name="_Toc17424"/>
-      <w:bookmarkStart w:id="35" w:name="_Toc8834"/>
-      <w:r>
-        <w:rPr>
-          <w:rStyle w:val="38"/>
-          <w:rFonts w:hint="eastAsia" w:eastAsia="宋体"/>
+          <w:rStyle w:val="1Char"/>
+          <w:rFonts w:eastAsia="宋体" w:hint="default"/>
+          <w:lang w:val="en-US" w:eastAsia="zh-CN"/>
+        </w:rPr>
+      </w:pPr>
+      <w:bookmarkStart w:id="34" w:name="bookmark3"/>
+      <w:bookmarkEnd w:id="34"/>
+      <w:bookmarkStart w:id="35" w:name="_Toc17424"/>
+      <w:bookmarkStart w:id="36" w:name="_Toc8834"/>
+      <w:r>
+        <w:rPr>
+          <w:rStyle w:val="1Char"/>
+          <w:rFonts w:eastAsia="宋体" w:hint="eastAsia"/>
           <w:lang w:val="en-US" w:eastAsia="zh-CN"/>
         </w:rPr>
         <w:t>附则</w:t>
       </w:r>
-      <w:bookmarkEnd w:id="34"/>
       <w:bookmarkEnd w:id="35"/>
+      <w:bookmarkEnd w:id="36"/>
     </w:p>
     <w:p>
       <w:pPr>
@@ -13240,39 +13066,22 @@
         <w:adjustRightInd w:val="0"/>
         <w:snapToGrid w:val="0"/>
         <w:spacing w:line="360" w:lineRule="auto"/>
-        <w:ind w:left="425" w:leftChars="0" w:hanging="425" w:firstLineChars="0"/>
+        <w:ind w:left="425" w:hanging="425" w:leftChars="0" w:firstLineChars="0"/>
         <w:textAlignment w:val="baseline"/>
         <w:rPr>
-          <w:rFonts w:ascii="宋体" w:hAnsi="宋体" w:eastAsia="宋体" w:cs="宋体"/>
+          <w:rFonts w:ascii="宋体" w:eastAsia="宋体" w:hAnsi="宋体" w:cs="宋体"/>
           <w:sz w:val="24"/>
           <w:szCs w:val="24"/>
         </w:rPr>
       </w:pPr>
       <w:r>
         <w:rPr>
-          <w:rFonts w:ascii="宋体" w:hAnsi="宋体" w:eastAsia="宋体" w:cs="宋体"/>
+          <w:rFonts w:ascii="宋体" w:eastAsia="宋体" w:hAnsi="宋体" w:cs="宋体"/>
           <w:spacing w:val="-1"/>
           <w:sz w:val="24"/>
           <w:szCs w:val="24"/>
         </w:rPr>
         <w:t>本制度最终解释权和修订权归人力部。</w:t>
-      </w:r>
-      <w:r>
-        <w:rPr>
-          <w:rFonts w:hint="eastAsia" w:ascii="宋体" w:hAnsi="宋体" w:eastAsia="宋体" w:cs="宋体"/>
-          <w:spacing w:val="-1"/>
-          <w:sz w:val="24"/>
-          <w:szCs w:val="24"/>
-          <w:lang w:val="en-US" w:eastAsia="zh-CN"/>
-        </w:rPr>
-      </w:r>
-      <w:r>
-        <w:rPr>
-          <w:rFonts w:ascii="宋体" w:hAnsi="宋体" w:eastAsia="宋体" w:cs="宋体"/>
-          <w:spacing w:val="-1"/>
-          <w:sz w:val="24"/>
-          <w:szCs w:val="24"/>
-        </w:rPr>
       </w:r>
     </w:p>
     <w:p>
@@ -13295,7 +13104,7 @@
         <w:adjustRightInd w:val="0"/>
         <w:snapToGrid w:val="0"/>
         <w:spacing w:line="360" w:lineRule="auto"/>
-        <w:ind w:left="425" w:leftChars="0" w:hanging="425" w:firstLineChars="0"/>
+        <w:ind w:left="425" w:hanging="425" w:leftChars="0" w:firstLineChars="0"/>
         <w:textAlignment w:val="baseline"/>
         <w:rPr>
           <w:rFonts w:hint="default"/>
@@ -13304,7 +13113,7 @@
       </w:pPr>
       <w:r>
         <w:rPr>
-          <w:rFonts w:ascii="宋体" w:hAnsi="宋体" w:eastAsia="宋体" w:cs="宋体"/>
+          <w:rFonts w:ascii="宋体" w:eastAsia="宋体" w:hAnsi="宋体" w:cs="宋体"/>
           <w:spacing w:val="-2"/>
           <w:sz w:val="24"/>
           <w:szCs w:val="24"/>
@@ -13314,7 +13123,7 @@
     </w:p>
     <w:p>
       <w:pPr>
-        <w:pStyle w:val="28"/>
+        <w:pStyle w:val="1"/>
         <w:keepNext w:val="0"/>
         <w:keepLines w:val="0"/>
         <w:pageBreakBefore w:val="0"/>
@@ -13333,9 +13142,9 @@
           <w:lang w:val="en-US" w:eastAsia="zh-CN"/>
         </w:rPr>
       </w:pPr>
-      <w:bookmarkStart w:id="36" w:name="bookmark14"/>
-      <w:bookmarkEnd w:id="36"/>
-      <w:bookmarkStart w:id="37" w:name="_Toc25567"/>
+      <w:bookmarkStart w:id="37" w:name="bookmark14"/>
+      <w:bookmarkEnd w:id="37"/>
+      <w:bookmarkStart w:id="38" w:name="_Toc25567"/>
       <w:r>
         <w:rPr>
           <w:rFonts w:hint="eastAsia"/>
@@ -13343,11 +13152,11 @@
         </w:rPr>
         <w:t>附件</w:t>
       </w:r>
-      <w:bookmarkEnd w:id="37"/>
+      <w:bookmarkEnd w:id="38"/>
     </w:p>
     <w:p>
       <w:pPr>
-        <w:pStyle w:val="29"/>
+        <w:pStyle w:val="a1"/>
         <w:keepNext w:val="0"/>
         <w:keepLines w:val="0"/>
         <w:pageBreakBefore w:val="0"/>
@@ -13364,7 +13173,7 @@
         <w:bidi w:val="0"/>
         <w:adjustRightInd w:val="0"/>
         <w:snapToGrid w:val="0"/>
-        <w:ind w:left="425" w:leftChars="0" w:hanging="425" w:firstLineChars="0"/>
+        <w:ind w:left="425" w:hanging="425" w:leftChars="0" w:firstLineChars="0"/>
         <w:textAlignment w:val="baseline"/>
         <w:rPr>
           <w:rFonts w:hint="default"/>
@@ -13381,7 +13190,7 @@
     </w:p>
     <w:p>
       <w:pPr>
-        <w:pStyle w:val="29"/>
+        <w:pStyle w:val="a1"/>
         <w:keepNext w:val="0"/>
         <w:keepLines w:val="0"/>
         <w:pageBreakBefore w:val="0"/>
@@ -13398,7 +13207,7 @@
         <w:bidi w:val="0"/>
         <w:adjustRightInd w:val="0"/>
         <w:snapToGrid w:val="0"/>
-        <w:ind w:left="425" w:leftChars="0" w:hanging="425" w:firstLineChars="0"/>
+        <w:ind w:left="425" w:hanging="425" w:leftChars="0" w:firstLineChars="0"/>
         <w:textAlignment w:val="baseline"/>
         <w:rPr>
           <w:rFonts w:hint="default"/>
@@ -13415,7 +13224,7 @@
     </w:p>
     <w:p>
       <w:pPr>
-        <w:pStyle w:val="29"/>
+        <w:pStyle w:val="a1"/>
         <w:keepNext w:val="0"/>
         <w:keepLines w:val="0"/>
         <w:pageBreakBefore w:val="0"/>
@@ -13432,7 +13241,7 @@
         <w:bidi w:val="0"/>
         <w:adjustRightInd w:val="0"/>
         <w:snapToGrid w:val="0"/>
-        <w:ind w:left="425" w:leftChars="0" w:hanging="425" w:firstLineChars="0"/>
+        <w:ind w:left="425" w:hanging="425" w:leftChars="0" w:firstLineChars="0"/>
         <w:textAlignment w:val="baseline"/>
         <w:rPr>
           <w:rFonts w:hint="default"/>
@@ -13449,7 +13258,7 @@
     </w:p>
     <w:p>
       <w:pPr>
-        <w:pStyle w:val="29"/>
+        <w:pStyle w:val="a1"/>
         <w:keepNext w:val="0"/>
         <w:keepLines w:val="0"/>
         <w:pageBreakBefore w:val="0"/>
@@ -13466,7 +13275,7 @@
         <w:bidi w:val="0"/>
         <w:adjustRightInd w:val="0"/>
         <w:snapToGrid w:val="0"/>
-        <w:ind w:left="425" w:leftChars="0" w:hanging="425" w:firstLineChars="0"/>
+        <w:ind w:left="425" w:hanging="425" w:leftChars="0" w:firstLineChars="0"/>
         <w:textAlignment w:val="baseline"/>
         <w:rPr>
           <w:rFonts w:hint="default"/>
@@ -13483,7 +13292,7 @@
     </w:p>
     <w:p>
       <w:pPr>
-        <w:pStyle w:val="29"/>
+        <w:pStyle w:val="a1"/>
         <w:keepNext w:val="0"/>
         <w:keepLines w:val="0"/>
         <w:pageBreakBefore w:val="0"/>
@@ -13500,7 +13309,7 @@
         <w:bidi w:val="0"/>
         <w:adjustRightInd w:val="0"/>
         <w:snapToGrid w:val="0"/>
-        <w:ind w:left="425" w:leftChars="0" w:hanging="425" w:firstLineChars="0"/>
+        <w:ind w:left="425" w:hanging="425" w:leftChars="0" w:firstLineChars="0"/>
         <w:textAlignment w:val="baseline"/>
         <w:rPr>
           <w:rFonts w:hint="default"/>
@@ -13517,7 +13326,7 @@
     </w:p>
     <w:p>
       <w:pPr>
-        <w:pStyle w:val="28"/>
+        <w:pStyle w:val="1"/>
         <w:keepNext w:val="0"/>
         <w:keepLines w:val="0"/>
         <w:pageBreakBefore w:val="0"/>
@@ -13536,7 +13345,7 @@
           <w:lang w:val="en-US" w:eastAsia="zh-CN"/>
         </w:rPr>
       </w:pPr>
-      <w:bookmarkStart w:id="38" w:name="_Toc29149"/>
+      <w:bookmarkStart w:id="39" w:name="_Toc29149"/>
       <w:r>
         <w:rPr>
           <w:rFonts w:hint="eastAsia"/>
@@ -13544,11 +13353,11 @@
         </w:rPr>
         <w:t>记录</w:t>
       </w:r>
-      <w:bookmarkEnd w:id="38"/>
+      <w:bookmarkEnd w:id="39"/>
     </w:p>
     <w:p>
       <w:pPr>
-        <w:pStyle w:val="29"/>
+        <w:pStyle w:val="a1"/>
         <w:keepNext w:val="0"/>
         <w:keepLines w:val="0"/>
         <w:pageBreakBefore w:val="0"/>
@@ -13576,108 +13385,52 @@
       </w:r>
     </w:p>
     <w:sectPr>
-      <w:headerReference r:id="rId5" w:type="default"/>
-      <w:footerReference w:type="default" r:id="rId11"/>
-      <w:headerReference w:type="first" r:id="rId12"/>
-      <w:footerReference w:type="first" r:id="rId13"/>
-      <w:headerReference w:type="even" r:id="rId14"/>
-      <w:footerReference w:type="even" r:id="rId15"/>
+      <w:headerReference w:type="even" r:id="rId6"/>
+      <w:headerReference w:type="default" r:id="rId7"/>
+      <w:footerReference w:type="even" r:id="rId8"/>
+      <w:footerReference w:type="default" r:id="rId9"/>
+      <w:headerReference w:type="first" r:id="rId10"/>
+      <w:footerReference w:type="first" r:id="rId11"/>
       <w:pgSz w:w="11906" w:h="16838"/>
       <w:pgMar w:top="1417" w:right="1800" w:bottom="1440" w:left="1800" w:header="1140" w:footer="992" w:gutter="0"/>
-      <w:cols w:space="425" w:num="1"/>
+      <w:cols w:num="1" w:space="425"/>
       <w:docGrid w:type="lines" w:linePitch="312" w:charSpace="0"/>
     </w:sectPr>
   </w:body>
 </w:document>
 </file>
 
-<file path=word/endnotes.xml><?xml version="1.0" encoding="utf-8"?>
-<w:endnotes xmlns:wpc="http://schemas.microsoft.com/office/word/2010/wordprocessingCanvas" xmlns:mc="http://schemas.openxmlformats.org/markup-compatibility/2006" xmlns:o="urn:schemas-microsoft-com:office:office" xmlns:r="http://schemas.openxmlformats.org/officeDocument/2006/relationships" xmlns:m="http://schemas.openxmlformats.org/officeDocument/2006/math" xmlns:v="urn:schemas-microsoft-com:vml" xmlns:wp14="http://schemas.microsoft.com/office/word/2010/wordprocessingDrawing" xmlns:wp="http://schemas.openxmlformats.org/drawingml/2006/wordprocessingDrawing" xmlns:w="http://schemas.openxmlformats.org/wordprocessingml/2006/main" xmlns:w14="http://schemas.microsoft.com/office/word/2010/wordml" xmlns:w15="http://schemas.microsoft.com/office/word/2012/wordml" xmlns:w10="urn:schemas-microsoft-com:office:word" xmlns:wpg="http://schemas.microsoft.com/office/word/2010/wordprocessingGroup" xmlns:wpi="http://schemas.microsoft.com/office/word/2010/wordprocessingInk" xmlns:wne="http://schemas.microsoft.com/office/word/2006/wordml" xmlns:wps="http://schemas.microsoft.com/office/word/2010/wordprocessingShape" xmlns:wpsCustomData="http://www.wps.cn/officeDocument/2013/wpsCustomData" mc:Ignorable="w14 w15 wp14">
-  <w:endnote w:type="separator" w:id="0">
-    <w:p>
-      <w:pPr>
-        <w:spacing w:line="240" w:lineRule="auto"/>
-      </w:pPr>
-      <w:r>
-        <w:separator/>
-      </w:r>
-    </w:p>
-  </w:endnote>
-  <w:endnote w:type="continuationSeparator" w:id="1">
-    <w:p>
-      <w:pPr>
-        <w:spacing w:line="240" w:lineRule="auto"/>
-      </w:pPr>
-      <w:r>
-        <w:continuationSeparator/>
-      </w:r>
-    </w:p>
-  </w:endnote>
-</w:endnotes>
-</file>
-
 <file path=word/footer1.xml><?xml version="1.0" encoding="utf-8"?>
-<w:ftr xmlns:m="http://schemas.openxmlformats.org/officeDocument/2006/math" xmlns:mc="http://schemas.openxmlformats.org/markup-compatibility/2006" xmlns:mo="http://schemas.microsoft.com/office/mac/office/2008/main" xmlns:mv="urn:schemas-microsoft-com:mac:vml" xmlns:o="urn:schemas-microsoft-com:office:office" xmlns:r="http://schemas.openxmlformats.org/officeDocument/2006/relationships" xmlns:v="urn:schemas-microsoft-com:vml" xmlns:w10="urn:schemas-microsoft-com:office:word" xmlns:w14="http://schemas.microsoft.com/office/word/2010/wordml" xmlns:w="http://schemas.openxmlformats.org/wordprocessingml/2006/main" xmlns:wne="http://schemas.microsoft.com/office/word/2006/wordml" xmlns:wp14="http://schemas.microsoft.com/office/word/2010/wordprocessingDrawing" xmlns:wp="http://schemas.openxmlformats.org/drawingml/2006/wordprocessingDrawing" xmlns:wpc="http://schemas.microsoft.com/office/word/2010/wordprocessingCanvas" xmlns:wpg="http://schemas.microsoft.com/office/word/2010/wordprocessingGroup" xmlns:wpi="http://schemas.microsoft.com/office/word/2010/wordprocessingInk" xmlns:wps="http://schemas.microsoft.com/office/word/2010/wordprocessingShape" mc:Ignorable="w14 wp14">
-  <w:p>
-    <w:pPr>
-      <w:pStyle w:val="Footer"/>
-    </w:pPr>
-  </w:p>
+<w:ftr xmlns:wpc="http://schemas.microsoft.com/office/word/2010/wordprocessingCanvas" xmlns:mc="http://schemas.openxmlformats.org/markup-compatibility/2006" xmlns:o="urn:schemas-microsoft-com:office:office" xmlns:r="http://schemas.openxmlformats.org/officeDocument/2006/relationships" xmlns:m="http://schemas.openxmlformats.org/officeDocument/2006/math" xmlns:v="urn:schemas-microsoft-com:vml" xmlns:wp14="http://schemas.microsoft.com/office/word/2010/wordprocessingDrawing" xmlns:wp="http://schemas.openxmlformats.org/drawingml/2006/wordprocessingDrawing" xmlns:w10="urn:schemas-microsoft-com:office:word" xmlns:w="http://schemas.openxmlformats.org/wordprocessingml/2006/main" xmlns:w14="http://schemas.microsoft.com/office/word/2010/wordml" xmlns:w15="http://schemas.microsoft.com/office/word/2012/wordml" xmlns:wne="http://schemas.microsoft.com/office/word/2006/wordml" xmlns:wpg="http://schemas.microsoft.com/office/word/2010/wordprocessingGroup" xmlns:wpi="http://schemas.microsoft.com/office/word/2010/wordprocessingInk" xmlns:wps="http://schemas.microsoft.com/office/word/2010/wordprocessingShape" mc:Ignorable="w14 w15 wp14">
+  <w:p/>
 </w:ftr>
 </file>
 
 <file path=word/footer2.xml><?xml version="1.0" encoding="utf-8"?>
-<w:ftr xmlns:m="http://schemas.openxmlformats.org/officeDocument/2006/math" xmlns:mc="http://schemas.openxmlformats.org/markup-compatibility/2006" xmlns:mo="http://schemas.microsoft.com/office/mac/office/2008/main" xmlns:mv="urn:schemas-microsoft-com:mac:vml" xmlns:o="urn:schemas-microsoft-com:office:office" xmlns:r="http://schemas.openxmlformats.org/officeDocument/2006/relationships" xmlns:v="urn:schemas-microsoft-com:vml" xmlns:w10="urn:schemas-microsoft-com:office:word" xmlns:w14="http://schemas.microsoft.com/office/word/2010/wordml" xmlns:w="http://schemas.openxmlformats.org/wordprocessingml/2006/main" xmlns:wne="http://schemas.microsoft.com/office/word/2006/wordml" xmlns:wp14="http://schemas.microsoft.com/office/word/2010/wordprocessingDrawing" xmlns:wp="http://schemas.openxmlformats.org/drawingml/2006/wordprocessingDrawing" xmlns:wpc="http://schemas.microsoft.com/office/word/2010/wordprocessingCanvas" xmlns:wpg="http://schemas.microsoft.com/office/word/2010/wordprocessingGroup" xmlns:wpi="http://schemas.microsoft.com/office/word/2010/wordprocessingInk" xmlns:wps="http://schemas.microsoft.com/office/word/2010/wordprocessingShape" mc:Ignorable="w14 wp14">
-  <w:p>
-    <w:pPr>
-      <w:pStyle w:val="Footer"/>
-    </w:pPr>
-  </w:p>
+<w:ftr xmlns:wpc="http://schemas.microsoft.com/office/word/2010/wordprocessingCanvas" xmlns:mc="http://schemas.openxmlformats.org/markup-compatibility/2006" xmlns:o="urn:schemas-microsoft-com:office:office" xmlns:r="http://schemas.openxmlformats.org/officeDocument/2006/relationships" xmlns:m="http://schemas.openxmlformats.org/officeDocument/2006/math" xmlns:v="urn:schemas-microsoft-com:vml" xmlns:wp14="http://schemas.microsoft.com/office/word/2010/wordprocessingDrawing" xmlns:wp="http://schemas.openxmlformats.org/drawingml/2006/wordprocessingDrawing" xmlns:w10="urn:schemas-microsoft-com:office:word" xmlns:w="http://schemas.openxmlformats.org/wordprocessingml/2006/main" xmlns:w14="http://schemas.microsoft.com/office/word/2010/wordml" xmlns:w15="http://schemas.microsoft.com/office/word/2012/wordml" xmlns:wne="http://schemas.microsoft.com/office/word/2006/wordml" xmlns:wpg="http://schemas.microsoft.com/office/word/2010/wordprocessingGroup" xmlns:wpi="http://schemas.microsoft.com/office/word/2010/wordprocessingInk" xmlns:wps="http://schemas.microsoft.com/office/word/2010/wordprocessingShape" mc:Ignorable="w14 w15 wp14">
+  <w:p/>
 </w:ftr>
 </file>
 
 <file path=word/footer3.xml><?xml version="1.0" encoding="utf-8"?>
-<w:ftr xmlns:m="http://schemas.openxmlformats.org/officeDocument/2006/math" xmlns:mc="http://schemas.openxmlformats.org/markup-compatibility/2006" xmlns:mo="http://schemas.microsoft.com/office/mac/office/2008/main" xmlns:mv="urn:schemas-microsoft-com:mac:vml" xmlns:o="urn:schemas-microsoft-com:office:office" xmlns:r="http://schemas.openxmlformats.org/officeDocument/2006/relationships" xmlns:v="urn:schemas-microsoft-com:vml" xmlns:w10="urn:schemas-microsoft-com:office:word" xmlns:w14="http://schemas.microsoft.com/office/word/2010/wordml" xmlns:w="http://schemas.openxmlformats.org/wordprocessingml/2006/main" xmlns:wne="http://schemas.microsoft.com/office/word/2006/wordml" xmlns:wp14="http://schemas.microsoft.com/office/word/2010/wordprocessingDrawing" xmlns:wp="http://schemas.openxmlformats.org/drawingml/2006/wordprocessingDrawing" xmlns:wpc="http://schemas.microsoft.com/office/word/2010/wordprocessingCanvas" xmlns:wpg="http://schemas.microsoft.com/office/word/2010/wordprocessingGroup" xmlns:wpi="http://schemas.microsoft.com/office/word/2010/wordprocessingInk" xmlns:wps="http://schemas.microsoft.com/office/word/2010/wordprocessingShape" mc:Ignorable="w14 wp14">
-  <w:p>
-    <w:pPr>
-      <w:pStyle w:val="Footer"/>
-    </w:pPr>
-  </w:p>
+<w:ftr xmlns:wpc="http://schemas.microsoft.com/office/word/2010/wordprocessingCanvas" xmlns:mc="http://schemas.openxmlformats.org/markup-compatibility/2006" xmlns:o="urn:schemas-microsoft-com:office:office" xmlns:r="http://schemas.openxmlformats.org/officeDocument/2006/relationships" xmlns:m="http://schemas.openxmlformats.org/officeDocument/2006/math" xmlns:v="urn:schemas-microsoft-com:vml" xmlns:wp14="http://schemas.microsoft.com/office/word/2010/wordprocessingDrawing" xmlns:wp="http://schemas.openxmlformats.org/drawingml/2006/wordprocessingDrawing" xmlns:w10="urn:schemas-microsoft-com:office:word" xmlns:w="http://schemas.openxmlformats.org/wordprocessingml/2006/main" xmlns:w14="http://schemas.microsoft.com/office/word/2010/wordml" xmlns:w15="http://schemas.microsoft.com/office/word/2012/wordml" xmlns:wne="http://schemas.microsoft.com/office/word/2006/wordml" xmlns:wpg="http://schemas.microsoft.com/office/word/2010/wordprocessingGroup" xmlns:wpi="http://schemas.microsoft.com/office/word/2010/wordprocessingInk" xmlns:wps="http://schemas.microsoft.com/office/word/2010/wordprocessingShape" mc:Ignorable="w14 w15 wp14">
+  <w:p/>
 </w:ftr>
 </file>
 
-<file path=word/footnotes.xml><?xml version="1.0" encoding="utf-8"?>
-<w:footnotes xmlns:wpc="http://schemas.microsoft.com/office/word/2010/wordprocessingCanvas" xmlns:mc="http://schemas.openxmlformats.org/markup-compatibility/2006" xmlns:o="urn:schemas-microsoft-com:office:office" xmlns:r="http://schemas.openxmlformats.org/officeDocument/2006/relationships" xmlns:m="http://schemas.openxmlformats.org/officeDocument/2006/math" xmlns:v="urn:schemas-microsoft-com:vml" xmlns:wp14="http://schemas.microsoft.com/office/word/2010/wordprocessingDrawing" xmlns:wp="http://schemas.openxmlformats.org/drawingml/2006/wordprocessingDrawing" xmlns:w="http://schemas.openxmlformats.org/wordprocessingml/2006/main" xmlns:w14="http://schemas.microsoft.com/office/word/2010/wordml" xmlns:w15="http://schemas.microsoft.com/office/word/2012/wordml" xmlns:w10="urn:schemas-microsoft-com:office:word" xmlns:wpg="http://schemas.microsoft.com/office/word/2010/wordprocessingGroup" xmlns:wpi="http://schemas.microsoft.com/office/word/2010/wordprocessingInk" xmlns:wne="http://schemas.microsoft.com/office/word/2006/wordml" xmlns:wps="http://schemas.microsoft.com/office/word/2010/wordprocessingShape" xmlns:wpsCustomData="http://www.wps.cn/officeDocument/2013/wpsCustomData" mc:Ignorable="w14 w15 wp14">
-  <w:footnote w:type="separator" w:id="0">
-    <w:p>
-      <w:pPr>
-        <w:spacing w:line="360" w:lineRule="auto"/>
-      </w:pPr>
-      <w:r>
-        <w:separator/>
-      </w:r>
-    </w:p>
-  </w:footnote>
-  <w:footnote w:type="continuationSeparator" w:id="1">
-    <w:p>
-      <w:pPr>
-        <w:spacing w:line="360" w:lineRule="auto"/>
-      </w:pPr>
-      <w:r>
-        <w:continuationSeparator/>
-      </w:r>
-    </w:p>
-  </w:footnote>
-</w:footnotes>
+<file path=word/header1.xml><?xml version="1.0" encoding="utf-8"?>
+<w:hdr xmlns:wpc="http://schemas.microsoft.com/office/word/2010/wordprocessingCanvas" xmlns:mc="http://schemas.openxmlformats.org/markup-compatibility/2006" xmlns:o="urn:schemas-microsoft-com:office:office" xmlns:r="http://schemas.openxmlformats.org/officeDocument/2006/relationships" xmlns:m="http://schemas.openxmlformats.org/officeDocument/2006/math" xmlns:v="urn:schemas-microsoft-com:vml" xmlns:wp14="http://schemas.microsoft.com/office/word/2010/wordprocessingDrawing" xmlns:wp="http://schemas.openxmlformats.org/drawingml/2006/wordprocessingDrawing" xmlns:w10="urn:schemas-microsoft-com:office:word" xmlns:w="http://schemas.openxmlformats.org/wordprocessingml/2006/main" xmlns:w14="http://schemas.microsoft.com/office/word/2010/wordml" xmlns:w15="http://schemas.microsoft.com/office/word/2012/wordml" xmlns:wne="http://schemas.microsoft.com/office/word/2006/wordml" xmlns:wpg="http://schemas.microsoft.com/office/word/2010/wordprocessingGroup" xmlns:wpi="http://schemas.microsoft.com/office/word/2010/wordprocessingInk" xmlns:wps="http://schemas.microsoft.com/office/word/2010/wordprocessingShape" mc:Ignorable="w14 w15 wp14">
+  <w:p/>
+</w:hdr>
 </file>
 
-<file path=word/header1.xml><?xml version="1.0" encoding="utf-8"?>
-<w:hdr xmlns:wpc="http://schemas.microsoft.com/office/word/2010/wordprocessingCanvas" xmlns:mc="http://schemas.openxmlformats.org/markup-compatibility/2006" xmlns:o="urn:schemas-microsoft-com:office:office" xmlns:r="http://schemas.openxmlformats.org/officeDocument/2006/relationships" xmlns:m="http://schemas.openxmlformats.org/officeDocument/2006/math" xmlns:v="urn:schemas-microsoft-com:vml" xmlns:wp14="http://schemas.microsoft.com/office/word/2010/wordprocessingDrawing" xmlns:wp="http://schemas.openxmlformats.org/drawingml/2006/wordprocessingDrawing" xmlns:w10="urn:schemas-microsoft-com:office:word" xmlns:w="http://schemas.openxmlformats.org/wordprocessingml/2006/main" xmlns:w14="http://schemas.microsoft.com/office/word/2010/wordml" xmlns:w15="http://schemas.microsoft.com/office/word/2012/wordml" xmlns:wpg="http://schemas.microsoft.com/office/word/2010/wordprocessingGroup" xmlns:wpi="http://schemas.microsoft.com/office/word/2010/wordprocessingInk" xmlns:wne="http://schemas.microsoft.com/office/word/2006/wordml" xmlns:wps="http://schemas.microsoft.com/office/word/2010/wordprocessingShape" xmlns:wpsCustomData="http://www.wps.cn/officeDocument/2013/wpsCustomData" mc:Ignorable="w14 w15 wp14">
+<file path=word/header2.xml><?xml version="1.0" encoding="utf-8"?>
+<w:hdr xmlns:wpc="http://schemas.microsoft.com/office/word/2010/wordprocessingCanvas" xmlns:mc="http://schemas.openxmlformats.org/markup-compatibility/2006" xmlns:o="urn:schemas-microsoft-com:office:office" xmlns:r="http://schemas.openxmlformats.org/officeDocument/2006/relationships" xmlns:m="http://schemas.openxmlformats.org/officeDocument/2006/math" xmlns:v="urn:schemas-microsoft-com:vml" xmlns:wp14="http://schemas.microsoft.com/office/word/2010/wordprocessingDrawing" xmlns:wp="http://schemas.openxmlformats.org/drawingml/2006/wordprocessingDrawing" xmlns:w10="urn:schemas-microsoft-com:office:word" xmlns:w="http://schemas.openxmlformats.org/wordprocessingml/2006/main" xmlns:w14="http://schemas.microsoft.com/office/word/2010/wordml" xmlns:w15="http://schemas.microsoft.com/office/word/2012/wordml" xmlns:wne="http://schemas.microsoft.com/office/word/2006/wordml" xmlns:wpg="http://schemas.microsoft.com/office/word/2010/wordprocessingGroup" xmlns:wpi="http://schemas.microsoft.com/office/word/2010/wordprocessingInk" xmlns:wps="http://schemas.microsoft.com/office/word/2010/wordprocessingShape" mc:Ignorable="w14 w15 wp14">
   <w:p>
     <w:pPr>
-      <w:pStyle w:val="15"/>
+      <w:pStyle w:val="Header"/>
       <w:pBdr>
-        <w:bottom w:val="single" w:color="auto" w:sz="4" w:space="1"/>
+        <w:bottom w:val="single" w:sz="4" w:space="1" w:color="auto"/>
       </w:pBdr>
       <w:tabs>
         <w:tab w:val="left" w:pos="335"/>
@@ -13685,65 +13438,39 @@
       </w:tabs>
       <w:jc w:val="right"/>
       <w:rPr>
-        <w:rFonts w:hint="eastAsia" w:eastAsiaTheme="minorEastAsia"/>
+        <w:rFonts w:eastAsiaTheme="minorEastAsia" w:hint="eastAsia"/>
         <w:lang w:eastAsia="zh-CN"/>
       </w:rPr>
     </w:pPr>
     <w:r>
       <w:rPr>
-        <w:rFonts w:hint="eastAsia" w:eastAsiaTheme="minorEastAsia"/>
+        <w:rFonts w:eastAsiaTheme="minorEastAsia" w:hint="eastAsia"/>
         <w:lang w:val="en-US" w:eastAsia="zh-CN"/>
       </w:rPr>
       <w:tab/>
       <w:tab/>
       <w:t>重庆市鹧鸪哨信息技术有限责任公司</w:t>
     </w:r>
-    <w:r>
-      <w:rPr>
-        <w:rFonts w:hint="eastAsia" w:eastAsiaTheme="minorEastAsia"/>
-        <w:lang w:val="en-US" w:eastAsia="zh-CN"/>
-      </w:rPr>
-    </w:r>
-    <w:r>
-      <w:rPr>
-        <w:rFonts w:hint="eastAsia" w:eastAsiaTheme="minorEastAsia"/>
-        <w:lang w:val="en-US" w:eastAsia="zh-CN"/>
-      </w:rPr>
-    </w:r>
-  </w:p>
-</w:hdr>
-</file>
-
-<file path=word/header2.xml><?xml version="1.0" encoding="utf-8"?>
-<w:hdr xmlns:m="http://schemas.openxmlformats.org/officeDocument/2006/math" xmlns:mc="http://schemas.openxmlformats.org/markup-compatibility/2006" xmlns:mo="http://schemas.microsoft.com/office/mac/office/2008/main" xmlns:mv="urn:schemas-microsoft-com:mac:vml" xmlns:o="urn:schemas-microsoft-com:office:office" xmlns:r="http://schemas.openxmlformats.org/officeDocument/2006/relationships" xmlns:v="urn:schemas-microsoft-com:vml" xmlns:w10="urn:schemas-microsoft-com:office:word" xmlns:w14="http://schemas.microsoft.com/office/word/2010/wordml" xmlns:w="http://schemas.openxmlformats.org/wordprocessingml/2006/main" xmlns:wne="http://schemas.microsoft.com/office/word/2006/wordml" xmlns:wp14="http://schemas.microsoft.com/office/word/2010/wordprocessingDrawing" xmlns:wp="http://schemas.openxmlformats.org/drawingml/2006/wordprocessingDrawing" xmlns:wpc="http://schemas.microsoft.com/office/word/2010/wordprocessingCanvas" xmlns:wpg="http://schemas.microsoft.com/office/word/2010/wordprocessingGroup" xmlns:wpi="http://schemas.microsoft.com/office/word/2010/wordprocessingInk" xmlns:wps="http://schemas.microsoft.com/office/word/2010/wordprocessingShape" mc:Ignorable="w14 wp14">
-  <w:p>
-    <w:pPr>
-      <w:pStyle w:val="Header"/>
-    </w:pPr>
   </w:p>
 </w:hdr>
 </file>
 
 <file path=word/header3.xml><?xml version="1.0" encoding="utf-8"?>
-<w:hdr xmlns:m="http://schemas.openxmlformats.org/officeDocument/2006/math" xmlns:mc="http://schemas.openxmlformats.org/markup-compatibility/2006" xmlns:mo="http://schemas.microsoft.com/office/mac/office/2008/main" xmlns:mv="urn:schemas-microsoft-com:mac:vml" xmlns:o="urn:schemas-microsoft-com:office:office" xmlns:r="http://schemas.openxmlformats.org/officeDocument/2006/relationships" xmlns:v="urn:schemas-microsoft-com:vml" xmlns:w10="urn:schemas-microsoft-com:office:word" xmlns:w14="http://schemas.microsoft.com/office/word/2010/wordml" xmlns:w="http://schemas.openxmlformats.org/wordprocessingml/2006/main" xmlns:wne="http://schemas.microsoft.com/office/word/2006/wordml" xmlns:wp14="http://schemas.microsoft.com/office/word/2010/wordprocessingDrawing" xmlns:wp="http://schemas.openxmlformats.org/drawingml/2006/wordprocessingDrawing" xmlns:wpc="http://schemas.microsoft.com/office/word/2010/wordprocessingCanvas" xmlns:wpg="http://schemas.microsoft.com/office/word/2010/wordprocessingGroup" xmlns:wpi="http://schemas.microsoft.com/office/word/2010/wordprocessingInk" xmlns:wps="http://schemas.microsoft.com/office/word/2010/wordprocessingShape" mc:Ignorable="w14 wp14">
-  <w:p>
-    <w:pPr>
-      <w:pStyle w:val="Header"/>
-    </w:pPr>
-  </w:p>
+<w:hdr xmlns:wpc="http://schemas.microsoft.com/office/word/2010/wordprocessingCanvas" xmlns:mc="http://schemas.openxmlformats.org/markup-compatibility/2006" xmlns:o="urn:schemas-microsoft-com:office:office" xmlns:r="http://schemas.openxmlformats.org/officeDocument/2006/relationships" xmlns:m="http://schemas.openxmlformats.org/officeDocument/2006/math" xmlns:v="urn:schemas-microsoft-com:vml" xmlns:wp14="http://schemas.microsoft.com/office/word/2010/wordprocessingDrawing" xmlns:wp="http://schemas.openxmlformats.org/drawingml/2006/wordprocessingDrawing" xmlns:w10="urn:schemas-microsoft-com:office:word" xmlns:w="http://schemas.openxmlformats.org/wordprocessingml/2006/main" xmlns:w14="http://schemas.microsoft.com/office/word/2010/wordml" xmlns:w15="http://schemas.microsoft.com/office/word/2012/wordml" xmlns:wne="http://schemas.microsoft.com/office/word/2006/wordml" xmlns:wpg="http://schemas.microsoft.com/office/word/2010/wordprocessingGroup" xmlns:wpi="http://schemas.microsoft.com/office/word/2010/wordprocessingInk" xmlns:wps="http://schemas.microsoft.com/office/word/2010/wordprocessingShape" mc:Ignorable="w14 w15 wp14">
+  <w:p/>
 </w:hdr>
 </file>
 
 <file path=word/numbering.xml><?xml version="1.0" encoding="utf-8"?>
-<w:numbering xmlns:wpc="http://schemas.microsoft.com/office/word/2010/wordprocessingCanvas" xmlns:mc="http://schemas.openxmlformats.org/markup-compatibility/2006" xmlns:o="urn:schemas-microsoft-com:office:office" xmlns:r="http://schemas.openxmlformats.org/officeDocument/2006/relationships" xmlns:m="http://schemas.openxmlformats.org/officeDocument/2006/math" xmlns:v="urn:schemas-microsoft-com:vml" xmlns:wp14="http://schemas.microsoft.com/office/word/2010/wordprocessingDrawing" xmlns:wp="http://schemas.openxmlformats.org/drawingml/2006/wordprocessingDrawing" xmlns:w10="urn:schemas-microsoft-com:office:word" xmlns:w="http://schemas.openxmlformats.org/wordprocessingml/2006/main" xmlns:w14="http://schemas.microsoft.com/office/word/2010/wordml" xmlns:wpg="http://schemas.microsoft.com/office/word/2010/wordprocessingGroup" xmlns:wpi="http://schemas.microsoft.com/office/word/2010/wordprocessingInk" xmlns:wne="http://schemas.microsoft.com/office/word/2006/wordml" xmlns:wps="http://schemas.microsoft.com/office/word/2010/wordprocessingShape" xmlns:wpsCustomData="http://www.wps.cn/officeDocument/2013/wpsCustomData" mc:Ignorable="w14 wp14">
+<w:numbering xmlns:wpc="http://schemas.microsoft.com/office/word/2010/wordprocessingCanvas" xmlns:mc="http://schemas.openxmlformats.org/markup-compatibility/2006" xmlns:o="urn:schemas-microsoft-com:office:office" xmlns:r="http://schemas.openxmlformats.org/officeDocument/2006/relationships" xmlns:m="http://schemas.openxmlformats.org/officeDocument/2006/math" xmlns:v="urn:schemas-microsoft-com:vml" xmlns:wp14="http://schemas.microsoft.com/office/word/2010/wordprocessingDrawing" xmlns:wp="http://schemas.openxmlformats.org/drawingml/2006/wordprocessingDrawing" xmlns:w10="urn:schemas-microsoft-com:office:word" xmlns:w="http://schemas.openxmlformats.org/wordprocessingml/2006/main" xmlns:w14="http://schemas.microsoft.com/office/word/2010/wordml" xmlns:w15="http://schemas.microsoft.com/office/word/2012/wordml" xmlns:wne="http://schemas.microsoft.com/office/word/2006/wordml" xmlns:wpg="http://schemas.microsoft.com/office/word/2010/wordprocessingGroup" xmlns:wpi="http://schemas.microsoft.com/office/word/2010/wordprocessingInk" xmlns:wps="http://schemas.microsoft.com/office/word/2010/wordprocessingShape" mc:Ignorable="w14 w15 wp14">
   <w:abstractNum w:abstractNumId="0">
     <w:nsid w:val="8E964DCE"/>
     <w:multiLevelType w:val="multilevel"/>
     <w:tmpl w:val="8E964DCE"/>
-    <w:lvl w:ilvl="0" w:tentative="0">
+    <w:lvl w:ilvl="0">
       <w:start w:val="1"/>
       <w:numFmt w:val="decimal"/>
-      <w:pStyle w:val="2"/>
+      <w:pStyle w:val="Heading1"/>
       <w:lvlText w:val="%1."/>
       <w:lvlJc w:val="left"/>
       <w:pPr>
@@ -13753,10 +13480,10 @@
         <w:rFonts w:hint="default"/>
       </w:rPr>
     </w:lvl>
-    <w:lvl w:ilvl="1" w:tentative="0">
+    <w:lvl w:ilvl="1">
       <w:start w:val="1"/>
       <w:numFmt w:val="decimal"/>
-      <w:pStyle w:val="3"/>
+      <w:pStyle w:val="Heading2"/>
       <w:lvlText w:val="%1.%2."/>
       <w:lvlJc w:val="left"/>
       <w:pPr>
@@ -13766,10 +13493,10 @@
         <w:rFonts w:hint="default"/>
       </w:rPr>
     </w:lvl>
-    <w:lvl w:ilvl="2" w:tentative="0">
+    <w:lvl w:ilvl="2">
       <w:start w:val="1"/>
       <w:numFmt w:val="decimal"/>
-      <w:pStyle w:val="4"/>
+      <w:pStyle w:val="Heading3"/>
       <w:lvlText w:val="%1.%2.%3."/>
       <w:lvlJc w:val="left"/>
       <w:pPr>
@@ -13779,10 +13506,10 @@
         <w:rFonts w:hint="default"/>
       </w:rPr>
     </w:lvl>
-    <w:lvl w:ilvl="3" w:tentative="0">
+    <w:lvl w:ilvl="3">
       <w:start w:val="1"/>
       <w:numFmt w:val="decimal"/>
-      <w:pStyle w:val="5"/>
+      <w:pStyle w:val="Heading4"/>
       <w:lvlText w:val="%1.%2.%3.%4."/>
       <w:lvlJc w:val="left"/>
       <w:pPr>
@@ -13792,10 +13519,10 @@
         <w:rFonts w:hint="default"/>
       </w:rPr>
     </w:lvl>
-    <w:lvl w:ilvl="4" w:tentative="0">
+    <w:lvl w:ilvl="4">
       <w:start w:val="1"/>
       <w:numFmt w:val="decimal"/>
-      <w:pStyle w:val="6"/>
+      <w:pStyle w:val="Heading5"/>
       <w:lvlText w:val="%1.%2.%3.%4.%5."/>
       <w:lvlJc w:val="left"/>
       <w:pPr>
@@ -13805,10 +13532,10 @@
         <w:rFonts w:hint="default"/>
       </w:rPr>
     </w:lvl>
-    <w:lvl w:ilvl="5" w:tentative="0">
+    <w:lvl w:ilvl="5">
       <w:start w:val="1"/>
       <w:numFmt w:val="decimal"/>
-      <w:pStyle w:val="7"/>
+      <w:pStyle w:val="Heading6"/>
       <w:lvlText w:val="%1.%2.%3.%4.%5.%6."/>
       <w:lvlJc w:val="left"/>
       <w:pPr>
@@ -13818,10 +13545,10 @@
         <w:rFonts w:hint="default"/>
       </w:rPr>
     </w:lvl>
-    <w:lvl w:ilvl="6" w:tentative="0">
+    <w:lvl w:ilvl="6">
       <w:start w:val="1"/>
       <w:numFmt w:val="decimal"/>
-      <w:pStyle w:val="8"/>
+      <w:pStyle w:val="Heading7"/>
       <w:lvlText w:val="%1.%2.%3.%4.%5.%6.%7."/>
       <w:lvlJc w:val="left"/>
       <w:pPr>
@@ -13831,10 +13558,10 @@
         <w:rFonts w:hint="default"/>
       </w:rPr>
     </w:lvl>
-    <w:lvl w:ilvl="7" w:tentative="0">
+    <w:lvl w:ilvl="7">
       <w:start w:val="1"/>
       <w:numFmt w:val="decimal"/>
-      <w:pStyle w:val="9"/>
+      <w:pStyle w:val="Heading8"/>
       <w:lvlText w:val="%1.%2.%3.%4.%5.%6.%7.%8."/>
       <w:lvlJc w:val="left"/>
       <w:pPr>
@@ -13844,10 +13571,10 @@
         <w:rFonts w:hint="default"/>
       </w:rPr>
     </w:lvl>
-    <w:lvl w:ilvl="8" w:tentative="0">
+    <w:lvl w:ilvl="8">
       <w:start w:val="1"/>
       <w:numFmt w:val="decimal"/>
-      <w:pStyle w:val="10"/>
+      <w:pStyle w:val="Heading9"/>
       <w:lvlText w:val="%1.%2.%3.%4.%5.%6.%7.%8.%9."/>
       <w:lvlJc w:val="left"/>
       <w:pPr>
@@ -13862,7 +13589,7 @@
     <w:nsid w:val="8F7A93DD"/>
     <w:multiLevelType w:val="singleLevel"/>
     <w:tmpl w:val="8F7A93DD"/>
-    <w:lvl w:ilvl="0" w:tentative="0">
+    <w:lvl w:ilvl="0">
       <w:start w:val="1"/>
       <w:numFmt w:val="decimal"/>
       <w:lvlText w:val="%1."/>
@@ -13879,7 +13606,7 @@
     <w:nsid w:val="A5B4FF1B"/>
     <w:multiLevelType w:val="singleLevel"/>
     <w:tmpl w:val="A5B4FF1B"/>
-    <w:lvl w:ilvl="0" w:tentative="0">
+    <w:lvl w:ilvl="0">
       <w:start w:val="1"/>
       <w:numFmt w:val="upperLetter"/>
       <w:lvlText w:val="%1."/>
@@ -13895,7 +13622,7 @@
     <w:nsid w:val="B2BA9395"/>
     <w:multiLevelType w:val="singleLevel"/>
     <w:tmpl w:val="B2BA9395"/>
-    <w:lvl w:ilvl="0" w:tentative="0">
+    <w:lvl w:ilvl="0">
       <w:start w:val="1"/>
       <w:numFmt w:val="decimal"/>
       <w:lvlText w:val="%1."/>
@@ -13912,7 +13639,7 @@
     <w:nsid w:val="BE8583C4"/>
     <w:multiLevelType w:val="singleLevel"/>
     <w:tmpl w:val="BE8583C4"/>
-    <w:lvl w:ilvl="0" w:tentative="0">
+    <w:lvl w:ilvl="0">
       <w:start w:val="1"/>
       <w:numFmt w:val="decimal"/>
       <w:lvlText w:val="%1."/>
@@ -13929,7 +13656,7 @@
     <w:nsid w:val="DD856000"/>
     <w:multiLevelType w:val="singleLevel"/>
     <w:tmpl w:val="DD856000"/>
-    <w:lvl w:ilvl="0" w:tentative="0">
+    <w:lvl w:ilvl="0">
       <w:start w:val="1"/>
       <w:numFmt w:val="decimal"/>
       <w:lvlText w:val="(%1)"/>
@@ -13946,7 +13673,7 @@
     <w:nsid w:val="E3FBE269"/>
     <w:multiLevelType w:val="singleLevel"/>
     <w:tmpl w:val="E3FBE269"/>
-    <w:lvl w:ilvl="0" w:tentative="0">
+    <w:lvl w:ilvl="0">
       <w:start w:val="1"/>
       <w:numFmt w:val="decimal"/>
       <w:lvlText w:val="%1."/>
@@ -13963,7 +13690,7 @@
     <w:nsid w:val="F9539CF3"/>
     <w:multiLevelType w:val="singleLevel"/>
     <w:tmpl w:val="F9539CF3"/>
-    <w:lvl w:ilvl="0" w:tentative="0">
+    <w:lvl w:ilvl="0">
       <w:start w:val="1"/>
       <w:numFmt w:val="decimal"/>
       <w:lvlText w:val="%1."/>
@@ -13980,7 +13707,7 @@
     <w:nsid w:val="359BDD2D"/>
     <w:multiLevelType w:val="singleLevel"/>
     <w:tmpl w:val="359BDD2D"/>
-    <w:lvl w:ilvl="0" w:tentative="0">
+    <w:lvl w:ilvl="0">
       <w:start w:val="1"/>
       <w:numFmt w:val="decimal"/>
       <w:lvlText w:val="%1."/>
@@ -13997,7 +13724,7 @@
     <w:nsid w:val="58776009"/>
     <w:multiLevelType w:val="singleLevel"/>
     <w:tmpl w:val="58776009"/>
-    <w:lvl w:ilvl="0" w:tentative="0">
+    <w:lvl w:ilvl="0">
       <w:start w:val="1"/>
       <w:numFmt w:val="decimal"/>
       <w:lvlText w:val="(%1)"/>
@@ -14014,7 +13741,7 @@
     <w:nsid w:val="5CE1A4D3"/>
     <w:multiLevelType w:val="singleLevel"/>
     <w:tmpl w:val="5CE1A4D3"/>
-    <w:lvl w:ilvl="0" w:tentative="0">
+    <w:lvl w:ilvl="0">
       <w:start w:val="1"/>
       <w:numFmt w:val="decimal"/>
       <w:lvlText w:val="%1."/>
@@ -14031,7 +13758,7 @@
     <w:nsid w:val="6503864A"/>
     <w:multiLevelType w:val="singleLevel"/>
     <w:tmpl w:val="6503864A"/>
-    <w:lvl w:ilvl="0" w:tentative="0">
+    <w:lvl w:ilvl="0">
       <w:start w:val="1"/>
       <w:numFmt w:val="decimal"/>
       <w:lvlText w:val="%1."/>
@@ -14048,7 +13775,7 @@
     <w:nsid w:val="77964885"/>
     <w:multiLevelType w:val="singleLevel"/>
     <w:tmpl w:val="77964885"/>
-    <w:lvl w:ilvl="0" w:tentative="0">
+    <w:lvl w:ilvl="0">
       <w:start w:val="1"/>
       <w:numFmt w:val="decimal"/>
       <w:lvlText w:val="(%1)"/>
@@ -14104,270 +13831,268 @@
 </file>
 
 <file path=word/styles.xml><?xml version="1.0" encoding="utf-8"?>
-<w:styles xmlns:mc="http://schemas.openxmlformats.org/markup-compatibility/2006" xmlns:o="urn:schemas-microsoft-com:office:office" xmlns:r="http://schemas.openxmlformats.org/officeDocument/2006/relationships" xmlns:m="http://schemas.openxmlformats.org/officeDocument/2006/math" xmlns:v="urn:schemas-microsoft-com:vml" xmlns:w="http://schemas.openxmlformats.org/wordprocessingml/2006/main" xmlns:w14="http://schemas.microsoft.com/office/word/2010/wordml" xmlns:w10="urn:schemas-microsoft-com:office:word" xmlns:sl="http://schemas.openxmlformats.org/schemaLibrary/2006/main" xmlns:wpsCustomData="http://www.wps.cn/officeDocument/2013/wpsCustomData" mc:Ignorable="w14">
+<w:styles xmlns:mc="http://schemas.openxmlformats.org/markup-compatibility/2006" xmlns:r="http://schemas.openxmlformats.org/officeDocument/2006/relationships" xmlns:w="http://schemas.openxmlformats.org/wordprocessingml/2006/main" xmlns:w14="http://schemas.microsoft.com/office/word/2010/wordml" xmlns:w15="http://schemas.microsoft.com/office/word/2012/wordml" mc:Ignorable="w14 w15">
   <w:docDefaults>
     <w:rPrDefault>
       <w:rPr>
-        <w:rFonts w:ascii="Times New Roman" w:hAnsi="Times New Roman" w:eastAsia="宋体" w:cs="Times New Roman"/>
+        <w:rFonts w:ascii="Times New Roman" w:eastAsia="宋体" w:hAnsi="Times New Roman" w:cs="Times New Roman"/>
       </w:rPr>
     </w:rPrDefault>
     <w:pPrDefault/>
   </w:docDefaults>
-  <w:latentStyles w:count="260" w:defQFormat="0" w:defUnhideWhenUsed="1" w:defSemiHidden="1" w:defUIPriority="99" w:defLockedState="0">
-    <w:lsdException w:qFormat="1" w:unhideWhenUsed="0" w:uiPriority="0" w:semiHidden="0" w:name="Normal"/>
-    <w:lsdException w:qFormat="1" w:unhideWhenUsed="0" w:uiPriority="0" w:semiHidden="0" w:name="heading 1"/>
-    <w:lsdException w:qFormat="1" w:uiPriority="0" w:semiHidden="0" w:name="heading 2"/>
-    <w:lsdException w:qFormat="1" w:uiPriority="0" w:name="heading 3"/>
-    <w:lsdException w:qFormat="1" w:uiPriority="0" w:semiHidden="0" w:name="heading 4"/>
-    <w:lsdException w:qFormat="1" w:uiPriority="0" w:name="heading 5"/>
-    <w:lsdException w:qFormat="1" w:uiPriority="0" w:name="heading 6"/>
-    <w:lsdException w:qFormat="1" w:uiPriority="0" w:name="heading 7"/>
-    <w:lsdException w:qFormat="1" w:uiPriority="0" w:name="heading 8"/>
-    <w:lsdException w:qFormat="1" w:uiPriority="0" w:name="heading 9"/>
-    <w:lsdException w:unhideWhenUsed="0" w:uiPriority="0" w:semiHidden="0" w:name="index 1"/>
-    <w:lsdException w:unhideWhenUsed="0" w:uiPriority="0" w:semiHidden="0" w:name="index 2"/>
-    <w:lsdException w:unhideWhenUsed="0" w:uiPriority="0" w:semiHidden="0" w:name="index 3"/>
-    <w:lsdException w:unhideWhenUsed="0" w:uiPriority="0" w:semiHidden="0" w:name="index 4"/>
-    <w:lsdException w:unhideWhenUsed="0" w:uiPriority="0" w:semiHidden="0" w:name="index 5"/>
-    <w:lsdException w:unhideWhenUsed="0" w:uiPriority="0" w:semiHidden="0" w:name="index 6"/>
-    <w:lsdException w:unhideWhenUsed="0" w:uiPriority="0" w:semiHidden="0" w:name="index 7"/>
-    <w:lsdException w:unhideWhenUsed="0" w:uiPriority="0" w:semiHidden="0" w:name="index 8"/>
-    <w:lsdException w:unhideWhenUsed="0" w:uiPriority="0" w:semiHidden="0" w:name="index 9"/>
-    <w:lsdException w:qFormat="1" w:unhideWhenUsed="0" w:uiPriority="0" w:semiHidden="0" w:name="toc 1"/>
-    <w:lsdException w:qFormat="1" w:unhideWhenUsed="0" w:uiPriority="0" w:semiHidden="0" w:name="toc 2"/>
-    <w:lsdException w:qFormat="1" w:unhideWhenUsed="0" w:uiPriority="0" w:semiHidden="0" w:name="toc 3"/>
-    <w:lsdException w:unhideWhenUsed="0" w:uiPriority="0" w:semiHidden="0" w:name="toc 4"/>
-    <w:lsdException w:unhideWhenUsed="0" w:uiPriority="0" w:semiHidden="0" w:name="toc 5"/>
-    <w:lsdException w:unhideWhenUsed="0" w:uiPriority="0" w:semiHidden="0" w:name="toc 6"/>
-    <w:lsdException w:unhideWhenUsed="0" w:uiPriority="0" w:semiHidden="0" w:name="toc 7"/>
-    <w:lsdException w:unhideWhenUsed="0" w:uiPriority="0" w:semiHidden="0" w:name="toc 8"/>
-    <w:lsdException w:unhideWhenUsed="0" w:uiPriority="0" w:semiHidden="0" w:name="toc 9"/>
-    <w:lsdException w:unhideWhenUsed="0" w:uiPriority="0" w:semiHidden="0" w:name="Normal Indent"/>
-    <w:lsdException w:unhideWhenUsed="0" w:uiPriority="0" w:semiHidden="0" w:name="footnote text"/>
-    <w:lsdException w:qFormat="1" w:unhideWhenUsed="0" w:uiPriority="0" w:semiHidden="0" w:name="annotation text"/>
-    <w:lsdException w:qFormat="1" w:unhideWhenUsed="0" w:uiPriority="0" w:semiHidden="0" w:name="header"/>
-    <w:lsdException w:qFormat="1" w:unhideWhenUsed="0" w:uiPriority="0" w:semiHidden="0" w:name="footer"/>
-    <w:lsdException w:unhideWhenUsed="0" w:uiPriority="0" w:semiHidden="0" w:name="index heading"/>
-    <w:lsdException w:qFormat="1" w:uiPriority="0" w:name="caption"/>
-    <w:lsdException w:unhideWhenUsed="0" w:uiPriority="0" w:semiHidden="0" w:name="table of figures"/>
-    <w:lsdException w:unhideWhenUsed="0" w:uiPriority="0" w:semiHidden="0" w:name="envelope address"/>
-    <w:lsdException w:unhideWhenUsed="0" w:uiPriority="0" w:semiHidden="0" w:name="envelope return"/>
-    <w:lsdException w:unhideWhenUsed="0" w:uiPriority="0" w:semiHidden="0" w:name="footnote reference"/>
-    <w:lsdException w:unhideWhenUsed="0" w:uiPriority="0" w:semiHidden="0" w:name="annotation reference"/>
-    <w:lsdException w:unhideWhenUsed="0" w:uiPriority="0" w:semiHidden="0" w:name="line number"/>
-    <w:lsdException w:unhideWhenUsed="0" w:uiPriority="0" w:semiHidden="0" w:name="page number"/>
-    <w:lsdException w:unhideWhenUsed="0" w:uiPriority="0" w:semiHidden="0" w:name="endnote reference"/>
-    <w:lsdException w:unhideWhenUsed="0" w:uiPriority="0" w:semiHidden="0" w:name="endnote text"/>
-    <w:lsdException w:unhideWhenUsed="0" w:uiPriority="0" w:semiHidden="0" w:name="table of authorities"/>
-    <w:lsdException w:unhideWhenUsed="0" w:uiPriority="0" w:semiHidden="0" w:name="macro"/>
-    <w:lsdException w:unhideWhenUsed="0" w:uiPriority="0" w:semiHidden="0" w:name="toa heading"/>
-    <w:lsdException w:unhideWhenUsed="0" w:uiPriority="0" w:semiHidden="0" w:name="List"/>
-    <w:lsdException w:unhideWhenUsed="0" w:uiPriority="0" w:semiHidden="0" w:name="List Bullet"/>
-    <w:lsdException w:unhideWhenUsed="0" w:uiPriority="0" w:semiHidden="0" w:name="List Number"/>
-    <w:lsdException w:unhideWhenUsed="0" w:uiPriority="0" w:semiHidden="0" w:name="List 2"/>
-    <w:lsdException w:unhideWhenUsed="0" w:uiPriority="0" w:semiHidden="0" w:name="List 3"/>
-    <w:lsdException w:unhideWhenUsed="0" w:uiPriority="0" w:semiHidden="0" w:name="List 4"/>
-    <w:lsdException w:unhideWhenUsed="0" w:uiPriority="0" w:semiHidden="0" w:name="List 5"/>
-    <w:lsdException w:unhideWhenUsed="0" w:uiPriority="0" w:semiHidden="0" w:name="List Bullet 2"/>
-    <w:lsdException w:unhideWhenUsed="0" w:uiPriority="0" w:semiHidden="0" w:name="List Bullet 3"/>
-    <w:lsdException w:unhideWhenUsed="0" w:uiPriority="0" w:semiHidden="0" w:name="List Bullet 4"/>
-    <w:lsdException w:unhideWhenUsed="0" w:uiPriority="0" w:semiHidden="0" w:name="List Bullet 5"/>
-    <w:lsdException w:unhideWhenUsed="0" w:uiPriority="0" w:semiHidden="0" w:name="List Number 2"/>
-    <w:lsdException w:unhideWhenUsed="0" w:uiPriority="0" w:semiHidden="0" w:name="List Number 3"/>
-    <w:lsdException w:unhideWhenUsed="0" w:uiPriority="0" w:semiHidden="0" w:name="List Number 4"/>
-    <w:lsdException w:unhideWhenUsed="0" w:uiPriority="0" w:semiHidden="0" w:name="List Number 5"/>
-    <w:lsdException w:qFormat="1" w:unhideWhenUsed="0" w:uiPriority="0" w:semiHidden="0" w:name="Title"/>
-    <w:lsdException w:unhideWhenUsed="0" w:uiPriority="0" w:semiHidden="0" w:name="Closing"/>
-    <w:lsdException w:unhideWhenUsed="0" w:uiPriority="0" w:semiHidden="0" w:name="Signature"/>
-    <w:lsdException w:qFormat="1" w:unhideWhenUsed="0" w:uiPriority="0" w:name="Default Paragraph Font"/>
-    <w:lsdException w:qFormat="1" w:unhideWhenUsed="0" w:uiPriority="0" w:name="Body Text"/>
-    <w:lsdException w:unhideWhenUsed="0" w:uiPriority="0" w:semiHidden="0" w:name="Body Text Indent"/>
-    <w:lsdException w:unhideWhenUsed="0" w:uiPriority="0" w:semiHidden="0" w:name="List Continue"/>
-    <w:lsdException w:unhideWhenUsed="0" w:uiPriority="0" w:semiHidden="0" w:name="List Continue 2"/>
-    <w:lsdException w:unhideWhenUsed="0" w:uiPriority="0" w:semiHidden="0" w:name="List Continue 3"/>
-    <w:lsdException w:unhideWhenUsed="0" w:uiPriority="0" w:semiHidden="0" w:name="List Continue 4"/>
-    <w:lsdException w:unhideWhenUsed="0" w:uiPriority="0" w:semiHidden="0" w:name="List Continue 5"/>
-    <w:lsdException w:unhideWhenUsed="0" w:uiPriority="0" w:semiHidden="0" w:name="Message Header"/>
-    <w:lsdException w:qFormat="1" w:unhideWhenUsed="0" w:uiPriority="0" w:semiHidden="0" w:name="Subtitle"/>
-    <w:lsdException w:unhideWhenUsed="0" w:uiPriority="0" w:semiHidden="0" w:name="Salutation"/>
-    <w:lsdException w:unhideWhenUsed="0" w:uiPriority="0" w:semiHidden="0" w:name="Date"/>
-    <w:lsdException w:unhideWhenUsed="0" w:uiPriority="0" w:semiHidden="0" w:name="Body Text First Indent"/>
-    <w:lsdException w:unhideWhenUsed="0" w:uiPriority="0" w:semiHidden="0" w:name="Body Text First Indent 2"/>
-    <w:lsdException w:uiPriority="99" w:name="Note Heading"/>
-    <w:lsdException w:unhideWhenUsed="0" w:uiPriority="0" w:semiHidden="0" w:name="Body Text 2"/>
-    <w:lsdException w:unhideWhenUsed="0" w:uiPriority="0" w:semiHidden="0" w:name="Body Text 3"/>
-    <w:lsdException w:unhideWhenUsed="0" w:uiPriority="0" w:semiHidden="0" w:name="Body Text Indent 2"/>
-    <w:lsdException w:unhideWhenUsed="0" w:uiPriority="0" w:semiHidden="0" w:name="Body Text Indent 3"/>
-    <w:lsdException w:unhideWhenUsed="0" w:uiPriority="0" w:semiHidden="0" w:name="Block Text"/>
-    <w:lsdException w:unhideWhenUsed="0" w:uiPriority="0" w:semiHidden="0" w:name="Hyperlink"/>
-    <w:lsdException w:unhideWhenUsed="0" w:uiPriority="0" w:semiHidden="0" w:name="FollowedHyperlink"/>
-    <w:lsdException w:qFormat="1" w:unhideWhenUsed="0" w:uiPriority="0" w:semiHidden="0" w:name="Strong"/>
-    <w:lsdException w:qFormat="1" w:unhideWhenUsed="0" w:uiPriority="0" w:semiHidden="0" w:name="Emphasis"/>
-    <w:lsdException w:unhideWhenUsed="0" w:uiPriority="0" w:semiHidden="0" w:name="Document Map"/>
-    <w:lsdException w:unhideWhenUsed="0" w:uiPriority="0" w:semiHidden="0" w:name="Plain Text"/>
-    <w:lsdException w:unhideWhenUsed="0" w:uiPriority="0" w:semiHidden="0" w:name="E-mail Signature"/>
-    <w:lsdException w:qFormat="1" w:unhideWhenUsed="0" w:uiPriority="0" w:semiHidden="0" w:name="Normal (Web)"/>
-    <w:lsdException w:unhideWhenUsed="0" w:uiPriority="0" w:semiHidden="0" w:name="HTML Acronym"/>
-    <w:lsdException w:unhideWhenUsed="0" w:uiPriority="0" w:semiHidden="0" w:name="HTML Address"/>
-    <w:lsdException w:unhideWhenUsed="0" w:uiPriority="0" w:semiHidden="0" w:name="HTML Cite"/>
-    <w:lsdException w:unhideWhenUsed="0" w:uiPriority="0" w:semiHidden="0" w:name="HTML Code"/>
-    <w:lsdException w:unhideWhenUsed="0" w:uiPriority="0" w:semiHidden="0" w:name="HTML Definition"/>
-    <w:lsdException w:unhideWhenUsed="0" w:uiPriority="0" w:semiHidden="0" w:name="HTML Keyboard"/>
-    <w:lsdException w:unhideWhenUsed="0" w:uiPriority="0" w:semiHidden="0" w:name="HTML Preformatted"/>
-    <w:lsdException w:unhideWhenUsed="0" w:uiPriority="0" w:semiHidden="0" w:name="HTML Sample"/>
-    <w:lsdException w:unhideWhenUsed="0" w:uiPriority="0" w:semiHidden="0" w:name="HTML Typewriter"/>
-    <w:lsdException w:unhideWhenUsed="0" w:uiPriority="0" w:semiHidden="0" w:name="HTML Variable"/>
-    <w:lsdException w:qFormat="1" w:unhideWhenUsed="0" w:uiPriority="0" w:name="Normal Table"/>
-    <w:lsdException w:unhideWhenUsed="0" w:uiPriority="0" w:semiHidden="0" w:name="annotation subject"/>
-    <w:lsdException w:unhideWhenUsed="0" w:uiPriority="0" w:semiHidden="0" w:name="Table Simple 1"/>
-    <w:lsdException w:unhideWhenUsed="0" w:uiPriority="0" w:semiHidden="0" w:name="Table Simple 2"/>
-    <w:lsdException w:unhideWhenUsed="0" w:uiPriority="0" w:semiHidden="0" w:name="Table Simple 3"/>
-    <w:lsdException w:unhideWhenUsed="0" w:uiPriority="0" w:semiHidden="0" w:name="Table Classic 1"/>
-    <w:lsdException w:unhideWhenUsed="0" w:uiPriority="0" w:semiHidden="0" w:name="Table Classic 2"/>
-    <w:lsdException w:unhideWhenUsed="0" w:uiPriority="0" w:semiHidden="0" w:name="Table Classic 3"/>
-    <w:lsdException w:unhideWhenUsed="0" w:uiPriority="0" w:semiHidden="0" w:name="Table Classic 4"/>
-    <w:lsdException w:unhideWhenUsed="0" w:uiPriority="0" w:semiHidden="0" w:name="Table Colorful 1"/>
-    <w:lsdException w:unhideWhenUsed="0" w:uiPriority="0" w:semiHidden="0" w:name="Table Colorful 2"/>
-    <w:lsdException w:unhideWhenUsed="0" w:uiPriority="0" w:semiHidden="0" w:name="Table Colorful 3"/>
-    <w:lsdException w:unhideWhenUsed="0" w:uiPriority="0" w:semiHidden="0" w:name="Table Columns 1"/>
-    <w:lsdException w:unhideWhenUsed="0" w:uiPriority="0" w:semiHidden="0" w:name="Table Columns 2"/>
-    <w:lsdException w:unhideWhenUsed="0" w:uiPriority="0" w:semiHidden="0" w:name="Table Columns 3"/>
-    <w:lsdException w:unhideWhenUsed="0" w:uiPriority="0" w:semiHidden="0" w:name="Table Columns 4"/>
-    <w:lsdException w:unhideWhenUsed="0" w:uiPriority="0" w:semiHidden="0" w:name="Table Columns 5"/>
-    <w:lsdException w:unhideWhenUsed="0" w:uiPriority="0" w:semiHidden="0" w:name="Table Grid 1"/>
-    <w:lsdException w:unhideWhenUsed="0" w:uiPriority="0" w:semiHidden="0" w:name="Table Grid 2"/>
-    <w:lsdException w:unhideWhenUsed="0" w:uiPriority="0" w:semiHidden="0" w:name="Table Grid 3"/>
-    <w:lsdException w:unhideWhenUsed="0" w:uiPriority="0" w:semiHidden="0" w:name="Table Grid 4"/>
-    <w:lsdException w:unhideWhenUsed="0" w:uiPriority="0" w:semiHidden="0" w:name="Table Grid 5"/>
-    <w:lsdException w:unhideWhenUsed="0" w:uiPriority="0" w:semiHidden="0" w:name="Table Grid 6"/>
-    <w:lsdException w:unhideWhenUsed="0" w:uiPriority="0" w:semiHidden="0" w:name="Table Grid 7"/>
-    <w:lsdException w:unhideWhenUsed="0" w:uiPriority="0" w:semiHidden="0" w:name="Table Grid 8"/>
-    <w:lsdException w:unhideWhenUsed="0" w:uiPriority="0" w:semiHidden="0" w:name="Table List 1"/>
-    <w:lsdException w:unhideWhenUsed="0" w:uiPriority="0" w:semiHidden="0" w:name="Table List 2"/>
-    <w:lsdException w:unhideWhenUsed="0" w:uiPriority="0" w:semiHidden="0" w:name="Table List 3"/>
-    <w:lsdException w:unhideWhenUsed="0" w:uiPriority="0" w:semiHidden="0" w:name="Table List 4"/>
-    <w:lsdException w:unhideWhenUsed="0" w:uiPriority="0" w:semiHidden="0" w:name="Table List 5"/>
-    <w:lsdException w:unhideWhenUsed="0" w:uiPriority="0" w:semiHidden="0" w:name="Table List 6"/>
-    <w:lsdException w:unhideWhenUsed="0" w:uiPriority="0" w:semiHidden="0" w:name="Table List 7"/>
-    <w:lsdException w:unhideWhenUsed="0" w:uiPriority="0" w:semiHidden="0" w:name="Table List 8"/>
-    <w:lsdException w:unhideWhenUsed="0" w:uiPriority="0" w:semiHidden="0" w:name="Table 3D effects 1"/>
-    <w:lsdException w:unhideWhenUsed="0" w:uiPriority="0" w:semiHidden="0" w:name="Table 3D effects 2"/>
-    <w:lsdException w:unhideWhenUsed="0" w:uiPriority="0" w:semiHidden="0" w:name="Table 3D effects 3"/>
-    <w:lsdException w:unhideWhenUsed="0" w:uiPriority="0" w:semiHidden="0" w:name="Table Contemporary"/>
-    <w:lsdException w:unhideWhenUsed="0" w:uiPriority="0" w:semiHidden="0" w:name="Table Elegant"/>
-    <w:lsdException w:unhideWhenUsed="0" w:uiPriority="0" w:semiHidden="0" w:name="Table Professional"/>
-    <w:lsdException w:unhideWhenUsed="0" w:uiPriority="0" w:semiHidden="0" w:name="Table Subtle 1"/>
-    <w:lsdException w:unhideWhenUsed="0" w:uiPriority="0" w:semiHidden="0" w:name="Table Subtle 2"/>
-    <w:lsdException w:unhideWhenUsed="0" w:uiPriority="0" w:semiHidden="0" w:name="Table Web 1"/>
-    <w:lsdException w:unhideWhenUsed="0" w:uiPriority="0" w:semiHidden="0" w:name="Table Web 2"/>
-    <w:lsdException w:unhideWhenUsed="0" w:uiPriority="0" w:semiHidden="0" w:name="Table Web 3"/>
-    <w:lsdException w:unhideWhenUsed="0" w:uiPriority="0" w:semiHidden="0" w:name="Balloon Text"/>
-    <w:lsdException w:qFormat="1" w:unhideWhenUsed="0" w:uiPriority="0" w:semiHidden="0" w:name="Table Grid"/>
-    <w:lsdException w:unhideWhenUsed="0" w:uiPriority="0" w:semiHidden="0" w:name="Table Theme"/>
-    <w:lsdException w:unhideWhenUsed="0" w:uiPriority="60" w:semiHidden="0" w:name="Light Shading"/>
-    <w:lsdException w:unhideWhenUsed="0" w:uiPriority="61" w:semiHidden="0" w:name="Light List"/>
-    <w:lsdException w:unhideWhenUsed="0" w:uiPriority="62" w:semiHidden="0" w:name="Light Grid"/>
-    <w:lsdException w:unhideWhenUsed="0" w:uiPriority="63" w:semiHidden="0" w:name="Medium Shading 1"/>
-    <w:lsdException w:unhideWhenUsed="0" w:uiPriority="64" w:semiHidden="0" w:name="Medium Shading 2"/>
-    <w:lsdException w:unhideWhenUsed="0" w:uiPriority="65" w:semiHidden="0" w:name="Medium List 1"/>
-    <w:lsdException w:unhideWhenUsed="0" w:uiPriority="66" w:semiHidden="0" w:name="Medium List 2"/>
-    <w:lsdException w:unhideWhenUsed="0" w:uiPriority="67" w:semiHidden="0" w:name="Medium Grid 1"/>
-    <w:lsdException w:unhideWhenUsed="0" w:uiPriority="68" w:semiHidden="0" w:name="Medium Grid 2"/>
-    <w:lsdException w:unhideWhenUsed="0" w:uiPriority="69" w:semiHidden="0" w:name="Medium Grid 3"/>
-    <w:lsdException w:unhideWhenUsed="0" w:uiPriority="70" w:semiHidden="0" w:name="Dark List"/>
-    <w:lsdException w:unhideWhenUsed="0" w:uiPriority="71" w:semiHidden="0" w:name="Colorful Shading"/>
-    <w:lsdException w:unhideWhenUsed="0" w:uiPriority="72" w:semiHidden="0" w:name="Colorful List"/>
-    <w:lsdException w:unhideWhenUsed="0" w:uiPriority="73" w:semiHidden="0" w:name="Colorful Grid"/>
-    <w:lsdException w:unhideWhenUsed="0" w:uiPriority="60" w:semiHidden="0" w:name="Light Shading Accent 1"/>
-    <w:lsdException w:unhideWhenUsed="0" w:uiPriority="61" w:semiHidden="0" w:name="Light List Accent 1"/>
-    <w:lsdException w:unhideWhenUsed="0" w:uiPriority="62" w:semiHidden="0" w:name="Light Grid Accent 1"/>
-    <w:lsdException w:unhideWhenUsed="0" w:uiPriority="63" w:semiHidden="0" w:name="Medium Shading 1 Accent 1"/>
-    <w:lsdException w:unhideWhenUsed="0" w:uiPriority="64" w:semiHidden="0" w:name="Medium Shading 2 Accent 1"/>
-    <w:lsdException w:unhideWhenUsed="0" w:uiPriority="65" w:semiHidden="0" w:name="Medium List 1 Accent 1"/>
-    <w:lsdException w:qFormat="1" w:unhideWhenUsed="0" w:uiPriority="99" w:semiHidden="0" w:name="List Paragraph"/>
-    <w:lsdException w:unhideWhenUsed="0" w:uiPriority="66" w:semiHidden="0" w:name="Medium List 2 Accent 1"/>
-    <w:lsdException w:unhideWhenUsed="0" w:uiPriority="67" w:semiHidden="0" w:name="Medium Grid 1 Accent 1"/>
-    <w:lsdException w:unhideWhenUsed="0" w:uiPriority="68" w:semiHidden="0" w:name="Medium Grid 2 Accent 1"/>
-    <w:lsdException w:unhideWhenUsed="0" w:uiPriority="69" w:semiHidden="0" w:name="Medium Grid 3 Accent 1"/>
-    <w:lsdException w:unhideWhenUsed="0" w:uiPriority="70" w:semiHidden="0" w:name="Dark List Accent 1"/>
-    <w:lsdException w:unhideWhenUsed="0" w:uiPriority="71" w:semiHidden="0" w:name="Colorful Shading Accent 1"/>
-    <w:lsdException w:unhideWhenUsed="0" w:uiPriority="72" w:semiHidden="0" w:name="Colorful List Accent 1"/>
-    <w:lsdException w:unhideWhenUsed="0" w:uiPriority="73" w:semiHidden="0" w:name="Colorful Grid Accent 1"/>
-    <w:lsdException w:unhideWhenUsed="0" w:uiPriority="60" w:semiHidden="0" w:name="Light Shading Accent 2"/>
-    <w:lsdException w:unhideWhenUsed="0" w:uiPriority="61" w:semiHidden="0" w:name="Light List Accent 2"/>
-    <w:lsdException w:unhideWhenUsed="0" w:uiPriority="62" w:semiHidden="0" w:name="Light Grid Accent 2"/>
-    <w:lsdException w:unhideWhenUsed="0" w:uiPriority="63" w:semiHidden="0" w:name="Medium Shading 1 Accent 2"/>
-    <w:lsdException w:unhideWhenUsed="0" w:uiPriority="64" w:semiHidden="0" w:name="Medium Shading 2 Accent 2"/>
-    <w:lsdException w:unhideWhenUsed="0" w:uiPriority="65" w:semiHidden="0" w:name="Medium List 1 Accent 2"/>
-    <w:lsdException w:unhideWhenUsed="0" w:uiPriority="66" w:semiHidden="0" w:name="Medium List 2 Accent 2"/>
-    <w:lsdException w:unhideWhenUsed="0" w:uiPriority="67" w:semiHidden="0" w:name="Medium Grid 1 Accent 2"/>
-    <w:lsdException w:unhideWhenUsed="0" w:uiPriority="68" w:semiHidden="0" w:name="Medium Grid 2 Accent 2"/>
-    <w:lsdException w:unhideWhenUsed="0" w:uiPriority="69" w:semiHidden="0" w:name="Medium Grid 3 Accent 2"/>
-    <w:lsdException w:unhideWhenUsed="0" w:uiPriority="70" w:semiHidden="0" w:name="Dark List Accent 2"/>
-    <w:lsdException w:unhideWhenUsed="0" w:uiPriority="71" w:semiHidden="0" w:name="Colorful Shading Accent 2"/>
-    <w:lsdException w:unhideWhenUsed="0" w:uiPriority="72" w:semiHidden="0" w:name="Colorful List Accent 2"/>
-    <w:lsdException w:unhideWhenUsed="0" w:uiPriority="73" w:semiHidden="0" w:name="Colorful Grid Accent 2"/>
-    <w:lsdException w:unhideWhenUsed="0" w:uiPriority="60" w:semiHidden="0" w:name="Light Shading Accent 3"/>
-    <w:lsdException w:unhideWhenUsed="0" w:uiPriority="61" w:semiHidden="0" w:name="Light List Accent 3"/>
-    <w:lsdException w:unhideWhenUsed="0" w:uiPriority="62" w:semiHidden="0" w:name="Light Grid Accent 3"/>
-    <w:lsdException w:unhideWhenUsed="0" w:uiPriority="63" w:semiHidden="0" w:name="Medium Shading 1 Accent 3"/>
-    <w:lsdException w:unhideWhenUsed="0" w:uiPriority="64" w:semiHidden="0" w:name="Medium Shading 2 Accent 3"/>
-    <w:lsdException w:unhideWhenUsed="0" w:uiPriority="65" w:semiHidden="0" w:name="Medium List 1 Accent 3"/>
-    <w:lsdException w:unhideWhenUsed="0" w:uiPriority="66" w:semiHidden="0" w:name="Medium List 2 Accent 3"/>
-    <w:lsdException w:unhideWhenUsed="0" w:uiPriority="67" w:semiHidden="0" w:name="Medium Grid 1 Accent 3"/>
-    <w:lsdException w:unhideWhenUsed="0" w:uiPriority="68" w:semiHidden="0" w:name="Medium Grid 2 Accent 3"/>
-    <w:lsdException w:unhideWhenUsed="0" w:uiPriority="69" w:semiHidden="0" w:name="Medium Grid 3 Accent 3"/>
-    <w:lsdException w:unhideWhenUsed="0" w:uiPriority="70" w:semiHidden="0" w:name="Dark List Accent 3"/>
-    <w:lsdException w:unhideWhenUsed="0" w:uiPriority="71" w:semiHidden="0" w:name="Colorful Shading Accent 3"/>
-    <w:lsdException w:unhideWhenUsed="0" w:uiPriority="72" w:semiHidden="0" w:name="Colorful List Accent 3"/>
-    <w:lsdException w:unhideWhenUsed="0" w:uiPriority="73" w:semiHidden="0" w:name="Colorful Grid Accent 3"/>
-    <w:lsdException w:unhideWhenUsed="0" w:uiPriority="60" w:semiHidden="0" w:name="Light Shading Accent 4"/>
-    <w:lsdException w:unhideWhenUsed="0" w:uiPriority="61" w:semiHidden="0" w:name="Light List Accent 4"/>
-    <w:lsdException w:unhideWhenUsed="0" w:uiPriority="62" w:semiHidden="0" w:name="Light Grid Accent 4"/>
-    <w:lsdException w:unhideWhenUsed="0" w:uiPriority="63" w:semiHidden="0" w:name="Medium Shading 1 Accent 4"/>
-    <w:lsdException w:unhideWhenUsed="0" w:uiPriority="64" w:semiHidden="0" w:name="Medium Shading 2 Accent 4"/>
-    <w:lsdException w:unhideWhenUsed="0" w:uiPriority="65" w:semiHidden="0" w:name="Medium List 1 Accent 4"/>
-    <w:lsdException w:unhideWhenUsed="0" w:uiPriority="66" w:semiHidden="0" w:name="Medium List 2 Accent 4"/>
-    <w:lsdException w:unhideWhenUsed="0" w:uiPriority="67" w:semiHidden="0" w:name="Medium Grid 1 Accent 4"/>
-    <w:lsdException w:unhideWhenUsed="0" w:uiPriority="68" w:semiHidden="0" w:name="Medium Grid 2 Accent 4"/>
-    <w:lsdException w:unhideWhenUsed="0" w:uiPriority="69" w:semiHidden="0" w:name="Medium Grid 3 Accent 4"/>
-    <w:lsdException w:unhideWhenUsed="0" w:uiPriority="70" w:semiHidden="0" w:name="Dark List Accent 4"/>
-    <w:lsdException w:unhideWhenUsed="0" w:uiPriority="71" w:semiHidden="0" w:name="Colorful Shading Accent 4"/>
-    <w:lsdException w:unhideWhenUsed="0" w:uiPriority="72" w:semiHidden="0" w:name="Colorful List Accent 4"/>
-    <w:lsdException w:unhideWhenUsed="0" w:uiPriority="73" w:semiHidden="0" w:name="Colorful Grid Accent 4"/>
-    <w:lsdException w:unhideWhenUsed="0" w:uiPriority="60" w:semiHidden="0" w:name="Light Shading Accent 5"/>
-    <w:lsdException w:unhideWhenUsed="0" w:uiPriority="61" w:semiHidden="0" w:name="Light List Accent 5"/>
-    <w:lsdException w:unhideWhenUsed="0" w:uiPriority="62" w:semiHidden="0" w:name="Light Grid Accent 5"/>
-    <w:lsdException w:unhideWhenUsed="0" w:uiPriority="63" w:semiHidden="0" w:name="Medium Shading 1 Accent 5"/>
-    <w:lsdException w:unhideWhenUsed="0" w:uiPriority="64" w:semiHidden="0" w:name="Medium Shading 2 Accent 5"/>
-    <w:lsdException w:unhideWhenUsed="0" w:uiPriority="65" w:semiHidden="0" w:name="Medium List 1 Accent 5"/>
-    <w:lsdException w:unhideWhenUsed="0" w:uiPriority="66" w:semiHidden="0" w:name="Medium List 2 Accent 5"/>
-    <w:lsdException w:unhideWhenUsed="0" w:uiPriority="67" w:semiHidden="0" w:name="Medium Grid 1 Accent 5"/>
-    <w:lsdException w:unhideWhenUsed="0" w:uiPriority="68" w:semiHidden="0" w:name="Medium Grid 2 Accent 5"/>
-    <w:lsdException w:unhideWhenUsed="0" w:uiPriority="69" w:semiHidden="0" w:name="Medium Grid 3 Accent 5"/>
-    <w:lsdException w:unhideWhenUsed="0" w:uiPriority="70" w:semiHidden="0" w:name="Dark List Accent 5"/>
-    <w:lsdException w:unhideWhenUsed="0" w:uiPriority="71" w:semiHidden="0" w:name="Colorful Shading Accent 5"/>
-    <w:lsdException w:unhideWhenUsed="0" w:uiPriority="72" w:semiHidden="0" w:name="Colorful List Accent 5"/>
-    <w:lsdException w:unhideWhenUsed="0" w:uiPriority="73" w:semiHidden="0" w:name="Colorful Grid Accent 5"/>
-    <w:lsdException w:unhideWhenUsed="0" w:uiPriority="60" w:semiHidden="0" w:name="Light Shading Accent 6"/>
-    <w:lsdException w:unhideWhenUsed="0" w:uiPriority="61" w:semiHidden="0" w:name="Light List Accent 6"/>
-    <w:lsdException w:unhideWhenUsed="0" w:uiPriority="62" w:semiHidden="0" w:name="Light Grid Accent 6"/>
-    <w:lsdException w:unhideWhenUsed="0" w:uiPriority="63" w:semiHidden="0" w:name="Medium Shading 1 Accent 6"/>
-    <w:lsdException w:unhideWhenUsed="0" w:uiPriority="64" w:semiHidden="0" w:name="Medium Shading 2 Accent 6"/>
-    <w:lsdException w:unhideWhenUsed="0" w:uiPriority="65" w:semiHidden="0" w:name="Medium List 1 Accent 6"/>
-    <w:lsdException w:unhideWhenUsed="0" w:uiPriority="66" w:semiHidden="0" w:name="Medium List 2 Accent 6"/>
-    <w:lsdException w:unhideWhenUsed="0" w:uiPriority="67" w:semiHidden="0" w:name="Medium Grid 1 Accent 6"/>
-    <w:lsdException w:unhideWhenUsed="0" w:uiPriority="68" w:semiHidden="0" w:name="Medium Grid 2 Accent 6"/>
-    <w:lsdException w:unhideWhenUsed="0" w:uiPriority="69" w:semiHidden="0" w:name="Medium Grid 3 Accent 6"/>
-    <w:lsdException w:unhideWhenUsed="0" w:uiPriority="70" w:semiHidden="0" w:name="Dark List Accent 6"/>
-    <w:lsdException w:unhideWhenUsed="0" w:uiPriority="71" w:semiHidden="0" w:name="Colorful Shading Accent 6"/>
-    <w:lsdException w:unhideWhenUsed="0" w:uiPriority="72" w:semiHidden="0" w:name="Colorful List Accent 6"/>
-    <w:lsdException w:unhideWhenUsed="0" w:uiPriority="73" w:semiHidden="0" w:name="Colorful Grid Accent 6"/>
+  <w:latentStyles w:defLockedState="0" w:defUIPriority="99" w:defSemiHidden="1" w:defUnhideWhenUsed="1" w:defQFormat="0" w:count="260">
+    <w:lsdException w:name="Normal" w:semiHidden="0" w:uiPriority="0" w:unhideWhenUsed="0" w:qFormat="1"/>
+    <w:lsdException w:name="heading 1" w:semiHidden="0" w:uiPriority="0" w:unhideWhenUsed="0" w:qFormat="1"/>
+    <w:lsdException w:name="heading 2" w:semiHidden="0" w:uiPriority="0" w:qFormat="1"/>
+    <w:lsdException w:name="heading 3" w:uiPriority="0" w:qFormat="1"/>
+    <w:lsdException w:name="heading 4" w:semiHidden="0" w:uiPriority="0" w:qFormat="1"/>
+    <w:lsdException w:name="heading 5" w:uiPriority="0" w:qFormat="1"/>
+    <w:lsdException w:name="heading 6" w:uiPriority="0" w:qFormat="1"/>
+    <w:lsdException w:name="heading 7" w:uiPriority="0" w:qFormat="1"/>
+    <w:lsdException w:name="heading 8" w:uiPriority="0" w:qFormat="1"/>
+    <w:lsdException w:name="heading 9" w:uiPriority="0" w:qFormat="1"/>
+    <w:lsdException w:name="index 1" w:semiHidden="0" w:uiPriority="0" w:unhideWhenUsed="0"/>
+    <w:lsdException w:name="index 2" w:semiHidden="0" w:uiPriority="0" w:unhideWhenUsed="0"/>
+    <w:lsdException w:name="index 3" w:semiHidden="0" w:uiPriority="0" w:unhideWhenUsed="0"/>
+    <w:lsdException w:name="index 4" w:semiHidden="0" w:uiPriority="0" w:unhideWhenUsed="0"/>
+    <w:lsdException w:name="index 5" w:semiHidden="0" w:uiPriority="0" w:unhideWhenUsed="0"/>
+    <w:lsdException w:name="index 6" w:semiHidden="0" w:uiPriority="0" w:unhideWhenUsed="0"/>
+    <w:lsdException w:name="index 7" w:semiHidden="0" w:uiPriority="0" w:unhideWhenUsed="0"/>
+    <w:lsdException w:name="index 8" w:semiHidden="0" w:uiPriority="0" w:unhideWhenUsed="0"/>
+    <w:lsdException w:name="index 9" w:semiHidden="0" w:uiPriority="0" w:unhideWhenUsed="0"/>
+    <w:lsdException w:name="toc 1" w:semiHidden="0" w:uiPriority="0" w:unhideWhenUsed="0" w:qFormat="1"/>
+    <w:lsdException w:name="toc 2" w:semiHidden="0" w:uiPriority="0" w:unhideWhenUsed="0" w:qFormat="1"/>
+    <w:lsdException w:name="toc 3" w:semiHidden="0" w:uiPriority="0" w:unhideWhenUsed="0" w:qFormat="1"/>
+    <w:lsdException w:name="toc 4" w:semiHidden="0" w:uiPriority="0" w:unhideWhenUsed="0"/>
+    <w:lsdException w:name="toc 5" w:semiHidden="0" w:uiPriority="0" w:unhideWhenUsed="0"/>
+    <w:lsdException w:name="toc 6" w:semiHidden="0" w:uiPriority="0" w:unhideWhenUsed="0"/>
+    <w:lsdException w:name="toc 7" w:semiHidden="0" w:uiPriority="0" w:unhideWhenUsed="0"/>
+    <w:lsdException w:name="toc 8" w:semiHidden="0" w:uiPriority="0" w:unhideWhenUsed="0"/>
+    <w:lsdException w:name="toc 9" w:semiHidden="0" w:uiPriority="0" w:unhideWhenUsed="0"/>
+    <w:lsdException w:name="Normal Indent" w:semiHidden="0" w:uiPriority="0" w:unhideWhenUsed="0"/>
+    <w:lsdException w:name="footnote text" w:semiHidden="0" w:uiPriority="0" w:unhideWhenUsed="0"/>
+    <w:lsdException w:name="annotation text" w:semiHidden="0" w:uiPriority="0" w:unhideWhenUsed="0" w:qFormat="1"/>
+    <w:lsdException w:name="header" w:semiHidden="0" w:uiPriority="0" w:unhideWhenUsed="0" w:qFormat="1"/>
+    <w:lsdException w:name="footer" w:semiHidden="0" w:uiPriority="0" w:unhideWhenUsed="0" w:qFormat="1"/>
+    <w:lsdException w:name="index heading" w:semiHidden="0" w:uiPriority="0" w:unhideWhenUsed="0"/>
+    <w:lsdException w:name="caption" w:uiPriority="0" w:qFormat="1"/>
+    <w:lsdException w:name="table of figures" w:semiHidden="0" w:uiPriority="0" w:unhideWhenUsed="0"/>
+    <w:lsdException w:name="envelope address" w:semiHidden="0" w:uiPriority="0" w:unhideWhenUsed="0"/>
+    <w:lsdException w:name="envelope return" w:semiHidden="0" w:uiPriority="0" w:unhideWhenUsed="0"/>
+    <w:lsdException w:name="footnote reference" w:semiHidden="0" w:uiPriority="0" w:unhideWhenUsed="0"/>
+    <w:lsdException w:name="annotation reference" w:semiHidden="0" w:uiPriority="0" w:unhideWhenUsed="0"/>
+    <w:lsdException w:name="line number" w:semiHidden="0" w:uiPriority="0" w:unhideWhenUsed="0"/>
+    <w:lsdException w:name="page number" w:semiHidden="0" w:uiPriority="0" w:unhideWhenUsed="0"/>
+    <w:lsdException w:name="endnote reference" w:semiHidden="0" w:uiPriority="0" w:unhideWhenUsed="0"/>
+    <w:lsdException w:name="endnote text" w:semiHidden="0" w:uiPriority="0" w:unhideWhenUsed="0"/>
+    <w:lsdException w:name="table of authorities" w:semiHidden="0" w:uiPriority="0" w:unhideWhenUsed="0"/>
+    <w:lsdException w:name="macro" w:semiHidden="0" w:uiPriority="0" w:unhideWhenUsed="0"/>
+    <w:lsdException w:name="toa heading" w:semiHidden="0" w:uiPriority="0" w:unhideWhenUsed="0"/>
+    <w:lsdException w:name="List" w:semiHidden="0" w:uiPriority="0" w:unhideWhenUsed="0"/>
+    <w:lsdException w:name="List Bullet" w:semiHidden="0" w:uiPriority="0" w:unhideWhenUsed="0"/>
+    <w:lsdException w:name="List Number" w:semiHidden="0" w:uiPriority="0" w:unhideWhenUsed="0"/>
+    <w:lsdException w:name="List 2" w:semiHidden="0" w:uiPriority="0" w:unhideWhenUsed="0"/>
+    <w:lsdException w:name="List 3" w:semiHidden="0" w:uiPriority="0" w:unhideWhenUsed="0"/>
+    <w:lsdException w:name="List 4" w:semiHidden="0" w:uiPriority="0" w:unhideWhenUsed="0"/>
+    <w:lsdException w:name="List 5" w:semiHidden="0" w:uiPriority="0" w:unhideWhenUsed="0"/>
+    <w:lsdException w:name="List Bullet 2" w:semiHidden="0" w:uiPriority="0" w:unhideWhenUsed="0"/>
+    <w:lsdException w:name="List Bullet 3" w:semiHidden="0" w:uiPriority="0" w:unhideWhenUsed="0"/>
+    <w:lsdException w:name="List Bullet 4" w:semiHidden="0" w:uiPriority="0" w:unhideWhenUsed="0"/>
+    <w:lsdException w:name="List Bullet 5" w:semiHidden="0" w:uiPriority="0" w:unhideWhenUsed="0"/>
+    <w:lsdException w:name="List Number 2" w:semiHidden="0" w:uiPriority="0" w:unhideWhenUsed="0"/>
+    <w:lsdException w:name="List Number 3" w:semiHidden="0" w:uiPriority="0" w:unhideWhenUsed="0"/>
+    <w:lsdException w:name="List Number 4" w:semiHidden="0" w:uiPriority="0" w:unhideWhenUsed="0"/>
+    <w:lsdException w:name="List Number 5" w:semiHidden="0" w:uiPriority="0" w:unhideWhenUsed="0"/>
+    <w:lsdException w:name="Title" w:semiHidden="0" w:uiPriority="0" w:unhideWhenUsed="0" w:qFormat="1"/>
+    <w:lsdException w:name="Closing" w:semiHidden="0" w:uiPriority="0" w:unhideWhenUsed="0"/>
+    <w:lsdException w:name="Signature" w:semiHidden="0" w:uiPriority="0" w:unhideWhenUsed="0"/>
+    <w:lsdException w:name="Default Paragraph Font" w:uiPriority="0" w:unhideWhenUsed="0" w:qFormat="1"/>
+    <w:lsdException w:name="Body Text" w:uiPriority="0" w:unhideWhenUsed="0" w:qFormat="1"/>
+    <w:lsdException w:name="Body Text Indent" w:semiHidden="0" w:uiPriority="0" w:unhideWhenUsed="0"/>
+    <w:lsdException w:name="List Continue" w:semiHidden="0" w:uiPriority="0" w:unhideWhenUsed="0"/>
+    <w:lsdException w:name="List Continue 2" w:semiHidden="0" w:uiPriority="0" w:unhideWhenUsed="0"/>
+    <w:lsdException w:name="List Continue 3" w:semiHidden="0" w:uiPriority="0" w:unhideWhenUsed="0"/>
+    <w:lsdException w:name="List Continue 4" w:semiHidden="0" w:uiPriority="0" w:unhideWhenUsed="0"/>
+    <w:lsdException w:name="List Continue 5" w:semiHidden="0" w:uiPriority="0" w:unhideWhenUsed="0"/>
+    <w:lsdException w:name="Message Header" w:semiHidden="0" w:uiPriority="0" w:unhideWhenUsed="0"/>
+    <w:lsdException w:name="Subtitle" w:semiHidden="0" w:uiPriority="0" w:unhideWhenUsed="0" w:qFormat="1"/>
+    <w:lsdException w:name="Salutation" w:semiHidden="0" w:uiPriority="0" w:unhideWhenUsed="0"/>
+    <w:lsdException w:name="Date" w:semiHidden="0" w:uiPriority="0" w:unhideWhenUsed="0"/>
+    <w:lsdException w:name="Body Text First Indent" w:semiHidden="0" w:uiPriority="0" w:unhideWhenUsed="0"/>
+    <w:lsdException w:name="Body Text First Indent 2" w:semiHidden="0" w:uiPriority="0" w:unhideWhenUsed="0"/>
+    <w:lsdException w:name="Body Text 2" w:semiHidden="0" w:uiPriority="0" w:unhideWhenUsed="0"/>
+    <w:lsdException w:name="Body Text 3" w:semiHidden="0" w:uiPriority="0" w:unhideWhenUsed="0"/>
+    <w:lsdException w:name="Body Text Indent 2" w:semiHidden="0" w:uiPriority="0" w:unhideWhenUsed="0"/>
+    <w:lsdException w:name="Body Text Indent 3" w:semiHidden="0" w:uiPriority="0" w:unhideWhenUsed="0"/>
+    <w:lsdException w:name="Block Text" w:semiHidden="0" w:uiPriority="0" w:unhideWhenUsed="0"/>
+    <w:lsdException w:name="Hyperlink" w:semiHidden="0" w:uiPriority="0" w:unhideWhenUsed="0"/>
+    <w:lsdException w:name="FollowedHyperlink" w:semiHidden="0" w:uiPriority="0" w:unhideWhenUsed="0"/>
+    <w:lsdException w:name="Strong" w:semiHidden="0" w:uiPriority="0" w:unhideWhenUsed="0" w:qFormat="1"/>
+    <w:lsdException w:name="Emphasis" w:semiHidden="0" w:uiPriority="0" w:unhideWhenUsed="0" w:qFormat="1"/>
+    <w:lsdException w:name="Document Map" w:semiHidden="0" w:uiPriority="0" w:unhideWhenUsed="0"/>
+    <w:lsdException w:name="Plain Text" w:semiHidden="0" w:uiPriority="0" w:unhideWhenUsed="0"/>
+    <w:lsdException w:name="E-mail Signature" w:semiHidden="0" w:uiPriority="0" w:unhideWhenUsed="0"/>
+    <w:lsdException w:name="Normal (Web)" w:semiHidden="0" w:uiPriority="0" w:unhideWhenUsed="0" w:qFormat="1"/>
+    <w:lsdException w:name="HTML Acronym" w:semiHidden="0" w:uiPriority="0" w:unhideWhenUsed="0"/>
+    <w:lsdException w:name="HTML Address" w:semiHidden="0" w:uiPriority="0" w:unhideWhenUsed="0"/>
+    <w:lsdException w:name="HTML Cite" w:semiHidden="0" w:uiPriority="0" w:unhideWhenUsed="0"/>
+    <w:lsdException w:name="HTML Code" w:semiHidden="0" w:uiPriority="0" w:unhideWhenUsed="0"/>
+    <w:lsdException w:name="HTML Definition" w:semiHidden="0" w:uiPriority="0" w:unhideWhenUsed="0"/>
+    <w:lsdException w:name="HTML Keyboard" w:semiHidden="0" w:uiPriority="0" w:unhideWhenUsed="0"/>
+    <w:lsdException w:name="HTML Preformatted" w:semiHidden="0" w:uiPriority="0" w:unhideWhenUsed="0"/>
+    <w:lsdException w:name="HTML Sample" w:semiHidden="0" w:uiPriority="0" w:unhideWhenUsed="0"/>
+    <w:lsdException w:name="HTML Typewriter" w:semiHidden="0" w:uiPriority="0" w:unhideWhenUsed="0"/>
+    <w:lsdException w:name="HTML Variable" w:semiHidden="0" w:uiPriority="0" w:unhideWhenUsed="0"/>
+    <w:lsdException w:name="Normal Table" w:uiPriority="0" w:unhideWhenUsed="0" w:qFormat="1"/>
+    <w:lsdException w:name="annotation subject" w:semiHidden="0" w:uiPriority="0" w:unhideWhenUsed="0"/>
+    <w:lsdException w:name="Table Simple 1" w:semiHidden="0" w:uiPriority="0" w:unhideWhenUsed="0"/>
+    <w:lsdException w:name="Table Simple 2" w:semiHidden="0" w:uiPriority="0" w:unhideWhenUsed="0"/>
+    <w:lsdException w:name="Table Simple 3" w:semiHidden="0" w:uiPriority="0" w:unhideWhenUsed="0"/>
+    <w:lsdException w:name="Table Classic 1" w:semiHidden="0" w:uiPriority="0" w:unhideWhenUsed="0"/>
+    <w:lsdException w:name="Table Classic 2" w:semiHidden="0" w:uiPriority="0" w:unhideWhenUsed="0"/>
+    <w:lsdException w:name="Table Classic 3" w:semiHidden="0" w:uiPriority="0" w:unhideWhenUsed="0"/>
+    <w:lsdException w:name="Table Classic 4" w:semiHidden="0" w:uiPriority="0" w:unhideWhenUsed="0"/>
+    <w:lsdException w:name="Table Colorful 1" w:semiHidden="0" w:uiPriority="0" w:unhideWhenUsed="0"/>
+    <w:lsdException w:name="Table Colorful 2" w:semiHidden="0" w:uiPriority="0" w:unhideWhenUsed="0"/>
+    <w:lsdException w:name="Table Colorful 3" w:semiHidden="0" w:uiPriority="0" w:unhideWhenUsed="0"/>
+    <w:lsdException w:name="Table Columns 1" w:semiHidden="0" w:uiPriority="0" w:unhideWhenUsed="0"/>
+    <w:lsdException w:name="Table Columns 2" w:semiHidden="0" w:uiPriority="0" w:unhideWhenUsed="0"/>
+    <w:lsdException w:name="Table Columns 3" w:semiHidden="0" w:uiPriority="0" w:unhideWhenUsed="0"/>
+    <w:lsdException w:name="Table Columns 4" w:semiHidden="0" w:uiPriority="0" w:unhideWhenUsed="0"/>
+    <w:lsdException w:name="Table Columns 5" w:semiHidden="0" w:uiPriority="0" w:unhideWhenUsed="0"/>
+    <w:lsdException w:name="Table Grid 1" w:semiHidden="0" w:uiPriority="0" w:unhideWhenUsed="0"/>
+    <w:lsdException w:name="Table Grid 2" w:semiHidden="0" w:uiPriority="0" w:unhideWhenUsed="0"/>
+    <w:lsdException w:name="Table Grid 3" w:semiHidden="0" w:uiPriority="0" w:unhideWhenUsed="0"/>
+    <w:lsdException w:name="Table Grid 4" w:semiHidden="0" w:uiPriority="0" w:unhideWhenUsed="0"/>
+    <w:lsdException w:name="Table Grid 5" w:semiHidden="0" w:uiPriority="0" w:unhideWhenUsed="0"/>
+    <w:lsdException w:name="Table Grid 6" w:semiHidden="0" w:uiPriority="0" w:unhideWhenUsed="0"/>
+    <w:lsdException w:name="Table Grid 7" w:semiHidden="0" w:uiPriority="0" w:unhideWhenUsed="0"/>
+    <w:lsdException w:name="Table Grid 8" w:semiHidden="0" w:uiPriority="0" w:unhideWhenUsed="0"/>
+    <w:lsdException w:name="Table List 1" w:semiHidden="0" w:uiPriority="0" w:unhideWhenUsed="0"/>
+    <w:lsdException w:name="Table List 2" w:semiHidden="0" w:uiPriority="0" w:unhideWhenUsed="0"/>
+    <w:lsdException w:name="Table List 3" w:semiHidden="0" w:uiPriority="0" w:unhideWhenUsed="0"/>
+    <w:lsdException w:name="Table List 4" w:semiHidden="0" w:uiPriority="0" w:unhideWhenUsed="0"/>
+    <w:lsdException w:name="Table List 5" w:semiHidden="0" w:uiPriority="0" w:unhideWhenUsed="0"/>
+    <w:lsdException w:name="Table List 6" w:semiHidden="0" w:uiPriority="0" w:unhideWhenUsed="0"/>
+    <w:lsdException w:name="Table List 7" w:semiHidden="0" w:uiPriority="0" w:unhideWhenUsed="0"/>
+    <w:lsdException w:name="Table List 8" w:semiHidden="0" w:uiPriority="0" w:unhideWhenUsed="0"/>
+    <w:lsdException w:name="Table 3D effects 1" w:semiHidden="0" w:uiPriority="0" w:unhideWhenUsed="0"/>
+    <w:lsdException w:name="Table 3D effects 2" w:semiHidden="0" w:uiPriority="0" w:unhideWhenUsed="0"/>
+    <w:lsdException w:name="Table 3D effects 3" w:semiHidden="0" w:uiPriority="0" w:unhideWhenUsed="0"/>
+    <w:lsdException w:name="Table Contemporary" w:semiHidden="0" w:uiPriority="0" w:unhideWhenUsed="0"/>
+    <w:lsdException w:name="Table Elegant" w:semiHidden="0" w:uiPriority="0" w:unhideWhenUsed="0"/>
+    <w:lsdException w:name="Table Professional" w:semiHidden="0" w:uiPriority="0" w:unhideWhenUsed="0"/>
+    <w:lsdException w:name="Table Subtle 1" w:semiHidden="0" w:uiPriority="0" w:unhideWhenUsed="0"/>
+    <w:lsdException w:name="Table Subtle 2" w:semiHidden="0" w:uiPriority="0" w:unhideWhenUsed="0"/>
+    <w:lsdException w:name="Table Web 1" w:semiHidden="0" w:uiPriority="0" w:unhideWhenUsed="0"/>
+    <w:lsdException w:name="Table Web 2" w:semiHidden="0" w:uiPriority="0" w:unhideWhenUsed="0"/>
+    <w:lsdException w:name="Table Web 3" w:semiHidden="0" w:uiPriority="0" w:unhideWhenUsed="0"/>
+    <w:lsdException w:name="Balloon Text" w:semiHidden="0" w:uiPriority="0" w:unhideWhenUsed="0"/>
+    <w:lsdException w:name="Table Grid" w:semiHidden="0" w:uiPriority="0" w:unhideWhenUsed="0" w:qFormat="1"/>
+    <w:lsdException w:name="Table Theme" w:semiHidden="0" w:uiPriority="0" w:unhideWhenUsed="0"/>
+    <w:lsdException w:name="Light Shading" w:semiHidden="0" w:uiPriority="60" w:unhideWhenUsed="0"/>
+    <w:lsdException w:name="Light List" w:semiHidden="0" w:uiPriority="61" w:unhideWhenUsed="0"/>
+    <w:lsdException w:name="Light Grid" w:semiHidden="0" w:uiPriority="62" w:unhideWhenUsed="0"/>
+    <w:lsdException w:name="Medium Shading 1" w:semiHidden="0" w:uiPriority="63" w:unhideWhenUsed="0"/>
+    <w:lsdException w:name="Medium Shading 2" w:semiHidden="0" w:uiPriority="64" w:unhideWhenUsed="0"/>
+    <w:lsdException w:name="Medium List 1" w:semiHidden="0" w:uiPriority="65" w:unhideWhenUsed="0"/>
+    <w:lsdException w:name="Medium List 2" w:semiHidden="0" w:uiPriority="66" w:unhideWhenUsed="0"/>
+    <w:lsdException w:name="Medium Grid 1" w:semiHidden="0" w:uiPriority="67" w:unhideWhenUsed="0"/>
+    <w:lsdException w:name="Medium Grid 2" w:semiHidden="0" w:uiPriority="68" w:unhideWhenUsed="0"/>
+    <w:lsdException w:name="Medium Grid 3" w:semiHidden="0" w:uiPriority="69" w:unhideWhenUsed="0"/>
+    <w:lsdException w:name="Dark List" w:semiHidden="0" w:uiPriority="70" w:unhideWhenUsed="0"/>
+    <w:lsdException w:name="Colorful Shading" w:semiHidden="0" w:uiPriority="71" w:unhideWhenUsed="0"/>
+    <w:lsdException w:name="Colorful List" w:semiHidden="0" w:uiPriority="72" w:unhideWhenUsed="0"/>
+    <w:lsdException w:name="Colorful Grid" w:semiHidden="0" w:uiPriority="73" w:unhideWhenUsed="0"/>
+    <w:lsdException w:name="Light Shading Accent 1" w:semiHidden="0" w:uiPriority="60" w:unhideWhenUsed="0"/>
+    <w:lsdException w:name="Light List Accent 1" w:semiHidden="0" w:uiPriority="61" w:unhideWhenUsed="0"/>
+    <w:lsdException w:name="Light Grid Accent 1" w:semiHidden="0" w:uiPriority="62" w:unhideWhenUsed="0"/>
+    <w:lsdException w:name="Medium Shading 1 Accent 1" w:semiHidden="0" w:uiPriority="63" w:unhideWhenUsed="0"/>
+    <w:lsdException w:name="Medium Shading 2 Accent 1" w:semiHidden="0" w:uiPriority="64" w:unhideWhenUsed="0"/>
+    <w:lsdException w:name="Medium List 1 Accent 1" w:semiHidden="0" w:uiPriority="65" w:unhideWhenUsed="0"/>
+    <w:lsdException w:name="List Paragraph" w:semiHidden="0" w:unhideWhenUsed="0" w:qFormat="1"/>
+    <w:lsdException w:name="Medium List 2 Accent 1" w:semiHidden="0" w:uiPriority="66" w:unhideWhenUsed="0"/>
+    <w:lsdException w:name="Medium Grid 1 Accent 1" w:semiHidden="0" w:uiPriority="67" w:unhideWhenUsed="0"/>
+    <w:lsdException w:name="Medium Grid 2 Accent 1" w:semiHidden="0" w:uiPriority="68" w:unhideWhenUsed="0"/>
+    <w:lsdException w:name="Medium Grid 3 Accent 1" w:semiHidden="0" w:uiPriority="69" w:unhideWhenUsed="0"/>
+    <w:lsdException w:name="Dark List Accent 1" w:semiHidden="0" w:uiPriority="70" w:unhideWhenUsed="0"/>
+    <w:lsdException w:name="Colorful Shading Accent 1" w:semiHidden="0" w:uiPriority="71" w:unhideWhenUsed="0"/>
+    <w:lsdException w:name="Colorful List Accent 1" w:semiHidden="0" w:uiPriority="72" w:unhideWhenUsed="0"/>
+    <w:lsdException w:name="Colorful Grid Accent 1" w:semiHidden="0" w:uiPriority="73" w:unhideWhenUsed="0"/>
+    <w:lsdException w:name="Light Shading Accent 2" w:semiHidden="0" w:uiPriority="60" w:unhideWhenUsed="0"/>
+    <w:lsdException w:name="Light List Accent 2" w:semiHidden="0" w:uiPriority="61" w:unhideWhenUsed="0"/>
+    <w:lsdException w:name="Light Grid Accent 2" w:semiHidden="0" w:uiPriority="62" w:unhideWhenUsed="0"/>
+    <w:lsdException w:name="Medium Shading 1 Accent 2" w:semiHidden="0" w:uiPriority="63" w:unhideWhenUsed="0"/>
+    <w:lsdException w:name="Medium Shading 2 Accent 2" w:semiHidden="0" w:uiPriority="64" w:unhideWhenUsed="0"/>
+    <w:lsdException w:name="Medium List 1 Accent 2" w:semiHidden="0" w:uiPriority="65" w:unhideWhenUsed="0"/>
+    <w:lsdException w:name="Medium List 2 Accent 2" w:semiHidden="0" w:uiPriority="66" w:unhideWhenUsed="0"/>
+    <w:lsdException w:name="Medium Grid 1 Accent 2" w:semiHidden="0" w:uiPriority="67" w:unhideWhenUsed="0"/>
+    <w:lsdException w:name="Medium Grid 2 Accent 2" w:semiHidden="0" w:uiPriority="68" w:unhideWhenUsed="0"/>
+    <w:lsdException w:name="Medium Grid 3 Accent 2" w:semiHidden="0" w:uiPriority="69" w:unhideWhenUsed="0"/>
+    <w:lsdException w:name="Dark List Accent 2" w:semiHidden="0" w:uiPriority="70" w:unhideWhenUsed="0"/>
+    <w:lsdException w:name="Colorful Shading Accent 2" w:semiHidden="0" w:uiPriority="71" w:unhideWhenUsed="0"/>
+    <w:lsdException w:name="Colorful List Accent 2" w:semiHidden="0" w:uiPriority="72" w:unhideWhenUsed="0"/>
+    <w:lsdException w:name="Colorful Grid Accent 2" w:semiHidden="0" w:uiPriority="73" w:unhideWhenUsed="0"/>
+    <w:lsdException w:name="Light Shading Accent 3" w:semiHidden="0" w:uiPriority="60" w:unhideWhenUsed="0"/>
+    <w:lsdException w:name="Light List Accent 3" w:semiHidden="0" w:uiPriority="61" w:unhideWhenUsed="0"/>
+    <w:lsdException w:name="Light Grid Accent 3" w:semiHidden="0" w:uiPriority="62" w:unhideWhenUsed="0"/>
+    <w:lsdException w:name="Medium Shading 1 Accent 3" w:semiHidden="0" w:uiPriority="63" w:unhideWhenUsed="0"/>
+    <w:lsdException w:name="Medium Shading 2 Accent 3" w:semiHidden="0" w:uiPriority="64" w:unhideWhenUsed="0"/>
+    <w:lsdException w:name="Medium List 1 Accent 3" w:semiHidden="0" w:uiPriority="65" w:unhideWhenUsed="0"/>
+    <w:lsdException w:name="Medium List 2 Accent 3" w:semiHidden="0" w:uiPriority="66" w:unhideWhenUsed="0"/>
+    <w:lsdException w:name="Medium Grid 1 Accent 3" w:semiHidden="0" w:uiPriority="67" w:unhideWhenUsed="0"/>
+    <w:lsdException w:name="Medium Grid 2 Accent 3" w:semiHidden="0" w:uiPriority="68" w:unhideWhenUsed="0"/>
+    <w:lsdException w:name="Medium Grid 3 Accent 3" w:semiHidden="0" w:uiPriority="69" w:unhideWhenUsed="0"/>
+    <w:lsdException w:name="Dark List Accent 3" w:semiHidden="0" w:uiPriority="70" w:unhideWhenUsed="0"/>
+    <w:lsdException w:name="Colorful Shading Accent 3" w:semiHidden="0" w:uiPriority="71" w:unhideWhenUsed="0"/>
+    <w:lsdException w:name="Colorful List Accent 3" w:semiHidden="0" w:uiPriority="72" w:unhideWhenUsed="0"/>
+    <w:lsdException w:name="Colorful Grid Accent 3" w:semiHidden="0" w:uiPriority="73" w:unhideWhenUsed="0"/>
+    <w:lsdException w:name="Light Shading Accent 4" w:semiHidden="0" w:uiPriority="60" w:unhideWhenUsed="0"/>
+    <w:lsdException w:name="Light List Accent 4" w:semiHidden="0" w:uiPriority="61" w:unhideWhenUsed="0"/>
+    <w:lsdException w:name="Light Grid Accent 4" w:semiHidden="0" w:uiPriority="62" w:unhideWhenUsed="0"/>
+    <w:lsdException w:name="Medium Shading 1 Accent 4" w:semiHidden="0" w:uiPriority="63" w:unhideWhenUsed="0"/>
+    <w:lsdException w:name="Medium Shading 2 Accent 4" w:semiHidden="0" w:uiPriority="64" w:unhideWhenUsed="0"/>
+    <w:lsdException w:name="Medium List 1 Accent 4" w:semiHidden="0" w:uiPriority="65" w:unhideWhenUsed="0"/>
+    <w:lsdException w:name="Medium List 2 Accent 4" w:semiHidden="0" w:uiPriority="66" w:unhideWhenUsed="0"/>
+    <w:lsdException w:name="Medium Grid 1 Accent 4" w:semiHidden="0" w:uiPriority="67" w:unhideWhenUsed="0"/>
+    <w:lsdException w:name="Medium Grid 2 Accent 4" w:semiHidden="0" w:uiPriority="68" w:unhideWhenUsed="0"/>
+    <w:lsdException w:name="Medium Grid 3 Accent 4" w:semiHidden="0" w:uiPriority="69" w:unhideWhenUsed="0"/>
+    <w:lsdException w:name="Dark List Accent 4" w:semiHidden="0" w:uiPriority="70" w:unhideWhenUsed="0"/>
+    <w:lsdException w:name="Colorful Shading Accent 4" w:semiHidden="0" w:uiPriority="71" w:unhideWhenUsed="0"/>
+    <w:lsdException w:name="Colorful List Accent 4" w:semiHidden="0" w:uiPriority="72" w:unhideWhenUsed="0"/>
+    <w:lsdException w:name="Colorful Grid Accent 4" w:semiHidden="0" w:uiPriority="73" w:unhideWhenUsed="0"/>
+    <w:lsdException w:name="Light Shading Accent 5" w:semiHidden="0" w:uiPriority="60" w:unhideWhenUsed="0"/>
+    <w:lsdException w:name="Light List Accent 5" w:semiHidden="0" w:uiPriority="61" w:unhideWhenUsed="0"/>
+    <w:lsdException w:name="Light Grid Accent 5" w:semiHidden="0" w:uiPriority="62" w:unhideWhenUsed="0"/>
+    <w:lsdException w:name="Medium Shading 1 Accent 5" w:semiHidden="0" w:uiPriority="63" w:unhideWhenUsed="0"/>
+    <w:lsdException w:name="Medium Shading 2 Accent 5" w:semiHidden="0" w:uiPriority="64" w:unhideWhenUsed="0"/>
+    <w:lsdException w:name="Medium List 1 Accent 5" w:semiHidden="0" w:uiPriority="65" w:unhideWhenUsed="0"/>
+    <w:lsdException w:name="Medium List 2 Accent 5" w:semiHidden="0" w:uiPriority="66" w:unhideWhenUsed="0"/>
+    <w:lsdException w:name="Medium Grid 1 Accent 5" w:semiHidden="0" w:uiPriority="67" w:unhideWhenUsed="0"/>
+    <w:lsdException w:name="Medium Grid 2 Accent 5" w:semiHidden="0" w:uiPriority="68" w:unhideWhenUsed="0"/>
+    <w:lsdException w:name="Medium Grid 3 Accent 5" w:semiHidden="0" w:uiPriority="69" w:unhideWhenUsed="0"/>
+    <w:lsdException w:name="Dark List Accent 5" w:semiHidden="0" w:uiPriority="70" w:unhideWhenUsed="0"/>
+    <w:lsdException w:name="Colorful Shading Accent 5" w:semiHidden="0" w:uiPriority="71" w:unhideWhenUsed="0"/>
+    <w:lsdException w:name="Colorful List Accent 5" w:semiHidden="0" w:uiPriority="72" w:unhideWhenUsed="0"/>
+    <w:lsdException w:name="Colorful Grid Accent 5" w:semiHidden="0" w:uiPriority="73" w:unhideWhenUsed="0"/>
+    <w:lsdException w:name="Light Shading Accent 6" w:semiHidden="0" w:uiPriority="60" w:unhideWhenUsed="0"/>
+    <w:lsdException w:name="Light List Accent 6" w:semiHidden="0" w:uiPriority="61" w:unhideWhenUsed="0"/>
+    <w:lsdException w:name="Light Grid Accent 6" w:semiHidden="0" w:uiPriority="62" w:unhideWhenUsed="0"/>
+    <w:lsdException w:name="Medium Shading 1 Accent 6" w:semiHidden="0" w:uiPriority="63" w:unhideWhenUsed="0"/>
+    <w:lsdException w:name="Medium Shading 2 Accent 6" w:semiHidden="0" w:uiPriority="64" w:unhideWhenUsed="0"/>
+    <w:lsdException w:name="Medium List 1 Accent 6" w:semiHidden="0" w:uiPriority="65" w:unhideWhenUsed="0"/>
+    <w:lsdException w:name="Medium List 2 Accent 6" w:semiHidden="0" w:uiPriority="66" w:unhideWhenUsed="0"/>
+    <w:lsdException w:name="Medium Grid 1 Accent 6" w:semiHidden="0" w:uiPriority="67" w:unhideWhenUsed="0"/>
+    <w:lsdException w:name="Medium Grid 2 Accent 6" w:semiHidden="0" w:uiPriority="68" w:unhideWhenUsed="0"/>
+    <w:lsdException w:name="Medium Grid 3 Accent 6" w:semiHidden="0" w:uiPriority="69" w:unhideWhenUsed="0"/>
+    <w:lsdException w:name="Dark List Accent 6" w:semiHidden="0" w:uiPriority="70" w:unhideWhenUsed="0"/>
+    <w:lsdException w:name="Colorful Shading Accent 6" w:semiHidden="0" w:uiPriority="71" w:unhideWhenUsed="0"/>
+    <w:lsdException w:name="Colorful List Accent 6" w:semiHidden="0" w:uiPriority="72" w:unhideWhenUsed="0"/>
+    <w:lsdException w:name="Colorful Grid Accent 6" w:semiHidden="0" w:uiPriority="73" w:unhideWhenUsed="0"/>
   </w:latentStyles>
-  <w:style w:type="paragraph" w:default="1" w:styleId="1">
+  <w:style w:type="paragraph" w:default="1" w:styleId="Normal">
     <w:name w:val="Normal"/>
     <w:qFormat/>
-    <w:uiPriority w:val="0"/>
     <w:pPr>
       <w:kinsoku w:val="0"/>
       <w:autoSpaceDE w:val="0"/>
@@ -14379,7 +14104,7 @@
       <w:textAlignment w:val="baseline"/>
     </w:pPr>
     <w:rPr>
-      <w:rFonts w:ascii="Arial" w:hAnsi="Arial" w:eastAsia="宋体" w:cs="Arial"/>
+      <w:rFonts w:ascii="Arial" w:eastAsia="宋体" w:hAnsi="Arial" w:cs="Arial"/>
       <w:snapToGrid w:val="0"/>
       <w:color w:val="000000"/>
       <w:kern w:val="0"/>
@@ -14388,12 +14113,11 @@
       <w:lang w:val="en-US" w:eastAsia="en-US" w:bidi="ar-SA"/>
     </w:rPr>
   </w:style>
-  <w:style w:type="paragraph" w:styleId="2">
+  <w:style w:type="paragraph" w:styleId="Heading1">
     <w:name w:val="heading 1"/>
-    <w:basedOn w:val="1"/>
-    <w:next w:val="1"/>
+    <w:basedOn w:val="Normal"/>
+    <w:next w:val="Normal"/>
     <w:qFormat/>
-    <w:uiPriority w:val="0"/>
     <w:pPr>
       <w:keepNext/>
       <w:keepLines/>
@@ -14411,13 +14135,12 @@
       <w:sz w:val="44"/>
     </w:rPr>
   </w:style>
-  <w:style w:type="paragraph" w:styleId="3">
+  <w:style w:type="paragraph" w:styleId="Heading2">
     <w:name w:val="heading 2"/>
-    <w:basedOn w:val="1"/>
-    <w:next w:val="1"/>
+    <w:basedOn w:val="Normal"/>
+    <w:next w:val="Normal"/>
     <w:unhideWhenUsed/>
     <w:qFormat/>
-    <w:uiPriority w:val="0"/>
     <w:pPr>
       <w:keepNext/>
       <w:keepLines/>
@@ -14430,19 +14153,18 @@
       <w:outlineLvl w:val="1"/>
     </w:pPr>
     <w:rPr>
-      <w:rFonts w:ascii="Arial" w:hAnsi="Arial" w:eastAsia="黑体"/>
+      <w:rFonts w:ascii="Arial" w:eastAsia="黑体" w:hAnsi="Arial"/>
       <w:b/>
       <w:sz w:val="32"/>
     </w:rPr>
   </w:style>
-  <w:style w:type="paragraph" w:styleId="4">
+  <w:style w:type="paragraph" w:styleId="Heading3">
     <w:name w:val="heading 3"/>
-    <w:basedOn w:val="1"/>
-    <w:next w:val="1"/>
+    <w:basedOn w:val="Normal"/>
+    <w:next w:val="Normal"/>
     <w:semiHidden/>
     <w:unhideWhenUsed/>
     <w:qFormat/>
-    <w:uiPriority w:val="0"/>
     <w:pPr>
       <w:keepNext/>
       <w:keepLines/>
@@ -14459,13 +14181,12 @@
       <w:sz w:val="32"/>
     </w:rPr>
   </w:style>
-  <w:style w:type="paragraph" w:styleId="5">
+  <w:style w:type="paragraph" w:styleId="Heading4">
     <w:name w:val="heading 4"/>
-    <w:basedOn w:val="1"/>
-    <w:next w:val="1"/>
+    <w:basedOn w:val="Normal"/>
+    <w:next w:val="Normal"/>
     <w:unhideWhenUsed/>
     <w:qFormat/>
-    <w:uiPriority w:val="0"/>
     <w:pPr>
       <w:keepNext/>
       <w:keepLines/>
@@ -14478,19 +14199,18 @@
       <w:outlineLvl w:val="3"/>
     </w:pPr>
     <w:rPr>
-      <w:rFonts w:ascii="Arial" w:hAnsi="Arial" w:eastAsia="黑体"/>
+      <w:rFonts w:ascii="Arial" w:eastAsia="黑体" w:hAnsi="Arial"/>
       <w:b/>
       <w:sz w:val="28"/>
     </w:rPr>
   </w:style>
-  <w:style w:type="paragraph" w:styleId="6">
+  <w:style w:type="paragraph" w:styleId="Heading5">
     <w:name w:val="heading 5"/>
-    <w:basedOn w:val="1"/>
-    <w:next w:val="1"/>
+    <w:basedOn w:val="Normal"/>
+    <w:next w:val="Normal"/>
     <w:semiHidden/>
     <w:unhideWhenUsed/>
     <w:qFormat/>
-    <w:uiPriority w:val="0"/>
     <w:pPr>
       <w:keepNext/>
       <w:keepLines/>
@@ -14507,14 +14227,13 @@
       <w:sz w:val="28"/>
     </w:rPr>
   </w:style>
-  <w:style w:type="paragraph" w:styleId="7">
+  <w:style w:type="paragraph" w:styleId="Heading6">
     <w:name w:val="heading 6"/>
-    <w:basedOn w:val="1"/>
-    <w:next w:val="1"/>
+    <w:basedOn w:val="Normal"/>
+    <w:next w:val="Normal"/>
     <w:semiHidden/>
     <w:unhideWhenUsed/>
     <w:qFormat/>
-    <w:uiPriority w:val="0"/>
     <w:pPr>
       <w:keepNext/>
       <w:keepLines/>
@@ -14527,19 +14246,18 @@
       <w:outlineLvl w:val="5"/>
     </w:pPr>
     <w:rPr>
-      <w:rFonts w:ascii="Arial" w:hAnsi="Arial" w:eastAsia="黑体"/>
+      <w:rFonts w:ascii="Arial" w:eastAsia="黑体" w:hAnsi="Arial"/>
       <w:b/>
       <w:sz w:val="24"/>
     </w:rPr>
   </w:style>
-  <w:style w:type="paragraph" w:styleId="8">
+  <w:style w:type="paragraph" w:styleId="Heading7">
     <w:name w:val="heading 7"/>
-    <w:basedOn w:val="1"/>
-    <w:next w:val="1"/>
+    <w:basedOn w:val="Normal"/>
+    <w:next w:val="Normal"/>
     <w:semiHidden/>
     <w:unhideWhenUsed/>
     <w:qFormat/>
-    <w:uiPriority w:val="0"/>
     <w:pPr>
       <w:keepNext/>
       <w:keepLines/>
@@ -14556,14 +14274,13 @@
       <w:sz w:val="24"/>
     </w:rPr>
   </w:style>
-  <w:style w:type="paragraph" w:styleId="9">
+  <w:style w:type="paragraph" w:styleId="Heading8">
     <w:name w:val="heading 8"/>
-    <w:basedOn w:val="1"/>
-    <w:next w:val="1"/>
+    <w:basedOn w:val="Normal"/>
+    <w:next w:val="Normal"/>
     <w:semiHidden/>
     <w:unhideWhenUsed/>
     <w:qFormat/>
-    <w:uiPriority w:val="0"/>
     <w:pPr>
       <w:keepNext/>
       <w:keepLines/>
@@ -14576,18 +14293,17 @@
       <w:outlineLvl w:val="7"/>
     </w:pPr>
     <w:rPr>
-      <w:rFonts w:ascii="Arial" w:hAnsi="Arial" w:eastAsia="黑体"/>
+      <w:rFonts w:ascii="Arial" w:eastAsia="黑体" w:hAnsi="Arial"/>
       <w:sz w:val="24"/>
     </w:rPr>
   </w:style>
-  <w:style w:type="paragraph" w:styleId="10">
+  <w:style w:type="paragraph" w:styleId="Heading9">
     <w:name w:val="heading 9"/>
-    <w:basedOn w:val="1"/>
-    <w:next w:val="1"/>
+    <w:basedOn w:val="Normal"/>
+    <w:next w:val="Normal"/>
     <w:semiHidden/>
     <w:unhideWhenUsed/>
     <w:qFormat/>
-    <w:uiPriority w:val="0"/>
     <w:pPr>
       <w:keepNext/>
       <w:keepLines/>
@@ -14600,21 +14316,19 @@
       <w:outlineLvl w:val="8"/>
     </w:pPr>
     <w:rPr>
-      <w:rFonts w:ascii="Arial" w:hAnsi="Arial" w:eastAsia="黑体"/>
+      <w:rFonts w:ascii="Arial" w:eastAsia="黑体" w:hAnsi="Arial"/>
       <w:sz w:val="21"/>
     </w:rPr>
   </w:style>
-  <w:style w:type="character" w:default="1" w:styleId="22">
+  <w:style w:type="character" w:default="1" w:styleId="DefaultParagraphFont">
     <w:name w:val="Default Paragraph Font"/>
     <w:semiHidden/>
     <w:qFormat/>
-    <w:uiPriority w:val="0"/>
   </w:style>
-  <w:style w:type="table" w:default="1" w:styleId="20">
+  <w:style w:type="table" w:default="1" w:styleId="TableNormal">
     <w:name w:val="Normal Table"/>
     <w:semiHidden/>
     <w:qFormat/>
-    <w:uiPriority w:val="0"/>
     <w:tblPr>
       <w:tblCellMar>
         <w:top w:w="0" w:type="dxa"/>
@@ -14624,43 +14338,39 @@
       </w:tblCellMar>
     </w:tblPr>
   </w:style>
-  <w:style w:type="paragraph" w:styleId="11">
+  <w:style w:type="paragraph" w:styleId="CommentText">
     <w:name w:val="annotation text"/>
-    <w:basedOn w:val="1"/>
+    <w:basedOn w:val="Normal"/>
     <w:qFormat/>
-    <w:uiPriority w:val="0"/>
     <w:pPr>
       <w:jc w:val="left"/>
     </w:pPr>
   </w:style>
-  <w:style w:type="paragraph" w:styleId="12">
+  <w:style w:type="paragraph" w:styleId="BodyText">
     <w:name w:val="Body Text"/>
-    <w:basedOn w:val="1"/>
+    <w:basedOn w:val="Normal"/>
     <w:semiHidden/>
     <w:qFormat/>
-    <w:uiPriority w:val="0"/>
     <w:rPr>
-      <w:rFonts w:ascii="Arial" w:hAnsi="Arial" w:eastAsia="Arial" w:cs="Arial"/>
+      <w:rFonts w:ascii="Arial" w:eastAsia="Arial" w:hAnsi="Arial" w:cs="Arial"/>
       <w:sz w:val="21"/>
       <w:szCs w:val="21"/>
       <w:lang w:val="en-US" w:eastAsia="en-US" w:bidi="ar-SA"/>
     </w:rPr>
   </w:style>
-  <w:style w:type="paragraph" w:styleId="13">
+  <w:style w:type="paragraph" w:styleId="TOC3">
     <w:name w:val="toc 3"/>
-    <w:basedOn w:val="1"/>
-    <w:next w:val="1"/>
+    <w:basedOn w:val="Normal"/>
+    <w:next w:val="Normal"/>
     <w:qFormat/>
-    <w:uiPriority w:val="0"/>
     <w:pPr>
       <w:ind w:left="840" w:leftChars="400"/>
     </w:pPr>
   </w:style>
-  <w:style w:type="paragraph" w:styleId="14">
+  <w:style w:type="paragraph" w:styleId="Footer">
     <w:name w:val="footer"/>
-    <w:basedOn w:val="1"/>
+    <w:basedOn w:val="Normal"/>
     <w:qFormat/>
-    <w:uiPriority w:val="0"/>
     <w:pPr>
       <w:tabs>
         <w:tab w:val="center" w:pos="4153"/>
@@ -14673,17 +14383,16 @@
       <w:sz w:val="18"/>
     </w:rPr>
   </w:style>
-  <w:style w:type="paragraph" w:styleId="15">
+  <w:style w:type="paragraph" w:styleId="Header">
     <w:name w:val="header"/>
-    <w:basedOn w:val="1"/>
+    <w:basedOn w:val="Normal"/>
     <w:qFormat/>
-    <w:uiPriority w:val="0"/>
     <w:pPr>
       <w:pBdr>
-        <w:top w:val="none" w:color="auto" w:sz="0" w:space="0"/>
-        <w:left w:val="none" w:color="auto" w:sz="0" w:space="0"/>
-        <w:bottom w:val="none" w:color="auto" w:sz="0" w:space="0"/>
-        <w:right w:val="none" w:color="auto" w:sz="0" w:space="0"/>
+        <w:top w:val="nil"/>
+        <w:left w:val="nil"/>
+        <w:bottom w:val="nil"/>
+        <w:right w:val="nil"/>
       </w:pBdr>
       <w:tabs>
         <w:tab w:val="center" w:pos="4153"/>
@@ -14698,41 +14407,37 @@
       <w:sz w:val="18"/>
     </w:rPr>
   </w:style>
-  <w:style w:type="paragraph" w:styleId="16">
+  <w:style w:type="paragraph" w:styleId="TOC1">
     <w:name w:val="toc 1"/>
-    <w:basedOn w:val="1"/>
-    <w:next w:val="1"/>
+    <w:basedOn w:val="Normal"/>
+    <w:next w:val="Normal"/>
     <w:qFormat/>
-    <w:uiPriority w:val="0"/>
     <w:rPr>
-      <w:rFonts w:ascii="Arial" w:hAnsi="Arial" w:eastAsia="Microsoft JhengHei"/>
+      <w:rFonts w:ascii="Arial" w:eastAsia="Microsoft JhengHei" w:hAnsi="Arial"/>
       <w:sz w:val="24"/>
     </w:rPr>
   </w:style>
-  <w:style w:type="paragraph" w:styleId="17">
+  <w:style w:type="paragraph" w:styleId="TOC2">
     <w:name w:val="toc 2"/>
-    <w:basedOn w:val="1"/>
-    <w:next w:val="1"/>
+    <w:basedOn w:val="Normal"/>
+    <w:next w:val="Normal"/>
     <w:qFormat/>
-    <w:uiPriority w:val="0"/>
     <w:pPr>
       <w:ind w:left="420" w:leftChars="200"/>
     </w:pPr>
   </w:style>
-  <w:style w:type="paragraph" w:styleId="18">
+  <w:style w:type="paragraph" w:styleId="NormalWeb">
     <w:name w:val="Normal (Web)"/>
-    <w:basedOn w:val="1"/>
+    <w:basedOn w:val="Normal"/>
     <w:qFormat/>
-    <w:uiPriority w:val="0"/>
     <w:rPr>
       <w:sz w:val="24"/>
     </w:rPr>
   </w:style>
-  <w:style w:type="paragraph" w:styleId="19">
+  <w:style w:type="paragraph" w:styleId="Title">
     <w:name w:val="Title"/>
-    <w:basedOn w:val="1"/>
+    <w:basedOn w:val="Normal"/>
     <w:qFormat/>
-    <w:uiPriority w:val="0"/>
     <w:pPr>
       <w:spacing w:before="240" w:beforeLines="0" w:beforeAutospacing="0" w:after="60" w:afterLines="0" w:afterAutospacing="0"/>
       <w:jc w:val="center"/>
@@ -14744,73 +14449,68 @@
       <w:sz w:val="32"/>
     </w:rPr>
   </w:style>
-  <w:style w:type="table" w:styleId="21">
+  <w:style w:type="table" w:styleId="TableGrid">
     <w:name w:val="Table Grid"/>
-    <w:basedOn w:val="20"/>
+    <w:basedOn w:val="TableNormal"/>
     <w:qFormat/>
-    <w:uiPriority w:val="0"/>
     <w:pPr>
       <w:widowControl w:val="0"/>
       <w:jc w:val="both"/>
     </w:pPr>
     <w:tblPr>
       <w:tblBorders>
-        <w:top w:val="single" w:color="auto" w:sz="4" w:space="0"/>
-        <w:left w:val="single" w:color="auto" w:sz="4" w:space="0"/>
-        <w:bottom w:val="single" w:color="auto" w:sz="4" w:space="0"/>
-        <w:right w:val="single" w:color="auto" w:sz="4" w:space="0"/>
-        <w:insideH w:val="single" w:color="auto" w:sz="4" w:space="0"/>
-        <w:insideV w:val="single" w:color="auto" w:sz="4" w:space="0"/>
+        <w:top w:val="single" w:sz="4" w:space="0" w:color="auto"/>
+        <w:left w:val="single" w:sz="4" w:space="0" w:color="auto"/>
+        <w:bottom w:val="single" w:sz="4" w:space="0" w:color="auto"/>
+        <w:right w:val="single" w:sz="4" w:space="0" w:color="auto"/>
+        <w:insideH w:val="single" w:sz="4" w:space="0" w:color="auto"/>
+        <w:insideV w:val="single" w:sz="4" w:space="0" w:color="auto"/>
       </w:tblBorders>
     </w:tblPr>
   </w:style>
-  <w:style w:type="character" w:styleId="23">
+  <w:style w:type="character" w:styleId="Strong">
     <w:name w:val="Strong"/>
-    <w:basedOn w:val="22"/>
+    <w:basedOn w:val="DefaultParagraphFont"/>
     <w:qFormat/>
-    <w:uiPriority w:val="0"/>
     <w:rPr>
       <w:b/>
     </w:rPr>
   </w:style>
-  <w:style w:type="paragraph" w:customStyle="1" w:styleId="24">
+  <w:style w:type="paragraph" w:customStyle="1" w:styleId="a">
     <w:name w:val="柴_公司名"/>
-    <w:basedOn w:val="19"/>
+    <w:basedOn w:val="Title"/>
     <w:qFormat/>
-    <w:uiPriority w:val="0"/>
     <w:pPr>
       <w:spacing w:after="600" w:afterLines="600"/>
     </w:pPr>
     <w:rPr>
-      <w:rFonts w:hint="eastAsia" w:ascii="宋体" w:hAnsi="宋体" w:eastAsia="宋体" w:cs="宋体"/>
+      <w:rFonts w:ascii="宋体" w:eastAsia="宋体" w:hAnsi="宋体" w:cs="宋体" w:hint="eastAsia"/>
       <w:bCs/>
       <w:spacing w:val="-6"/>
       <w:sz w:val="52"/>
       <w:szCs w:val="52"/>
     </w:rPr>
   </w:style>
-  <w:style w:type="paragraph" w:customStyle="1" w:styleId="25">
+  <w:style w:type="paragraph" w:customStyle="1" w:styleId="a0">
     <w:name w:val="柴_文档名"/>
-    <w:basedOn w:val="19"/>
+    <w:basedOn w:val="Title"/>
     <w:qFormat/>
-    <w:uiPriority w:val="0"/>
     <w:pPr>
       <w:spacing w:after="900" w:afterLines="900"/>
     </w:pPr>
     <w:rPr>
-      <w:rFonts w:ascii="黑体" w:hAnsi="黑体" w:eastAsia="黑体" w:cs="黑体"/>
+      <w:rFonts w:ascii="黑体" w:eastAsia="黑体" w:hAnsi="黑体" w:cs="黑体"/>
       <w:bCs/>
       <w:spacing w:val="-7"/>
       <w:sz w:val="52"/>
       <w:szCs w:val="52"/>
     </w:rPr>
   </w:style>
-  <w:style w:type="table" w:customStyle="1" w:styleId="26">
+  <w:style w:type="table" w:customStyle="1" w:styleId="TableNormal0">
     <w:name w:val="Table Normal_0"/>
     <w:semiHidden/>
     <w:unhideWhenUsed/>
     <w:qFormat/>
-    <w:uiPriority w:val="0"/>
     <w:tblPr>
       <w:tblCellMar>
         <w:top w:w="0" w:type="dxa"/>
@@ -14820,87 +14520,81 @@
       </w:tblCellMar>
     </w:tblPr>
   </w:style>
-  <w:style w:type="paragraph" w:customStyle="1" w:styleId="27">
+  <w:style w:type="paragraph" w:customStyle="1" w:styleId="TableText">
     <w:name w:val="Table Text"/>
-    <w:basedOn w:val="1"/>
+    <w:basedOn w:val="Normal"/>
     <w:semiHidden/>
     <w:qFormat/>
-    <w:uiPriority w:val="0"/>
     <w:rPr>
-      <w:rFonts w:ascii="宋体" w:hAnsi="宋体" w:eastAsia="宋体" w:cs="宋体"/>
+      <w:rFonts w:ascii="宋体" w:eastAsia="宋体" w:hAnsi="宋体" w:cs="宋体"/>
       <w:sz w:val="21"/>
       <w:szCs w:val="21"/>
       <w:lang w:val="en-US" w:eastAsia="en-US" w:bidi="ar-SA"/>
     </w:rPr>
   </w:style>
-  <w:style w:type="paragraph" w:customStyle="1" w:styleId="28">
+  <w:style w:type="paragraph" w:customStyle="1" w:styleId="1">
     <w:name w:val="柴_标题1"/>
-    <w:basedOn w:val="2"/>
-    <w:next w:val="29"/>
-    <w:link w:val="38"/>
+    <w:basedOn w:val="Heading1"/>
+    <w:next w:val="a1"/>
+    <w:link w:val="1Char"/>
     <w:qFormat/>
-    <w:uiPriority w:val="0"/>
     <w:pPr>
       <w:spacing w:before="100" w:after="90" w:line="360" w:lineRule="auto"/>
     </w:pPr>
     <w:rPr>
-      <w:rFonts w:ascii="Arial" w:hAnsi="Arial" w:eastAsia="宋体"/>
+      <w:rFonts w:ascii="Arial" w:eastAsia="宋体" w:hAnsi="Arial"/>
       <w:sz w:val="32"/>
     </w:rPr>
   </w:style>
-  <w:style w:type="paragraph" w:customStyle="1" w:styleId="29">
+  <w:style w:type="paragraph" w:customStyle="1" w:styleId="a1">
     <w:name w:val="柴_正文"/>
-    <w:basedOn w:val="12"/>
-    <w:link w:val="42"/>
+    <w:basedOn w:val="BodyText"/>
+    <w:link w:val="Char"/>
     <w:qFormat/>
-    <w:uiPriority w:val="0"/>
     <w:pPr>
       <w:spacing w:line="360" w:lineRule="auto"/>
       <w:ind w:firstLine="470" w:firstLineChars="200"/>
     </w:pPr>
     <w:rPr>
-      <w:rFonts w:ascii="Arial" w:hAnsi="Arial" w:eastAsia="宋体"/>
+      <w:rFonts w:ascii="Arial" w:eastAsia="宋体" w:hAnsi="Arial"/>
       <w:sz w:val="24"/>
       <w:lang w:eastAsia="zh-CN"/>
     </w:rPr>
   </w:style>
-  <w:style w:type="paragraph" w:customStyle="1" w:styleId="30">
+  <w:style w:type="paragraph" w:customStyle="1" w:styleId="2">
     <w:name w:val="柴_标题2"/>
-    <w:basedOn w:val="3"/>
-    <w:next w:val="29"/>
+    <w:basedOn w:val="Heading2"/>
+    <w:next w:val="a1"/>
     <w:qFormat/>
-    <w:uiPriority w:val="0"/>
     <w:pPr>
       <w:spacing w:line="360" w:lineRule="auto"/>
     </w:pPr>
     <w:rPr>
-      <w:rFonts w:ascii="Arial" w:hAnsi="Arial" w:eastAsia="宋体"/>
+      <w:rFonts w:ascii="Arial" w:eastAsia="宋体" w:hAnsi="Arial"/>
       <w:sz w:val="28"/>
     </w:rPr>
   </w:style>
-  <w:style w:type="paragraph" w:customStyle="1" w:styleId="31">
+  <w:style w:type="paragraph" w:customStyle="1" w:styleId="3">
     <w:name w:val="柴_标题3"/>
-    <w:basedOn w:val="4"/>
-    <w:next w:val="29"/>
+    <w:basedOn w:val="Heading3"/>
+    <w:next w:val="a1"/>
     <w:qFormat/>
-    <w:uiPriority w:val="0"/>
     <w:pPr>
       <w:spacing w:line="360" w:lineRule="auto"/>
       <w:ind w:left="0" w:firstLine="472" w:firstLineChars="200"/>
     </w:pPr>
     <w:rPr>
-      <w:rFonts w:ascii="宋体" w:hAnsi="宋体" w:eastAsia="宋体" w:cs="宋体"/>
+      <w:rFonts w:ascii="宋体" w:eastAsia="宋体" w:hAnsi="宋体" w:cs="宋体"/>
       <w:spacing w:val="-2"/>
       <w:sz w:val="24"/>
       <w:szCs w:val="24"/>
     </w:rPr>
   </w:style>
-  <w:style w:type="paragraph" w:customStyle="1" w:styleId="32">
+  <w:style w:type="paragraph" w:customStyle="1" w:styleId="a2">
     <w:name w:val="柴_目录"/>
-    <w:basedOn w:val="1"/>
-    <w:next w:val="12"/>
+    <w:basedOn w:val="Normal"/>
+    <w:next w:val="BodyText"/>
     <w:qFormat/>
-    <w:uiPriority w:val="0"/>
     <w:pPr>
       <w:tabs>
         <w:tab w:val="right" w:leader="dot" w:pos="8442"/>
@@ -14908,64 +14602,59 @@
       <w:ind w:left="0" w:leftChars="0"/>
     </w:pPr>
     <w:rPr>
-      <w:rFonts w:ascii="Arial" w:hAnsi="Arial" w:eastAsia="Microsoft JhengHei"/>
+      <w:rFonts w:ascii="Arial" w:eastAsia="Microsoft JhengHei" w:hAnsi="Arial"/>
       <w:sz w:val="24"/>
     </w:rPr>
   </w:style>
-  <w:style w:type="paragraph" w:customStyle="1" w:styleId="33">
+  <w:style w:type="paragraph" w:customStyle="1" w:styleId="WPSOffice1">
     <w:name w:val="WPSOffice手动目录 1"/>
     <w:qFormat/>
-    <w:uiPriority w:val="0"/>
     <w:pPr>
       <w:ind w:leftChars="0"/>
     </w:pPr>
     <w:rPr>
-      <w:rFonts w:ascii="Times New Roman" w:hAnsi="Times New Roman" w:eastAsia="宋体" w:cs="Times New Roman"/>
+      <w:rFonts w:ascii="Times New Roman" w:eastAsia="宋体" w:hAnsi="Times New Roman" w:cs="Times New Roman"/>
       <w:sz w:val="20"/>
       <w:szCs w:val="20"/>
     </w:rPr>
   </w:style>
-  <w:style w:type="paragraph" w:customStyle="1" w:styleId="34">
+  <w:style w:type="paragraph" w:customStyle="1" w:styleId="WPSOffice2">
     <w:name w:val="WPSOffice手动目录 2"/>
     <w:qFormat/>
-    <w:uiPriority w:val="0"/>
     <w:pPr>
       <w:ind w:leftChars="200"/>
     </w:pPr>
     <w:rPr>
-      <w:rFonts w:ascii="Times New Roman" w:hAnsi="Times New Roman" w:eastAsia="宋体" w:cs="Times New Roman"/>
+      <w:rFonts w:ascii="Times New Roman" w:eastAsia="宋体" w:hAnsi="Times New Roman" w:cs="Times New Roman"/>
       <w:sz w:val="20"/>
       <w:szCs w:val="20"/>
     </w:rPr>
   </w:style>
-  <w:style w:type="paragraph" w:customStyle="1" w:styleId="35">
+  <w:style w:type="paragraph" w:customStyle="1" w:styleId="WPSOffice3">
     <w:name w:val="WPSOffice手动目录 3"/>
     <w:qFormat/>
-    <w:uiPriority w:val="0"/>
     <w:pPr>
       <w:ind w:leftChars="400"/>
     </w:pPr>
     <w:rPr>
-      <w:rFonts w:ascii="Times New Roman" w:hAnsi="Times New Roman" w:eastAsia="宋体" w:cs="Times New Roman"/>
+      <w:rFonts w:ascii="Times New Roman" w:eastAsia="宋体" w:hAnsi="Times New Roman" w:cs="Times New Roman"/>
       <w:sz w:val="20"/>
       <w:szCs w:val="20"/>
     </w:rPr>
   </w:style>
-  <w:style w:type="paragraph" w:customStyle="1" w:styleId="36">
+  <w:style w:type="paragraph" w:customStyle="1" w:styleId="Compact">
     <w:name w:val="Compact"/>
-    <w:basedOn w:val="12"/>
+    <w:basedOn w:val="BodyText"/>
     <w:qFormat/>
-    <w:uiPriority w:val="0"/>
     <w:pPr>
       <w:spacing w:before="36" w:after="36"/>
     </w:pPr>
   </w:style>
-  <w:style w:type="table" w:customStyle="1" w:styleId="37">
+  <w:style w:type="table" w:customStyle="1" w:styleId="Table">
     <w:name w:val="Table"/>
     <w:semiHidden/>
     <w:unhideWhenUsed/>
     <w:qFormat/>
-    <w:uiPriority w:val="0"/>
     <w:tblPr>
       <w:tblCellMar>
         <w:top w:w="0" w:type="dxa"/>
@@ -14977,28 +14666,26 @@
     <w:tblStylePr w:type="firstRow">
       <w:tcPr>
         <w:tcBorders>
-          <w:bottom w:val="single" w:color="auto" w:sz="0" w:space="0"/>
+          <w:bottom w:val="single" w:sz="0" w:space="0" w:color="auto"/>
         </w:tcBorders>
         <w:vAlign w:val="bottom"/>
       </w:tcPr>
     </w:tblStylePr>
   </w:style>
-  <w:style w:type="character" w:customStyle="1" w:styleId="38">
+  <w:style w:type="character" w:customStyle="1" w:styleId="1Char">
     <w:name w:val="柴_标题1 Char"/>
-    <w:link w:val="28"/>
+    <w:link w:val="1"/>
     <w:qFormat/>
-    <w:uiPriority w:val="0"/>
     <w:rPr>
-      <w:rFonts w:ascii="Arial" w:hAnsi="Arial" w:eastAsia="宋体"/>
+      <w:rFonts w:ascii="Arial" w:eastAsia="宋体" w:hAnsi="Arial"/>
       <w:sz w:val="32"/>
     </w:rPr>
   </w:style>
-  <w:style w:type="table" w:customStyle="1" w:styleId="39">
+  <w:style w:type="table" w:customStyle="1" w:styleId="TableNormal1">
     <w:name w:val="Table Normal_1"/>
     <w:semiHidden/>
     <w:unhideWhenUsed/>
     <w:qFormat/>
-    <w:uiPriority w:val="0"/>
     <w:tblPr>
       <w:tblCellMar>
         <w:top w:w="0" w:type="dxa"/>
@@ -15008,11 +14695,10 @@
       </w:tblCellMar>
     </w:tblPr>
   </w:style>
-  <w:style w:type="paragraph" w:customStyle="1" w:styleId="40">
+  <w:style w:type="paragraph" w:customStyle="1" w:styleId="a3">
     <w:name w:val="柴_正文_无缩进"/>
-    <w:basedOn w:val="1"/>
+    <w:basedOn w:val="Normal"/>
     <w:qFormat/>
-    <w:uiPriority w:val="0"/>
     <w:pPr>
       <w:ind w:firstLine="0" w:firstLineChars="0"/>
     </w:pPr>
@@ -15022,40 +14708,38 @@
       <w:lang w:eastAsia="zh-CN"/>
     </w:rPr>
   </w:style>
-  <w:style w:type="paragraph" w:customStyle="1" w:styleId="41">
+  <w:style w:type="paragraph" w:customStyle="1" w:styleId="4">
     <w:name w:val="柴_标题4"/>
-    <w:basedOn w:val="5"/>
-    <w:next w:val="1"/>
+    <w:basedOn w:val="Heading4"/>
+    <w:next w:val="Normal"/>
     <w:qFormat/>
-    <w:uiPriority w:val="0"/>
     <w:pPr>
       <w:widowControl w:val="0"/>
       <w:spacing w:before="160" w:line="360" w:lineRule="auto"/>
-      <w:ind w:left="981" w:leftChars="300" w:hanging="862"/>
+      <w:ind w:left="981" w:hanging="862" w:leftChars="300"/>
     </w:pPr>
     <w:rPr>
-      <w:rFonts w:hint="eastAsia" w:ascii="Calibri" w:hAnsi="Calibri" w:eastAsia="宋体" w:cs="宋体"/>
+      <w:rFonts w:ascii="Calibri" w:eastAsia="宋体" w:hAnsi="Calibri" w:cs="宋体" w:hint="eastAsia"/>
       <w:sz w:val="24"/>
       <w:szCs w:val="24"/>
       <w:lang w:eastAsia="zh-CN" w:bidi="zh-CN"/>
     </w:rPr>
   </w:style>
-  <w:style w:type="character" w:customStyle="1" w:styleId="42">
+  <w:style w:type="character" w:customStyle="1" w:styleId="Char">
     <w:name w:val="柴_正文 Char"/>
-    <w:link w:val="29"/>
+    <w:link w:val="a1"/>
     <w:qFormat/>
-    <w:uiPriority w:val="0"/>
     <w:rPr>
-      <w:rFonts w:ascii="Arial" w:hAnsi="Arial" w:eastAsia="宋体"/>
+      <w:rFonts w:ascii="Arial" w:eastAsia="宋体" w:hAnsi="Arial"/>
       <w:sz w:val="24"/>
       <w:lang w:eastAsia="zh-CN"/>
     </w:rPr>
   </w:style>
-  <w:style w:type="paragraph" w:styleId="43">
+  <w:style w:type="paragraph" w:styleId="ListParagraph">
     <w:name w:val="List Paragraph"/>
-    <w:basedOn w:val="1"/>
+    <w:basedOn w:val="Normal"/>
+    <w:uiPriority w:val="99"/>
     <w:qFormat/>
-    <w:uiPriority w:val="99"/>
     <w:pPr>
       <w:ind w:firstLine="420" w:firstLineChars="200"/>
     </w:pPr>
